--- a/FXP20KeyInjector-HowTo.docx
+++ b/FXP20KeyInjector-HowTo.docx
@@ -895,11 +895,19 @@
                   </w:rPr>
                   <w:t xml:space="preserve">Added </w:t>
                 </w:r>
+                <w:proofErr w:type="spellStart"/>
                 <w:r>
                   <w:rPr>
                     <w:lang w:val="en-US"/>
                   </w:rPr>
-                  <w:t>ClipboardPasteDelay description</w:t>
+                  <w:t>ClipboardPasteDelay</w:t>
+                </w:r>
+                <w:proofErr w:type="spellEnd"/>
+                <w:r>
+                  <w:rPr>
+                    <w:lang w:val="en-US"/>
+                  </w:rPr>
+                  <w:t xml:space="preserve"> description</w:t>
                 </w:r>
                 <w:r>
                   <w:rPr>
@@ -1087,12 +1095,14 @@
                   </w:rPr>
                   <w:t xml:space="preserve">Added </w:t>
                 </w:r>
+                <w:proofErr w:type="spellStart"/>
                 <w:r>
                   <w:rPr>
                     <w:lang w:val="en-US"/>
                   </w:rPr>
                   <w:t>RemoveDuplicates</w:t>
                 </w:r>
+                <w:proofErr w:type="spellEnd"/>
                 <w:r>
                   <w:rPr>
                     <w:lang w:val="en-US"/>
@@ -1195,6 +1205,124 @@
               </w:p>
             </w:tc>
           </w:tr>
+          <w:tr>
+            <w:tc>
+              <w:tcPr>
+                <w:tcW w:w="2268" w:type="dxa"/>
+              </w:tcPr>
+              <w:p>
+                <w:pPr>
+                  <w:rPr>
+                    <w:lang w:val="en-US"/>
+                  </w:rPr>
+                </w:pPr>
+                <w:r>
+                  <w:rPr>
+                    <w:lang w:val="en-US"/>
+                  </w:rPr>
+                  <w:t>29</w:t>
+                </w:r>
+                <w:r>
+                  <w:rPr>
+                    <w:lang w:val="en-US"/>
+                  </w:rPr>
+                  <w:t>th</w:t>
+                </w:r>
+                <w:r>
+                  <w:rPr>
+                    <w:lang w:val="en-US"/>
+                  </w:rPr>
+                  <w:t xml:space="preserve"> </w:t>
+                </w:r>
+                <w:r>
+                  <w:rPr>
+                    <w:lang w:val="en-US"/>
+                  </w:rPr>
+                  <w:t>October</w:t>
+                </w:r>
+                <w:r>
+                  <w:rPr>
+                    <w:lang w:val="en-US"/>
+                  </w:rPr>
+                  <w:t xml:space="preserve"> 2025</w:t>
+                </w:r>
+              </w:p>
+            </w:tc>
+            <w:tc>
+              <w:tcPr>
+                <w:tcW w:w="1843" w:type="dxa"/>
+              </w:tcPr>
+              <w:p>
+                <w:pPr>
+                  <w:rPr>
+                    <w:lang w:val="en-US"/>
+                  </w:rPr>
+                </w:pPr>
+                <w:r>
+                  <w:rPr>
+                    <w:lang w:val="en-US"/>
+                  </w:rPr>
+                  <w:t>Laurent Trudu</w:t>
+                </w:r>
+              </w:p>
+            </w:tc>
+            <w:tc>
+              <w:tcPr>
+                <w:tcW w:w="896" w:type="dxa"/>
+              </w:tcPr>
+              <w:p>
+                <w:pPr>
+                  <w:rPr>
+                    <w:lang w:val="en-US"/>
+                  </w:rPr>
+                </w:pPr>
+                <w:r>
+                  <w:rPr>
+                    <w:lang w:val="en-US"/>
+                  </w:rPr>
+                  <w:t>1.</w:t>
+                </w:r>
+                <w:r>
+                  <w:rPr>
+                    <w:lang w:val="en-US"/>
+                  </w:rPr>
+                  <w:t>7</w:t>
+                </w:r>
+              </w:p>
+            </w:tc>
+            <w:tc>
+              <w:tcPr>
+                <w:tcW w:w="3924" w:type="dxa"/>
+              </w:tcPr>
+              <w:p>
+                <w:pPr>
+                  <w:rPr>
+                    <w:lang w:val="en-US"/>
+                  </w:rPr>
+                </w:pPr>
+                <w:r>
+                  <w:rPr>
+                    <w:lang w:val="en-US"/>
+                  </w:rPr>
+                  <w:t xml:space="preserve">Added element </w:t>
+                </w:r>
+                <w:proofErr w:type="spellStart"/>
+                <w:r>
+                  <w:rPr>
+                    <w:lang w:val="en-US"/>
+                  </w:rPr>
+                  <w:t>AutoReconnectReader</w:t>
+                </w:r>
+                <w:proofErr w:type="spellEnd"/>
+                <w:r>
+                  <w:rPr>
+                    <w:lang w:val="en-US"/>
+                  </w:rPr>
+                  <w:t xml:space="preserve"> description in Config.xml</w:t>
+                </w:r>
+              </w:p>
+            </w:tc>
+          </w:tr>
         </w:tbl>
         <w:p>
           <w:pPr>
@@ -2971,7 +3099,21 @@
                 <w:rStyle w:val="Hyperlink"/>
                 <w:noProof/>
               </w:rPr>
-              <w:t>Config.xml file</w:t>
+              <w:t>Config.xm</w:t>
+            </w:r>
+            <w:r>
+              <w:rPr>
+                <w:rStyle w:val="Hyperlink"/>
+                <w:noProof/>
+              </w:rPr>
+              <w:t>l</w:t>
+            </w:r>
+            <w:r>
+              <w:rPr>
+                <w:rStyle w:val="Hyperlink"/>
+                <w:noProof/>
+              </w:rPr>
+              <w:t xml:space="preserve"> file</w:t>
             </w:r>
             <w:r>
               <w:rPr>
@@ -3388,14 +3530,7 @@
                 <w:noProof/>
                 <w:webHidden/>
               </w:rPr>
-              <w:t>2</w:t>
-            </w:r>
-            <w:r>
-              <w:rPr>
-                <w:noProof/>
-                <w:webHidden/>
-              </w:rPr>
-              <w:t>9</w:t>
+              <w:t>29</w:t>
             </w:r>
             <w:r>
               <w:rPr>
@@ -3912,7 +4047,7 @@
           <v:shape id="_x0000_i1025" type="#_x0000_t75" style="width:77.25pt;height:49.5pt" o:ole="">
             <v:imagedata r:id="rId7" o:title=""/>
           </v:shape>
-          <o:OLEObject Type="Embed" ProgID="Package" ShapeID="_x0000_i1025" DrawAspect="Icon" ObjectID="_1818918412" r:id="rId8"/>
+          <o:OLEObject Type="Embed" ProgID="Package" ShapeID="_x0000_i1025" DrawAspect="Icon" ObjectID="_1823241484" r:id="rId8"/>
         </w:object>
       </w:r>
     </w:p>
@@ -5056,7 +5191,15 @@
     </w:p>
     <w:p>
       <w:r>
-        <w:t>The system can work with multiple apps but it is advised to use a single app for FXP20 control.</w:t>
+        <w:t xml:space="preserve">The system can work with multiple </w:t>
+      </w:r>
+      <w:proofErr w:type="gramStart"/>
+      <w:r>
+        <w:t>apps</w:t>
+      </w:r>
+      <w:proofErr w:type="gramEnd"/>
+      <w:r>
+        <w:t xml:space="preserve"> but it is advised to use a single app for FXP20 control.</w:t>
       </w:r>
     </w:p>
     <w:p>
@@ -6296,7 +6439,15 @@
         <w:t>A</w:t>
       </w:r>
       <w:r>
-        <w:t xml:space="preserve"> PC with usb </w:t>
+        <w:t xml:space="preserve"> PC with </w:t>
+      </w:r>
+      <w:proofErr w:type="spellStart"/>
+      <w:r>
+        <w:t>usb</w:t>
+      </w:r>
+      <w:proofErr w:type="spellEnd"/>
+      <w:r>
+        <w:t xml:space="preserve"> </w:t>
       </w:r>
       <w:r>
         <w:t xml:space="preserve">&gt;= </w:t>
@@ -6433,7 +6584,23 @@
     </w:p>
     <w:p>
       <w:r>
-        <w:t>Sample config file and launcher for Mosquitto MQTT Broker are provided in the appendice section of this document.</w:t>
+        <w:t xml:space="preserve">Sample config file and launcher for </w:t>
+      </w:r>
+      <w:proofErr w:type="spellStart"/>
+      <w:r>
+        <w:t>Mosquitto</w:t>
+      </w:r>
+      <w:proofErr w:type="spellEnd"/>
+      <w:r>
+        <w:t xml:space="preserve"> MQTT Broker are provided in the </w:t>
+      </w:r>
+      <w:proofErr w:type="spellStart"/>
+      <w:r>
+        <w:t>appendice</w:t>
+      </w:r>
+      <w:proofErr w:type="spellEnd"/>
+      <w:r>
+        <w:t xml:space="preserve"> section of this document.</w:t>
       </w:r>
     </w:p>
     <w:p>
@@ -6530,7 +6697,15 @@
           </w:tcPr>
           <w:p>
             <w:r>
-              <w:t>A drop-down list that contains all the names of the windows that are actually opened in the operating system.</w:t>
+              <w:t xml:space="preserve">A drop-down list that contains all the names of the windows that are </w:t>
+            </w:r>
+            <w:proofErr w:type="gramStart"/>
+            <w:r>
+              <w:t>actually opened</w:t>
+            </w:r>
+            <w:proofErr w:type="gramEnd"/>
+            <w:r>
+              <w:t xml:space="preserve"> in the operating system.</w:t>
             </w:r>
           </w:p>
           <w:p>
@@ -6636,7 +6811,15 @@
           </w:p>
           <w:p>
             <w:r>
-              <w:t xml:space="preserve">If many FXP20 are connected to the same computer, the list will contains </w:t>
+              <w:t xml:space="preserve">If many FXP20 are connected to the same computer, the list will </w:t>
+            </w:r>
+            <w:proofErr w:type="gramStart"/>
+            <w:r>
+              <w:t>contains</w:t>
+            </w:r>
+            <w:proofErr w:type="gramEnd"/>
+            <w:r>
+              <w:t xml:space="preserve"> </w:t>
             </w:r>
             <w:r>
               <w:t>all the COM ports associated with each FXP20.</w:t>
@@ -6666,7 +6849,15 @@
           </w:tcPr>
           <w:p>
             <w:r>
-              <w:t>The speed of the connection wit the FXP20.</w:t>
+              <w:t xml:space="preserve">The speed of the connection </w:t>
+            </w:r>
+            <w:proofErr w:type="spellStart"/>
+            <w:r>
+              <w:t>wit</w:t>
+            </w:r>
+            <w:proofErr w:type="spellEnd"/>
+            <w:r>
+              <w:t xml:space="preserve"> the FXP20.</w:t>
             </w:r>
           </w:p>
           <w:p>
@@ -6842,9 +7033,11 @@
                 <w:numId w:val="11"/>
               </w:numPr>
             </w:pPr>
+            <w:proofErr w:type="spellStart"/>
             <w:r>
               <w:t>RFMode</w:t>
             </w:r>
+            <w:proofErr w:type="spellEnd"/>
           </w:p>
           <w:p>
             <w:pPr>
@@ -7049,9 +7242,11 @@
                 <w:numId w:val="12"/>
               </w:numPr>
             </w:pPr>
+            <w:proofErr w:type="spellStart"/>
             <w:r>
               <w:t>SLFlags</w:t>
             </w:r>
+            <w:proofErr w:type="spellEnd"/>
           </w:p>
           <w:p>
             <w:pPr>
@@ -7072,7 +7267,15 @@
           </w:p>
           <w:p>
             <w:r>
-              <w:t>Please note that the reader MUST be connected with the Connect Button (16) to be able to change these parameters.</w:t>
+              <w:t xml:space="preserve">Please note that the reader MUST </w:t>
+            </w:r>
+            <w:proofErr w:type="gramStart"/>
+            <w:r>
+              <w:t>be connected with</w:t>
+            </w:r>
+            <w:proofErr w:type="gramEnd"/>
+            <w:r>
+              <w:t xml:space="preserve"> the Connect Button (16) to be able to change these parameters.</w:t>
             </w:r>
           </w:p>
           <w:p>
@@ -7113,7 +7316,15 @@
           </w:tcPr>
           <w:p>
             <w:r>
-              <w:t>Load config button. This button loads the config from the Config.xml file that is located in the folder of the FXP20 application (see Config.xml section for more details).</w:t>
+              <w:t xml:space="preserve">Load config button. This button loads the config from the Config.xml file that </w:t>
+            </w:r>
+            <w:proofErr w:type="gramStart"/>
+            <w:r>
+              <w:t>is located in</w:t>
+            </w:r>
+            <w:proofErr w:type="gramEnd"/>
+            <w:r>
+              <w:t xml:space="preserve"> the folder of the FXP20 application (see Config.xml section for more details).</w:t>
             </w:r>
           </w:p>
         </w:tc>
@@ -7252,12 +7463,14 @@
               <w:br/>
               <w:t xml:space="preserve">See </w:t>
             </w:r>
+            <w:proofErr w:type="spellStart"/>
             <w:r>
               <w:rPr>
                 <w:lang w:val="fr-FR"/>
               </w:rPr>
               <w:t>ClipboardPasteDelay</w:t>
             </w:r>
+            <w:proofErr w:type="spellEnd"/>
             <w:r>
               <w:rPr>
                 <w:lang w:val="fr-FR"/>
@@ -7285,8 +7498,13 @@
                 <w:numId w:val="13"/>
               </w:numPr>
             </w:pPr>
-            <w:r>
-              <w:t>MQTT : This is the best protocol to retrieve EPCs read by the FXP20, see the MQTT messaging section of this document for more information.</w:t>
+            <w:proofErr w:type="gramStart"/>
+            <w:r>
+              <w:t>MQTT :</w:t>
+            </w:r>
+            <w:proofErr w:type="gramEnd"/>
+            <w:r>
+              <w:t xml:space="preserve"> This is the best protocol to retrieve EPCs read by the FXP20, see the MQTT messaging section of this document for more information.</w:t>
             </w:r>
           </w:p>
         </w:tc>
@@ -7534,7 +7752,15 @@
           </w:tcPr>
           <w:p>
             <w:r>
-              <w:t>Status. A label that indicates the current status of the application.</w:t>
+              <w:t xml:space="preserve">Status. A label that indicates the </w:t>
+            </w:r>
+            <w:proofErr w:type="gramStart"/>
+            <w:r>
+              <w:t>current status</w:t>
+            </w:r>
+            <w:proofErr w:type="gramEnd"/>
+            <w:r>
+              <w:t xml:space="preserve"> of the application.</w:t>
             </w:r>
           </w:p>
         </w:tc>
@@ -7556,7 +7782,23 @@
           </w:tcPr>
           <w:p>
             <w:r>
-              <w:t>NB Tags Processed. This label indicates the number of tags that have been processed since the application has been launched. It can not be reset (you have to quit the application to reset it).</w:t>
+              <w:t xml:space="preserve">NB Tags Processed. This label indicates the number of tags that have been processed since the application has been launched. It </w:t>
+            </w:r>
+            <w:proofErr w:type="spellStart"/>
+            <w:r>
+              <w:t>can not</w:t>
+            </w:r>
+            <w:proofErr w:type="spellEnd"/>
+            <w:r>
+              <w:t xml:space="preserve"> be reset (you </w:t>
+            </w:r>
+            <w:proofErr w:type="gramStart"/>
+            <w:r>
+              <w:t>have to</w:t>
+            </w:r>
+            <w:proofErr w:type="gramEnd"/>
+            <w:r>
+              <w:t xml:space="preserve"> quit the application to reset it).</w:t>
             </w:r>
           </w:p>
         </w:tc>
@@ -7622,7 +7864,15 @@
           </w:tcPr>
           <w:p>
             <w:r>
-              <w:t>Show EPC Sent. If checked, every time an EPC is read, the app will show it in the Last EPC Read (22) and add it to the list of EPC Sent (23).</w:t>
+              <w:t xml:space="preserve">Show EPC Sent. If </w:t>
+            </w:r>
+            <w:proofErr w:type="gramStart"/>
+            <w:r>
+              <w:t>checked,</w:t>
+            </w:r>
+            <w:proofErr w:type="gramEnd"/>
+            <w:r>
+              <w:t xml:space="preserve"> every time an EPC is read, the app will show it in the Last EPC Read (22) and add it to the list of EPC Sent (23).</w:t>
             </w:r>
           </w:p>
         </w:tc>
@@ -7699,13 +7949,41 @@
               <w:rPr>
                 <w:lang w:val="en-US"/>
               </w:rPr>
-              <w:t>his button will send all the text contained in the Text To Send field</w:t>
-            </w:r>
+              <w:t xml:space="preserve">his button will send all the text contained in the Text </w:t>
+            </w:r>
+            <w:proofErr w:type="gramStart"/>
             <w:r>
               <w:rPr>
                 <w:lang w:val="en-US"/>
               </w:rPr>
-              <w:t xml:space="preserve">  (26) using Key Injection method. Use this for debugging purposes.</w:t>
+              <w:t>To</w:t>
+            </w:r>
+            <w:proofErr w:type="gramEnd"/>
+            <w:r>
+              <w:rPr>
+                <w:lang w:val="en-US"/>
+              </w:rPr>
+              <w:t xml:space="preserve"> Send </w:t>
+            </w:r>
+            <w:proofErr w:type="gramStart"/>
+            <w:r>
+              <w:rPr>
+                <w:lang w:val="en-US"/>
+              </w:rPr>
+              <w:t>field</w:t>
+            </w:r>
+            <w:r>
+              <w:rPr>
+                <w:lang w:val="en-US"/>
+              </w:rPr>
+              <w:t xml:space="preserve">  (</w:t>
+            </w:r>
+            <w:proofErr w:type="gramEnd"/>
+            <w:r>
+              <w:rPr>
+                <w:lang w:val="en-US"/>
+              </w:rPr>
+              <w:t>26) using Key Injection method. Use this for debugging purposes.</w:t>
             </w:r>
           </w:p>
         </w:tc>
@@ -7727,7 +8005,15 @@
           </w:tcPr>
           <w:p>
             <w:r>
-              <w:t>Send Clipboard. This button will send all the text contained in the Text To Send field (26) using Clipboard Paste emulation.</w:t>
+              <w:t xml:space="preserve">Send Clipboard. This button will send all the text contained in the Text </w:t>
+            </w:r>
+            <w:proofErr w:type="gramStart"/>
+            <w:r>
+              <w:t>To</w:t>
+            </w:r>
+            <w:proofErr w:type="gramEnd"/>
+            <w:r>
+              <w:t xml:space="preserve"> Send field (26) using Clipboard Paste emulation.</w:t>
             </w:r>
           </w:p>
         </w:tc>
@@ -7784,7 +8070,15 @@
     </w:p>
     <w:p>
       <w:r>
-        <w:t>If the configuration is changed, it has to be saved manually to update the file using the button “save config”.</w:t>
+        <w:t xml:space="preserve">If the configuration is changed, it </w:t>
+      </w:r>
+      <w:proofErr w:type="gramStart"/>
+      <w:r>
+        <w:t>has to</w:t>
+      </w:r>
+      <w:proofErr w:type="gramEnd"/>
+      <w:r>
+        <w:t xml:space="preserve"> be saved manually to update the file using the button “save config”.</w:t>
       </w:r>
     </w:p>
     <w:p>
@@ -7896,7 +8190,15 @@
         <w:t xml:space="preserve">The COM port can be set manually inside the config.xml file with the element </w:t>
       </w:r>
       <w:r>
-        <w:t>&lt;ComPort&gt;</w:t>
+        <w:t>&lt;</w:t>
+      </w:r>
+      <w:proofErr w:type="spellStart"/>
+      <w:r>
+        <w:t>ComPort</w:t>
+      </w:r>
+      <w:proofErr w:type="spellEnd"/>
+      <w:r>
+        <w:t>&gt;</w:t>
       </w:r>
       <w:r>
         <w:t>.</w:t>
@@ -7904,7 +8206,15 @@
     </w:p>
     <w:p>
       <w:r>
-        <w:t>The COM port is specified using the format COMx, where x is the number of the port</w:t>
+        <w:t xml:space="preserve">The COM port is specified using the format </w:t>
+      </w:r>
+      <w:proofErr w:type="spellStart"/>
+      <w:r>
+        <w:t>COMx</w:t>
+      </w:r>
+      <w:proofErr w:type="spellEnd"/>
+      <w:r>
+        <w:t>, where x is the number of the port</w:t>
       </w:r>
       <w:r>
         <w:t xml:space="preserve"> used by the FXP20.</w:t>
@@ -7922,7 +8232,15 @@
     </w:p>
     <w:p>
       <w:r>
-        <w:t>If can be set manually inside the Config.xml file by changing the &lt;BaudRate&gt; element.</w:t>
+        <w:t>If can be set manually inside the Config.xml file by changing the &lt;</w:t>
+      </w:r>
+      <w:proofErr w:type="spellStart"/>
+      <w:r>
+        <w:t>BaudRate</w:t>
+      </w:r>
+      <w:proofErr w:type="spellEnd"/>
+      <w:r>
+        <w:t>&gt; element.</w:t>
       </w:r>
     </w:p>
     <w:p>
@@ -7941,9 +8259,11 @@
       <w:r>
         <w:t>if the &lt;</w:t>
       </w:r>
+      <w:proofErr w:type="spellStart"/>
       <w:r>
         <w:t>AutoConnect</w:t>
       </w:r>
+      <w:proofErr w:type="spellEnd"/>
       <w:r>
         <w:t>&gt; element is set to true in the configuration file.</w:t>
       </w:r>
@@ -7958,9 +8278,11 @@
       <w:r>
         <w:t>if the &lt;</w:t>
       </w:r>
+      <w:proofErr w:type="spellStart"/>
       <w:r>
         <w:t>AutoStartReading</w:t>
       </w:r>
+      <w:proofErr w:type="spellEnd"/>
       <w:r>
         <w:t>&gt; element is set to true in the configuration file.</w:t>
       </w:r>
@@ -8057,10 +8379,12 @@
         <w:pStyle w:val="Heading3"/>
       </w:pPr>
       <w:bookmarkStart w:id="12" w:name="_Toc208305610"/>
+      <w:proofErr w:type="spellStart"/>
       <w:r>
         <w:t>KeyInjection</w:t>
       </w:r>
       <w:bookmarkEnd w:id="12"/>
+      <w:proofErr w:type="spellEnd"/>
     </w:p>
     <w:p>
       <w:r>
@@ -8149,9 +8473,11 @@
       <w:r>
         <w:t xml:space="preserve">This delay can be configured with the element </w:t>
       </w:r>
+      <w:proofErr w:type="spellStart"/>
       <w:r>
         <w:t>ClipboardPasteDelay</w:t>
       </w:r>
+      <w:proofErr w:type="spellEnd"/>
       <w:r>
         <w:t xml:space="preserve"> in the Config.xml file.</w:t>
       </w:r>
@@ -8466,8 +8792,13 @@
           <w:szCs w:val="26"/>
         </w:rPr>
       </w:pPr>
-      <w:r>
-        <w:t>MQTTServer: the IP address of the MQTT Broker server</w:t>
+      <w:proofErr w:type="spellStart"/>
+      <w:r>
+        <w:t>MQTTServer</w:t>
+      </w:r>
+      <w:proofErr w:type="spellEnd"/>
+      <w:r>
+        <w:t>: the IP address of the MQTT Broker server</w:t>
       </w:r>
     </w:p>
     <w:p>
@@ -8483,8 +8814,18 @@
           <w:szCs w:val="26"/>
         </w:rPr>
       </w:pPr>
-      <w:r>
-        <w:t>MQTTPort : the port of the server</w:t>
+      <w:proofErr w:type="spellStart"/>
+      <w:proofErr w:type="gramStart"/>
+      <w:r>
+        <w:t>MQTTPort</w:t>
+      </w:r>
+      <w:proofErr w:type="spellEnd"/>
+      <w:r>
+        <w:t xml:space="preserve"> :</w:t>
+      </w:r>
+      <w:proofErr w:type="gramEnd"/>
+      <w:r>
+        <w:t xml:space="preserve"> the port of the server</w:t>
       </w:r>
     </w:p>
     <w:p>
@@ -8500,11 +8841,29 @@
           <w:szCs w:val="26"/>
         </w:rPr>
       </w:pPr>
-      <w:r>
-        <w:t xml:space="preserve">MQTTUser : </w:t>
-      </w:r>
-      <w:r>
-        <w:t>the user name to connect on the MQTT server</w:t>
+      <w:proofErr w:type="spellStart"/>
+      <w:proofErr w:type="gramStart"/>
+      <w:r>
+        <w:t>MQTTUser</w:t>
+      </w:r>
+      <w:proofErr w:type="spellEnd"/>
+      <w:r>
+        <w:t xml:space="preserve"> :</w:t>
+      </w:r>
+      <w:proofErr w:type="gramEnd"/>
+      <w:r>
+        <w:t xml:space="preserve"> </w:t>
+      </w:r>
+      <w:r>
+        <w:t xml:space="preserve">the </w:t>
+      </w:r>
+      <w:proofErr w:type="gramStart"/>
+      <w:r>
+        <w:t>user name</w:t>
+      </w:r>
+      <w:proofErr w:type="gramEnd"/>
+      <w:r>
+        <w:t xml:space="preserve"> to connect on the MQTT server</w:t>
       </w:r>
     </w:p>
     <w:p>
@@ -8520,8 +8879,18 @@
           <w:szCs w:val="26"/>
         </w:rPr>
       </w:pPr>
-      <w:r>
-        <w:t>MQTTPassword : the password of the MQTT server</w:t>
+      <w:proofErr w:type="spellStart"/>
+      <w:proofErr w:type="gramStart"/>
+      <w:r>
+        <w:t>MQTTPassword</w:t>
+      </w:r>
+      <w:proofErr w:type="spellEnd"/>
+      <w:r>
+        <w:t xml:space="preserve"> :</w:t>
+      </w:r>
+      <w:proofErr w:type="gramEnd"/>
+      <w:r>
+        <w:t xml:space="preserve"> the password of the MQTT server</w:t>
       </w:r>
     </w:p>
     <w:p>
@@ -8537,8 +8906,18 @@
           <w:szCs w:val="26"/>
         </w:rPr>
       </w:pPr>
-      <w:r>
-        <w:t>MQTTSendTopic : the topic that will be used to send the EPC read data</w:t>
+      <w:proofErr w:type="spellStart"/>
+      <w:proofErr w:type="gramStart"/>
+      <w:r>
+        <w:t>MQTTSendTopic</w:t>
+      </w:r>
+      <w:proofErr w:type="spellEnd"/>
+      <w:r>
+        <w:t xml:space="preserve"> :</w:t>
+      </w:r>
+      <w:proofErr w:type="gramEnd"/>
+      <w:r>
+        <w:t xml:space="preserve"> the topic that will be used to send the EPC read data</w:t>
       </w:r>
     </w:p>
     <w:p>
@@ -8549,8 +8928,18 @@
           <w:numId w:val="8"/>
         </w:numPr>
       </w:pPr>
-      <w:r>
-        <w:t>MQTTControlTopic : the topic that will be used to control the application behaviour</w:t>
+      <w:proofErr w:type="spellStart"/>
+      <w:proofErr w:type="gramStart"/>
+      <w:r>
+        <w:t>MQTTControlTopic</w:t>
+      </w:r>
+      <w:proofErr w:type="spellEnd"/>
+      <w:r>
+        <w:t xml:space="preserve"> :</w:t>
+      </w:r>
+      <w:proofErr w:type="gramEnd"/>
+      <w:r>
+        <w:t xml:space="preserve"> the topic that will be used to control the application behaviour</w:t>
       </w:r>
     </w:p>
     <w:p/>
@@ -8608,7 +8997,15 @@
         <w:t>must</w:t>
       </w:r>
       <w:r>
-        <w:t xml:space="preserve"> connect to the Broker, then register itself to the topic defined in the MQTTSendTopic configuration.</w:t>
+        <w:t xml:space="preserve"> connect to the Broker, then register itself to the topic defined in the </w:t>
+      </w:r>
+      <w:proofErr w:type="spellStart"/>
+      <w:r>
+        <w:t>MQTTSendTopic</w:t>
+      </w:r>
+      <w:proofErr w:type="spellEnd"/>
+      <w:r>
+        <w:t xml:space="preserve"> configuration.</w:t>
       </w:r>
     </w:p>
     <w:p>
@@ -8629,7 +9026,15 @@
     <w:p/>
     <w:p>
       <w:r>
-        <w:t>Once launched the FXP20 Key Injector application will register itself to the MQTTControlTopic topic defined in the config.xml file.</w:t>
+        <w:t xml:space="preserve">Once launched the FXP20 Key Injector application will register itself to the </w:t>
+      </w:r>
+      <w:proofErr w:type="spellStart"/>
+      <w:r>
+        <w:t>MQTTControlTopic</w:t>
+      </w:r>
+      <w:proofErr w:type="spellEnd"/>
+      <w:r>
+        <w:t xml:space="preserve"> topic defined in the config.xml file.</w:t>
       </w:r>
     </w:p>
     <w:p>
@@ -8640,7 +9045,15 @@
         <w:t>l</w:t>
       </w:r>
       <w:r>
-        <w:t xml:space="preserve"> listen to the MQTTControlTopic for the following text payloads:</w:t>
+        <w:t xml:space="preserve"> listen to the </w:t>
+      </w:r>
+      <w:proofErr w:type="spellStart"/>
+      <w:r>
+        <w:t>MQTTControlTopic</w:t>
+      </w:r>
+      <w:proofErr w:type="spellEnd"/>
+      <w:r>
+        <w:t xml:space="preserve"> for the following text payloads:</w:t>
       </w:r>
     </w:p>
     <w:p>
@@ -8651,8 +9064,21 @@
           <w:numId w:val="9"/>
         </w:numPr>
       </w:pPr>
-      <w:r>
-        <w:t>Connect : this will launch a FXP20 connection command. It will act as if the user click on the “Connect” button from the GUI.</w:t>
+      <w:proofErr w:type="gramStart"/>
+      <w:r>
+        <w:t>Connect :</w:t>
+      </w:r>
+      <w:proofErr w:type="gramEnd"/>
+      <w:r>
+        <w:t xml:space="preserve"> this will launch a FXP20 connection command. It will act as if the user </w:t>
+      </w:r>
+      <w:proofErr w:type="gramStart"/>
+      <w:r>
+        <w:t>click</w:t>
+      </w:r>
+      <w:proofErr w:type="gramEnd"/>
+      <w:r>
+        <w:t xml:space="preserve"> on the “Connect” button from the GUI.</w:t>
       </w:r>
     </w:p>
     <w:p>
@@ -8663,8 +9089,13 @@
           <w:numId w:val="9"/>
         </w:numPr>
       </w:pPr>
-      <w:r>
-        <w:t>Disconnect : this will disconnect the FXP20 Key Injector from the FXP20 hardware.</w:t>
+      <w:proofErr w:type="gramStart"/>
+      <w:r>
+        <w:t>Disconnect :</w:t>
+      </w:r>
+      <w:proofErr w:type="gramEnd"/>
+      <w:r>
+        <w:t xml:space="preserve"> this will disconnect the FXP20 Key Injector from the FXP20 hardware.</w:t>
       </w:r>
     </w:p>
     <w:p>
@@ -8675,8 +9106,18 @@
           <w:numId w:val="9"/>
         </w:numPr>
       </w:pPr>
-      <w:r>
-        <w:t>StartReading : this wil</w:t>
+      <w:proofErr w:type="spellStart"/>
+      <w:proofErr w:type="gramStart"/>
+      <w:r>
+        <w:t>StartReading</w:t>
+      </w:r>
+      <w:proofErr w:type="spellEnd"/>
+      <w:r>
+        <w:t xml:space="preserve"> :</w:t>
+      </w:r>
+      <w:proofErr w:type="gramEnd"/>
+      <w:r>
+        <w:t xml:space="preserve"> this wil</w:t>
       </w:r>
       <w:r>
         <w:t>l set the FXP20 to read EPC tags. The FXP20 Key Injector must be connected to the FXP20 to start reading tags.</w:t>
@@ -8690,8 +9131,18 @@
           <w:numId w:val="9"/>
         </w:numPr>
       </w:pPr>
-      <w:r>
-        <w:t>StopReading : this will stop the user from reading Tags.</w:t>
+      <w:proofErr w:type="spellStart"/>
+      <w:proofErr w:type="gramStart"/>
+      <w:r>
+        <w:t>StopReading</w:t>
+      </w:r>
+      <w:proofErr w:type="spellEnd"/>
+      <w:r>
+        <w:t xml:space="preserve"> :</w:t>
+      </w:r>
+      <w:proofErr w:type="gramEnd"/>
+      <w:r>
+        <w:t xml:space="preserve"> this will stop the user from reading Tags.</w:t>
       </w:r>
     </w:p>
     <w:p>
@@ -8702,8 +9153,13 @@
           <w:numId w:val="9"/>
         </w:numPr>
       </w:pPr>
-      <w:r>
-        <w:t>Beep : will perform a Beep using the configuration defined in the Config.xml file (see appendix for the elements that configure the beep)</w:t>
+      <w:proofErr w:type="gramStart"/>
+      <w:r>
+        <w:t>Beep :</w:t>
+      </w:r>
+      <w:proofErr w:type="gramEnd"/>
+      <w:r>
+        <w:t xml:space="preserve"> will perform a Beep using the configuration defined in the Config.xml file (see appendix for the elements that configure the beep)</w:t>
       </w:r>
     </w:p>
     <w:p>
@@ -8714,8 +9170,13 @@
           <w:numId w:val="9"/>
         </w:numPr>
       </w:pPr>
-      <w:r>
-        <w:t>UnBeep: will force the reader to stop beeping.</w:t>
+      <w:proofErr w:type="spellStart"/>
+      <w:r>
+        <w:t>UnBeep</w:t>
+      </w:r>
+      <w:proofErr w:type="spellEnd"/>
+      <w:r>
+        <w:t>: will force the reader to stop beeping.</w:t>
       </w:r>
     </w:p>
     <w:p/>
@@ -8872,9 +9333,11 @@
             <w:tcW w:w="3565" w:type="dxa"/>
           </w:tcPr>
           <w:p>
+            <w:proofErr w:type="spellStart"/>
             <w:r>
               <w:t>TargetWindowFilter</w:t>
             </w:r>
+            <w:proofErr w:type="spellEnd"/>
           </w:p>
         </w:tc>
         <w:tc>
@@ -8914,9 +9377,11 @@
             <w:tcW w:w="3565" w:type="dxa"/>
           </w:tcPr>
           <w:p>
+            <w:proofErr w:type="spellStart"/>
             <w:r>
               <w:t>ComPort</w:t>
             </w:r>
+            <w:proofErr w:type="spellEnd"/>
           </w:p>
         </w:tc>
         <w:tc>
@@ -8934,8 +9399,13 @@
             <w:tcW w:w="2950" w:type="dxa"/>
           </w:tcPr>
           <w:p>
-            <w:r>
-              <w:t>COMx with x an integer number</w:t>
+            <w:proofErr w:type="spellStart"/>
+            <w:r>
+              <w:t>COMx</w:t>
+            </w:r>
+            <w:proofErr w:type="spellEnd"/>
+            <w:r>
+              <w:t xml:space="preserve"> with x an integer number</w:t>
             </w:r>
           </w:p>
         </w:tc>
@@ -8966,9 +9436,11 @@
             <w:tcW w:w="3565" w:type="dxa"/>
           </w:tcPr>
           <w:p>
+            <w:proofErr w:type="spellStart"/>
             <w:r>
               <w:t>BaudRate</w:t>
             </w:r>
+            <w:proofErr w:type="spellEnd"/>
           </w:p>
         </w:tc>
         <w:tc>
@@ -9098,9 +9570,11 @@
             <w:tcW w:w="3565" w:type="dxa"/>
           </w:tcPr>
           <w:p>
+            <w:proofErr w:type="spellStart"/>
             <w:r>
               <w:t>MQTTServer</w:t>
             </w:r>
+            <w:proofErr w:type="spellEnd"/>
           </w:p>
         </w:tc>
         <w:tc>
@@ -9119,7 +9593,15 @@
           </w:tcPr>
           <w:p>
             <w:r>
-              <w:t>An ip address.</w:t>
+              <w:t xml:space="preserve">An </w:t>
+            </w:r>
+            <w:proofErr w:type="spellStart"/>
+            <w:r>
+              <w:t>ip</w:t>
+            </w:r>
+            <w:proofErr w:type="spellEnd"/>
+            <w:r>
+              <w:t xml:space="preserve"> address.</w:t>
             </w:r>
           </w:p>
         </w:tc>
@@ -9144,7 +9626,15 @@
           </w:p>
           <w:p>
             <w:r>
-              <w:t>If not, contact the SE who gave you access to this software in order to report the issue to the developer of the software.</w:t>
+              <w:t xml:space="preserve">If not, contact the SE who gave you access to this software </w:t>
+            </w:r>
+            <w:proofErr w:type="gramStart"/>
+            <w:r>
+              <w:t>in order to</w:t>
+            </w:r>
+            <w:proofErr w:type="gramEnd"/>
+            <w:r>
+              <w:t xml:space="preserve"> report the issue to the developer of the software.</w:t>
             </w:r>
           </w:p>
         </w:tc>
@@ -9155,9 +9645,11 @@
             <w:tcW w:w="3565" w:type="dxa"/>
           </w:tcPr>
           <w:p>
+            <w:proofErr w:type="spellStart"/>
             <w:r>
               <w:t>MQTTPort</w:t>
             </w:r>
+            <w:proofErr w:type="spellEnd"/>
           </w:p>
         </w:tc>
         <w:tc>
@@ -9202,9 +9694,11 @@
             <w:tcW w:w="3565" w:type="dxa"/>
           </w:tcPr>
           <w:p>
+            <w:proofErr w:type="spellStart"/>
             <w:r>
               <w:t>MQTTUser</w:t>
             </w:r>
+            <w:proofErr w:type="spellEnd"/>
           </w:p>
         </w:tc>
         <w:tc>
@@ -9223,7 +9717,15 @@
           </w:tcPr>
           <w:p>
             <w:r>
-              <w:t>A user name / login</w:t>
+              <w:t xml:space="preserve">A </w:t>
+            </w:r>
+            <w:proofErr w:type="gramStart"/>
+            <w:r>
+              <w:t>user name</w:t>
+            </w:r>
+            <w:proofErr w:type="gramEnd"/>
+            <w:r>
+              <w:t xml:space="preserve"> / login</w:t>
             </w:r>
           </w:p>
         </w:tc>
@@ -9233,12 +9735,28 @@
           </w:tcPr>
           <w:p>
             <w:r>
-              <w:t>Contains the user name that will be used to connect to the MQTT server.</w:t>
-            </w:r>
-          </w:p>
-          <w:p>
-            <w:r>
-              <w:t>It is mandatory that the server is setup with a user / password requirements.</w:t>
+              <w:t xml:space="preserve">Contains the </w:t>
+            </w:r>
+            <w:proofErr w:type="gramStart"/>
+            <w:r>
+              <w:t>user name</w:t>
+            </w:r>
+            <w:proofErr w:type="gramEnd"/>
+            <w:r>
+              <w:t xml:space="preserve"> that will be used to connect to the MQTT server.</w:t>
+            </w:r>
+          </w:p>
+          <w:p>
+            <w:r>
+              <w:t xml:space="preserve">It is mandatory that the server is setup with a user / password </w:t>
+            </w:r>
+            <w:proofErr w:type="gramStart"/>
+            <w:r>
+              <w:t>requirements</w:t>
+            </w:r>
+            <w:proofErr w:type="gramEnd"/>
+            <w:r>
+              <w:t>.</w:t>
             </w:r>
           </w:p>
         </w:tc>
@@ -9249,9 +9767,11 @@
             <w:tcW w:w="3565" w:type="dxa"/>
           </w:tcPr>
           <w:p>
+            <w:proofErr w:type="spellStart"/>
             <w:r>
               <w:t>MQTTPassword</w:t>
             </w:r>
+            <w:proofErr w:type="spellEnd"/>
           </w:p>
         </w:tc>
         <w:tc>
@@ -9286,7 +9806,15 @@
           <w:p>
             <w:r>
               <w:lastRenderedPageBreak/>
-              <w:t>It is actually displayed in plain text.</w:t>
+              <w:t xml:space="preserve">It is </w:t>
+            </w:r>
+            <w:proofErr w:type="gramStart"/>
+            <w:r>
+              <w:t>actually displayed</w:t>
+            </w:r>
+            <w:proofErr w:type="gramEnd"/>
+            <w:r>
+              <w:t xml:space="preserve"> in plain text.</w:t>
             </w:r>
           </w:p>
           <w:p>
@@ -9302,10 +9830,12 @@
             <w:tcW w:w="3565" w:type="dxa"/>
           </w:tcPr>
           <w:p>
+            <w:proofErr w:type="spellStart"/>
             <w:r>
               <w:lastRenderedPageBreak/>
               <w:t>MQTTSendTopic</w:t>
             </w:r>
+            <w:proofErr w:type="spellEnd"/>
           </w:p>
         </w:tc>
         <w:tc>
@@ -9342,7 +9872,15 @@
           </w:p>
           <w:p>
             <w:r>
-              <w:t>Your client application must register to this topic in order to receive the EPC that are read by the FXP20.</w:t>
+              <w:t xml:space="preserve">Your client application must register to this topic </w:t>
+            </w:r>
+            <w:proofErr w:type="gramStart"/>
+            <w:r>
+              <w:t>in order to</w:t>
+            </w:r>
+            <w:proofErr w:type="gramEnd"/>
+            <w:r>
+              <w:t xml:space="preserve"> receive the EPC that are read by the FXP20.</w:t>
             </w:r>
           </w:p>
         </w:tc>
@@ -9353,9 +9891,11 @@
             <w:tcW w:w="3565" w:type="dxa"/>
           </w:tcPr>
           <w:p>
+            <w:proofErr w:type="spellStart"/>
             <w:r>
               <w:t>MQTTControlTopic</w:t>
             </w:r>
+            <w:proofErr w:type="spellEnd"/>
           </w:p>
         </w:tc>
         <w:tc>
@@ -9490,12 +10030,14 @@
             <w:tcW w:w="3565" w:type="dxa"/>
           </w:tcPr>
           <w:p>
+            <w:proofErr w:type="spellStart"/>
             <w:r>
               <w:rPr>
                 <w:lang w:val="fr-FR"/>
               </w:rPr>
               <w:t>ClipboardPasteDelay</w:t>
             </w:r>
+            <w:proofErr w:type="spellEnd"/>
           </w:p>
         </w:tc>
         <w:tc>
@@ -9524,7 +10066,15 @@
           </w:tcPr>
           <w:p>
             <w:r>
-              <w:t>The delay in milliseconds that will be applied between each clip board paste to let the system process the “Ctrl+V” key event sent to paste the data.</w:t>
+              <w:t>The delay in milliseconds that will be applied between each clip board paste to let the system process the “</w:t>
+            </w:r>
+            <w:proofErr w:type="spellStart"/>
+            <w:r>
+              <w:t>Ctrl+V</w:t>
+            </w:r>
+            <w:proofErr w:type="spellEnd"/>
+            <w:r>
+              <w:t>” key event sent to paste the data.</w:t>
             </w:r>
           </w:p>
           <w:p>
@@ -9554,9 +10104,11 @@
             <w:tcW w:w="3565" w:type="dxa"/>
           </w:tcPr>
           <w:p>
+            <w:proofErr w:type="spellStart"/>
             <w:r>
               <w:t>AutoConnect</w:t>
             </w:r>
+            <w:proofErr w:type="spellEnd"/>
           </w:p>
         </w:tc>
         <w:tc>
@@ -9606,7 +10158,15 @@
           </w:tcPr>
           <w:p>
             <w:r>
-              <w:t>If set to true, the application will automatically connect to the reader when launched using the port defined in the ComPort element.</w:t>
+              <w:t xml:space="preserve">If set to true, the application will automatically connect to the reader when launched using the port defined in the </w:t>
+            </w:r>
+            <w:proofErr w:type="spellStart"/>
+            <w:r>
+              <w:t>ComPort</w:t>
+            </w:r>
+            <w:proofErr w:type="spellEnd"/>
+            <w:r>
+              <w:t xml:space="preserve"> element.</w:t>
             </w:r>
           </w:p>
           <w:p>
@@ -9622,9 +10182,11 @@
             <w:tcW w:w="3565" w:type="dxa"/>
           </w:tcPr>
           <w:p>
+            <w:proofErr w:type="spellStart"/>
             <w:r>
               <w:t>AutoStartReading</w:t>
             </w:r>
+            <w:proofErr w:type="spellEnd"/>
           </w:p>
         </w:tc>
         <w:tc>
@@ -9682,6 +10244,7 @@
               <w:t>This behaviour is executed when the application is launched with auto connect, and when the user manually hits the connect button on the application.</w:t>
             </w:r>
           </w:p>
+          <w:p/>
         </w:tc>
       </w:tr>
       <w:tr>
@@ -9690,10 +10253,12 @@
             <w:tcW w:w="3565" w:type="dxa"/>
           </w:tcPr>
           <w:p>
+            <w:proofErr w:type="spellStart"/>
             <w:r>
               <w:lastRenderedPageBreak/>
-              <w:t>StartMinimized</w:t>
-            </w:r>
+              <w:t>AutoReconnectReader</w:t>
+            </w:r>
+            <w:proofErr w:type="spellEnd"/>
           </w:p>
         </w:tc>
         <w:tc>
@@ -9736,12 +10301,6 @@
               <w:t>false</w:t>
             </w:r>
           </w:p>
-          <w:p>
-            <w:pPr>
-              <w:pStyle w:val="ListParagraph"/>
-              <w:ind w:left="171"/>
-            </w:pPr>
-          </w:p>
         </w:tc>
         <w:tc>
           <w:tcPr>
@@ -9749,18 +10308,7 @@
           </w:tcPr>
           <w:p>
             <w:r>
-              <w:t>If set to true, the application will start minimized in the form of an icon in the Windows toolbar.</w:t>
-            </w:r>
-          </w:p>
-          <w:p>
-            <w:r>
-              <w:t xml:space="preserve">If </w:t>
-            </w:r>
-            <w:r>
-              <w:t>AutoConnect</w:t>
-            </w:r>
-            <w:r>
-              <w:t xml:space="preserve"> is set to true, you may see the application form appears for a limited time (this is a SDK limitation), don’t worry, it will minimize itself once the connexion is made.</w:t>
+              <w:t>If set to true, if the Reader gets PHYSICALLY disconnected (not a software disconnection), the app will launch a watcher that will wait for the last connected selected reader to reconnect to it.</w:t>
             </w:r>
           </w:p>
         </w:tc>
@@ -9771,9 +10319,11 @@
             <w:tcW w:w="3565" w:type="dxa"/>
           </w:tcPr>
           <w:p>
-            <w:r>
-              <w:t>AddCSVSeparator</w:t>
-            </w:r>
+            <w:proofErr w:type="spellStart"/>
+            <w:r>
+              <w:t>StartMinimized</w:t>
+            </w:r>
+            <w:proofErr w:type="spellEnd"/>
           </w:p>
         </w:tc>
         <w:tc>
@@ -9816,7 +10366,12 @@
               <w:t>false</w:t>
             </w:r>
           </w:p>
-          <w:p/>
+          <w:p>
+            <w:pPr>
+              <w:pStyle w:val="ListParagraph"/>
+              <w:ind w:left="171"/>
+            </w:pPr>
+          </w:p>
         </w:tc>
         <w:tc>
           <w:tcPr>
@@ -9824,12 +10379,28 @@
           </w:tcPr>
           <w:p>
             <w:r>
-              <w:t>If set to true, a semicolon “;” will be added after each EPC read.</w:t>
-            </w:r>
-          </w:p>
-          <w:p>
-            <w:r>
-              <w:t>This can be useful to create CSV files.</w:t>
+              <w:t>If set to true, the application will start minimized in the form of an icon in the Windows toolbar.</w:t>
+            </w:r>
+          </w:p>
+          <w:p>
+            <w:r>
+              <w:t xml:space="preserve">If </w:t>
+            </w:r>
+            <w:proofErr w:type="spellStart"/>
+            <w:r>
+              <w:t>AutoConnect</w:t>
+            </w:r>
+            <w:proofErr w:type="spellEnd"/>
+            <w:r>
+              <w:t xml:space="preserve"> is set to true, you may see the application form appears for a limited time (this is </w:t>
+            </w:r>
+            <w:proofErr w:type="gramStart"/>
+            <w:r>
+              <w:t>a</w:t>
+            </w:r>
+            <w:proofErr w:type="gramEnd"/>
+            <w:r>
+              <w:t xml:space="preserve"> SDK limitation), don’t worry, it will minimize itself once the connexion is made.</w:t>
             </w:r>
           </w:p>
         </w:tc>
@@ -9840,9 +10411,11 @@
             <w:tcW w:w="3565" w:type="dxa"/>
           </w:tcPr>
           <w:p>
-            <w:r>
-              <w:t>AddCR</w:t>
-            </w:r>
+            <w:proofErr w:type="spellStart"/>
+            <w:r>
+              <w:t>AddCSVSeparator</w:t>
+            </w:r>
+            <w:proofErr w:type="spellEnd"/>
           </w:p>
         </w:tc>
         <w:tc>
@@ -9885,6 +10458,7 @@
               <w:t>false</w:t>
             </w:r>
           </w:p>
+          <w:p/>
         </w:tc>
         <w:tc>
           <w:tcPr>
@@ -9892,7 +10466,12 @@
           </w:tcPr>
           <w:p>
             <w:r>
-              <w:t>If set to true, a carriage return is added after each EPC read.</w:t>
+              <w:t>If set to true, a semicolon “;” will be added after each EPC read.</w:t>
+            </w:r>
+          </w:p>
+          <w:p>
+            <w:r>
+              <w:t>This can be useful to create CSV files.</w:t>
             </w:r>
           </w:p>
         </w:tc>
@@ -9903,9 +10482,11 @@
             <w:tcW w:w="3565" w:type="dxa"/>
           </w:tcPr>
           <w:p>
-            <w:r>
-              <w:t>AddLF</w:t>
-            </w:r>
+            <w:proofErr w:type="spellStart"/>
+            <w:r>
+              <w:t>AddCR</w:t>
+            </w:r>
+            <w:proofErr w:type="spellEnd"/>
           </w:p>
         </w:tc>
         <w:tc>
@@ -9948,7 +10529,6 @@
               <w:t>false</w:t>
             </w:r>
           </w:p>
-          <w:p/>
         </w:tc>
         <w:tc>
           <w:tcPr>
@@ -9956,12 +10536,7 @@
           </w:tcPr>
           <w:p>
             <w:r>
-              <w:t>If set to true, a line feed is added at the end of each EPC read.</w:t>
-            </w:r>
-          </w:p>
-          <w:p>
-            <w:r>
-              <w:t>This can be useful when dealing with Linux file formats for example.</w:t>
+              <w:t>If set to true, a carriage return is added after each EPC read.</w:t>
             </w:r>
           </w:p>
         </w:tc>
@@ -9972,9 +10547,11 @@
             <w:tcW w:w="3565" w:type="dxa"/>
           </w:tcPr>
           <w:p>
-            <w:r>
-              <w:t>BeepOnRead</w:t>
-            </w:r>
+            <w:proofErr w:type="spellStart"/>
+            <w:r>
+              <w:t>AddLF</w:t>
+            </w:r>
+            <w:proofErr w:type="spellEnd"/>
           </w:p>
         </w:tc>
         <w:tc>
@@ -10017,6 +10594,7 @@
               <w:t>false</w:t>
             </w:r>
           </w:p>
+          <w:p/>
         </w:tc>
         <w:tc>
           <w:tcPr>
@@ -10024,7 +10602,12 @@
           </w:tcPr>
           <w:p>
             <w:r>
-              <w:t>Set if the reader should beep when a tag is detected.</w:t>
+              <w:t>If set to true, a line feed is added at the end of each EPC read.</w:t>
+            </w:r>
+          </w:p>
+          <w:p>
+            <w:r>
+              <w:t>This can be useful when dealing with Linux file formats for example.</w:t>
             </w:r>
           </w:p>
         </w:tc>
@@ -10035,180 +10618,11 @@
             <w:tcW w:w="3565" w:type="dxa"/>
           </w:tcPr>
           <w:p>
-            <w:r>
-              <w:t>nbBeeps</w:t>
-            </w:r>
-          </w:p>
-        </w:tc>
-        <w:tc>
-          <w:tcPr>
-            <w:tcW w:w="1527" w:type="dxa"/>
-          </w:tcPr>
-          <w:p>
-            <w:r>
-              <w:t>Integer</w:t>
-            </w:r>
-          </w:p>
-        </w:tc>
-        <w:tc>
-          <w:tcPr>
-            <w:tcW w:w="2950" w:type="dxa"/>
-          </w:tcPr>
-          <w:p>
-            <w:r>
-              <w:t>Anything &gt;= 1</w:t>
-            </w:r>
-          </w:p>
-        </w:tc>
-        <w:tc>
-          <w:tcPr>
-            <w:tcW w:w="3547" w:type="dxa"/>
-          </w:tcPr>
-          <w:p>
-            <w:r>
-              <w:t>Set the number of beeps that the reader should do when a tag is read.</w:t>
-            </w:r>
-          </w:p>
-        </w:tc>
-      </w:tr>
-      <w:tr>
-        <w:tc>
-          <w:tcPr>
-            <w:tcW w:w="3565" w:type="dxa"/>
-          </w:tcPr>
-          <w:p>
-            <w:r>
-              <w:t>beepSleepTime</w:t>
-            </w:r>
-          </w:p>
-        </w:tc>
-        <w:tc>
-          <w:tcPr>
-            <w:tcW w:w="1527" w:type="dxa"/>
-          </w:tcPr>
-          <w:p>
-            <w:r>
-              <w:t>Integer</w:t>
-            </w:r>
-          </w:p>
-        </w:tc>
-        <w:tc>
-          <w:tcPr>
-            <w:tcW w:w="2950" w:type="dxa"/>
-          </w:tcPr>
-          <w:p>
-            <w:r>
-              <w:t>milliseconds</w:t>
-            </w:r>
-          </w:p>
-        </w:tc>
-        <w:tc>
-          <w:tcPr>
-            <w:tcW w:w="3547" w:type="dxa"/>
-          </w:tcPr>
-          <w:p>
-            <w:r>
-              <w:t>Set the duration used to make the reader beep.</w:t>
-            </w:r>
-          </w:p>
-          <w:p>
-            <w:r>
-              <w:t>Half of this value will be used to make the reader beep.</w:t>
-            </w:r>
-          </w:p>
-          <w:p>
-            <w:r>
-              <w:t>The remaining half will be used to keep the reader quiet.</w:t>
-            </w:r>
-          </w:p>
-          <w:p>
-            <w:r>
-              <w:t>Only one beep can occur at the same time.</w:t>
-            </w:r>
-          </w:p>
-          <w:p>
-            <w:r>
-              <w:t>If the beep sleep time is too long and many read occurs, the application may not beep as much as it should.</w:t>
-            </w:r>
-          </w:p>
-          <w:p>
-            <w:r>
-              <w:t>But since the method is synchronized, normally each call should be placed in a call pipe FIFO and each beep should occurs.</w:t>
-            </w:r>
-          </w:p>
-          <w:p>
-            <w:r>
-              <w:t xml:space="preserve">Contact the SE who gave you access to this application if you find any problems with this feature.  </w:t>
-            </w:r>
-          </w:p>
-        </w:tc>
-      </w:tr>
-      <w:tr>
-        <w:tc>
-          <w:tcPr>
-            <w:tcW w:w="3565" w:type="dxa"/>
-          </w:tcPr>
-          <w:p>
-            <w:r>
-              <w:t>BatchSize</w:t>
-            </w:r>
-          </w:p>
-        </w:tc>
-        <w:tc>
-          <w:tcPr>
-            <w:tcW w:w="1527" w:type="dxa"/>
-          </w:tcPr>
-          <w:p>
-            <w:r>
-              <w:t>Integer</w:t>
-            </w:r>
-          </w:p>
-        </w:tc>
-        <w:tc>
-          <w:tcPr>
-            <w:tcW w:w="2950" w:type="dxa"/>
-          </w:tcPr>
-          <w:p>
-            <w:r>
-              <w:t>A value &gt;= 1</w:t>
-            </w:r>
-          </w:p>
-        </w:tc>
-        <w:tc>
-          <w:tcPr>
-            <w:tcW w:w="3547" w:type="dxa"/>
-          </w:tcPr>
-          <w:p>
-            <w:r>
-              <w:t>The number of tags read that are extracted from the reader at each read events.</w:t>
-            </w:r>
-          </w:p>
-          <w:p>
-            <w:r>
-              <w:t>Default value is 10.</w:t>
-            </w:r>
-          </w:p>
-          <w:p>
-            <w:r>
-              <w:t>This can dramatically change the performances of the application.</w:t>
-            </w:r>
-          </w:p>
-          <w:p>
-            <w:r>
-              <w:t>Change this value only if you know what you are doing.</w:t>
-            </w:r>
-          </w:p>
-        </w:tc>
-      </w:tr>
-      <w:tr>
-        <w:tc>
-          <w:tcPr>
-            <w:tcW w:w="3565" w:type="dxa"/>
-          </w:tcPr>
-          <w:p>
-            <w:r>
-              <w:t>HookKeyboardToStartReading</w:t>
-            </w:r>
+            <w:proofErr w:type="spellStart"/>
+            <w:r>
+              <w:t>BeepOnRead</w:t>
+            </w:r>
+            <w:proofErr w:type="spellEnd"/>
           </w:p>
         </w:tc>
         <w:tc>
@@ -10251,7 +10665,6 @@
               <w:t>false</w:t>
             </w:r>
           </w:p>
-          <w:p/>
         </w:tc>
         <w:tc>
           <w:tcPr>
@@ -10259,33 +10672,7 @@
           </w:tcPr>
           <w:p>
             <w:r>
-              <w:t>If set to true, a Keyboard Hook mechanism will take place on the host computer.</w:t>
-            </w:r>
-          </w:p>
-          <w:p>
-            <w:r>
-              <w:lastRenderedPageBreak/>
-              <w:t xml:space="preserve">The application will listen to all the keys that are </w:t>
-            </w:r>
-            <w:r>
-              <w:t>hit by the user.</w:t>
-            </w:r>
-          </w:p>
-          <w:p>
-            <w:r>
-              <w:t xml:space="preserve">If it intercept a key corresponding to the value of the element </w:t>
-            </w:r>
-            <w:r>
-              <w:t>HookKeyboardKey</w:t>
-            </w:r>
-            <w:r>
-              <w:t xml:space="preserve">, it will start reading tags for the duration defined in the element </w:t>
-            </w:r>
-            <w:r>
-              <w:t>HookKeyboardReadingDurationInMs</w:t>
-            </w:r>
-            <w:r>
-              <w:t>.</w:t>
+              <w:t>Set if the reader should beep when a tag is detected.</w:t>
             </w:r>
           </w:p>
         </w:tc>
@@ -10296,10 +10683,11 @@
             <w:tcW w:w="3565" w:type="dxa"/>
           </w:tcPr>
           <w:p>
-            <w:r>
-              <w:lastRenderedPageBreak/>
-              <w:t>HookKeyboardKey</w:t>
-            </w:r>
+            <w:proofErr w:type="spellStart"/>
+            <w:r>
+              <w:t>nbBeeps</w:t>
+            </w:r>
+            <w:proofErr w:type="spellEnd"/>
           </w:p>
         </w:tc>
         <w:tc>
@@ -10318,10 +10706,7 @@
           </w:tcPr>
           <w:p>
             <w:r>
-              <w:t xml:space="preserve">A value &gt;= </w:t>
-            </w:r>
-            <w:r>
-              <w:t>0</w:t>
+              <w:t>Anything &gt;= 1</w:t>
             </w:r>
           </w:p>
         </w:tc>
@@ -10331,23 +10716,7 @@
           </w:tcPr>
           <w:p>
             <w:r>
-              <w:t xml:space="preserve">This parameter contains the ASCII value of printable characters that will be checked by the </w:t>
-            </w:r>
-            <w:r>
-              <w:t>HookKeyboardToStartReading</w:t>
-            </w:r>
-            <w:r>
-              <w:t xml:space="preserve"> mechanism.</w:t>
-            </w:r>
-          </w:p>
-          <w:p>
-            <w:r>
-              <w:t>See appendix for more information on ASCII Printable Characters values.</w:t>
-            </w:r>
-          </w:p>
-          <w:p>
-            <w:r>
-              <w:t>The default value is the F12 key.</w:t>
+              <w:t>Set the number of beeps that the reader should do when a tag is read.</w:t>
             </w:r>
           </w:p>
         </w:tc>
@@ -10358,9 +10727,11 @@
             <w:tcW w:w="3565" w:type="dxa"/>
           </w:tcPr>
           <w:p>
-            <w:r>
-              <w:t>HookKeyboardReadingDurationInMs</w:t>
-            </w:r>
+            <w:proofErr w:type="spellStart"/>
+            <w:r>
+              <w:t>beepSleepTime</w:t>
+            </w:r>
+            <w:proofErr w:type="spellEnd"/>
           </w:p>
         </w:tc>
         <w:tc>
@@ -10379,7 +10750,7 @@
           </w:tcPr>
           <w:p>
             <w:r>
-              <w:t>Milliseconds</w:t>
+              <w:t>milliseconds</w:t>
             </w:r>
           </w:p>
         </w:tc>
@@ -10389,21 +10760,59 @@
           </w:tcPr>
           <w:p>
             <w:r>
-              <w:t xml:space="preserve">The duration of the reading that is executed when the user hit the </w:t>
-            </w:r>
-            <w:r>
-              <w:t>HookKeyboardKey</w:t>
-            </w:r>
-            <w:r>
-              <w:t xml:space="preserve"> when the </w:t>
-            </w:r>
-            <w:r>
-              <w:t>HookKeyboardToStartReading</w:t>
-            </w:r>
-            <w:r>
-              <w:t xml:space="preserve"> is set to true.</w:t>
-            </w:r>
-          </w:p>
+              <w:t>Set the duration used to make the reader beep.</w:t>
+            </w:r>
+          </w:p>
+          <w:p>
+            <w:r>
+              <w:t>Half of this value will be used to make the reader beep.</w:t>
+            </w:r>
+          </w:p>
+          <w:p>
+            <w:r>
+              <w:t>The remaining half will be used to keep the reader quiet.</w:t>
+            </w:r>
+          </w:p>
+          <w:p>
+            <w:r>
+              <w:t>Only one beep can occur at the same time.</w:t>
+            </w:r>
+          </w:p>
+          <w:p>
+            <w:r>
+              <w:t>If the beep sleep time is too long and many read occurs, the application may not beep as much as it should.</w:t>
+            </w:r>
+          </w:p>
+          <w:p>
+            <w:r>
+              <w:t xml:space="preserve">But since the method is synchronized, normally each call should be placed in a call pipe </w:t>
+            </w:r>
+            <w:proofErr w:type="gramStart"/>
+            <w:r>
+              <w:t>FIFO</w:t>
+            </w:r>
+            <w:proofErr w:type="gramEnd"/>
+            <w:r>
+              <w:t xml:space="preserve"> and each beep should </w:t>
+            </w:r>
+            <w:proofErr w:type="gramStart"/>
+            <w:r>
+              <w:t>occurs</w:t>
+            </w:r>
+            <w:proofErr w:type="gramEnd"/>
+            <w:r>
+              <w:t>.</w:t>
+            </w:r>
+          </w:p>
+          <w:p>
+            <w:r>
+              <w:t xml:space="preserve">Contact the SE who gave you access to this application if you find any problems with this feature.  </w:t>
+            </w:r>
+          </w:p>
+          <w:p/>
+          <w:p/>
+          <w:p/>
+          <w:p/>
         </w:tc>
       </w:tr>
       <w:tr>
@@ -10412,9 +10821,12 @@
             <w:tcW w:w="3565" w:type="dxa"/>
           </w:tcPr>
           <w:p>
-            <w:r>
-              <w:t>AntennasConfig</w:t>
-            </w:r>
+            <w:proofErr w:type="spellStart"/>
+            <w:r>
+              <w:lastRenderedPageBreak/>
+              <w:t>BatchSize</w:t>
+            </w:r>
+            <w:proofErr w:type="spellEnd"/>
           </w:p>
         </w:tc>
         <w:tc>
@@ -10423,10 +10835,7 @@
           </w:tcPr>
           <w:p>
             <w:r>
-              <w:t xml:space="preserve">Array of </w:t>
-            </w:r>
-            <w:r>
-              <w:t>antennaConfig</w:t>
+              <w:t>Integer</w:t>
             </w:r>
           </w:p>
         </w:tc>
@@ -10436,7 +10845,7 @@
           </w:tcPr>
           <w:p>
             <w:r>
-              <w:t>N/A</w:t>
+              <w:t>A value &gt;= 1</w:t>
             </w:r>
           </w:p>
         </w:tc>
@@ -10446,39 +10855,22 @@
           </w:tcPr>
           <w:p>
             <w:r>
-              <w:t xml:space="preserve">The start element that contains an array of </w:t>
-            </w:r>
-            <w:r>
-              <w:t>antennaConfig</w:t>
-            </w:r>
-            <w:r>
-              <w:t xml:space="preserve"> elements.</w:t>
-            </w:r>
-          </w:p>
-          <w:p>
-            <w:r>
-              <w:t xml:space="preserve">This will hold the configuration for each </w:t>
-            </w:r>
-            <w:r>
-              <w:t>antenna</w:t>
-            </w:r>
-            <w:r>
-              <w:t>.</w:t>
-            </w:r>
-          </w:p>
-          <w:p>
-            <w:r>
-              <w:t>It is mandatory to have one configuration for each antenna with the right Antenna_ID element value.</w:t>
-            </w:r>
-          </w:p>
-          <w:p>
-            <w:r>
-              <w:t>These composite elements are automatically created by the application when it is launched without a Config.xml file.</w:t>
-            </w:r>
-          </w:p>
-          <w:p>
-            <w:r>
-              <w:t>It is the best approach if you want to manually configure the antennas.</w:t>
+              <w:t>The number of tags read that are extracted from the reader at each read events.</w:t>
+            </w:r>
+          </w:p>
+          <w:p>
+            <w:r>
+              <w:t>Default value is 10.</w:t>
+            </w:r>
+          </w:p>
+          <w:p>
+            <w:r>
+              <w:t>This can dramatically change the performances of the application.</w:t>
+            </w:r>
+          </w:p>
+          <w:p>
+            <w:r>
+              <w:t>Change this value only if you know what you are doing.</w:t>
             </w:r>
           </w:p>
         </w:tc>
@@ -10489,9 +10881,11 @@
             <w:tcW w:w="3565" w:type="dxa"/>
           </w:tcPr>
           <w:p>
-            <w:r>
-              <w:t>antennaConfig</w:t>
-            </w:r>
+            <w:proofErr w:type="spellStart"/>
+            <w:r>
+              <w:t>HookKeyboardToStartReading</w:t>
+            </w:r>
+            <w:proofErr w:type="spellEnd"/>
           </w:p>
         </w:tc>
         <w:tc>
@@ -10500,7 +10894,7 @@
           </w:tcPr>
           <w:p>
             <w:r>
-              <w:t>Composite element.</w:t>
+              <w:t>Boolean</w:t>
             </w:r>
           </w:p>
         </w:tc>
@@ -10509,10 +10903,32 @@
             <w:tcW w:w="2950" w:type="dxa"/>
           </w:tcPr>
           <w:p>
-            <w:r>
-              <w:t>N/A</w:t>
-            </w:r>
-          </w:p>
+            <w:pPr>
+              <w:pStyle w:val="ListParagraph"/>
+              <w:numPr>
+                <w:ilvl w:val="0"/>
+                <w:numId w:val="15"/>
+              </w:numPr>
+              <w:ind w:left="171" w:hanging="171"/>
+            </w:pPr>
+            <w:r>
+              <w:t>true</w:t>
+            </w:r>
+          </w:p>
+          <w:p>
+            <w:pPr>
+              <w:pStyle w:val="ListParagraph"/>
+              <w:numPr>
+                <w:ilvl w:val="0"/>
+                <w:numId w:val="15"/>
+              </w:numPr>
+              <w:ind w:left="171" w:hanging="171"/>
+            </w:pPr>
+            <w:r>
+              <w:t>false</w:t>
+            </w:r>
+          </w:p>
+          <w:p/>
         </w:tc>
         <w:tc>
           <w:tcPr>
@@ -10520,12 +10936,44 @@
           </w:tcPr>
           <w:p>
             <w:r>
-              <w:t>A composite element that contains the configuration of one antenna.</w:t>
-            </w:r>
-          </w:p>
-          <w:p>
-            <w:r>
-              <w:t>See further elements to understand what is configurable for one antenna.</w:t>
+              <w:t>If set to true, a Keyboard Hook mechanism will take place on the host computer.</w:t>
+            </w:r>
+          </w:p>
+          <w:p>
+            <w:r>
+              <w:t xml:space="preserve">The application will listen to all the keys that are </w:t>
+            </w:r>
+            <w:r>
+              <w:t>hit by the user.</w:t>
+            </w:r>
+          </w:p>
+          <w:p>
+            <w:r>
+              <w:t xml:space="preserve">If it </w:t>
+            </w:r>
+            <w:proofErr w:type="gramStart"/>
+            <w:r>
+              <w:t>intercept</w:t>
+            </w:r>
+            <w:proofErr w:type="gramEnd"/>
+            <w:r>
+              <w:t xml:space="preserve"> a key corresponding to the value of the element </w:t>
+            </w:r>
+            <w:proofErr w:type="spellStart"/>
+            <w:r>
+              <w:t>HookKeyboardKey</w:t>
+            </w:r>
+            <w:proofErr w:type="spellEnd"/>
+            <w:r>
+              <w:t xml:space="preserve">, it will start reading tags for the duration defined in the element </w:t>
+            </w:r>
+            <w:proofErr w:type="spellStart"/>
+            <w:r>
+              <w:t>HookKeyboardReadingDurationInMs</w:t>
+            </w:r>
+            <w:proofErr w:type="spellEnd"/>
+            <w:r>
+              <w:t>.</w:t>
             </w:r>
           </w:p>
         </w:tc>
@@ -10536,9 +10984,277 @@
             <w:tcW w:w="3565" w:type="dxa"/>
           </w:tcPr>
           <w:p>
+            <w:proofErr w:type="spellStart"/>
+            <w:r>
+              <w:t>HookKeyboardKey</w:t>
+            </w:r>
+            <w:proofErr w:type="spellEnd"/>
+          </w:p>
+        </w:tc>
+        <w:tc>
+          <w:tcPr>
+            <w:tcW w:w="1527" w:type="dxa"/>
+          </w:tcPr>
+          <w:p>
+            <w:r>
+              <w:t>Integer</w:t>
+            </w:r>
+          </w:p>
+        </w:tc>
+        <w:tc>
+          <w:tcPr>
+            <w:tcW w:w="2950" w:type="dxa"/>
+          </w:tcPr>
+          <w:p>
+            <w:r>
+              <w:t xml:space="preserve">A value &gt;= </w:t>
+            </w:r>
+            <w:r>
+              <w:t>0</w:t>
+            </w:r>
+          </w:p>
+        </w:tc>
+        <w:tc>
+          <w:tcPr>
+            <w:tcW w:w="3547" w:type="dxa"/>
+          </w:tcPr>
+          <w:p>
+            <w:r>
+              <w:t xml:space="preserve">This parameter contains the ASCII value of printable characters that will be checked by the </w:t>
+            </w:r>
+            <w:proofErr w:type="spellStart"/>
+            <w:r>
+              <w:t>HookKeyboardToStartReading</w:t>
+            </w:r>
+            <w:proofErr w:type="spellEnd"/>
+            <w:r>
+              <w:t xml:space="preserve"> mechanism.</w:t>
+            </w:r>
+          </w:p>
+          <w:p>
+            <w:r>
+              <w:t>See appendix for more information on ASCII Printable Characters values.</w:t>
+            </w:r>
+          </w:p>
+          <w:p>
+            <w:r>
+              <w:t>The default value is the F12 key.</w:t>
+            </w:r>
+          </w:p>
+        </w:tc>
+      </w:tr>
+      <w:tr>
+        <w:tc>
+          <w:tcPr>
+            <w:tcW w:w="3565" w:type="dxa"/>
+          </w:tcPr>
+          <w:p>
+            <w:proofErr w:type="spellStart"/>
+            <w:r>
+              <w:t>HookKeyboardReadingDurationInMs</w:t>
+            </w:r>
+            <w:proofErr w:type="spellEnd"/>
+          </w:p>
+        </w:tc>
+        <w:tc>
+          <w:tcPr>
+            <w:tcW w:w="1527" w:type="dxa"/>
+          </w:tcPr>
+          <w:p>
+            <w:r>
+              <w:t>Integer</w:t>
+            </w:r>
+          </w:p>
+        </w:tc>
+        <w:tc>
+          <w:tcPr>
+            <w:tcW w:w="2950" w:type="dxa"/>
+          </w:tcPr>
+          <w:p>
+            <w:r>
+              <w:t>Milliseconds</w:t>
+            </w:r>
+          </w:p>
+        </w:tc>
+        <w:tc>
+          <w:tcPr>
+            <w:tcW w:w="3547" w:type="dxa"/>
+          </w:tcPr>
+          <w:p>
+            <w:r>
+              <w:t xml:space="preserve">The duration of the reading that is executed when the user hit the </w:t>
+            </w:r>
+            <w:proofErr w:type="spellStart"/>
+            <w:r>
+              <w:t>HookKeyboardKey</w:t>
+            </w:r>
+            <w:proofErr w:type="spellEnd"/>
+            <w:r>
+              <w:t xml:space="preserve"> when the </w:t>
+            </w:r>
+            <w:proofErr w:type="spellStart"/>
+            <w:r>
+              <w:t>HookKeyboardToStartReading</w:t>
+            </w:r>
+            <w:proofErr w:type="spellEnd"/>
+            <w:r>
+              <w:t xml:space="preserve"> is set to true.</w:t>
+            </w:r>
+          </w:p>
+        </w:tc>
+      </w:tr>
+      <w:tr>
+        <w:tc>
+          <w:tcPr>
+            <w:tcW w:w="3565" w:type="dxa"/>
+          </w:tcPr>
+          <w:p>
+            <w:proofErr w:type="spellStart"/>
+            <w:r>
+              <w:t>AntennasConfig</w:t>
+            </w:r>
+            <w:proofErr w:type="spellEnd"/>
+          </w:p>
+        </w:tc>
+        <w:tc>
+          <w:tcPr>
+            <w:tcW w:w="1527" w:type="dxa"/>
+          </w:tcPr>
+          <w:p>
+            <w:r>
+              <w:t xml:space="preserve">Array of </w:t>
+            </w:r>
+            <w:proofErr w:type="spellStart"/>
+            <w:r>
+              <w:t>antennaConfig</w:t>
+            </w:r>
+            <w:proofErr w:type="spellEnd"/>
+          </w:p>
+        </w:tc>
+        <w:tc>
+          <w:tcPr>
+            <w:tcW w:w="2950" w:type="dxa"/>
+          </w:tcPr>
+          <w:p>
+            <w:r>
+              <w:t>N/A</w:t>
+            </w:r>
+          </w:p>
+        </w:tc>
+        <w:tc>
+          <w:tcPr>
+            <w:tcW w:w="3547" w:type="dxa"/>
+          </w:tcPr>
+          <w:p>
+            <w:r>
+              <w:t xml:space="preserve">The start element that contains an array of </w:t>
+            </w:r>
+            <w:proofErr w:type="spellStart"/>
+            <w:r>
+              <w:t>antennaConfig</w:t>
+            </w:r>
+            <w:proofErr w:type="spellEnd"/>
+            <w:r>
+              <w:t xml:space="preserve"> elements.</w:t>
+            </w:r>
+          </w:p>
+          <w:p>
+            <w:r>
+              <w:t xml:space="preserve">This will hold the configuration for each </w:t>
+            </w:r>
+            <w:r>
+              <w:t>antenna</w:t>
+            </w:r>
+            <w:r>
+              <w:t>.</w:t>
+            </w:r>
+          </w:p>
+          <w:p>
+            <w:r>
+              <w:t xml:space="preserve">It is mandatory to have one configuration for each antenna with the right </w:t>
+            </w:r>
+            <w:proofErr w:type="spellStart"/>
             <w:r>
               <w:t>Antenna_ID</w:t>
             </w:r>
+            <w:proofErr w:type="spellEnd"/>
+            <w:r>
+              <w:t xml:space="preserve"> element value.</w:t>
+            </w:r>
+          </w:p>
+          <w:p>
+            <w:r>
+              <w:t>These composite elements are automatically created by the application when it is launched without a Config.xml file.</w:t>
+            </w:r>
+          </w:p>
+          <w:p>
+            <w:r>
+              <w:t>It is the best approach if you want to manually configure the antennas.</w:t>
+            </w:r>
+          </w:p>
+        </w:tc>
+      </w:tr>
+      <w:tr>
+        <w:tc>
+          <w:tcPr>
+            <w:tcW w:w="3565" w:type="dxa"/>
+          </w:tcPr>
+          <w:p>
+            <w:proofErr w:type="spellStart"/>
+            <w:r>
+              <w:t>antennaConfig</w:t>
+            </w:r>
+            <w:proofErr w:type="spellEnd"/>
+          </w:p>
+        </w:tc>
+        <w:tc>
+          <w:tcPr>
+            <w:tcW w:w="1527" w:type="dxa"/>
+          </w:tcPr>
+          <w:p>
+            <w:r>
+              <w:t>Composite element.</w:t>
+            </w:r>
+          </w:p>
+        </w:tc>
+        <w:tc>
+          <w:tcPr>
+            <w:tcW w:w="2950" w:type="dxa"/>
+          </w:tcPr>
+          <w:p>
+            <w:r>
+              <w:t>N/A</w:t>
+            </w:r>
+          </w:p>
+        </w:tc>
+        <w:tc>
+          <w:tcPr>
+            <w:tcW w:w="3547" w:type="dxa"/>
+          </w:tcPr>
+          <w:p>
+            <w:r>
+              <w:t>A composite element that contains the configuration of one antenna.</w:t>
+            </w:r>
+          </w:p>
+          <w:p>
+            <w:r>
+              <w:t>See further elements to understand what is configurable for one antenna.</w:t>
+            </w:r>
+          </w:p>
+        </w:tc>
+      </w:tr>
+      <w:tr>
+        <w:tc>
+          <w:tcPr>
+            <w:tcW w:w="3565" w:type="dxa"/>
+          </w:tcPr>
+          <w:p>
+            <w:proofErr w:type="spellStart"/>
+            <w:r>
+              <w:lastRenderedPageBreak/>
+              <w:t>Antenna_ID</w:t>
+            </w:r>
+            <w:proofErr w:type="spellEnd"/>
           </w:p>
         </w:tc>
         <w:tc>
@@ -10596,7 +11312,15 @@
               </w:numPr>
             </w:pPr>
             <w:r>
-              <w:t>2 to 4 : the external antennas.</w:t>
+              <w:t xml:space="preserve">2 to </w:t>
+            </w:r>
+            <w:proofErr w:type="gramStart"/>
+            <w:r>
+              <w:t>4 :</w:t>
+            </w:r>
+            <w:proofErr w:type="gramEnd"/>
+            <w:r>
+              <w:t xml:space="preserve"> the external antennas.</w:t>
             </w:r>
           </w:p>
         </w:tc>
@@ -10607,9 +11331,11 @@
             <w:tcW w:w="3565" w:type="dxa"/>
           </w:tcPr>
           <w:p>
+            <w:proofErr w:type="spellStart"/>
             <w:r>
               <w:t>RFMode_Tari</w:t>
             </w:r>
+            <w:proofErr w:type="spellEnd"/>
           </w:p>
         </w:tc>
         <w:tc>
@@ -10649,9 +11375,11 @@
             <w:tcW w:w="3565" w:type="dxa"/>
           </w:tcPr>
           <w:p>
+            <w:proofErr w:type="spellStart"/>
             <w:r>
               <w:t>RFMode_TableIndex</w:t>
             </w:r>
+            <w:proofErr w:type="spellEnd"/>
           </w:p>
         </w:tc>
         <w:tc>
@@ -10680,7 +11408,15 @@
           </w:tcPr>
           <w:p>
             <w:r>
-              <w:t>The RFMode value for the selected antenna.</w:t>
+              <w:t xml:space="preserve">The </w:t>
+            </w:r>
+            <w:proofErr w:type="spellStart"/>
+            <w:r>
+              <w:t>RFMode</w:t>
+            </w:r>
+            <w:proofErr w:type="spellEnd"/>
+            <w:r>
+              <w:t xml:space="preserve"> value for the selected antenna.</w:t>
             </w:r>
           </w:p>
         </w:tc>
@@ -10691,9 +11427,11 @@
             <w:tcW w:w="3565" w:type="dxa"/>
           </w:tcPr>
           <w:p>
+            <w:proofErr w:type="spellStart"/>
             <w:r>
               <w:t>ReceiveSensitivityIndex</w:t>
             </w:r>
+            <w:proofErr w:type="spellEnd"/>
           </w:p>
         </w:tc>
         <w:tc>
@@ -10734,10 +11472,11 @@
             <w:tcW w:w="3565" w:type="dxa"/>
           </w:tcPr>
           <w:p>
-            <w:r>
-              <w:lastRenderedPageBreak/>
+            <w:proofErr w:type="spellStart"/>
+            <w:r>
               <w:t>TransmitPowerIndex</w:t>
             </w:r>
+            <w:proofErr w:type="spellEnd"/>
           </w:p>
         </w:tc>
         <w:tc>
@@ -10777,9 +11516,11 @@
             <w:tcW w:w="3565" w:type="dxa"/>
           </w:tcPr>
           <w:p>
+            <w:proofErr w:type="spellStart"/>
             <w:r>
               <w:t>TransmitFrequencyIndex</w:t>
             </w:r>
+            <w:proofErr w:type="spellEnd"/>
           </w:p>
         </w:tc>
         <w:tc>
@@ -10812,12 +11553,28 @@
             </w:r>
             <w:r>
               <w:br/>
-              <w:t>On the FXP20 there is only one index reported by the SDK : 1</w:t>
-            </w:r>
-          </w:p>
-          <w:p>
-            <w:r>
-              <w:t xml:space="preserve">This index contains the frequencies : </w:t>
+              <w:t xml:space="preserve">On the FXP20 there is only one index reported by the </w:t>
+            </w:r>
+            <w:proofErr w:type="gramStart"/>
+            <w:r>
+              <w:t>SDK :</w:t>
+            </w:r>
+            <w:proofErr w:type="gramEnd"/>
+            <w:r>
+              <w:t xml:space="preserve"> 1</w:t>
+            </w:r>
+          </w:p>
+          <w:p>
+            <w:r>
+              <w:t xml:space="preserve">This index contains the </w:t>
+            </w:r>
+            <w:proofErr w:type="gramStart"/>
+            <w:r>
+              <w:t>frequencies :</w:t>
+            </w:r>
+            <w:proofErr w:type="gramEnd"/>
+            <w:r>
+              <w:t xml:space="preserve"> </w:t>
             </w:r>
           </w:p>
           <w:p>
@@ -10876,9 +11633,11 @@
             <w:tcW w:w="3565" w:type="dxa"/>
           </w:tcPr>
           <w:p>
+            <w:proofErr w:type="spellStart"/>
             <w:r>
               <w:t>SingulationControl_Session</w:t>
             </w:r>
+            <w:proofErr w:type="spellEnd"/>
           </w:p>
         </w:tc>
         <w:tc>
@@ -10965,9 +11724,11 @@
             <w:tcW w:w="3565" w:type="dxa"/>
           </w:tcPr>
           <w:p>
+            <w:proofErr w:type="spellStart"/>
             <w:r>
               <w:t>SingulationControl_TagPopulation</w:t>
             </w:r>
+            <w:proofErr w:type="spellEnd"/>
           </w:p>
         </w:tc>
         <w:tc>
@@ -11007,9 +11768,11 @@
             <w:tcW w:w="3565" w:type="dxa"/>
           </w:tcPr>
           <w:p>
+            <w:proofErr w:type="spellStart"/>
             <w:r>
               <w:t>SingulationControl_TagTransitTime</w:t>
             </w:r>
+            <w:proofErr w:type="spellEnd"/>
           </w:p>
         </w:tc>
         <w:tc>
@@ -11049,14 +11812,21 @@
             <w:tcW w:w="3565" w:type="dxa"/>
           </w:tcPr>
           <w:p>
-            <w:r>
-              <w:t>SingulationControl_</w:t>
-            </w:r>
-          </w:p>
-          <w:p>
+            <w:proofErr w:type="spellStart"/>
+            <w:r>
+              <w:t>SingulationControl</w:t>
+            </w:r>
+            <w:proofErr w:type="spellEnd"/>
+            <w:r>
+              <w:t>_</w:t>
+            </w:r>
+          </w:p>
+          <w:p>
+            <w:proofErr w:type="spellStart"/>
             <w:r>
               <w:t>PerformStateAwareSingulationAction</w:t>
             </w:r>
+            <w:proofErr w:type="spellEnd"/>
           </w:p>
         </w:tc>
         <w:tc>
@@ -11118,14 +11888,21 @@
             <w:tcW w:w="3565" w:type="dxa"/>
           </w:tcPr>
           <w:p>
-            <w:r>
-              <w:t>SingulationControl_</w:t>
-            </w:r>
-          </w:p>
-          <w:p>
+            <w:proofErr w:type="spellStart"/>
+            <w:r>
+              <w:t>SingulationControl</w:t>
+            </w:r>
+            <w:proofErr w:type="spellEnd"/>
+            <w:r>
+              <w:t>_</w:t>
+            </w:r>
+          </w:p>
+          <w:p>
+            <w:proofErr w:type="spellStart"/>
             <w:r>
               <w:t>Sl_Flag</w:t>
             </w:r>
+            <w:proofErr w:type="spellEnd"/>
           </w:p>
         </w:tc>
         <w:tc>
@@ -11208,14 +11985,21 @@
             <w:tcW w:w="3565" w:type="dxa"/>
           </w:tcPr>
           <w:p>
-            <w:r>
-              <w:t>SingulationControl_</w:t>
-            </w:r>
-          </w:p>
-          <w:p>
+            <w:proofErr w:type="spellStart"/>
+            <w:r>
+              <w:t>SingulationControl</w:t>
+            </w:r>
+            <w:proofErr w:type="spellEnd"/>
+            <w:r>
+              <w:t>_</w:t>
+            </w:r>
+          </w:p>
+          <w:p>
+            <w:proofErr w:type="spellStart"/>
             <w:r>
               <w:t>InventoryState</w:t>
             </w:r>
+            <w:proofErr w:type="spellEnd"/>
           </w:p>
         </w:tc>
         <w:tc>
@@ -11304,12 +12088,14 @@
             <w:tcW w:w="3565" w:type="dxa"/>
           </w:tcPr>
           <w:p>
+            <w:proofErr w:type="spellStart"/>
             <w:r>
               <w:rPr>
                 <w:lang w:val="fr-FR"/>
               </w:rPr>
               <w:t>PerformReadingWithGPIO</w:t>
             </w:r>
+            <w:proofErr w:type="spellEnd"/>
           </w:p>
         </w:tc>
         <w:tc>
@@ -11373,7 +12159,15 @@
           </w:p>
           <w:p>
             <w:r>
-              <w:t>Note that a StartReading must have been performed</w:t>
+              <w:t xml:space="preserve">Note that a </w:t>
+            </w:r>
+            <w:proofErr w:type="spellStart"/>
+            <w:r>
+              <w:t>StartReading</w:t>
+            </w:r>
+            <w:proofErr w:type="spellEnd"/>
+            <w:r>
+              <w:t xml:space="preserve"> must have been performed</w:t>
             </w:r>
             <w:r>
               <w:t xml:space="preserve"> for this mechanism to work by clicking on its button or sending a MQTT command.</w:t>
@@ -11383,12 +12177,14 @@
             <w:r>
               <w:t xml:space="preserve">No reading will be done until the setup </w:t>
             </w:r>
+            <w:proofErr w:type="spellStart"/>
             <w:r>
               <w:rPr>
                 <w:lang w:val="en-US"/>
               </w:rPr>
               <w:t>PerformReadingGPIOPort</w:t>
             </w:r>
+            <w:proofErr w:type="spellEnd"/>
             <w:r>
               <w:t xml:space="preserve"> </w:t>
             </w:r>
@@ -11417,12 +12213,15 @@
             <w:r>
               <w:t xml:space="preserve">for </w:t>
             </w:r>
+            <w:proofErr w:type="spellStart"/>
             <w:r>
               <w:rPr>
                 <w:lang w:val="en-US"/>
               </w:rPr>
+              <w:lastRenderedPageBreak/>
               <w:t>PerformReadingDuration</w:t>
             </w:r>
+            <w:proofErr w:type="spellEnd"/>
             <w:r>
               <w:rPr>
                 <w:lang w:val="en-US"/>
@@ -11440,7 +12239,29 @@
               <w:rPr>
                 <w:lang w:val="en-US"/>
               </w:rPr>
-              <w:t>To quit this mode, the StopReading must be clicked or sent through MQTT.</w:t>
+              <w:t xml:space="preserve">To quit this mode, </w:t>
+            </w:r>
+            <w:proofErr w:type="gramStart"/>
+            <w:r>
+              <w:rPr>
+                <w:lang w:val="en-US"/>
+              </w:rPr>
+              <w:t xml:space="preserve">the </w:t>
+            </w:r>
+            <w:proofErr w:type="spellStart"/>
+            <w:r>
+              <w:rPr>
+                <w:lang w:val="en-US"/>
+              </w:rPr>
+              <w:t>StopReading</w:t>
+            </w:r>
+            <w:proofErr w:type="spellEnd"/>
+            <w:proofErr w:type="gramEnd"/>
+            <w:r>
+              <w:rPr>
+                <w:lang w:val="en-US"/>
+              </w:rPr>
+              <w:t xml:space="preserve"> must be clicked or sent through MQTT.</w:t>
             </w:r>
           </w:p>
         </w:tc>
@@ -11451,12 +12272,15 @@
             <w:tcW w:w="3565" w:type="dxa"/>
           </w:tcPr>
           <w:p>
+            <w:proofErr w:type="spellStart"/>
             <w:r>
               <w:rPr>
                 <w:lang w:val="fr-FR"/>
               </w:rPr>
+              <w:lastRenderedPageBreak/>
               <w:t>PerformReadingGPIOPort</w:t>
             </w:r>
+            <w:proofErr w:type="spellEnd"/>
           </w:p>
         </w:tc>
         <w:tc>
@@ -11506,12 +12330,14 @@
             <w:tcW w:w="3565" w:type="dxa"/>
           </w:tcPr>
           <w:p>
+            <w:proofErr w:type="spellStart"/>
             <w:r>
               <w:rPr>
                 <w:lang w:val="fr-FR"/>
               </w:rPr>
               <w:t>PerformReadingDuration</w:t>
             </w:r>
+            <w:proofErr w:type="spellEnd"/>
           </w:p>
         </w:tc>
         <w:tc>
@@ -11519,9 +12345,11 @@
             <w:tcW w:w="1527" w:type="dxa"/>
           </w:tcPr>
           <w:p>
+            <w:proofErr w:type="spellStart"/>
             <w:r>
               <w:t>Uint</w:t>
             </w:r>
+            <w:proofErr w:type="spellEnd"/>
           </w:p>
         </w:tc>
         <w:tc>
@@ -11604,13 +12432,14 @@
             <w:tcW w:w="3565" w:type="dxa"/>
           </w:tcPr>
           <w:p>
+            <w:proofErr w:type="spellStart"/>
             <w:r>
               <w:rPr>
                 <w:lang w:val="fr-FR"/>
               </w:rPr>
-              <w:lastRenderedPageBreak/>
               <w:t>RemoveDuplicates</w:t>
             </w:r>
+            <w:proofErr w:type="spellEnd"/>
           </w:p>
         </w:tc>
         <w:tc>
@@ -11665,20 +12494,29 @@
               </w:rPr>
             </w:pPr>
             <w:r>
-              <w:t xml:space="preserve">This option works for the  </w:t>
-            </w:r>
+              <w:t xml:space="preserve">This option works for </w:t>
+            </w:r>
+            <w:proofErr w:type="gramStart"/>
+            <w:r>
+              <w:t xml:space="preserve">the  </w:t>
+            </w:r>
+            <w:proofErr w:type="spellStart"/>
             <w:r>
               <w:t>HookKeyboardToStartReading</w:t>
             </w:r>
+            <w:proofErr w:type="spellEnd"/>
+            <w:proofErr w:type="gramEnd"/>
             <w:r>
               <w:t xml:space="preserve"> and </w:t>
             </w:r>
+            <w:proofErr w:type="spellStart"/>
             <w:r>
               <w:rPr>
                 <w:lang w:val="en-US"/>
               </w:rPr>
               <w:t>PerformReadingWithGPIO</w:t>
             </w:r>
+            <w:proofErr w:type="spellEnd"/>
             <w:r>
               <w:rPr>
                 <w:lang w:val="en-US"/>
@@ -11709,20 +12547,38 @@
               <w:rPr>
                 <w:lang w:val="en-US"/>
               </w:rPr>
-              <w:t xml:space="preserve">It means that if you have set the reader in Session S0, when the same tag is read multiple time, only one EPC will be processed for the time of the reading session defined by </w:t>
-            </w:r>
+              <w:t xml:space="preserve">It means that if you have set the reader in Session S0, when the same tag is read multiple </w:t>
+            </w:r>
+            <w:proofErr w:type="gramStart"/>
+            <w:r>
+              <w:rPr>
+                <w:lang w:val="en-US"/>
+              </w:rPr>
+              <w:t>time</w:t>
+            </w:r>
+            <w:proofErr w:type="gramEnd"/>
+            <w:r>
+              <w:rPr>
+                <w:lang w:val="en-US"/>
+              </w:rPr>
+              <w:t xml:space="preserve">, only one EPC will be processed for the time of the reading session defined by </w:t>
+            </w:r>
+            <w:proofErr w:type="spellStart"/>
             <w:r>
               <w:t>HookKeyboardReadingDurationInMs</w:t>
             </w:r>
+            <w:proofErr w:type="spellEnd"/>
             <w:r>
               <w:t xml:space="preserve"> or </w:t>
             </w:r>
+            <w:proofErr w:type="spellStart"/>
             <w:r>
               <w:rPr>
                 <w:lang w:val="en-US"/>
               </w:rPr>
               <w:t>PerformReadingDuration</w:t>
             </w:r>
+            <w:proofErr w:type="spellEnd"/>
           </w:p>
         </w:tc>
       </w:tr>
@@ -11777,9 +12633,13 @@
       </w:r>
     </w:p>
     <w:p>
+      <w:proofErr w:type="spellStart"/>
+      <w:proofErr w:type="gramStart"/>
       <w:r>
         <w:t>shell:startup</w:t>
       </w:r>
+      <w:proofErr w:type="spellEnd"/>
+      <w:proofErr w:type="gramEnd"/>
     </w:p>
     <w:p>
       <w:r>
@@ -11873,7 +12733,15 @@
     </w:p>
     <w:p>
       <w:r>
-        <w:t>Simply add a shortcut to FXP20KeyInjector in this folder to make it run automatically when the user log on.</w:t>
+        <w:t xml:space="preserve">Simply add a shortcut to FXP20KeyInjector in this folder to make it run automatically when the user </w:t>
+      </w:r>
+      <w:proofErr w:type="gramStart"/>
+      <w:r>
+        <w:t>log</w:t>
+      </w:r>
+      <w:proofErr w:type="gramEnd"/>
+      <w:r>
+        <w:t xml:space="preserve"> on.</w:t>
       </w:r>
     </w:p>
     <w:p>
@@ -11927,12 +12795,28 @@
     <w:p>
       <w:r>
         <w:lastRenderedPageBreak/>
-        <w:t>If you use this method you may want to reduce the startup delay of windows.</w:t>
-      </w:r>
-    </w:p>
-    <w:p>
-      <w:r>
-        <w:t>Hit Windows + R, and start the registry editor.</w:t>
+        <w:t xml:space="preserve">If you use this </w:t>
+      </w:r>
+      <w:proofErr w:type="gramStart"/>
+      <w:r>
+        <w:t>method</w:t>
+      </w:r>
+      <w:proofErr w:type="gramEnd"/>
+      <w:r>
+        <w:t xml:space="preserve"> you may want to reduce the startup delay of windows.</w:t>
+      </w:r>
+    </w:p>
+    <w:p>
+      <w:r>
+        <w:t xml:space="preserve">Hit Windows + </w:t>
+      </w:r>
+      <w:proofErr w:type="gramStart"/>
+      <w:r>
+        <w:t>R, and</w:t>
+      </w:r>
+      <w:proofErr w:type="gramEnd"/>
+      <w:r>
+        <w:t xml:space="preserve"> start the registry editor.</w:t>
       </w:r>
     </w:p>
     <w:p>
@@ -12208,11 +13092,21 @@
     </w:p>
     <w:p>
       <w:r>
-        <w:t xml:space="preserve">Name it : </w:t>
-      </w:r>
+        <w:t xml:space="preserve">Name </w:t>
+      </w:r>
+      <w:proofErr w:type="gramStart"/>
+      <w:r>
+        <w:t>it :</w:t>
+      </w:r>
+      <w:proofErr w:type="gramEnd"/>
+      <w:r>
+        <w:t xml:space="preserve"> </w:t>
+      </w:r>
+      <w:proofErr w:type="spellStart"/>
       <w:r>
         <w:t>StartupDelayInMSec</w:t>
       </w:r>
+      <w:proofErr w:type="spellEnd"/>
     </w:p>
     <w:p>
       <w:r>
@@ -12755,14 +13649,35 @@
           <w:numId w:val="9"/>
         </w:numPr>
       </w:pPr>
-      <w:r>
-        <w:t>StartMinimized element will make the application start in minimized form</w:t>
+      <w:proofErr w:type="spellStart"/>
+      <w:r>
+        <w:t>StartMinimized</w:t>
+      </w:r>
+      <w:proofErr w:type="spellEnd"/>
+      <w:r>
+        <w:t xml:space="preserve"> element will make the application start in minimized form</w:t>
       </w:r>
       <w:r>
         <w:br/>
       </w:r>
       <w:r>
-        <w:t>&lt;StartMinimized&gt;true&lt;/StartMinimized&gt;</w:t>
+        <w:t>&lt;</w:t>
+      </w:r>
+      <w:proofErr w:type="spellStart"/>
+      <w:r>
+        <w:t>StartMinimized</w:t>
+      </w:r>
+      <w:proofErr w:type="spellEnd"/>
+      <w:r>
+        <w:t>&gt;true&lt;/</w:t>
+      </w:r>
+      <w:proofErr w:type="spellStart"/>
+      <w:r>
+        <w:t>StartMinimized</w:t>
+      </w:r>
+      <w:proofErr w:type="spellEnd"/>
+      <w:r>
+        <w:t>&gt;</w:t>
       </w:r>
     </w:p>
     <w:p>
@@ -12773,8 +13688,13 @@
           <w:numId w:val="9"/>
         </w:numPr>
       </w:pPr>
-      <w:r>
-        <w:t xml:space="preserve">AutoConnect will connect the app to the reader automatically using the COM port defined in the Config.xml. Please ensure that you configured this option correctly otherwise the </w:t>
+      <w:proofErr w:type="spellStart"/>
+      <w:r>
+        <w:t>AutoConnect</w:t>
+      </w:r>
+      <w:proofErr w:type="spellEnd"/>
+      <w:r>
+        <w:t xml:space="preserve"> will connect the app to the reader automatically using the COM port defined in the Config.xml. Please ensure that you configured this option correctly otherwise the </w:t>
       </w:r>
       <w:r>
         <w:lastRenderedPageBreak/>
@@ -12784,7 +13704,23 @@
         <w:br/>
       </w:r>
       <w:r>
-        <w:t>&lt;AutoConnect&gt;true&lt;/AutoConnect&gt;</w:t>
+        <w:t>&lt;</w:t>
+      </w:r>
+      <w:proofErr w:type="spellStart"/>
+      <w:r>
+        <w:t>AutoConnect</w:t>
+      </w:r>
+      <w:proofErr w:type="spellEnd"/>
+      <w:r>
+        <w:t>&gt;true&lt;/</w:t>
+      </w:r>
+      <w:proofErr w:type="spellStart"/>
+      <w:r>
+        <w:t>AutoConnect</w:t>
+      </w:r>
+      <w:proofErr w:type="spellEnd"/>
+      <w:r>
+        <w:t>&gt;</w:t>
       </w:r>
     </w:p>
     <w:p>
@@ -12798,21 +13734,47 @@
       <w:r>
         <w:t xml:space="preserve">You can start reading automatically on connection to with the element: </w:t>
       </w:r>
+      <w:proofErr w:type="spellStart"/>
       <w:r>
         <w:t>AutoStartReading</w:t>
       </w:r>
+      <w:proofErr w:type="spellEnd"/>
       <w:r>
         <w:t>.</w:t>
       </w:r>
       <w:r>
         <w:br/>
-        <w:t>Used in with Autoconnect, this will ensure that the reader automatically start reading when the application is launched.</w:t>
+        <w:t xml:space="preserve">Used in with </w:t>
+      </w:r>
+      <w:proofErr w:type="spellStart"/>
+      <w:r>
+        <w:t>Autoconnect</w:t>
+      </w:r>
+      <w:proofErr w:type="spellEnd"/>
+      <w:r>
+        <w:t>, this will ensure that the reader automatically start reading when the application is launched.</w:t>
       </w:r>
       <w:r>
         <w:br/>
       </w:r>
       <w:r>
-        <w:t>&lt;AutoStartReading&gt;true&lt;/AutoStartReading&gt;</w:t>
+        <w:t>&lt;</w:t>
+      </w:r>
+      <w:proofErr w:type="spellStart"/>
+      <w:r>
+        <w:t>AutoStartReading</w:t>
+      </w:r>
+      <w:proofErr w:type="spellEnd"/>
+      <w:r>
+        <w:t>&gt;true&lt;/</w:t>
+      </w:r>
+      <w:proofErr w:type="spellStart"/>
+      <w:r>
+        <w:t>AutoStartReading</w:t>
+      </w:r>
+      <w:proofErr w:type="spellEnd"/>
+      <w:r>
+        <w:t>&gt;</w:t>
       </w:r>
     </w:p>
     <w:p>
@@ -12853,13 +13815,29 @@
           <w:bCs/>
           <w:lang w:val="fr-FR"/>
         </w:rPr>
-        <w:t>0-9</w:t>
-      </w:r>
-      <w:r>
-        <w:rPr>
+        <w:t>0-</w:t>
+      </w:r>
+      <w:proofErr w:type="gramStart"/>
+      <w:r>
+        <w:rPr>
+          <w:b/>
+          <w:bCs/>
           <w:lang w:val="fr-FR"/>
         </w:rPr>
-        <w:t>: ‘0’ to ‘9’ are 48 to 57</w:t>
+        <w:t>9</w:t>
+      </w:r>
+      <w:r>
+        <w:rPr>
+          <w:lang w:val="fr-FR"/>
+        </w:rPr>
+        <w:t>:</w:t>
+      </w:r>
+      <w:proofErr w:type="gramEnd"/>
+      <w:r>
+        <w:rPr>
+          <w:lang w:val="fr-FR"/>
+        </w:rPr>
+        <w:t xml:space="preserve"> ‘0’ to ‘9’ are 48 to 57</w:t>
       </w:r>
     </w:p>
     <w:p>
@@ -12878,13 +13856,29 @@
           <w:bCs/>
           <w:lang w:val="en-US"/>
         </w:rPr>
-        <w:t>A-Z</w:t>
-      </w:r>
-      <w:r>
-        <w:rPr>
+        <w:t>A-</w:t>
+      </w:r>
+      <w:proofErr w:type="gramStart"/>
+      <w:r>
+        <w:rPr>
+          <w:b/>
+          <w:bCs/>
           <w:lang w:val="en-US"/>
         </w:rPr>
-        <w:t>: ‘A’ to ‘Z’ are 65 to 90</w:t>
+        <w:t>Z</w:t>
+      </w:r>
+      <w:r>
+        <w:rPr>
+          <w:lang w:val="en-US"/>
+        </w:rPr>
+        <w:t>: ‘</w:t>
+      </w:r>
+      <w:proofErr w:type="gramEnd"/>
+      <w:r>
+        <w:rPr>
+          <w:lang w:val="en-US"/>
+        </w:rPr>
+        <w:t>A’ to ‘Z’ are 65 to 90</w:t>
       </w:r>
     </w:p>
     <w:p>
@@ -12903,13 +13897,29 @@
           <w:bCs/>
           <w:lang w:val="en-US"/>
         </w:rPr>
-        <w:t>a-z</w:t>
-      </w:r>
-      <w:r>
-        <w:rPr>
+        <w:t>a-</w:t>
+      </w:r>
+      <w:proofErr w:type="gramStart"/>
+      <w:r>
+        <w:rPr>
+          <w:b/>
+          <w:bCs/>
           <w:lang w:val="en-US"/>
         </w:rPr>
-        <w:t>: ‘a’ to ‘z’ are 97 to 122</w:t>
+        <w:t>z</w:t>
+      </w:r>
+      <w:r>
+        <w:rPr>
+          <w:lang w:val="en-US"/>
+        </w:rPr>
+        <w:t>: ‘</w:t>
+      </w:r>
+      <w:proofErr w:type="gramEnd"/>
+      <w:r>
+        <w:rPr>
+          <w:lang w:val="en-US"/>
+        </w:rPr>
+        <w:t>a’ to ‘z’ are 97 to 122</w:t>
       </w:r>
     </w:p>
     <w:p>
@@ -12928,14 +13938,26 @@
           <w:bCs/>
           <w:lang w:val="fr-FR"/>
         </w:rPr>
-        <w:t>Common Symbols</w:t>
-      </w:r>
-      <w:r>
-        <w:rPr>
+        <w:t xml:space="preserve">Common </w:t>
+      </w:r>
+      <w:proofErr w:type="spellStart"/>
+      <w:proofErr w:type="gramStart"/>
+      <w:r>
+        <w:rPr>
+          <w:b/>
+          <w:bCs/>
           <w:lang w:val="fr-FR"/>
         </w:rPr>
+        <w:t>Symbols</w:t>
+      </w:r>
+      <w:proofErr w:type="spellEnd"/>
+      <w:r>
+        <w:rPr>
+          <w:lang w:val="fr-FR"/>
+        </w:rPr>
         <w:t>:</w:t>
       </w:r>
+      <w:proofErr w:type="gramEnd"/>
     </w:p>
     <w:p>
       <w:pPr>
@@ -12947,11 +13969,27 @@
           <w:lang w:val="fr-FR"/>
         </w:rPr>
       </w:pPr>
+      <w:proofErr w:type="spellStart"/>
+      <w:proofErr w:type="gramStart"/>
       <w:r>
         <w:rPr>
           <w:lang w:val="fr-FR"/>
         </w:rPr>
-        <w:t>Space: 32</w:t>
+        <w:t>Space</w:t>
+      </w:r>
+      <w:proofErr w:type="spellEnd"/>
+      <w:r>
+        <w:rPr>
+          <w:lang w:val="fr-FR"/>
+        </w:rPr>
+        <w:t>:</w:t>
+      </w:r>
+      <w:proofErr w:type="gramEnd"/>
+      <w:r>
+        <w:rPr>
+          <w:lang w:val="fr-FR"/>
+        </w:rPr>
+        <w:t xml:space="preserve"> 32</w:t>
       </w:r>
     </w:p>
     <w:p>
@@ -12968,7 +14006,21 @@
         <w:rPr>
           <w:lang w:val="fr-FR"/>
         </w:rPr>
-        <w:t>Exclamation Mark (!): 33</w:t>
+        <w:t>Exclamation Mark </w:t>
+      </w:r>
+      <w:proofErr w:type="gramStart"/>
+      <w:r>
+        <w:rPr>
+          <w:lang w:val="fr-FR"/>
+        </w:rPr>
+        <w:t>(!):</w:t>
+      </w:r>
+      <w:proofErr w:type="gramEnd"/>
+      <w:r>
+        <w:rPr>
+          <w:lang w:val="fr-FR"/>
+        </w:rPr>
+        <w:t xml:space="preserve"> 33</w:t>
       </w:r>
     </w:p>
     <w:p>
@@ -12985,7 +14037,35 @@
         <w:rPr>
           <w:lang w:val="fr-FR"/>
         </w:rPr>
-        <w:t>Double Quote ("): 34</w:t>
+        <w:t xml:space="preserve">Double </w:t>
+      </w:r>
+      <w:proofErr w:type="spellStart"/>
+      <w:r>
+        <w:rPr>
+          <w:lang w:val="fr-FR"/>
+        </w:rPr>
+        <w:t>Quote</w:t>
+      </w:r>
+      <w:proofErr w:type="spellEnd"/>
+      <w:r>
+        <w:rPr>
+          <w:lang w:val="fr-FR"/>
+        </w:rPr>
+        <w:t> ("</w:t>
+      </w:r>
+      <w:proofErr w:type="gramStart"/>
+      <w:r>
+        <w:rPr>
+          <w:lang w:val="fr-FR"/>
+        </w:rPr>
+        <w:t>):</w:t>
+      </w:r>
+      <w:proofErr w:type="gramEnd"/>
+      <w:r>
+        <w:rPr>
+          <w:lang w:val="fr-FR"/>
+        </w:rPr>
+        <w:t xml:space="preserve"> 34</w:t>
       </w:r>
     </w:p>
     <w:p>
@@ -12998,11 +14078,33 @@
           <w:lang w:val="fr-FR"/>
         </w:rPr>
       </w:pPr>
+      <w:proofErr w:type="gramStart"/>
       <w:r>
         <w:rPr>
           <w:lang w:val="fr-FR"/>
         </w:rPr>
-        <w:t>Hashtag (#): 35</w:t>
+        <w:t>Hashtag</w:t>
+      </w:r>
+      <w:proofErr w:type="gramEnd"/>
+      <w:r>
+        <w:rPr>
+          <w:lang w:val="fr-FR"/>
+        </w:rPr>
+        <w:t> (#</w:t>
+      </w:r>
+      <w:proofErr w:type="gramStart"/>
+      <w:r>
+        <w:rPr>
+          <w:lang w:val="fr-FR"/>
+        </w:rPr>
+        <w:t>):</w:t>
+      </w:r>
+      <w:proofErr w:type="gramEnd"/>
+      <w:r>
+        <w:rPr>
+          <w:lang w:val="fr-FR"/>
+        </w:rPr>
+        <w:t xml:space="preserve"> 35</w:t>
       </w:r>
     </w:p>
     <w:p>
@@ -13019,7 +14121,35 @@
         <w:rPr>
           <w:lang w:val="fr-FR"/>
         </w:rPr>
-        <w:t>Dollar Sign ($): 36</w:t>
+        <w:t xml:space="preserve">Dollar </w:t>
+      </w:r>
+      <w:proofErr w:type="spellStart"/>
+      <w:r>
+        <w:rPr>
+          <w:lang w:val="fr-FR"/>
+        </w:rPr>
+        <w:t>Sign</w:t>
+      </w:r>
+      <w:proofErr w:type="spellEnd"/>
+      <w:r>
+        <w:rPr>
+          <w:lang w:val="fr-FR"/>
+        </w:rPr>
+        <w:t> ($</w:t>
+      </w:r>
+      <w:proofErr w:type="gramStart"/>
+      <w:r>
+        <w:rPr>
+          <w:lang w:val="fr-FR"/>
+        </w:rPr>
+        <w:t>):</w:t>
+      </w:r>
+      <w:proofErr w:type="gramEnd"/>
+      <w:r>
+        <w:rPr>
+          <w:lang w:val="fr-FR"/>
+        </w:rPr>
+        <w:t xml:space="preserve"> 36</w:t>
       </w:r>
     </w:p>
     <w:p>
@@ -13036,7 +14166,21 @@
         <w:rPr>
           <w:lang w:val="fr-FR"/>
         </w:rPr>
-        <w:t>Percent (%): 37</w:t>
+        <w:t>Percent (%</w:t>
+      </w:r>
+      <w:proofErr w:type="gramStart"/>
+      <w:r>
+        <w:rPr>
+          <w:lang w:val="fr-FR"/>
+        </w:rPr>
+        <w:t>):</w:t>
+      </w:r>
+      <w:proofErr w:type="gramEnd"/>
+      <w:r>
+        <w:rPr>
+          <w:lang w:val="fr-FR"/>
+        </w:rPr>
+        <w:t xml:space="preserve"> 37</w:t>
       </w:r>
     </w:p>
     <w:p>
@@ -13049,11 +14193,33 @@
           <w:lang w:val="fr-FR"/>
         </w:rPr>
       </w:pPr>
+      <w:proofErr w:type="spellStart"/>
       <w:r>
         <w:rPr>
           <w:lang w:val="fr-FR"/>
         </w:rPr>
-        <w:t>Ampersand (&amp;): 38</w:t>
+        <w:t>Ampersand</w:t>
+      </w:r>
+      <w:proofErr w:type="spellEnd"/>
+      <w:r>
+        <w:rPr>
+          <w:lang w:val="fr-FR"/>
+        </w:rPr>
+        <w:t> (&amp;</w:t>
+      </w:r>
+      <w:proofErr w:type="gramStart"/>
+      <w:r>
+        <w:rPr>
+          <w:lang w:val="fr-FR"/>
+        </w:rPr>
+        <w:t>):</w:t>
+      </w:r>
+      <w:proofErr w:type="gramEnd"/>
+      <w:r>
+        <w:rPr>
+          <w:lang w:val="fr-FR"/>
+        </w:rPr>
+        <w:t xml:space="preserve"> 38</w:t>
       </w:r>
     </w:p>
     <w:p>
@@ -13070,7 +14236,35 @@
         <w:rPr>
           <w:lang w:val="fr-FR"/>
         </w:rPr>
-        <w:t>Single Quote ('): 39</w:t>
+        <w:t xml:space="preserve">Single </w:t>
+      </w:r>
+      <w:proofErr w:type="spellStart"/>
+      <w:r>
+        <w:rPr>
+          <w:lang w:val="fr-FR"/>
+        </w:rPr>
+        <w:t>Quote</w:t>
+      </w:r>
+      <w:proofErr w:type="spellEnd"/>
+      <w:r>
+        <w:rPr>
+          <w:lang w:val="fr-FR"/>
+        </w:rPr>
+        <w:t> ('</w:t>
+      </w:r>
+      <w:proofErr w:type="gramStart"/>
+      <w:r>
+        <w:rPr>
+          <w:lang w:val="fr-FR"/>
+        </w:rPr>
+        <w:t>):</w:t>
+      </w:r>
+      <w:proofErr w:type="gramEnd"/>
+      <w:r>
+        <w:rPr>
+          <w:lang w:val="fr-FR"/>
+        </w:rPr>
+        <w:t xml:space="preserve"> 39</w:t>
       </w:r>
     </w:p>
     <w:p>
@@ -13083,11 +14277,33 @@
           <w:lang w:val="fr-FR"/>
         </w:rPr>
       </w:pPr>
+      <w:proofErr w:type="spellStart"/>
       <w:r>
         <w:rPr>
           <w:lang w:val="fr-FR"/>
         </w:rPr>
-        <w:t>Left Parenthesis (() : 40</w:t>
+        <w:t>Left</w:t>
+      </w:r>
+      <w:proofErr w:type="spellEnd"/>
+      <w:r>
+        <w:rPr>
+          <w:lang w:val="fr-FR"/>
+        </w:rPr>
+        <w:t xml:space="preserve"> </w:t>
+      </w:r>
+      <w:proofErr w:type="spellStart"/>
+      <w:r>
+        <w:rPr>
+          <w:lang w:val="fr-FR"/>
+        </w:rPr>
+        <w:t>Parenthesis</w:t>
+      </w:r>
+      <w:proofErr w:type="spellEnd"/>
+      <w:r>
+        <w:rPr>
+          <w:lang w:val="fr-FR"/>
+        </w:rPr>
+        <w:t> (() : 40</w:t>
       </w:r>
     </w:p>
     <w:p>
@@ -13104,7 +14320,35 @@
         <w:rPr>
           <w:lang w:val="fr-FR"/>
         </w:rPr>
-        <w:t>Right Parenthesis ()): 41</w:t>
+        <w:t xml:space="preserve">Right </w:t>
+      </w:r>
+      <w:proofErr w:type="spellStart"/>
+      <w:r>
+        <w:rPr>
+          <w:lang w:val="fr-FR"/>
+        </w:rPr>
+        <w:t>Parenthesis</w:t>
+      </w:r>
+      <w:proofErr w:type="spellEnd"/>
+      <w:r>
+        <w:rPr>
+          <w:lang w:val="fr-FR"/>
+        </w:rPr>
+        <w:t> ()</w:t>
+      </w:r>
+      <w:proofErr w:type="gramStart"/>
+      <w:r>
+        <w:rPr>
+          <w:lang w:val="fr-FR"/>
+        </w:rPr>
+        <w:t>):</w:t>
+      </w:r>
+      <w:proofErr w:type="gramEnd"/>
+      <w:r>
+        <w:rPr>
+          <w:lang w:val="fr-FR"/>
+        </w:rPr>
+        <w:t xml:space="preserve"> 41</w:t>
       </w:r>
     </w:p>
     <w:p>
@@ -13117,11 +14361,33 @@
           <w:lang w:val="fr-FR"/>
         </w:rPr>
       </w:pPr>
+      <w:proofErr w:type="spellStart"/>
       <w:r>
         <w:rPr>
           <w:lang w:val="fr-FR"/>
         </w:rPr>
-        <w:t>Asterisk (*): 42</w:t>
+        <w:t>Asterisk</w:t>
+      </w:r>
+      <w:proofErr w:type="spellEnd"/>
+      <w:r>
+        <w:rPr>
+          <w:lang w:val="fr-FR"/>
+        </w:rPr>
+        <w:t> (*</w:t>
+      </w:r>
+      <w:proofErr w:type="gramStart"/>
+      <w:r>
+        <w:rPr>
+          <w:lang w:val="fr-FR"/>
+        </w:rPr>
+        <w:t>):</w:t>
+      </w:r>
+      <w:proofErr w:type="gramEnd"/>
+      <w:r>
+        <w:rPr>
+          <w:lang w:val="fr-FR"/>
+        </w:rPr>
+        <w:t xml:space="preserve"> 42</w:t>
       </w:r>
     </w:p>
     <w:p>
@@ -13138,7 +14404,21 @@
         <w:rPr>
           <w:lang w:val="fr-FR"/>
         </w:rPr>
-        <w:t>Plus (+): 43</w:t>
+        <w:t>Plus (+</w:t>
+      </w:r>
+      <w:proofErr w:type="gramStart"/>
+      <w:r>
+        <w:rPr>
+          <w:lang w:val="fr-FR"/>
+        </w:rPr>
+        <w:t>):</w:t>
+      </w:r>
+      <w:proofErr w:type="gramEnd"/>
+      <w:r>
+        <w:rPr>
+          <w:lang w:val="fr-FR"/>
+        </w:rPr>
+        <w:t xml:space="preserve"> 43</w:t>
       </w:r>
     </w:p>
     <w:p>
@@ -13155,7 +14435,21 @@
         <w:rPr>
           <w:lang w:val="fr-FR"/>
         </w:rPr>
-        <w:t>Comma (,): 44</w:t>
+        <w:t>Comma (,</w:t>
+      </w:r>
+      <w:proofErr w:type="gramStart"/>
+      <w:r>
+        <w:rPr>
+          <w:lang w:val="fr-FR"/>
+        </w:rPr>
+        <w:t>):</w:t>
+      </w:r>
+      <w:proofErr w:type="gramEnd"/>
+      <w:r>
+        <w:rPr>
+          <w:lang w:val="fr-FR"/>
+        </w:rPr>
+        <w:t xml:space="preserve"> 44</w:t>
       </w:r>
     </w:p>
     <w:p>
@@ -13172,7 +14466,21 @@
         <w:rPr>
           <w:lang w:val="fr-FR"/>
         </w:rPr>
-        <w:t>Minus (-): 45</w:t>
+        <w:t>Minus (-</w:t>
+      </w:r>
+      <w:proofErr w:type="gramStart"/>
+      <w:r>
+        <w:rPr>
+          <w:lang w:val="fr-FR"/>
+        </w:rPr>
+        <w:t>):</w:t>
+      </w:r>
+      <w:proofErr w:type="gramEnd"/>
+      <w:r>
+        <w:rPr>
+          <w:lang w:val="fr-FR"/>
+        </w:rPr>
+        <w:t xml:space="preserve"> 45</w:t>
       </w:r>
     </w:p>
     <w:p>
@@ -13185,11 +14493,33 @@
           <w:lang w:val="fr-FR"/>
         </w:rPr>
       </w:pPr>
+      <w:proofErr w:type="spellStart"/>
       <w:r>
         <w:rPr>
           <w:lang w:val="fr-FR"/>
         </w:rPr>
-        <w:t>Period (.): 46</w:t>
+        <w:t>Period</w:t>
+      </w:r>
+      <w:proofErr w:type="spellEnd"/>
+      <w:r>
+        <w:rPr>
+          <w:lang w:val="fr-FR"/>
+        </w:rPr>
+        <w:t> </w:t>
+      </w:r>
+      <w:proofErr w:type="gramStart"/>
+      <w:r>
+        <w:rPr>
+          <w:lang w:val="fr-FR"/>
+        </w:rPr>
+        <w:t>(.):</w:t>
+      </w:r>
+      <w:proofErr w:type="gramEnd"/>
+      <w:r>
+        <w:rPr>
+          <w:lang w:val="fr-FR"/>
+        </w:rPr>
+        <w:t xml:space="preserve"> 46</w:t>
       </w:r>
     </w:p>
     <w:p>
@@ -13206,7 +14536,21 @@
         <w:rPr>
           <w:lang w:val="fr-FR"/>
         </w:rPr>
-        <w:t>Slash (/): 47</w:t>
+        <w:t>Slash (/</w:t>
+      </w:r>
+      <w:proofErr w:type="gramStart"/>
+      <w:r>
+        <w:rPr>
+          <w:lang w:val="fr-FR"/>
+        </w:rPr>
+        <w:t>):</w:t>
+      </w:r>
+      <w:proofErr w:type="gramEnd"/>
+      <w:r>
+        <w:rPr>
+          <w:lang w:val="fr-FR"/>
+        </w:rPr>
+        <w:t xml:space="preserve"> 47</w:t>
       </w:r>
     </w:p>
     <w:p>
@@ -13223,7 +14567,21 @@
         <w:rPr>
           <w:lang w:val="fr-FR"/>
         </w:rPr>
-        <w:t>Colon (:): 58</w:t>
+        <w:t>Colon (</w:t>
+      </w:r>
+      <w:proofErr w:type="gramStart"/>
+      <w:r>
+        <w:rPr>
+          <w:lang w:val="fr-FR"/>
+        </w:rPr>
+        <w:t>:):</w:t>
+      </w:r>
+      <w:proofErr w:type="gramEnd"/>
+      <w:r>
+        <w:rPr>
+          <w:lang w:val="fr-FR"/>
+        </w:rPr>
+        <w:t xml:space="preserve"> 58</w:t>
       </w:r>
     </w:p>
     <w:p>
@@ -13236,11 +14594,33 @@
           <w:lang w:val="fr-FR"/>
         </w:rPr>
       </w:pPr>
+      <w:proofErr w:type="spellStart"/>
       <w:r>
         <w:rPr>
           <w:lang w:val="fr-FR"/>
         </w:rPr>
-        <w:t>Semicolon (;): 59</w:t>
+        <w:t>Semicolon</w:t>
+      </w:r>
+      <w:proofErr w:type="spellEnd"/>
+      <w:r>
+        <w:rPr>
+          <w:lang w:val="fr-FR"/>
+        </w:rPr>
+        <w:t> (</w:t>
+      </w:r>
+      <w:proofErr w:type="gramStart"/>
+      <w:r>
+        <w:rPr>
+          <w:lang w:val="fr-FR"/>
+        </w:rPr>
+        <w:t>;):</w:t>
+      </w:r>
+      <w:proofErr w:type="gramEnd"/>
+      <w:r>
+        <w:rPr>
+          <w:lang w:val="fr-FR"/>
+        </w:rPr>
+        <w:t xml:space="preserve"> 59</w:t>
       </w:r>
     </w:p>
     <w:p>
@@ -13253,11 +14633,47 @@
           <w:lang w:val="fr-FR"/>
         </w:rPr>
       </w:pPr>
+      <w:proofErr w:type="spellStart"/>
       <w:r>
         <w:rPr>
           <w:lang w:val="fr-FR"/>
         </w:rPr>
-        <w:t>Less Than (&lt;): 60</w:t>
+        <w:t>Less</w:t>
+      </w:r>
+      <w:proofErr w:type="spellEnd"/>
+      <w:r>
+        <w:rPr>
+          <w:lang w:val="fr-FR"/>
+        </w:rPr>
+        <w:t xml:space="preserve"> </w:t>
+      </w:r>
+      <w:proofErr w:type="spellStart"/>
+      <w:r>
+        <w:rPr>
+          <w:lang w:val="fr-FR"/>
+        </w:rPr>
+        <w:t>Than</w:t>
+      </w:r>
+      <w:proofErr w:type="spellEnd"/>
+      <w:r>
+        <w:rPr>
+          <w:lang w:val="fr-FR"/>
+        </w:rPr>
+        <w:t> (&lt;</w:t>
+      </w:r>
+      <w:proofErr w:type="gramStart"/>
+      <w:r>
+        <w:rPr>
+          <w:lang w:val="fr-FR"/>
+        </w:rPr>
+        <w:t>):</w:t>
+      </w:r>
+      <w:proofErr w:type="gramEnd"/>
+      <w:r>
+        <w:rPr>
+          <w:lang w:val="fr-FR"/>
+        </w:rPr>
+        <w:t xml:space="preserve"> 60</w:t>
       </w:r>
     </w:p>
     <w:p>
@@ -13270,11 +14686,33 @@
           <w:lang w:val="fr-FR"/>
         </w:rPr>
       </w:pPr>
+      <w:proofErr w:type="spellStart"/>
       <w:r>
         <w:rPr>
           <w:lang w:val="fr-FR"/>
         </w:rPr>
-        <w:t>Equals (=): 61</w:t>
+        <w:t>Equals</w:t>
+      </w:r>
+      <w:proofErr w:type="spellEnd"/>
+      <w:r>
+        <w:rPr>
+          <w:lang w:val="fr-FR"/>
+        </w:rPr>
+        <w:t> (=</w:t>
+      </w:r>
+      <w:proofErr w:type="gramStart"/>
+      <w:r>
+        <w:rPr>
+          <w:lang w:val="fr-FR"/>
+        </w:rPr>
+        <w:t>):</w:t>
+      </w:r>
+      <w:proofErr w:type="gramEnd"/>
+      <w:r>
+        <w:rPr>
+          <w:lang w:val="fr-FR"/>
+        </w:rPr>
+        <w:t xml:space="preserve"> 61</w:t>
       </w:r>
     </w:p>
     <w:p>
@@ -13287,12 +14725,48 @@
           <w:lang w:val="fr-FR"/>
         </w:rPr>
       </w:pPr>
+      <w:proofErr w:type="spellStart"/>
       <w:r>
         <w:rPr>
           <w:lang w:val="fr-FR"/>
         </w:rPr>
         <w:lastRenderedPageBreak/>
-        <w:t>Greater Than (&gt;): 62</w:t>
+        <w:t>Greater</w:t>
+      </w:r>
+      <w:proofErr w:type="spellEnd"/>
+      <w:r>
+        <w:rPr>
+          <w:lang w:val="fr-FR"/>
+        </w:rPr>
+        <w:t xml:space="preserve"> </w:t>
+      </w:r>
+      <w:proofErr w:type="spellStart"/>
+      <w:r>
+        <w:rPr>
+          <w:lang w:val="fr-FR"/>
+        </w:rPr>
+        <w:t>Than</w:t>
+      </w:r>
+      <w:proofErr w:type="spellEnd"/>
+      <w:r>
+        <w:rPr>
+          <w:lang w:val="fr-FR"/>
+        </w:rPr>
+        <w:t> (&gt;</w:t>
+      </w:r>
+      <w:proofErr w:type="gramStart"/>
+      <w:r>
+        <w:rPr>
+          <w:lang w:val="fr-FR"/>
+        </w:rPr>
+        <w:t>):</w:t>
+      </w:r>
+      <w:proofErr w:type="gramEnd"/>
+      <w:r>
+        <w:rPr>
+          <w:lang w:val="fr-FR"/>
+        </w:rPr>
+        <w:t xml:space="preserve"> 62</w:t>
       </w:r>
     </w:p>
     <w:p>
@@ -13309,7 +14783,21 @@
         <w:rPr>
           <w:lang w:val="fr-FR"/>
         </w:rPr>
-        <w:t>Question Mark (?): 63</w:t>
+        <w:t>Question Mark </w:t>
+      </w:r>
+      <w:proofErr w:type="gramStart"/>
+      <w:r>
+        <w:rPr>
+          <w:lang w:val="fr-FR"/>
+        </w:rPr>
+        <w:t>(?):</w:t>
+      </w:r>
+      <w:proofErr w:type="gramEnd"/>
+      <w:r>
+        <w:rPr>
+          <w:lang w:val="fr-FR"/>
+        </w:rPr>
+        <w:t xml:space="preserve"> 63</w:t>
       </w:r>
     </w:p>
     <w:p>
@@ -13326,7 +14814,21 @@
         <w:rPr>
           <w:lang w:val="fr-FR"/>
         </w:rPr>
-        <w:t>At (@): 64</w:t>
+        <w:t>At (@</w:t>
+      </w:r>
+      <w:proofErr w:type="gramStart"/>
+      <w:r>
+        <w:rPr>
+          <w:lang w:val="fr-FR"/>
+        </w:rPr>
+        <w:t>):</w:t>
+      </w:r>
+      <w:proofErr w:type="gramEnd"/>
+      <w:r>
+        <w:rPr>
+          <w:lang w:val="fr-FR"/>
+        </w:rPr>
+        <w:t xml:space="preserve"> 64</w:t>
       </w:r>
     </w:p>
     <w:p>
@@ -13339,11 +14841,47 @@
           <w:lang w:val="fr-FR"/>
         </w:rPr>
       </w:pPr>
+      <w:proofErr w:type="spellStart"/>
       <w:r>
         <w:rPr>
           <w:lang w:val="fr-FR"/>
         </w:rPr>
-        <w:t>Left Bracket ([): 91</w:t>
+        <w:t>Left</w:t>
+      </w:r>
+      <w:proofErr w:type="spellEnd"/>
+      <w:r>
+        <w:rPr>
+          <w:lang w:val="fr-FR"/>
+        </w:rPr>
+        <w:t xml:space="preserve"> </w:t>
+      </w:r>
+      <w:proofErr w:type="spellStart"/>
+      <w:r>
+        <w:rPr>
+          <w:lang w:val="fr-FR"/>
+        </w:rPr>
+        <w:t>Bracket</w:t>
+      </w:r>
+      <w:proofErr w:type="spellEnd"/>
+      <w:r>
+        <w:rPr>
+          <w:lang w:val="fr-FR"/>
+        </w:rPr>
+        <w:t> ([</w:t>
+      </w:r>
+      <w:proofErr w:type="gramStart"/>
+      <w:r>
+        <w:rPr>
+          <w:lang w:val="fr-FR"/>
+        </w:rPr>
+        <w:t>):</w:t>
+      </w:r>
+      <w:proofErr w:type="gramEnd"/>
+      <w:r>
+        <w:rPr>
+          <w:lang w:val="fr-FR"/>
+        </w:rPr>
+        <w:t xml:space="preserve"> 91</w:t>
       </w:r>
     </w:p>
     <w:p>
@@ -13360,7 +14898,21 @@
         <w:rPr>
           <w:lang w:val="fr-FR"/>
         </w:rPr>
-        <w:t>Backslash (): 92</w:t>
+        <w:t>Backslash (</w:t>
+      </w:r>
+      <w:proofErr w:type="gramStart"/>
+      <w:r>
+        <w:rPr>
+          <w:lang w:val="fr-FR"/>
+        </w:rPr>
+        <w:t>):</w:t>
+      </w:r>
+      <w:proofErr w:type="gramEnd"/>
+      <w:r>
+        <w:rPr>
+          <w:lang w:val="fr-FR"/>
+        </w:rPr>
+        <w:t xml:space="preserve"> 92</w:t>
       </w:r>
     </w:p>
     <w:p>
@@ -13377,7 +14929,35 @@
         <w:rPr>
           <w:lang w:val="fr-FR"/>
         </w:rPr>
-        <w:t>Right Bracket (]): 93</w:t>
+        <w:t xml:space="preserve">Right </w:t>
+      </w:r>
+      <w:proofErr w:type="spellStart"/>
+      <w:r>
+        <w:rPr>
+          <w:lang w:val="fr-FR"/>
+        </w:rPr>
+        <w:t>Bracket</w:t>
+      </w:r>
+      <w:proofErr w:type="spellEnd"/>
+      <w:r>
+        <w:rPr>
+          <w:lang w:val="fr-FR"/>
+        </w:rPr>
+        <w:t> (]</w:t>
+      </w:r>
+      <w:proofErr w:type="gramStart"/>
+      <w:r>
+        <w:rPr>
+          <w:lang w:val="fr-FR"/>
+        </w:rPr>
+        <w:t>):</w:t>
+      </w:r>
+      <w:proofErr w:type="gramEnd"/>
+      <w:r>
+        <w:rPr>
+          <w:lang w:val="fr-FR"/>
+        </w:rPr>
+        <w:t xml:space="preserve"> 93</w:t>
       </w:r>
     </w:p>
     <w:p>
@@ -13394,7 +14974,21 @@
         <w:rPr>
           <w:lang w:val="fr-FR"/>
         </w:rPr>
-        <w:t>Caret (^): 94</w:t>
+        <w:t>Caret (^</w:t>
+      </w:r>
+      <w:proofErr w:type="gramStart"/>
+      <w:r>
+        <w:rPr>
+          <w:lang w:val="fr-FR"/>
+        </w:rPr>
+        <w:t>):</w:t>
+      </w:r>
+      <w:proofErr w:type="gramEnd"/>
+      <w:r>
+        <w:rPr>
+          <w:lang w:val="fr-FR"/>
+        </w:rPr>
+        <w:t xml:space="preserve"> 94</w:t>
       </w:r>
     </w:p>
     <w:p>
@@ -13407,11 +15001,33 @@
           <w:lang w:val="fr-FR"/>
         </w:rPr>
       </w:pPr>
+      <w:proofErr w:type="spellStart"/>
       <w:r>
         <w:rPr>
           <w:lang w:val="fr-FR"/>
         </w:rPr>
-        <w:t>Underscore (_): 95</w:t>
+        <w:t>Underscore</w:t>
+      </w:r>
+      <w:proofErr w:type="spellEnd"/>
+      <w:r>
+        <w:rPr>
+          <w:lang w:val="fr-FR"/>
+        </w:rPr>
+        <w:t> (_</w:t>
+      </w:r>
+      <w:proofErr w:type="gramStart"/>
+      <w:r>
+        <w:rPr>
+          <w:lang w:val="fr-FR"/>
+        </w:rPr>
+        <w:t>):</w:t>
+      </w:r>
+      <w:proofErr w:type="gramEnd"/>
+      <w:r>
+        <w:rPr>
+          <w:lang w:val="fr-FR"/>
+        </w:rPr>
+        <w:t xml:space="preserve"> 95</w:t>
       </w:r>
     </w:p>
     <w:p>
@@ -13428,7 +15044,21 @@
         <w:rPr>
           <w:lang w:val="fr-FR"/>
         </w:rPr>
-        <w:t>Grave Accent (`): 96</w:t>
+        <w:t>Grave Accent (`</w:t>
+      </w:r>
+      <w:proofErr w:type="gramStart"/>
+      <w:r>
+        <w:rPr>
+          <w:lang w:val="fr-FR"/>
+        </w:rPr>
+        <w:t>):</w:t>
+      </w:r>
+      <w:proofErr w:type="gramEnd"/>
+      <w:r>
+        <w:rPr>
+          <w:lang w:val="fr-FR"/>
+        </w:rPr>
+        <w:t xml:space="preserve"> 96</w:t>
       </w:r>
     </w:p>
     <w:p>
@@ -13441,11 +15071,47 @@
           <w:lang w:val="fr-FR"/>
         </w:rPr>
       </w:pPr>
+      <w:proofErr w:type="spellStart"/>
       <w:r>
         <w:rPr>
           <w:lang w:val="fr-FR"/>
         </w:rPr>
-        <w:t>Left Brace ({): 123</w:t>
+        <w:t>Left</w:t>
+      </w:r>
+      <w:proofErr w:type="spellEnd"/>
+      <w:r>
+        <w:rPr>
+          <w:lang w:val="fr-FR"/>
+        </w:rPr>
+        <w:t xml:space="preserve"> </w:t>
+      </w:r>
+      <w:proofErr w:type="spellStart"/>
+      <w:r>
+        <w:rPr>
+          <w:lang w:val="fr-FR"/>
+        </w:rPr>
+        <w:t>Brace</w:t>
+      </w:r>
+      <w:proofErr w:type="spellEnd"/>
+      <w:r>
+        <w:rPr>
+          <w:lang w:val="fr-FR"/>
+        </w:rPr>
+        <w:t> ({</w:t>
+      </w:r>
+      <w:proofErr w:type="gramStart"/>
+      <w:r>
+        <w:rPr>
+          <w:lang w:val="fr-FR"/>
+        </w:rPr>
+        <w:t>):</w:t>
+      </w:r>
+      <w:proofErr w:type="gramEnd"/>
+      <w:r>
+        <w:rPr>
+          <w:lang w:val="fr-FR"/>
+        </w:rPr>
+        <w:t xml:space="preserve"> 123</w:t>
       </w:r>
     </w:p>
     <w:p>
@@ -13462,7 +15128,21 @@
         <w:rPr>
           <w:lang w:val="fr-FR"/>
         </w:rPr>
-        <w:t>Vertical Bar (|): 124</w:t>
+        <w:t>Vertical Bar (|</w:t>
+      </w:r>
+      <w:proofErr w:type="gramStart"/>
+      <w:r>
+        <w:rPr>
+          <w:lang w:val="fr-FR"/>
+        </w:rPr>
+        <w:t>):</w:t>
+      </w:r>
+      <w:proofErr w:type="gramEnd"/>
+      <w:r>
+        <w:rPr>
+          <w:lang w:val="fr-FR"/>
+        </w:rPr>
+        <w:t xml:space="preserve"> 124</w:t>
       </w:r>
     </w:p>
     <w:p>
@@ -13479,7 +15159,35 @@
         <w:rPr>
           <w:lang w:val="fr-FR"/>
         </w:rPr>
-        <w:t>Right Brace (}): 125</w:t>
+        <w:t xml:space="preserve">Right </w:t>
+      </w:r>
+      <w:proofErr w:type="spellStart"/>
+      <w:r>
+        <w:rPr>
+          <w:lang w:val="fr-FR"/>
+        </w:rPr>
+        <w:t>Brace</w:t>
+      </w:r>
+      <w:proofErr w:type="spellEnd"/>
+      <w:r>
+        <w:rPr>
+          <w:lang w:val="fr-FR"/>
+        </w:rPr>
+        <w:t> (}</w:t>
+      </w:r>
+      <w:proofErr w:type="gramStart"/>
+      <w:r>
+        <w:rPr>
+          <w:lang w:val="fr-FR"/>
+        </w:rPr>
+        <w:t>):</w:t>
+      </w:r>
+      <w:proofErr w:type="gramEnd"/>
+      <w:r>
+        <w:rPr>
+          <w:lang w:val="fr-FR"/>
+        </w:rPr>
+        <w:t xml:space="preserve"> 125</w:t>
       </w:r>
     </w:p>
     <w:p>
@@ -13496,7 +15204,21 @@
         <w:rPr>
           <w:lang w:val="fr-FR"/>
         </w:rPr>
-        <w:t>Tilde (~): 126</w:t>
+        <w:t>Tilde (~</w:t>
+      </w:r>
+      <w:proofErr w:type="gramStart"/>
+      <w:r>
+        <w:rPr>
+          <w:lang w:val="fr-FR"/>
+        </w:rPr>
+        <w:t>):</w:t>
+      </w:r>
+      <w:proofErr w:type="gramEnd"/>
+      <w:r>
+        <w:rPr>
+          <w:lang w:val="fr-FR"/>
+        </w:rPr>
+        <w:t xml:space="preserve"> 126</w:t>
       </w:r>
     </w:p>
     <w:p>
@@ -13516,14 +15238,22 @@
         <w:rPr>
           <w:lang w:val="fr-FR"/>
         </w:rPr>
-        <w:t>Virtual-Key Codes:</w:t>
-      </w:r>
-    </w:p>
-    <w:p>
-      <w:pPr>
+        <w:t xml:space="preserve">Virtual-Key </w:t>
+      </w:r>
+      <w:proofErr w:type="gramStart"/>
+      <w:r>
         <w:rPr>
           <w:lang w:val="fr-FR"/>
         </w:rPr>
+        <w:t>Codes:</w:t>
+      </w:r>
+      <w:proofErr w:type="gramEnd"/>
+    </w:p>
+    <w:p>
+      <w:pPr>
+        <w:rPr>
+          <w:lang w:val="fr-FR"/>
+        </w:rPr>
       </w:pPr>
       <w:r>
         <w:rPr>
@@ -13531,12 +15261,78 @@
         </w:rPr>
         <w:t xml:space="preserve">In Windows, keys can also be represented by virtual-key codes, which are used for identifying keys in system-level programming. </w:t>
       </w:r>
+      <w:proofErr w:type="spellStart"/>
       <w:r>
         <w:rPr>
           <w:lang w:val="fr-FR"/>
         </w:rPr>
-        <w:t>Here’s a list of some of the common ones:</w:t>
-      </w:r>
+        <w:t>Here’s</w:t>
+      </w:r>
+      <w:proofErr w:type="spellEnd"/>
+      <w:r>
+        <w:rPr>
+          <w:lang w:val="fr-FR"/>
+        </w:rPr>
+        <w:t xml:space="preserve"> a </w:t>
+      </w:r>
+      <w:proofErr w:type="spellStart"/>
+      <w:r>
+        <w:rPr>
+          <w:lang w:val="fr-FR"/>
+        </w:rPr>
+        <w:t>list</w:t>
+      </w:r>
+      <w:proofErr w:type="spellEnd"/>
+      <w:r>
+        <w:rPr>
+          <w:lang w:val="fr-FR"/>
+        </w:rPr>
+        <w:t xml:space="preserve"> of </w:t>
+      </w:r>
+      <w:proofErr w:type="spellStart"/>
+      <w:r>
+        <w:rPr>
+          <w:lang w:val="fr-FR"/>
+        </w:rPr>
+        <w:t>some</w:t>
+      </w:r>
+      <w:proofErr w:type="spellEnd"/>
+      <w:r>
+        <w:rPr>
+          <w:lang w:val="fr-FR"/>
+        </w:rPr>
+        <w:t xml:space="preserve"> of the </w:t>
+      </w:r>
+      <w:proofErr w:type="spellStart"/>
+      <w:r>
+        <w:rPr>
+          <w:lang w:val="fr-FR"/>
+        </w:rPr>
+        <w:t>common</w:t>
+      </w:r>
+      <w:proofErr w:type="spellEnd"/>
+      <w:r>
+        <w:rPr>
+          <w:lang w:val="fr-FR"/>
+        </w:rPr>
+        <w:t xml:space="preserve"> </w:t>
+      </w:r>
+      <w:proofErr w:type="spellStart"/>
+      <w:proofErr w:type="gramStart"/>
+      <w:r>
+        <w:rPr>
+          <w:lang w:val="fr-FR"/>
+        </w:rPr>
+        <w:t>ones</w:t>
+      </w:r>
+      <w:proofErr w:type="spellEnd"/>
+      <w:r>
+        <w:rPr>
+          <w:lang w:val="fr-FR"/>
+        </w:rPr>
+        <w:t>:</w:t>
+      </w:r>
+      <w:proofErr w:type="gramEnd"/>
     </w:p>
     <w:p>
       <w:pPr>
@@ -13548,20 +15344,40 @@
           <w:lang w:val="fr-FR"/>
         </w:rPr>
       </w:pPr>
+      <w:proofErr w:type="spellStart"/>
       <w:r>
         <w:rPr>
           <w:b/>
           <w:bCs/>
           <w:lang w:val="fr-FR"/>
         </w:rPr>
-        <w:t>Function Keys</w:t>
-      </w:r>
-      <w:r>
-        <w:rPr>
+        <w:t>Function</w:t>
+      </w:r>
+      <w:proofErr w:type="spellEnd"/>
+      <w:r>
+        <w:rPr>
+          <w:b/>
+          <w:bCs/>
           <w:lang w:val="fr-FR"/>
         </w:rPr>
+        <w:t xml:space="preserve"> </w:t>
+      </w:r>
+      <w:proofErr w:type="gramStart"/>
+      <w:r>
+        <w:rPr>
+          <w:b/>
+          <w:bCs/>
+          <w:lang w:val="fr-FR"/>
+        </w:rPr>
+        <w:t>Keys</w:t>
+      </w:r>
+      <w:r>
+        <w:rPr>
+          <w:lang w:val="fr-FR"/>
+        </w:rPr>
         <w:t>:</w:t>
       </w:r>
+      <w:proofErr w:type="gramEnd"/>
     </w:p>
     <w:p>
       <w:pPr>
@@ -13577,7 +15393,21 @@
         <w:rPr>
           <w:lang w:val="fr-FR"/>
         </w:rPr>
-        <w:t>F1: 112</w:t>
+        <w:t>F</w:t>
+      </w:r>
+      <w:proofErr w:type="gramStart"/>
+      <w:r>
+        <w:rPr>
+          <w:lang w:val="fr-FR"/>
+        </w:rPr>
+        <w:t>1:</w:t>
+      </w:r>
+      <w:proofErr w:type="gramEnd"/>
+      <w:r>
+        <w:rPr>
+          <w:lang w:val="fr-FR"/>
+        </w:rPr>
+        <w:t xml:space="preserve"> 112</w:t>
       </w:r>
     </w:p>
     <w:p>
@@ -13594,7 +15424,21 @@
         <w:rPr>
           <w:lang w:val="fr-FR"/>
         </w:rPr>
-        <w:t>F2: 113</w:t>
+        <w:t>F</w:t>
+      </w:r>
+      <w:proofErr w:type="gramStart"/>
+      <w:r>
+        <w:rPr>
+          <w:lang w:val="fr-FR"/>
+        </w:rPr>
+        <w:t>2:</w:t>
+      </w:r>
+      <w:proofErr w:type="gramEnd"/>
+      <w:r>
+        <w:rPr>
+          <w:lang w:val="fr-FR"/>
+        </w:rPr>
+        <w:t xml:space="preserve"> 113</w:t>
       </w:r>
     </w:p>
     <w:p>
@@ -13611,7 +15455,21 @@
         <w:rPr>
           <w:lang w:val="fr-FR"/>
         </w:rPr>
-        <w:t>F3: 114</w:t>
+        <w:t>F</w:t>
+      </w:r>
+      <w:proofErr w:type="gramStart"/>
+      <w:r>
+        <w:rPr>
+          <w:lang w:val="fr-FR"/>
+        </w:rPr>
+        <w:t>3:</w:t>
+      </w:r>
+      <w:proofErr w:type="gramEnd"/>
+      <w:r>
+        <w:rPr>
+          <w:lang w:val="fr-FR"/>
+        </w:rPr>
+        <w:t xml:space="preserve"> 114</w:t>
       </w:r>
     </w:p>
     <w:p>
@@ -13645,7 +15503,21 @@
         <w:rPr>
           <w:lang w:val="fr-FR"/>
         </w:rPr>
-        <w:t>F12: 123</w:t>
+        <w:t>F</w:t>
+      </w:r>
+      <w:proofErr w:type="gramStart"/>
+      <w:r>
+        <w:rPr>
+          <w:lang w:val="fr-FR"/>
+        </w:rPr>
+        <w:t>12:</w:t>
+      </w:r>
+      <w:proofErr w:type="gramEnd"/>
+      <w:r>
+        <w:rPr>
+          <w:lang w:val="fr-FR"/>
+        </w:rPr>
+        <w:t xml:space="preserve"> 123</w:t>
       </w:r>
     </w:p>
     <w:p>
@@ -13664,14 +15536,24 @@
           <w:bCs/>
           <w:lang w:val="fr-FR"/>
         </w:rPr>
-        <w:t>Control Keys</w:t>
-      </w:r>
-      <w:r>
-        <w:rPr>
+        <w:t xml:space="preserve">Control </w:t>
+      </w:r>
+      <w:proofErr w:type="gramStart"/>
+      <w:r>
+        <w:rPr>
+          <w:b/>
+          <w:bCs/>
           <w:lang w:val="fr-FR"/>
         </w:rPr>
+        <w:t>Keys</w:t>
+      </w:r>
+      <w:r>
+        <w:rPr>
+          <w:lang w:val="fr-FR"/>
+        </w:rPr>
         <w:t>:</w:t>
       </w:r>
+      <w:proofErr w:type="gramEnd"/>
     </w:p>
     <w:p>
       <w:pPr>
@@ -13683,11 +15565,19 @@
           <w:lang w:val="fr-FR"/>
         </w:rPr>
       </w:pPr>
+      <w:proofErr w:type="gramStart"/>
       <w:r>
         <w:rPr>
           <w:lang w:val="fr-FR"/>
         </w:rPr>
-        <w:t>Enter: 13</w:t>
+        <w:t>Enter:</w:t>
+      </w:r>
+      <w:proofErr w:type="gramEnd"/>
+      <w:r>
+        <w:rPr>
+          <w:lang w:val="fr-FR"/>
+        </w:rPr>
+        <w:t xml:space="preserve"> 13</w:t>
       </w:r>
     </w:p>
     <w:p>
@@ -13700,11 +15590,27 @@
           <w:lang w:val="fr-FR"/>
         </w:rPr>
       </w:pPr>
+      <w:proofErr w:type="spellStart"/>
+      <w:proofErr w:type="gramStart"/>
       <w:r>
         <w:rPr>
           <w:lang w:val="fr-FR"/>
         </w:rPr>
-        <w:t>Backspace: 8</w:t>
+        <w:t>Backspace</w:t>
+      </w:r>
+      <w:proofErr w:type="spellEnd"/>
+      <w:r>
+        <w:rPr>
+          <w:lang w:val="fr-FR"/>
+        </w:rPr>
+        <w:t>:</w:t>
+      </w:r>
+      <w:proofErr w:type="gramEnd"/>
+      <w:r>
+        <w:rPr>
+          <w:lang w:val="fr-FR"/>
+        </w:rPr>
+        <w:t xml:space="preserve"> 8</w:t>
       </w:r>
     </w:p>
     <w:p>
@@ -13717,11 +15623,19 @@
           <w:lang w:val="fr-FR"/>
         </w:rPr>
       </w:pPr>
+      <w:proofErr w:type="gramStart"/>
       <w:r>
         <w:rPr>
           <w:lang w:val="fr-FR"/>
         </w:rPr>
-        <w:t>Tab: 9</w:t>
+        <w:t>Tab:</w:t>
+      </w:r>
+      <w:proofErr w:type="gramEnd"/>
+      <w:r>
+        <w:rPr>
+          <w:lang w:val="fr-FR"/>
+        </w:rPr>
+        <w:t xml:space="preserve"> 9</w:t>
       </w:r>
     </w:p>
     <w:p>
@@ -13734,11 +15648,19 @@
           <w:lang w:val="fr-FR"/>
         </w:rPr>
       </w:pPr>
+      <w:proofErr w:type="gramStart"/>
       <w:r>
         <w:rPr>
           <w:lang w:val="fr-FR"/>
         </w:rPr>
-        <w:t>Shift: 16</w:t>
+        <w:t>Shift:</w:t>
+      </w:r>
+      <w:proofErr w:type="gramEnd"/>
+      <w:r>
+        <w:rPr>
+          <w:lang w:val="fr-FR"/>
+        </w:rPr>
+        <w:t xml:space="preserve"> 16</w:t>
       </w:r>
     </w:p>
     <w:p>
@@ -13751,11 +15673,19 @@
           <w:lang w:val="fr-FR"/>
         </w:rPr>
       </w:pPr>
+      <w:proofErr w:type="gramStart"/>
       <w:r>
         <w:rPr>
           <w:lang w:val="fr-FR"/>
         </w:rPr>
-        <w:t>Control: 17</w:t>
+        <w:t>Control:</w:t>
+      </w:r>
+      <w:proofErr w:type="gramEnd"/>
+      <w:r>
+        <w:rPr>
+          <w:lang w:val="fr-FR"/>
+        </w:rPr>
+        <w:t xml:space="preserve"> 17</w:t>
       </w:r>
     </w:p>
     <w:p>
@@ -13768,11 +15698,19 @@
           <w:lang w:val="fr-FR"/>
         </w:rPr>
       </w:pPr>
+      <w:proofErr w:type="gramStart"/>
       <w:r>
         <w:rPr>
           <w:lang w:val="fr-FR"/>
         </w:rPr>
-        <w:t>Alt: 18</w:t>
+        <w:t>Alt:</w:t>
+      </w:r>
+      <w:proofErr w:type="gramEnd"/>
+      <w:r>
+        <w:rPr>
+          <w:lang w:val="fr-FR"/>
+        </w:rPr>
+        <w:t xml:space="preserve"> 18</w:t>
       </w:r>
     </w:p>
     <w:p>
@@ -13785,11 +15723,19 @@
           <w:lang w:val="fr-FR"/>
         </w:rPr>
       </w:pPr>
+      <w:proofErr w:type="gramStart"/>
       <w:r>
         <w:rPr>
           <w:lang w:val="fr-FR"/>
         </w:rPr>
-        <w:t>Escape: 27</w:t>
+        <w:t>Escape:</w:t>
+      </w:r>
+      <w:proofErr w:type="gramEnd"/>
+      <w:r>
+        <w:rPr>
+          <w:lang w:val="fr-FR"/>
+        </w:rPr>
+        <w:t xml:space="preserve"> 27</w:t>
       </w:r>
     </w:p>
     <w:p>
@@ -13802,11 +15748,27 @@
           <w:lang w:val="fr-FR"/>
         </w:rPr>
       </w:pPr>
+      <w:proofErr w:type="spellStart"/>
+      <w:proofErr w:type="gramStart"/>
       <w:r>
         <w:rPr>
           <w:lang w:val="fr-FR"/>
         </w:rPr>
-        <w:t>Delete: 46</w:t>
+        <w:t>Delete</w:t>
+      </w:r>
+      <w:proofErr w:type="spellEnd"/>
+      <w:r>
+        <w:rPr>
+          <w:lang w:val="fr-FR"/>
+        </w:rPr>
+        <w:t>:</w:t>
+      </w:r>
+      <w:proofErr w:type="gramEnd"/>
+      <w:r>
+        <w:rPr>
+          <w:lang w:val="fr-FR"/>
+        </w:rPr>
+        <w:t xml:space="preserve"> 46</w:t>
       </w:r>
     </w:p>
     <w:p>
@@ -13824,8 +15786,16 @@
           <w:lang w:val="fr-FR"/>
         </w:rPr>
         <w:lastRenderedPageBreak/>
-        <w:t>Arrow Keys:</w:t>
-      </w:r>
+        <w:t xml:space="preserve">Arrow </w:t>
+      </w:r>
+      <w:proofErr w:type="gramStart"/>
+      <w:r>
+        <w:rPr>
+          <w:lang w:val="fr-FR"/>
+        </w:rPr>
+        <w:t>Keys:</w:t>
+      </w:r>
+      <w:proofErr w:type="gramEnd"/>
     </w:p>
     <w:p>
       <w:pPr>
@@ -13837,11 +15807,33 @@
           <w:lang w:val="fr-FR"/>
         </w:rPr>
       </w:pPr>
+      <w:proofErr w:type="spellStart"/>
       <w:r>
         <w:rPr>
           <w:lang w:val="fr-FR"/>
         </w:rPr>
-        <w:t>Left Arrow: 37</w:t>
+        <w:t>Left</w:t>
+      </w:r>
+      <w:proofErr w:type="spellEnd"/>
+      <w:r>
+        <w:rPr>
+          <w:lang w:val="fr-FR"/>
+        </w:rPr>
+        <w:t xml:space="preserve"> </w:t>
+      </w:r>
+      <w:proofErr w:type="gramStart"/>
+      <w:r>
+        <w:rPr>
+          <w:lang w:val="fr-FR"/>
+        </w:rPr>
+        <w:t>Arrow:</w:t>
+      </w:r>
+      <w:proofErr w:type="gramEnd"/>
+      <w:r>
+        <w:rPr>
+          <w:lang w:val="fr-FR"/>
+        </w:rPr>
+        <w:t xml:space="preserve"> 37</w:t>
       </w:r>
     </w:p>
     <w:p>
@@ -13858,7 +15850,21 @@
         <w:rPr>
           <w:lang w:val="fr-FR"/>
         </w:rPr>
-        <w:t>Up Arrow: 38</w:t>
+        <w:t xml:space="preserve">Up </w:t>
+      </w:r>
+      <w:proofErr w:type="gramStart"/>
+      <w:r>
+        <w:rPr>
+          <w:lang w:val="fr-FR"/>
+        </w:rPr>
+        <w:t>Arrow:</w:t>
+      </w:r>
+      <w:proofErr w:type="gramEnd"/>
+      <w:r>
+        <w:rPr>
+          <w:lang w:val="fr-FR"/>
+        </w:rPr>
+        <w:t xml:space="preserve"> 38</w:t>
       </w:r>
     </w:p>
     <w:p>
@@ -13875,7 +15881,21 @@
         <w:rPr>
           <w:lang w:val="fr-FR"/>
         </w:rPr>
-        <w:t>Right Arrow: 39</w:t>
+        <w:t xml:space="preserve">Right </w:t>
+      </w:r>
+      <w:proofErr w:type="gramStart"/>
+      <w:r>
+        <w:rPr>
+          <w:lang w:val="fr-FR"/>
+        </w:rPr>
+        <w:t>Arrow:</w:t>
+      </w:r>
+      <w:proofErr w:type="gramEnd"/>
+      <w:r>
+        <w:rPr>
+          <w:lang w:val="fr-FR"/>
+        </w:rPr>
+        <w:t xml:space="preserve"> 39</w:t>
       </w:r>
     </w:p>
     <w:p>
@@ -13892,7 +15912,21 @@
         <w:rPr>
           <w:lang w:val="fr-FR"/>
         </w:rPr>
-        <w:t>Down Arrow: 40</w:t>
+        <w:t xml:space="preserve">Down </w:t>
+      </w:r>
+      <w:proofErr w:type="gramStart"/>
+      <w:r>
+        <w:rPr>
+          <w:lang w:val="fr-FR"/>
+        </w:rPr>
+        <w:t>Arrow:</w:t>
+      </w:r>
+      <w:proofErr w:type="gramEnd"/>
+      <w:r>
+        <w:rPr>
+          <w:lang w:val="fr-FR"/>
+        </w:rPr>
+        <w:t xml:space="preserve"> 40</w:t>
       </w:r>
     </w:p>
     <w:p>
@@ -19430,25 +21464,54 @@
         <w:pStyle w:val="Heading2"/>
       </w:pPr>
       <w:bookmarkStart w:id="27" w:name="_Toc208305625"/>
+      <w:proofErr w:type="spellStart"/>
       <w:r>
         <w:lastRenderedPageBreak/>
-        <w:t>Mosquitto MQTT setup and sample files</w:t>
+        <w:t>Mosquitto</w:t>
+      </w:r>
+      <w:proofErr w:type="spellEnd"/>
+      <w:r>
+        <w:t xml:space="preserve"> MQTT setup and sample files</w:t>
       </w:r>
       <w:bookmarkEnd w:id="27"/>
     </w:p>
     <w:p>
       <w:r>
-        <w:t>If you plan to use the MQTT feature, it is advised to use Mosquitto MQTT Server as it is one of the best options you’ll find on the market.</w:t>
-      </w:r>
-    </w:p>
-    <w:p>
-      <w:r>
-        <w:t>This guide will help you setup Mosquitto MQTT to work with FXP20KeyInjector when using a PC with Windows 10/11/Server.</w:t>
-      </w:r>
-    </w:p>
-    <w:p>
-      <w:r>
-        <w:t>The first step is to download the latest version of Mosquitto MQTT Server:</w:t>
+        <w:t xml:space="preserve">If you plan to use the MQTT feature, it is advised to use </w:t>
+      </w:r>
+      <w:proofErr w:type="spellStart"/>
+      <w:r>
+        <w:t>Mosquitto</w:t>
+      </w:r>
+      <w:proofErr w:type="spellEnd"/>
+      <w:r>
+        <w:t xml:space="preserve"> MQTT Server as it is one of the best options you’ll find on the market.</w:t>
+      </w:r>
+    </w:p>
+    <w:p>
+      <w:r>
+        <w:t xml:space="preserve">This guide will help you setup </w:t>
+      </w:r>
+      <w:proofErr w:type="spellStart"/>
+      <w:r>
+        <w:t>Mosquitto</w:t>
+      </w:r>
+      <w:proofErr w:type="spellEnd"/>
+      <w:r>
+        <w:t xml:space="preserve"> MQTT to work with FXP20KeyInjector when using a PC with Windows 10/11/Server.</w:t>
+      </w:r>
+    </w:p>
+    <w:p>
+      <w:r>
+        <w:t xml:space="preserve">The first step is to download the latest version of </w:t>
+      </w:r>
+      <w:proofErr w:type="spellStart"/>
+      <w:r>
+        <w:t>Mosquitto</w:t>
+      </w:r>
+      <w:proofErr w:type="spellEnd"/>
+      <w:r>
+        <w:t xml:space="preserve"> MQTT Server:</w:t>
       </w:r>
     </w:p>
     <w:p>
@@ -19468,7 +21531,15 @@
     </w:p>
     <w:p>
       <w:r>
-        <w:t>It is strongly recommended to add the Mosquitto binary location to the path of your computer.</w:t>
+        <w:t xml:space="preserve">It is strongly recommended to add the </w:t>
+      </w:r>
+      <w:proofErr w:type="spellStart"/>
+      <w:r>
+        <w:t>Mosquitto</w:t>
+      </w:r>
+      <w:proofErr w:type="spellEnd"/>
+      <w:r>
+        <w:t xml:space="preserve"> binary location to the path of your computer.</w:t>
       </w:r>
     </w:p>
     <w:p>
@@ -19668,7 +21739,15 @@
     </w:p>
     <w:p>
       <w:r>
-        <w:t>Now you can add the path of your Mosquitto installation to the system Path:</w:t>
+        <w:t xml:space="preserve">Now you can add the path of your </w:t>
+      </w:r>
+      <w:proofErr w:type="spellStart"/>
+      <w:r>
+        <w:t>Mosquitto</w:t>
+      </w:r>
+      <w:proofErr w:type="spellEnd"/>
+      <w:r>
+        <w:t xml:space="preserve"> installation to the system Path:</w:t>
       </w:r>
     </w:p>
     <w:p>
@@ -19722,9 +21801,11 @@
       <w:r>
         <w:t xml:space="preserve">Let’s name it </w:t>
       </w:r>
+      <w:proofErr w:type="spellStart"/>
       <w:r>
         <w:t>MQTTBrokerLauncher</w:t>
       </w:r>
+      <w:proofErr w:type="spellEnd"/>
       <w:r>
         <w:t>.</w:t>
       </w:r>
@@ -19779,8 +21860,21 @@
     </w:p>
     <w:p>
       <w:r>
-        <w:t>Then type cmd in the file path input control :</w:t>
-      </w:r>
+        <w:t xml:space="preserve">Then type </w:t>
+      </w:r>
+      <w:proofErr w:type="spellStart"/>
+      <w:r>
+        <w:t>cmd</w:t>
+      </w:r>
+      <w:proofErr w:type="spellEnd"/>
+      <w:r>
+        <w:t xml:space="preserve"> in the file path input </w:t>
+      </w:r>
+      <w:proofErr w:type="gramStart"/>
+      <w:r>
+        <w:t>control :</w:t>
+      </w:r>
+      <w:proofErr w:type="gramEnd"/>
     </w:p>
     <w:p>
       <w:r>
@@ -19874,17 +21968,46 @@
     </w:p>
     <w:p>
       <w:r>
-        <w:t>Then you can create a Mosquitto passwd file containing a user login and password.</w:t>
-      </w:r>
-    </w:p>
-    <w:p>
-      <w:r>
-        <w:t>To create this file for a the username “user” just enter the following command:</w:t>
-      </w:r>
-    </w:p>
-    <w:p>
-      <w:r>
-        <w:t>mosquitto_passwd -c passwd user</w:t>
+        <w:t xml:space="preserve">Then you can create a </w:t>
+      </w:r>
+      <w:proofErr w:type="spellStart"/>
+      <w:r>
+        <w:t>Mosquitto</w:t>
+      </w:r>
+      <w:proofErr w:type="spellEnd"/>
+      <w:r>
+        <w:t xml:space="preserve"> passwd file containing a user login and password.</w:t>
+      </w:r>
+    </w:p>
+    <w:p>
+      <w:r>
+        <w:t xml:space="preserve">To create this file for </w:t>
+      </w:r>
+      <w:proofErr w:type="gramStart"/>
+      <w:r>
+        <w:t>a the</w:t>
+      </w:r>
+      <w:proofErr w:type="gramEnd"/>
+      <w:r>
+        <w:t xml:space="preserve"> username “user” just </w:t>
+      </w:r>
+      <w:proofErr w:type="gramStart"/>
+      <w:r>
+        <w:t>enter</w:t>
+      </w:r>
+      <w:proofErr w:type="gramEnd"/>
+      <w:r>
+        <w:t xml:space="preserve"> the following command:</w:t>
+      </w:r>
+    </w:p>
+    <w:p>
+      <w:proofErr w:type="spellStart"/>
+      <w:r>
+        <w:t>mosquitto_passwd</w:t>
+      </w:r>
+      <w:proofErr w:type="spellEnd"/>
+      <w:r>
+        <w:t xml:space="preserve"> -c passwd user</w:t>
       </w:r>
     </w:p>
     <w:p>
@@ -19936,7 +22059,15 @@
     </w:p>
     <w:p>
       <w:r>
-        <w:t>Let’s use the password “sko” (as it is the default password for the config.xml file)</w:t>
+        <w:t>Let’s use the password “</w:t>
+      </w:r>
+      <w:proofErr w:type="spellStart"/>
+      <w:r>
+        <w:t>sko</w:t>
+      </w:r>
+      <w:proofErr w:type="spellEnd"/>
+      <w:r>
+        <w:t>” (as it is the default password for the config.xml file)</w:t>
       </w:r>
     </w:p>
     <w:p>
@@ -19989,7 +22120,15 @@
     </w:p>
     <w:p>
       <w:r>
-        <w:t>You can now add a mosquito.conf file to your folder.</w:t>
+        <w:t xml:space="preserve">You can now add a </w:t>
+      </w:r>
+      <w:proofErr w:type="spellStart"/>
+      <w:r>
+        <w:t>mosquito.conf</w:t>
+      </w:r>
+      <w:proofErr w:type="spellEnd"/>
+      <w:r>
+        <w:t xml:space="preserve"> file to your folder.</w:t>
       </w:r>
     </w:p>
     <w:p>
@@ -19998,13 +22137,21 @@
           <v:shape id="_x0000_i1026" type="#_x0000_t75" style="width:76.5pt;height:49.5pt" o:ole="">
             <v:imagedata r:id="rId47" o:title=""/>
           </v:shape>
-          <o:OLEObject Type="Embed" ProgID="Package" ShapeID="_x0000_i1026" DrawAspect="Icon" ObjectID="_1818918413" r:id="rId48"/>
+          <o:OLEObject Type="Embed" ProgID="Package" ShapeID="_x0000_i1026" DrawAspect="Icon" ObjectID="_1823241485" r:id="rId48"/>
         </w:object>
       </w:r>
     </w:p>
     <w:p>
       <w:r>
-        <w:t>This file contains the necessary configuration to run Mosquitto server with username and password.</w:t>
+        <w:t xml:space="preserve">This file contains the necessary configuration to run </w:t>
+      </w:r>
+      <w:proofErr w:type="spellStart"/>
+      <w:r>
+        <w:t>Mosquitto</w:t>
+      </w:r>
+      <w:proofErr w:type="spellEnd"/>
+      <w:r>
+        <w:t xml:space="preserve"> server with username and password.</w:t>
       </w:r>
     </w:p>
     <w:p>
@@ -20052,22 +22199,64 @@
     <w:p>
       <w:r>
         <w:lastRenderedPageBreak/>
-        <w:t>This file will setup Mosquitto server to use the passwd file you created previously and set the listening port to 1883.</w:t>
-      </w:r>
-    </w:p>
-    <w:p>
-      <w:r>
-        <w:t>You can directly add this file to your folder as we will use it to run the Mosquitto server.</w:t>
-      </w:r>
-    </w:p>
-    <w:p>
-      <w:r>
-        <w:t>To run the Mosquitto server, just create a batch file (ex: runMosquitto.bat) and copy/paste the following command into it :</w:t>
-      </w:r>
-    </w:p>
-    <w:p>
-      <w:r>
-        <w:t>mosquitto -v -c "mosquitto.conf"</w:t>
+        <w:t xml:space="preserve">This file will setup </w:t>
+      </w:r>
+      <w:proofErr w:type="spellStart"/>
+      <w:r>
+        <w:t>Mosquitto</w:t>
+      </w:r>
+      <w:proofErr w:type="spellEnd"/>
+      <w:r>
+        <w:t xml:space="preserve"> server to use the passwd file you created previously and set the listening port to 1883.</w:t>
+      </w:r>
+    </w:p>
+    <w:p>
+      <w:r>
+        <w:t xml:space="preserve">You can directly add this file to your folder as we will use it to run the </w:t>
+      </w:r>
+      <w:proofErr w:type="spellStart"/>
+      <w:r>
+        <w:t>Mosquitto</w:t>
+      </w:r>
+      <w:proofErr w:type="spellEnd"/>
+      <w:r>
+        <w:t xml:space="preserve"> server.</w:t>
+      </w:r>
+    </w:p>
+    <w:p>
+      <w:r>
+        <w:t xml:space="preserve">To run the </w:t>
+      </w:r>
+      <w:proofErr w:type="spellStart"/>
+      <w:r>
+        <w:t>Mosquitto</w:t>
+      </w:r>
+      <w:proofErr w:type="spellEnd"/>
+      <w:r>
+        <w:t xml:space="preserve"> server, just create a batch file (ex: runMosquitto.bat) and copy/paste the following command into </w:t>
+      </w:r>
+      <w:proofErr w:type="gramStart"/>
+      <w:r>
+        <w:t>it :</w:t>
+      </w:r>
+      <w:proofErr w:type="gramEnd"/>
+    </w:p>
+    <w:p>
+      <w:proofErr w:type="spellStart"/>
+      <w:r>
+        <w:t>mosquitto</w:t>
+      </w:r>
+      <w:proofErr w:type="spellEnd"/>
+      <w:r>
+        <w:t xml:space="preserve"> -v -c "</w:t>
+      </w:r>
+      <w:proofErr w:type="spellStart"/>
+      <w:r>
+        <w:t>mosquitto.conf</w:t>
+      </w:r>
+      <w:proofErr w:type="spellEnd"/>
+      <w:r>
+        <w:t>"</w:t>
       </w:r>
     </w:p>
     <w:p>
@@ -20076,13 +22265,37 @@
           <v:shape id="_x0000_i1027" type="#_x0000_t75" style="width:76.5pt;height:49.5pt" o:ole="">
             <v:imagedata r:id="rId50" o:title=""/>
           </v:shape>
-          <o:OLEObject Type="Embed" ProgID="Package" ShapeID="_x0000_i1027" DrawAspect="Icon" ObjectID="_1818918414" r:id="rId51"/>
+          <o:OLEObject Type="Embed" ProgID="Package" ShapeID="_x0000_i1027" DrawAspect="Icon" ObjectID="_1823241486" r:id="rId51"/>
         </w:object>
       </w:r>
     </w:p>
     <w:p>
       <w:r>
-        <w:t>You have now a batch file that will run the Mosquitto server with the specified login/password : user/sko in localhost mode.</w:t>
+        <w:t xml:space="preserve">You have now a batch file that will run the </w:t>
+      </w:r>
+      <w:proofErr w:type="spellStart"/>
+      <w:r>
+        <w:t>Mosquitto</w:t>
+      </w:r>
+      <w:proofErr w:type="spellEnd"/>
+      <w:r>
+        <w:t xml:space="preserve"> server with the specified login/</w:t>
+      </w:r>
+      <w:proofErr w:type="gramStart"/>
+      <w:r>
+        <w:t>password :</w:t>
+      </w:r>
+      <w:proofErr w:type="gramEnd"/>
+      <w:r>
+        <w:t xml:space="preserve"> user/</w:t>
+      </w:r>
+      <w:proofErr w:type="spellStart"/>
+      <w:r>
+        <w:t>sko</w:t>
+      </w:r>
+      <w:proofErr w:type="spellEnd"/>
+      <w:r>
+        <w:t xml:space="preserve"> in localhost mode.</w:t>
       </w:r>
     </w:p>
     <w:p>

--- a/FXP20KeyInjector-HowTo.docx
+++ b/FXP20KeyInjector-HowTo.docx
@@ -1232,19 +1232,7 @@
                   <w:rPr>
                     <w:lang w:val="en-US"/>
                   </w:rPr>
-                  <w:t xml:space="preserve"> </w:t>
-                </w:r>
-                <w:r>
-                  <w:rPr>
-                    <w:lang w:val="en-US"/>
-                  </w:rPr>
-                  <w:t>October</w:t>
-                </w:r>
-                <w:r>
-                  <w:rPr>
-                    <w:lang w:val="en-US"/>
-                  </w:rPr>
-                  <w:t xml:space="preserve"> 2025</w:t>
+                  <w:t xml:space="preserve"> October 2025</w:t>
                 </w:r>
               </w:p>
             </w:tc>
@@ -1280,13 +1268,7 @@
                   <w:rPr>
                     <w:lang w:val="en-US"/>
                   </w:rPr>
-                  <w:t>1.</w:t>
-                </w:r>
-                <w:r>
-                  <w:rPr>
-                    <w:lang w:val="en-US"/>
-                  </w:rPr>
-                  <w:t>7</w:t>
+                  <w:t>1.7</w:t>
                 </w:r>
               </w:p>
             </w:tc>
@@ -1318,7 +1300,33 @@
                   <w:rPr>
                     <w:lang w:val="en-US"/>
                   </w:rPr>
-                  <w:t xml:space="preserve"> description in Config.xml</w:t>
+                  <w:t xml:space="preserve"> </w:t>
+                </w:r>
+                <w:r>
+                  <w:rPr>
+                    <w:lang w:val="en-US"/>
+                  </w:rPr>
+                  <w:t xml:space="preserve">and </w:t>
+                </w:r>
+                <w:proofErr w:type="spellStart"/>
+                <w:r>
+                  <w:rPr>
+                    <w:lang w:val="en-US"/>
+                  </w:rPr>
+                  <w:t>MQTTReconnectAutomatically</w:t>
+                </w:r>
+                <w:proofErr w:type="spellEnd"/>
+                <w:r>
+                  <w:rPr>
+                    <w:lang w:val="en-US"/>
+                  </w:rPr>
+                  <w:t xml:space="preserve"> </w:t>
+                </w:r>
+                <w:r>
+                  <w:rPr>
+                    <w:lang w:val="en-US"/>
+                  </w:rPr>
+                  <w:t>description in Config.xml</w:t>
                 </w:r>
               </w:p>
             </w:tc>
@@ -1382,7 +1390,7 @@
           <w:r>
             <w:fldChar w:fldCharType="separate"/>
           </w:r>
-          <w:hyperlink w:anchor="_Toc208305599" w:history="1">
+          <w:hyperlink w:anchor="_Toc212641139" w:history="1">
             <w:r>
               <w:rPr>
                 <w:rStyle w:val="Hyperlink"/>
@@ -1428,7 +1436,7 @@
                 <w:noProof/>
                 <w:webHidden/>
               </w:rPr>
-              <w:instrText xml:space="preserve"> PAGEREF _Toc208305599 \h </w:instrText>
+              <w:instrText xml:space="preserve"> PAGEREF _Toc212641139 \h </w:instrText>
             </w:r>
             <w:r>
               <w:rPr>
@@ -1476,7 +1484,7 @@
               <w14:ligatures w14:val="standardContextual"/>
             </w:rPr>
           </w:pPr>
-          <w:hyperlink w:anchor="_Toc208305600" w:history="1">
+          <w:hyperlink w:anchor="_Toc212641140" w:history="1">
             <w:r>
               <w:rPr>
                 <w:rStyle w:val="Hyperlink"/>
@@ -1522,7 +1530,7 @@
                 <w:noProof/>
                 <w:webHidden/>
               </w:rPr>
-              <w:instrText xml:space="preserve"> PAGEREF _Toc208305600 \h </w:instrText>
+              <w:instrText xml:space="preserve"> PAGEREF _Toc212641140 \h </w:instrText>
             </w:r>
             <w:r>
               <w:rPr>
@@ -1570,7 +1578,7 @@
               <w14:ligatures w14:val="standardContextual"/>
             </w:rPr>
           </w:pPr>
-          <w:hyperlink w:anchor="_Toc208305601" w:history="1">
+          <w:hyperlink w:anchor="_Toc212641141" w:history="1">
             <w:r>
               <w:rPr>
                 <w:rStyle w:val="Hyperlink"/>
@@ -1616,7 +1624,7 @@
                 <w:noProof/>
                 <w:webHidden/>
               </w:rPr>
-              <w:instrText xml:space="preserve"> PAGEREF _Toc208305601 \h </w:instrText>
+              <w:instrText xml:space="preserve"> PAGEREF _Toc212641141 \h </w:instrText>
             </w:r>
             <w:r>
               <w:rPr>
@@ -1664,7 +1672,7 @@
               <w14:ligatures w14:val="standardContextual"/>
             </w:rPr>
           </w:pPr>
-          <w:hyperlink w:anchor="_Toc208305602" w:history="1">
+          <w:hyperlink w:anchor="_Toc212641142" w:history="1">
             <w:r>
               <w:rPr>
                 <w:rStyle w:val="Hyperlink"/>
@@ -1710,7 +1718,7 @@
                 <w:noProof/>
                 <w:webHidden/>
               </w:rPr>
-              <w:instrText xml:space="preserve"> PAGEREF _Toc208305602 \h </w:instrText>
+              <w:instrText xml:space="preserve"> PAGEREF _Toc212641142 \h </w:instrText>
             </w:r>
             <w:r>
               <w:rPr>
@@ -1758,7 +1766,7 @@
               <w14:ligatures w14:val="standardContextual"/>
             </w:rPr>
           </w:pPr>
-          <w:hyperlink w:anchor="_Toc208305603" w:history="1">
+          <w:hyperlink w:anchor="_Toc212641143" w:history="1">
             <w:r>
               <w:rPr>
                 <w:rStyle w:val="Hyperlink"/>
@@ -1804,7 +1812,7 @@
                 <w:noProof/>
                 <w:webHidden/>
               </w:rPr>
-              <w:instrText xml:space="preserve"> PAGEREF _Toc208305603 \h </w:instrText>
+              <w:instrText xml:space="preserve"> PAGEREF _Toc212641143 \h </w:instrText>
             </w:r>
             <w:r>
               <w:rPr>
@@ -1852,7 +1860,7 @@
               <w14:ligatures w14:val="standardContextual"/>
             </w:rPr>
           </w:pPr>
-          <w:hyperlink w:anchor="_Toc208305604" w:history="1">
+          <w:hyperlink w:anchor="_Toc212641144" w:history="1">
             <w:r>
               <w:rPr>
                 <w:rStyle w:val="Hyperlink"/>
@@ -1898,7 +1906,7 @@
                 <w:noProof/>
                 <w:webHidden/>
               </w:rPr>
-              <w:instrText xml:space="preserve"> PAGEREF _Toc208305604 \h </w:instrText>
+              <w:instrText xml:space="preserve"> PAGEREF _Toc212641144 \h </w:instrText>
             </w:r>
             <w:r>
               <w:rPr>
@@ -1946,7 +1954,7 @@
               <w14:ligatures w14:val="standardContextual"/>
             </w:rPr>
           </w:pPr>
-          <w:hyperlink w:anchor="_Toc208305605" w:history="1">
+          <w:hyperlink w:anchor="_Toc212641145" w:history="1">
             <w:r>
               <w:rPr>
                 <w:rStyle w:val="Hyperlink"/>
@@ -1992,7 +2000,7 @@
                 <w:noProof/>
                 <w:webHidden/>
               </w:rPr>
-              <w:instrText xml:space="preserve"> PAGEREF _Toc208305605 \h </w:instrText>
+              <w:instrText xml:space="preserve"> PAGEREF _Toc212641145 \h </w:instrText>
             </w:r>
             <w:r>
               <w:rPr>
@@ -2040,7 +2048,7 @@
               <w14:ligatures w14:val="standardContextual"/>
             </w:rPr>
           </w:pPr>
-          <w:hyperlink w:anchor="_Toc208305606" w:history="1">
+          <w:hyperlink w:anchor="_Toc212641146" w:history="1">
             <w:r>
               <w:rPr>
                 <w:rStyle w:val="Hyperlink"/>
@@ -2086,7 +2094,7 @@
                 <w:noProof/>
                 <w:webHidden/>
               </w:rPr>
-              <w:instrText xml:space="preserve"> PAGEREF _Toc208305606 \h </w:instrText>
+              <w:instrText xml:space="preserve"> PAGEREF _Toc212641146 \h </w:instrText>
             </w:r>
             <w:r>
               <w:rPr>
@@ -2134,7 +2142,7 @@
               <w14:ligatures w14:val="standardContextual"/>
             </w:rPr>
           </w:pPr>
-          <w:hyperlink w:anchor="_Toc208305607" w:history="1">
+          <w:hyperlink w:anchor="_Toc212641147" w:history="1">
             <w:r>
               <w:rPr>
                 <w:rStyle w:val="Hyperlink"/>
@@ -2180,7 +2188,7 @@
                 <w:noProof/>
                 <w:webHidden/>
               </w:rPr>
-              <w:instrText xml:space="preserve"> PAGEREF _Toc208305607 \h </w:instrText>
+              <w:instrText xml:space="preserve"> PAGEREF _Toc212641147 \h </w:instrText>
             </w:r>
             <w:r>
               <w:rPr>
@@ -2228,7 +2236,7 @@
               <w14:ligatures w14:val="standardContextual"/>
             </w:rPr>
           </w:pPr>
-          <w:hyperlink w:anchor="_Toc208305608" w:history="1">
+          <w:hyperlink w:anchor="_Toc212641148" w:history="1">
             <w:r>
               <w:rPr>
                 <w:rStyle w:val="Hyperlink"/>
@@ -2274,7 +2282,7 @@
                 <w:noProof/>
                 <w:webHidden/>
               </w:rPr>
-              <w:instrText xml:space="preserve"> PAGEREF _Toc208305608 \h </w:instrText>
+              <w:instrText xml:space="preserve"> PAGEREF _Toc212641148 \h </w:instrText>
             </w:r>
             <w:r>
               <w:rPr>
@@ -2322,7 +2330,7 @@
               <w14:ligatures w14:val="standardContextual"/>
             </w:rPr>
           </w:pPr>
-          <w:hyperlink w:anchor="_Toc208305609" w:history="1">
+          <w:hyperlink w:anchor="_Toc212641149" w:history="1">
             <w:r>
               <w:rPr>
                 <w:rStyle w:val="Hyperlink"/>
@@ -2368,7 +2376,7 @@
                 <w:noProof/>
                 <w:webHidden/>
               </w:rPr>
-              <w:instrText xml:space="preserve"> PAGEREF _Toc208305609 \h </w:instrText>
+              <w:instrText xml:space="preserve"> PAGEREF _Toc212641149 \h </w:instrText>
             </w:r>
             <w:r>
               <w:rPr>
@@ -2416,7 +2424,7 @@
               <w14:ligatures w14:val="standardContextual"/>
             </w:rPr>
           </w:pPr>
-          <w:hyperlink w:anchor="_Toc208305610" w:history="1">
+          <w:hyperlink w:anchor="_Toc212641150" w:history="1">
             <w:r>
               <w:rPr>
                 <w:rStyle w:val="Hyperlink"/>
@@ -2462,7 +2470,7 @@
                 <w:noProof/>
                 <w:webHidden/>
               </w:rPr>
-              <w:instrText xml:space="preserve"> PAGEREF _Toc208305610 \h </w:instrText>
+              <w:instrText xml:space="preserve"> PAGEREF _Toc212641150 \h </w:instrText>
             </w:r>
             <w:r>
               <w:rPr>
@@ -2510,7 +2518,7 @@
               <w14:ligatures w14:val="standardContextual"/>
             </w:rPr>
           </w:pPr>
-          <w:hyperlink w:anchor="_Toc208305611" w:history="1">
+          <w:hyperlink w:anchor="_Toc212641151" w:history="1">
             <w:r>
               <w:rPr>
                 <w:rStyle w:val="Hyperlink"/>
@@ -2556,7 +2564,7 @@
                 <w:noProof/>
                 <w:webHidden/>
               </w:rPr>
-              <w:instrText xml:space="preserve"> PAGEREF _Toc208305611 \h </w:instrText>
+              <w:instrText xml:space="preserve"> PAGEREF _Toc212641151 \h </w:instrText>
             </w:r>
             <w:r>
               <w:rPr>
@@ -2604,7 +2612,7 @@
               <w14:ligatures w14:val="standardContextual"/>
             </w:rPr>
           </w:pPr>
-          <w:hyperlink w:anchor="_Toc208305612" w:history="1">
+          <w:hyperlink w:anchor="_Toc212641152" w:history="1">
             <w:r>
               <w:rPr>
                 <w:rStyle w:val="Hyperlink"/>
@@ -2650,7 +2658,7 @@
                 <w:noProof/>
                 <w:webHidden/>
               </w:rPr>
-              <w:instrText xml:space="preserve"> PAGEREF _Toc208305612 \h </w:instrText>
+              <w:instrText xml:space="preserve"> PAGEREF _Toc212641152 \h </w:instrText>
             </w:r>
             <w:r>
               <w:rPr>
@@ -2698,7 +2706,7 @@
               <w14:ligatures w14:val="standardContextual"/>
             </w:rPr>
           </w:pPr>
-          <w:hyperlink w:anchor="_Toc208305613" w:history="1">
+          <w:hyperlink w:anchor="_Toc212641153" w:history="1">
             <w:r>
               <w:rPr>
                 <w:rStyle w:val="Hyperlink"/>
@@ -2744,7 +2752,7 @@
                 <w:noProof/>
                 <w:webHidden/>
               </w:rPr>
-              <w:instrText xml:space="preserve"> PAGEREF _Toc208305613 \h </w:instrText>
+              <w:instrText xml:space="preserve"> PAGEREF _Toc212641153 \h </w:instrText>
             </w:r>
             <w:r>
               <w:rPr>
@@ -2792,7 +2800,7 @@
               <w14:ligatures w14:val="standardContextual"/>
             </w:rPr>
           </w:pPr>
-          <w:hyperlink w:anchor="_Toc208305614" w:history="1">
+          <w:hyperlink w:anchor="_Toc212641154" w:history="1">
             <w:r>
               <w:rPr>
                 <w:rStyle w:val="Hyperlink"/>
@@ -2838,7 +2846,7 @@
                 <w:noProof/>
                 <w:webHidden/>
               </w:rPr>
-              <w:instrText xml:space="preserve"> PAGEREF _Toc208305614 \h </w:instrText>
+              <w:instrText xml:space="preserve"> PAGEREF _Toc212641154 \h </w:instrText>
             </w:r>
             <w:r>
               <w:rPr>
@@ -2886,7 +2894,7 @@
               <w14:ligatures w14:val="standardContextual"/>
             </w:rPr>
           </w:pPr>
-          <w:hyperlink w:anchor="_Toc208305615" w:history="1">
+          <w:hyperlink w:anchor="_Toc212641155" w:history="1">
             <w:r>
               <w:rPr>
                 <w:rStyle w:val="Hyperlink"/>
@@ -2932,7 +2940,7 @@
                 <w:noProof/>
                 <w:webHidden/>
               </w:rPr>
-              <w:instrText xml:space="preserve"> PAGEREF _Toc208305615 \h </w:instrText>
+              <w:instrText xml:space="preserve"> PAGEREF _Toc212641155 \h </w:instrText>
             </w:r>
             <w:r>
               <w:rPr>
@@ -2980,7 +2988,7 @@
               <w14:ligatures w14:val="standardContextual"/>
             </w:rPr>
           </w:pPr>
-          <w:hyperlink w:anchor="_Toc208305616" w:history="1">
+          <w:hyperlink w:anchor="_Toc212641156" w:history="1">
             <w:r>
               <w:rPr>
                 <w:rStyle w:val="Hyperlink"/>
@@ -3026,7 +3034,7 @@
                 <w:noProof/>
                 <w:webHidden/>
               </w:rPr>
-              <w:instrText xml:space="preserve"> PAGEREF _Toc208305616 \h </w:instrText>
+              <w:instrText xml:space="preserve"> PAGEREF _Toc212641156 \h </w:instrText>
             </w:r>
             <w:r>
               <w:rPr>
@@ -3074,7 +3082,7 @@
               <w14:ligatures w14:val="standardContextual"/>
             </w:rPr>
           </w:pPr>
-          <w:hyperlink w:anchor="_Toc208305617" w:history="1">
+          <w:hyperlink w:anchor="_Toc212641157" w:history="1">
             <w:r>
               <w:rPr>
                 <w:rStyle w:val="Hyperlink"/>
@@ -3099,21 +3107,7 @@
                 <w:rStyle w:val="Hyperlink"/>
                 <w:noProof/>
               </w:rPr>
-              <w:t>Config.xm</w:t>
-            </w:r>
-            <w:r>
-              <w:rPr>
-                <w:rStyle w:val="Hyperlink"/>
-                <w:noProof/>
-              </w:rPr>
-              <w:t>l</w:t>
-            </w:r>
-            <w:r>
-              <w:rPr>
-                <w:rStyle w:val="Hyperlink"/>
-                <w:noProof/>
-              </w:rPr>
-              <w:t xml:space="preserve"> file</w:t>
+              <w:t>Config.xml file</w:t>
             </w:r>
             <w:r>
               <w:rPr>
@@ -3134,7 +3128,7 @@
                 <w:noProof/>
                 <w:webHidden/>
               </w:rPr>
-              <w:instrText xml:space="preserve"> PAGEREF _Toc208305617 \h </w:instrText>
+              <w:instrText xml:space="preserve"> PAGEREF _Toc212641157 \h </w:instrText>
             </w:r>
             <w:r>
               <w:rPr>
@@ -3182,7 +3176,7 @@
               <w14:ligatures w14:val="standardContextual"/>
             </w:rPr>
           </w:pPr>
-          <w:hyperlink w:anchor="_Toc208305618" w:history="1">
+          <w:hyperlink w:anchor="_Toc212641158" w:history="1">
             <w:r>
               <w:rPr>
                 <w:rStyle w:val="Hyperlink"/>
@@ -3228,7 +3222,7 @@
                 <w:noProof/>
                 <w:webHidden/>
               </w:rPr>
-              <w:instrText xml:space="preserve"> PAGEREF _Toc208305618 \h </w:instrText>
+              <w:instrText xml:space="preserve"> PAGEREF _Toc212641158 \h </w:instrText>
             </w:r>
             <w:r>
               <w:rPr>
@@ -3248,7 +3242,7 @@
                 <w:noProof/>
                 <w:webHidden/>
               </w:rPr>
-              <w:t>24</w:t>
+              <w:t>25</w:t>
             </w:r>
             <w:r>
               <w:rPr>
@@ -3276,7 +3270,7 @@
               <w14:ligatures w14:val="standardContextual"/>
             </w:rPr>
           </w:pPr>
-          <w:hyperlink w:anchor="_Toc208305619" w:history="1">
+          <w:hyperlink w:anchor="_Toc212641159" w:history="1">
             <w:r>
               <w:rPr>
                 <w:rStyle w:val="Hyperlink"/>
@@ -3322,7 +3316,7 @@
                 <w:noProof/>
                 <w:webHidden/>
               </w:rPr>
-              <w:instrText xml:space="preserve"> PAGEREF _Toc208305619 \h </w:instrText>
+              <w:instrText xml:space="preserve"> PAGEREF _Toc212641159 \h </w:instrText>
             </w:r>
             <w:r>
               <w:rPr>
@@ -3342,7 +3336,7 @@
                 <w:noProof/>
                 <w:webHidden/>
               </w:rPr>
-              <w:t>24</w:t>
+              <w:t>25</w:t>
             </w:r>
             <w:r>
               <w:rPr>
@@ -3370,7 +3364,7 @@
               <w14:ligatures w14:val="standardContextual"/>
             </w:rPr>
           </w:pPr>
-          <w:hyperlink w:anchor="_Toc208305620" w:history="1">
+          <w:hyperlink w:anchor="_Toc212641160" w:history="1">
             <w:r>
               <w:rPr>
                 <w:rStyle w:val="Hyperlink"/>
@@ -3416,7 +3410,7 @@
                 <w:noProof/>
                 <w:webHidden/>
               </w:rPr>
-              <w:instrText xml:space="preserve"> PAGEREF _Toc208305620 \h </w:instrText>
+              <w:instrText xml:space="preserve"> PAGEREF _Toc212641160 \h </w:instrText>
             </w:r>
             <w:r>
               <w:rPr>
@@ -3436,7 +3430,7 @@
                 <w:noProof/>
                 <w:webHidden/>
               </w:rPr>
-              <w:t>24</w:t>
+              <w:t>25</w:t>
             </w:r>
             <w:r>
               <w:rPr>
@@ -3464,7 +3458,7 @@
               <w14:ligatures w14:val="standardContextual"/>
             </w:rPr>
           </w:pPr>
-          <w:hyperlink w:anchor="_Toc208305621" w:history="1">
+          <w:hyperlink w:anchor="_Toc212641161" w:history="1">
             <w:r>
               <w:rPr>
                 <w:rStyle w:val="Hyperlink"/>
@@ -3489,7 +3483,7 @@
                 <w:rStyle w:val="Hyperlink"/>
                 <w:noProof/>
               </w:rPr>
-              <w:t>Start the application when the system is loaded</w:t>
+              <w:t>Start the application with Task Scheduler</w:t>
             </w:r>
             <w:r>
               <w:rPr>
@@ -3510,7 +3504,7 @@
                 <w:noProof/>
                 <w:webHidden/>
               </w:rPr>
-              <w:instrText xml:space="preserve"> PAGEREF _Toc208305621 \h </w:instrText>
+              <w:instrText xml:space="preserve"> PAGEREF _Toc212641161 \h </w:instrText>
             </w:r>
             <w:r>
               <w:rPr>
@@ -3530,7 +3524,7 @@
                 <w:noProof/>
                 <w:webHidden/>
               </w:rPr>
-              <w:t>29</w:t>
+              <w:t>30</w:t>
             </w:r>
             <w:r>
               <w:rPr>
@@ -3558,7 +3552,7 @@
               <w14:ligatures w14:val="standardContextual"/>
             </w:rPr>
           </w:pPr>
-          <w:hyperlink w:anchor="_Toc208305622" w:history="1">
+          <w:hyperlink w:anchor="_Toc212641162" w:history="1">
             <w:r>
               <w:rPr>
                 <w:rStyle w:val="Hyperlink"/>
@@ -3604,7 +3598,7 @@
                 <w:noProof/>
                 <w:webHidden/>
               </w:rPr>
-              <w:instrText xml:space="preserve"> PAGEREF _Toc208305622 \h </w:instrText>
+              <w:instrText xml:space="preserve"> PAGEREF _Toc212641162 \h </w:instrText>
             </w:r>
             <w:r>
               <w:rPr>
@@ -3624,7 +3618,7 @@
                 <w:noProof/>
                 <w:webHidden/>
               </w:rPr>
-              <w:t>32</w:t>
+              <w:t>33</w:t>
             </w:r>
             <w:r>
               <w:rPr>
@@ -3652,7 +3646,7 @@
               <w14:ligatures w14:val="standardContextual"/>
             </w:rPr>
           </w:pPr>
-          <w:hyperlink w:anchor="_Toc208305623" w:history="1">
+          <w:hyperlink w:anchor="_Toc212641163" w:history="1">
             <w:r>
               <w:rPr>
                 <w:rStyle w:val="Hyperlink"/>
@@ -3698,7 +3692,7 @@
                 <w:noProof/>
                 <w:webHidden/>
               </w:rPr>
-              <w:instrText xml:space="preserve"> PAGEREF _Toc208305623 \h </w:instrText>
+              <w:instrText xml:space="preserve"> PAGEREF _Toc212641163 \h </w:instrText>
             </w:r>
             <w:r>
               <w:rPr>
@@ -3718,7 +3712,7 @@
                 <w:noProof/>
                 <w:webHidden/>
               </w:rPr>
-              <w:t>33</w:t>
+              <w:t>34</w:t>
             </w:r>
             <w:r>
               <w:rPr>
@@ -3746,7 +3740,7 @@
               <w14:ligatures w14:val="standardContextual"/>
             </w:rPr>
           </w:pPr>
-          <w:hyperlink w:anchor="_Toc208305624" w:history="1">
+          <w:hyperlink w:anchor="_Toc212641164" w:history="1">
             <w:r>
               <w:rPr>
                 <w:rStyle w:val="Hyperlink"/>
@@ -3792,7 +3786,7 @@
                 <w:noProof/>
                 <w:webHidden/>
               </w:rPr>
-              <w:instrText xml:space="preserve"> PAGEREF _Toc208305624 \h </w:instrText>
+              <w:instrText xml:space="preserve"> PAGEREF _Toc212641164 \h </w:instrText>
             </w:r>
             <w:r>
               <w:rPr>
@@ -3812,7 +3806,7 @@
                 <w:noProof/>
                 <w:webHidden/>
               </w:rPr>
-              <w:t>35</w:t>
+              <w:t>36</w:t>
             </w:r>
             <w:r>
               <w:rPr>
@@ -3840,7 +3834,7 @@
               <w14:ligatures w14:val="standardContextual"/>
             </w:rPr>
           </w:pPr>
-          <w:hyperlink w:anchor="_Toc208305625" w:history="1">
+          <w:hyperlink w:anchor="_Toc212641165" w:history="1">
             <w:r>
               <w:rPr>
                 <w:rStyle w:val="Hyperlink"/>
@@ -3886,7 +3880,7 @@
                 <w:noProof/>
                 <w:webHidden/>
               </w:rPr>
-              <w:instrText xml:space="preserve"> PAGEREF _Toc208305625 \h </w:instrText>
+              <w:instrText xml:space="preserve"> PAGEREF _Toc212641165 \h </w:instrText>
             </w:r>
             <w:r>
               <w:rPr>
@@ -3906,7 +3900,7 @@
                 <w:noProof/>
                 <w:webHidden/>
               </w:rPr>
-              <w:t>39</w:t>
+              <w:t>40</w:t>
             </w:r>
             <w:r>
               <w:rPr>
@@ -3959,7 +3953,7 @@
       <w:pPr>
         <w:pStyle w:val="Heading1"/>
       </w:pPr>
-      <w:bookmarkStart w:id="0" w:name="_Toc208305599"/>
+      <w:bookmarkStart w:id="0" w:name="_Toc212641139"/>
       <w:r>
         <w:lastRenderedPageBreak/>
         <w:t>EULA</w:t>
@@ -4047,7 +4041,7 @@
           <v:shape id="_x0000_i1025" type="#_x0000_t75" style="width:77.25pt;height:49.5pt" o:ole="">
             <v:imagedata r:id="rId7" o:title=""/>
           </v:shape>
-          <o:OLEObject Type="Embed" ProgID="Package" ShapeID="_x0000_i1025" DrawAspect="Icon" ObjectID="_1823241484" r:id="rId8"/>
+          <o:OLEObject Type="Embed" ProgID="Package" ShapeID="_x0000_i1025" DrawAspect="Icon" ObjectID="_1823253881" r:id="rId8"/>
         </w:object>
       </w:r>
     </w:p>
@@ -4075,7 +4069,7 @@
       <w:pPr>
         <w:pStyle w:val="Heading1"/>
       </w:pPr>
-      <w:bookmarkStart w:id="1" w:name="_Toc208305600"/>
+      <w:bookmarkStart w:id="1" w:name="_Toc212641140"/>
       <w:r>
         <w:t>Overview</w:t>
       </w:r>
@@ -4237,7 +4231,7 @@
       <w:pPr>
         <w:pStyle w:val="Heading2"/>
       </w:pPr>
-      <w:bookmarkStart w:id="2" w:name="_Toc208305601"/>
+      <w:bookmarkStart w:id="2" w:name="_Toc212641141"/>
       <w:r>
         <w:lastRenderedPageBreak/>
         <w:t>Availability</w:t>
@@ -4266,7 +4260,7 @@
       <w:pPr>
         <w:pStyle w:val="Heading2"/>
       </w:pPr>
-      <w:bookmarkStart w:id="3" w:name="_Toc208305602"/>
+      <w:bookmarkStart w:id="3" w:name="_Toc212641142"/>
       <w:r>
         <w:t>Architecture</w:t>
       </w:r>
@@ -6411,7 +6405,7 @@
       <w:pPr>
         <w:pStyle w:val="Heading2"/>
       </w:pPr>
-      <w:bookmarkStart w:id="4" w:name="_Toc208305603"/>
+      <w:bookmarkStart w:id="4" w:name="_Toc212641143"/>
       <w:r>
         <w:lastRenderedPageBreak/>
         <w:t>Pre-requisites</w:t>
@@ -6533,7 +6527,7 @@
       <w:pPr>
         <w:pStyle w:val="Heading2"/>
       </w:pPr>
-      <w:bookmarkStart w:id="5" w:name="_Toc208305604"/>
+      <w:bookmarkStart w:id="5" w:name="_Toc212641144"/>
       <w:r>
         <w:t>Installation</w:t>
       </w:r>
@@ -6619,7 +6613,7 @@
       <w:r>
         <w:br w:type="page"/>
       </w:r>
-      <w:bookmarkStart w:id="6" w:name="_Toc208305605"/>
+      <w:bookmarkStart w:id="6" w:name="_Toc212641145"/>
       <w:r>
         <w:lastRenderedPageBreak/>
         <w:t>Graphical User Interface</w:t>
@@ -8029,7 +8023,7 @@
       <w:r>
         <w:br w:type="page"/>
       </w:r>
-      <w:bookmarkStart w:id="7" w:name="_Toc208305606"/>
+      <w:bookmarkStart w:id="7" w:name="_Toc212641146"/>
       <w:r>
         <w:lastRenderedPageBreak/>
         <w:t>Setup</w:t>
@@ -8044,7 +8038,7 @@
           <w:numId w:val="5"/>
         </w:numPr>
       </w:pPr>
-      <w:bookmarkStart w:id="8" w:name="_Toc208305607"/>
+      <w:bookmarkStart w:id="8" w:name="_Toc212641147"/>
       <w:r>
         <w:t xml:space="preserve">Configuration </w:t>
       </w:r>
@@ -8104,7 +8098,7 @@
           <w:numId w:val="5"/>
         </w:numPr>
       </w:pPr>
-      <w:bookmarkStart w:id="9" w:name="_Toc208305608"/>
+      <w:bookmarkStart w:id="9" w:name="_Toc212641148"/>
       <w:r>
         <w:t>Connection configuration</w:t>
       </w:r>
@@ -8293,7 +8287,7 @@
         <w:pStyle w:val="Heading2"/>
       </w:pPr>
       <w:bookmarkStart w:id="10" w:name="_URL_Format"/>
-      <w:bookmarkStart w:id="11" w:name="_Toc208305609"/>
+      <w:bookmarkStart w:id="11" w:name="_Toc212641149"/>
       <w:bookmarkEnd w:id="10"/>
       <w:r>
         <w:t>Send protocol</w:t>
@@ -8378,7 +8372,7 @@
       <w:pPr>
         <w:pStyle w:val="Heading3"/>
       </w:pPr>
-      <w:bookmarkStart w:id="12" w:name="_Toc208305610"/>
+      <w:bookmarkStart w:id="12" w:name="_Toc212641150"/>
       <w:proofErr w:type="spellStart"/>
       <w:r>
         <w:t>KeyInjection</w:t>
@@ -8424,7 +8418,7 @@
       <w:pPr>
         <w:pStyle w:val="Heading3"/>
       </w:pPr>
-      <w:bookmarkStart w:id="13" w:name="_Toc208305611"/>
+      <w:bookmarkStart w:id="13" w:name="_Toc212641151"/>
       <w:r>
         <w:t>CLIPBOARDPASTE</w:t>
       </w:r>
@@ -8507,7 +8501,7 @@
       <w:pPr>
         <w:pStyle w:val="Heading3"/>
       </w:pPr>
-      <w:bookmarkStart w:id="14" w:name="_Toc208305612"/>
+      <w:bookmarkStart w:id="14" w:name="_Toc212641152"/>
       <w:r>
         <w:lastRenderedPageBreak/>
         <w:t>Target Window</w:t>
@@ -8716,7 +8710,7 @@
           <w:szCs w:val="26"/>
         </w:rPr>
       </w:pPr>
-      <w:bookmarkStart w:id="15" w:name="_Toc208305613"/>
+      <w:bookmarkStart w:id="15" w:name="_Toc212641153"/>
       <w:r>
         <w:lastRenderedPageBreak/>
         <w:t>MQTT</w:t>
@@ -8961,7 +8955,7 @@
       <w:pPr>
         <w:pStyle w:val="Heading2"/>
       </w:pPr>
-      <w:bookmarkStart w:id="16" w:name="_Toc208305614"/>
+      <w:bookmarkStart w:id="16" w:name="_Toc212641154"/>
       <w:r>
         <w:lastRenderedPageBreak/>
         <w:t>MQTT messaging.</w:t>
@@ -8977,7 +8971,7 @@
           <w:numId w:val="7"/>
         </w:numPr>
       </w:pPr>
-      <w:bookmarkStart w:id="17" w:name="_Toc208305615"/>
+      <w:bookmarkStart w:id="17" w:name="_Toc212641155"/>
       <w:r>
         <w:t xml:space="preserve">Receiving </w:t>
       </w:r>
@@ -9017,7 +9011,7 @@
       <w:pPr>
         <w:pStyle w:val="Heading3"/>
       </w:pPr>
-      <w:bookmarkStart w:id="18" w:name="_Toc208305616"/>
+      <w:bookmarkStart w:id="18" w:name="_Toc212641156"/>
       <w:r>
         <w:t>Controlling the FXP20</w:t>
       </w:r>
@@ -9203,7 +9197,7 @@
       <w:pPr>
         <w:pStyle w:val="Heading1"/>
       </w:pPr>
-      <w:bookmarkStart w:id="19" w:name="_Toc208305617"/>
+      <w:bookmarkStart w:id="19" w:name="_Toc212641157"/>
       <w:r>
         <w:lastRenderedPageBreak/>
         <w:t>Config.xml file</w:t>
@@ -9954,6 +9948,89 @@
             <w:tcW w:w="3565" w:type="dxa"/>
           </w:tcPr>
           <w:p>
+            <w:proofErr w:type="spellStart"/>
+            <w:r>
+              <w:t>MQTTReconnectAutomatically</w:t>
+            </w:r>
+            <w:proofErr w:type="spellEnd"/>
+          </w:p>
+        </w:tc>
+        <w:tc>
+          <w:tcPr>
+            <w:tcW w:w="1527" w:type="dxa"/>
+          </w:tcPr>
+          <w:p>
+            <w:r>
+              <w:t>Boolean</w:t>
+            </w:r>
+          </w:p>
+        </w:tc>
+        <w:tc>
+          <w:tcPr>
+            <w:tcW w:w="2950" w:type="dxa"/>
+          </w:tcPr>
+          <w:p>
+            <w:pPr>
+              <w:pStyle w:val="ListParagraph"/>
+              <w:numPr>
+                <w:ilvl w:val="0"/>
+                <w:numId w:val="15"/>
+              </w:numPr>
+              <w:ind w:left="171" w:hanging="171"/>
+            </w:pPr>
+            <w:r>
+              <w:t>true</w:t>
+            </w:r>
+          </w:p>
+          <w:p>
+            <w:pPr>
+              <w:pStyle w:val="ListParagraph"/>
+              <w:numPr>
+                <w:ilvl w:val="0"/>
+                <w:numId w:val="15"/>
+              </w:numPr>
+              <w:ind w:left="171" w:hanging="171"/>
+            </w:pPr>
+            <w:r>
+              <w:t>false</w:t>
+            </w:r>
+          </w:p>
+        </w:tc>
+        <w:tc>
+          <w:tcPr>
+            <w:tcW w:w="3547" w:type="dxa"/>
+          </w:tcPr>
+          <w:p>
+            <w:r>
+              <w:t xml:space="preserve">Auto reconnect to the </w:t>
+            </w:r>
+            <w:proofErr w:type="spellStart"/>
+            <w:r>
+              <w:t>MQTTBroker</w:t>
+            </w:r>
+            <w:proofErr w:type="spellEnd"/>
+            <w:r>
+              <w:t xml:space="preserve"> if it was disconnected or not available.</w:t>
+            </w:r>
+          </w:p>
+          <w:p>
+            <w:r>
+              <w:t>The app will wait for 5s before retrying to connect if the reader is unavailable.</w:t>
+            </w:r>
+          </w:p>
+          <w:p>
+            <w:r>
+              <w:t>Changing the protocol will stop the process.</w:t>
+            </w:r>
+          </w:p>
+        </w:tc>
+      </w:tr>
+      <w:tr>
+        <w:tc>
+          <w:tcPr>
+            <w:tcW w:w="3565" w:type="dxa"/>
+          </w:tcPr>
+          <w:p>
             <w:r>
               <w:t>Protocol</w:t>
             </w:r>
@@ -10174,6 +10251,7 @@
               <w:t>This will work only if a reader is found at the specified port and is available for connexion.</w:t>
             </w:r>
           </w:p>
+          <w:p/>
         </w:tc>
       </w:tr>
       <w:tr>
@@ -10184,6 +10262,7 @@
           <w:p>
             <w:proofErr w:type="spellStart"/>
             <w:r>
+              <w:lastRenderedPageBreak/>
               <w:t>AutoStartReading</w:t>
             </w:r>
             <w:proofErr w:type="spellEnd"/>
@@ -10255,7 +10334,6 @@
           <w:p>
             <w:proofErr w:type="spellStart"/>
             <w:r>
-              <w:lastRenderedPageBreak/>
               <w:t>AutoReconnectReader</w:t>
             </w:r>
             <w:proofErr w:type="spellEnd"/>
@@ -10785,7 +10863,11 @@
           </w:p>
           <w:p>
             <w:r>
-              <w:t xml:space="preserve">But since the method is synchronized, normally each call should be placed in a call pipe </w:t>
+              <w:t xml:space="preserve">But since the method is synchronized, normally each call </w:t>
+            </w:r>
+            <w:r>
+              <w:lastRenderedPageBreak/>
+              <w:t xml:space="preserve">should be placed in a call pipe </w:t>
             </w:r>
             <w:proofErr w:type="gramStart"/>
             <w:r>
@@ -11184,7 +11266,11 @@
           </w:p>
           <w:p>
             <w:r>
-              <w:t>These composite elements are automatically created by the application when it is launched without a Config.xml file.</w:t>
+              <w:t xml:space="preserve">These composite elements are automatically created by the </w:t>
+            </w:r>
+            <w:r>
+              <w:lastRenderedPageBreak/>
+              <w:t>application when it is launched without a Config.xml file.</w:t>
             </w:r>
           </w:p>
           <w:p>
@@ -11202,6 +11288,7 @@
           <w:p>
             <w:proofErr w:type="spellStart"/>
             <w:r>
+              <w:lastRenderedPageBreak/>
               <w:t>antennaConfig</w:t>
             </w:r>
             <w:proofErr w:type="spellEnd"/>
@@ -11251,7 +11338,6 @@
           <w:p>
             <w:proofErr w:type="spellStart"/>
             <w:r>
-              <w:lastRenderedPageBreak/>
               <w:t>Antenna_ID</w:t>
             </w:r>
             <w:proofErr w:type="spellEnd"/>
@@ -12080,6 +12166,8 @@
               <w:t>Set the Inventory State behaviour of the tags.</w:t>
             </w:r>
           </w:p>
+          <w:p/>
+          <w:p/>
         </w:tc>
       </w:tr>
       <w:tr>
@@ -12093,6 +12181,7 @@
               <w:rPr>
                 <w:lang w:val="fr-FR"/>
               </w:rPr>
+              <w:lastRenderedPageBreak/>
               <w:t>PerformReadingWithGPIO</w:t>
             </w:r>
             <w:proofErr w:type="spellEnd"/>
@@ -12218,7 +12307,6 @@
               <w:rPr>
                 <w:lang w:val="en-US"/>
               </w:rPr>
-              <w:lastRenderedPageBreak/>
               <w:t>PerformReadingDuration</w:t>
             </w:r>
             <w:proofErr w:type="spellEnd"/>
@@ -12277,7 +12365,6 @@
               <w:rPr>
                 <w:lang w:val="fr-FR"/>
               </w:rPr>
-              <w:lastRenderedPageBreak/>
               <w:t>PerformReadingGPIOPort</w:t>
             </w:r>
             <w:proofErr w:type="spellEnd"/>
@@ -12586,10 +12673,25 @@
     <w:p/>
     <w:p>
       <w:pPr>
+        <w:rPr>
+          <w:rFonts w:asciiTheme="majorHAnsi" w:eastAsiaTheme="majorEastAsia" w:hAnsiTheme="majorHAnsi" w:cstheme="majorBidi"/>
+          <w:b/>
+          <w:color w:val="2E74B5" w:themeColor="accent1" w:themeShade="BF"/>
+          <w:sz w:val="32"/>
+          <w:szCs w:val="32"/>
+        </w:rPr>
+      </w:pPr>
+      <w:r>
+        <w:br w:type="page"/>
+      </w:r>
+    </w:p>
+    <w:p>
+      <w:pPr>
         <w:pStyle w:val="Heading1"/>
       </w:pPr>
-      <w:bookmarkStart w:id="20" w:name="_Toc208305618"/>
-      <w:r>
+      <w:bookmarkStart w:id="20" w:name="_Toc212641158"/>
+      <w:r>
+        <w:lastRenderedPageBreak/>
         <w:t>Appendix</w:t>
       </w:r>
       <w:bookmarkEnd w:id="20"/>
@@ -12602,7 +12704,7 @@
           <w:numId w:val="16"/>
         </w:numPr>
       </w:pPr>
-      <w:bookmarkStart w:id="21" w:name="_Toc208305619"/>
+      <w:bookmarkStart w:id="21" w:name="_Toc212641159"/>
       <w:r>
         <w:t>Auto-Start application</w:t>
       </w:r>
@@ -12621,7 +12723,7 @@
           <w:numId w:val="24"/>
         </w:numPr>
       </w:pPr>
-      <w:bookmarkStart w:id="22" w:name="_Toc208305620"/>
+      <w:bookmarkStart w:id="22" w:name="_Toc212641160"/>
       <w:r>
         <w:t>Start the application when the user logs on</w:t>
       </w:r>
@@ -12693,7 +12795,6 @@
         <w:rPr>
           <w:noProof/>
         </w:rPr>
-        <w:lastRenderedPageBreak/>
         <w:drawing>
           <wp:inline distT="0" distB="0" distL="0" distR="0" wp14:anchorId="6E63DA7A" wp14:editId="1CA984C4">
             <wp:extent cx="5731510" cy="3466465"/>
@@ -12749,6 +12850,7 @@
         <w:rPr>
           <w:noProof/>
         </w:rPr>
+        <w:lastRenderedPageBreak/>
         <w:drawing>
           <wp:inline distT="0" distB="0" distL="0" distR="0" wp14:anchorId="4ED869DC" wp14:editId="62F2D56D">
             <wp:extent cx="5731510" cy="3466465"/>
@@ -13214,15 +13316,15 @@
       <w:pPr>
         <w:pStyle w:val="Heading3"/>
       </w:pPr>
-      <w:bookmarkStart w:id="23" w:name="_Toc208305621"/>
+      <w:bookmarkStart w:id="23" w:name="_Toc212641161"/>
       <w:r>
         <w:lastRenderedPageBreak/>
         <w:t xml:space="preserve">Start the application </w:t>
       </w:r>
+      <w:r>
+        <w:t>with Task Scheduler</w:t>
+      </w:r>
       <w:bookmarkEnd w:id="23"/>
-      <w:r>
-        <w:t>with Task Scheduler</w:t>
-      </w:r>
     </w:p>
     <w:p>
       <w:r>
@@ -13630,7 +13732,7 @@
       <w:pPr>
         <w:pStyle w:val="Heading3"/>
       </w:pPr>
-      <w:bookmarkStart w:id="24" w:name="_Toc208305622"/>
+      <w:bookmarkStart w:id="24" w:name="_Toc212641162"/>
       <w:r>
         <w:t>Manage the FXP20 Startup parameters</w:t>
       </w:r>
@@ -13793,7 +13895,7 @@
           <w:numId w:val="16"/>
         </w:numPr>
       </w:pPr>
-      <w:bookmarkStart w:id="25" w:name="_Toc208305623"/>
+      <w:bookmarkStart w:id="25" w:name="_Toc212641163"/>
       <w:r>
         <w:t>ASCII Printable Characters</w:t>
       </w:r>
@@ -15933,7 +16035,7 @@
       <w:pPr>
         <w:pStyle w:val="Heading2"/>
       </w:pPr>
-      <w:bookmarkStart w:id="26" w:name="_Toc208305624"/>
+      <w:bookmarkStart w:id="26" w:name="_Toc212641164"/>
       <w:r>
         <w:t>Transmit Power Index</w:t>
       </w:r>
@@ -21463,7 +21565,7 @@
       <w:pPr>
         <w:pStyle w:val="Heading2"/>
       </w:pPr>
-      <w:bookmarkStart w:id="27" w:name="_Toc208305625"/>
+      <w:bookmarkStart w:id="27" w:name="_Toc212641165"/>
       <w:proofErr w:type="spellStart"/>
       <w:r>
         <w:lastRenderedPageBreak/>
@@ -22137,7 +22239,7 @@
           <v:shape id="_x0000_i1026" type="#_x0000_t75" style="width:76.5pt;height:49.5pt" o:ole="">
             <v:imagedata r:id="rId47" o:title=""/>
           </v:shape>
-          <o:OLEObject Type="Embed" ProgID="Package" ShapeID="_x0000_i1026" DrawAspect="Icon" ObjectID="_1823241485" r:id="rId48"/>
+          <o:OLEObject Type="Embed" ProgID="Package" ShapeID="_x0000_i1026" DrawAspect="Icon" ObjectID="_1823253882" r:id="rId48"/>
         </w:object>
       </w:r>
     </w:p>
@@ -22265,7 +22367,7 @@
           <v:shape id="_x0000_i1027" type="#_x0000_t75" style="width:76.5pt;height:49.5pt" o:ole="">
             <v:imagedata r:id="rId50" o:title=""/>
           </v:shape>
-          <o:OLEObject Type="Embed" ProgID="Package" ShapeID="_x0000_i1027" DrawAspect="Icon" ObjectID="_1823241486" r:id="rId51"/>
+          <o:OLEObject Type="Embed" ProgID="Package" ShapeID="_x0000_i1027" DrawAspect="Icon" ObjectID="_1823253883" r:id="rId51"/>
         </w:object>
       </w:r>
     </w:p>

--- a/FXP20KeyInjector-HowTo.docx
+++ b/FXP20KeyInjector-HowTo.docx
@@ -895,19 +895,11 @@
                   </w:rPr>
                   <w:t xml:space="preserve">Added </w:t>
                 </w:r>
-                <w:proofErr w:type="spellStart"/>
                 <w:r>
                   <w:rPr>
                     <w:lang w:val="en-US"/>
                   </w:rPr>
-                  <w:t>ClipboardPasteDelay</w:t>
-                </w:r>
-                <w:proofErr w:type="spellEnd"/>
-                <w:r>
-                  <w:rPr>
-                    <w:lang w:val="en-US"/>
-                  </w:rPr>
-                  <w:t xml:space="preserve"> description</w:t>
+                  <w:t>ClipboardPasteDelay description</w:t>
                 </w:r>
                 <w:r>
                   <w:rPr>
@@ -1095,14 +1087,12 @@
                   </w:rPr>
                   <w:t xml:space="preserve">Added </w:t>
                 </w:r>
-                <w:proofErr w:type="spellStart"/>
                 <w:r>
                   <w:rPr>
                     <w:lang w:val="en-US"/>
                   </w:rPr>
                   <w:t>RemoveDuplicates</w:t>
                 </w:r>
-                <w:proofErr w:type="spellEnd"/>
                 <w:r>
                   <w:rPr>
                     <w:lang w:val="en-US"/>
@@ -1288,14 +1278,12 @@
                   </w:rPr>
                   <w:t xml:space="preserve">Added element </w:t>
                 </w:r>
-                <w:proofErr w:type="spellStart"/>
                 <w:r>
                   <w:rPr>
                     <w:lang w:val="en-US"/>
                   </w:rPr>
                   <w:t>AutoReconnectReader</w:t>
                 </w:r>
-                <w:proofErr w:type="spellEnd"/>
                 <w:r>
                   <w:rPr>
                     <w:lang w:val="en-US"/>
@@ -1308,14 +1296,12 @@
                   </w:rPr>
                   <w:t xml:space="preserve">and </w:t>
                 </w:r>
-                <w:proofErr w:type="spellStart"/>
                 <w:r>
                   <w:rPr>
                     <w:lang w:val="en-US"/>
                   </w:rPr>
                   <w:t>MQTTReconnectAutomatically</w:t>
                 </w:r>
-                <w:proofErr w:type="spellEnd"/>
                 <w:r>
                   <w:rPr>
                     <w:lang w:val="en-US"/>
@@ -1327,6 +1313,104 @@
                     <w:lang w:val="en-US"/>
                   </w:rPr>
                   <w:t>description in Config.xml</w:t>
+                </w:r>
+              </w:p>
+            </w:tc>
+          </w:tr>
+          <w:tr>
+            <w:tc>
+              <w:tcPr>
+                <w:tcW w:w="2268" w:type="dxa"/>
+              </w:tcPr>
+              <w:p>
+                <w:pPr>
+                  <w:rPr>
+                    <w:lang w:val="en-US"/>
+                  </w:rPr>
+                </w:pPr>
+                <w:r>
+                  <w:rPr>
+                    <w:lang w:val="en-US"/>
+                  </w:rPr>
+                  <w:t>30</w:t>
+                </w:r>
+                <w:r>
+                  <w:rPr>
+                    <w:lang w:val="en-US"/>
+                  </w:rPr>
+                  <w:t>th</w:t>
+                </w:r>
+                <w:r>
+                  <w:rPr>
+                    <w:lang w:val="en-US"/>
+                  </w:rPr>
+                  <w:t xml:space="preserve"> October 2025</w:t>
+                </w:r>
+              </w:p>
+            </w:tc>
+            <w:tc>
+              <w:tcPr>
+                <w:tcW w:w="1843" w:type="dxa"/>
+              </w:tcPr>
+              <w:p>
+                <w:pPr>
+                  <w:rPr>
+                    <w:lang w:val="en-US"/>
+                  </w:rPr>
+                </w:pPr>
+                <w:r>
+                  <w:rPr>
+                    <w:lang w:val="en-US"/>
+                  </w:rPr>
+                  <w:t>Laurent Trudu</w:t>
+                </w:r>
+              </w:p>
+            </w:tc>
+            <w:tc>
+              <w:tcPr>
+                <w:tcW w:w="896" w:type="dxa"/>
+              </w:tcPr>
+              <w:p>
+                <w:pPr>
+                  <w:rPr>
+                    <w:lang w:val="en-US"/>
+                  </w:rPr>
+                </w:pPr>
+                <w:r>
+                  <w:rPr>
+                    <w:lang w:val="en-US"/>
+                  </w:rPr>
+                  <w:t>1.</w:t>
+                </w:r>
+                <w:r>
+                  <w:rPr>
+                    <w:lang w:val="en-US"/>
+                  </w:rPr>
+                  <w:t>8</w:t>
+                </w:r>
+              </w:p>
+            </w:tc>
+            <w:tc>
+              <w:tcPr>
+                <w:tcW w:w="3924" w:type="dxa"/>
+              </w:tcPr>
+              <w:p>
+                <w:pPr>
+                  <w:rPr>
+                    <w:lang w:val="en-US"/>
+                  </w:rPr>
+                </w:pPr>
+                <w:r>
+                  <w:rPr>
+                    <w:lang w:val="en-US"/>
+                  </w:rPr>
+                  <w:t xml:space="preserve">Added </w:t>
+                </w:r>
+                <w:r>
+                  <w:rPr>
+                    <w:lang w:val="en-US"/>
+                  </w:rPr>
+                  <w:t>documentation on how to use NanoMQ as an alternative MQTTBroker</w:t>
                 </w:r>
               </w:p>
             </w:tc>
@@ -1390,7 +1474,7 @@
           <w:r>
             <w:fldChar w:fldCharType="separate"/>
           </w:r>
-          <w:hyperlink w:anchor="_Toc212641139" w:history="1">
+          <w:hyperlink w:anchor="_Toc212710664" w:history="1">
             <w:r>
               <w:rPr>
                 <w:rStyle w:val="Hyperlink"/>
@@ -1436,7 +1520,7 @@
                 <w:noProof/>
                 <w:webHidden/>
               </w:rPr>
-              <w:instrText xml:space="preserve"> PAGEREF _Toc212641139 \h </w:instrText>
+              <w:instrText xml:space="preserve"> PAGEREF _Toc212710664 \h </w:instrText>
             </w:r>
             <w:r>
               <w:rPr>
@@ -1456,7 +1540,7 @@
                 <w:noProof/>
                 <w:webHidden/>
               </w:rPr>
-              <w:t>4</w:t>
+              <w:t>5</w:t>
             </w:r>
             <w:r>
               <w:rPr>
@@ -1484,7 +1568,7 @@
               <w14:ligatures w14:val="standardContextual"/>
             </w:rPr>
           </w:pPr>
-          <w:hyperlink w:anchor="_Toc212641140" w:history="1">
+          <w:hyperlink w:anchor="_Toc212710665" w:history="1">
             <w:r>
               <w:rPr>
                 <w:rStyle w:val="Hyperlink"/>
@@ -1530,7 +1614,7 @@
                 <w:noProof/>
                 <w:webHidden/>
               </w:rPr>
-              <w:instrText xml:space="preserve"> PAGEREF _Toc212641140 \h </w:instrText>
+              <w:instrText xml:space="preserve"> PAGEREF _Toc212710665 \h </w:instrText>
             </w:r>
             <w:r>
               <w:rPr>
@@ -1550,7 +1634,7 @@
                 <w:noProof/>
                 <w:webHidden/>
               </w:rPr>
-              <w:t>4</w:t>
+              <w:t>5</w:t>
             </w:r>
             <w:r>
               <w:rPr>
@@ -1578,7 +1662,7 @@
               <w14:ligatures w14:val="standardContextual"/>
             </w:rPr>
           </w:pPr>
-          <w:hyperlink w:anchor="_Toc212641141" w:history="1">
+          <w:hyperlink w:anchor="_Toc212710666" w:history="1">
             <w:r>
               <w:rPr>
                 <w:rStyle w:val="Hyperlink"/>
@@ -1624,7 +1708,7 @@
                 <w:noProof/>
                 <w:webHidden/>
               </w:rPr>
-              <w:instrText xml:space="preserve"> PAGEREF _Toc212641141 \h </w:instrText>
+              <w:instrText xml:space="preserve"> PAGEREF _Toc212710666 \h </w:instrText>
             </w:r>
             <w:r>
               <w:rPr>
@@ -1644,7 +1728,7 @@
                 <w:noProof/>
                 <w:webHidden/>
               </w:rPr>
-              <w:t>5</w:t>
+              <w:t>6</w:t>
             </w:r>
             <w:r>
               <w:rPr>
@@ -1672,7 +1756,7 @@
               <w14:ligatures w14:val="standardContextual"/>
             </w:rPr>
           </w:pPr>
-          <w:hyperlink w:anchor="_Toc212641142" w:history="1">
+          <w:hyperlink w:anchor="_Toc212710667" w:history="1">
             <w:r>
               <w:rPr>
                 <w:rStyle w:val="Hyperlink"/>
@@ -1718,7 +1802,7 @@
                 <w:noProof/>
                 <w:webHidden/>
               </w:rPr>
-              <w:instrText xml:space="preserve"> PAGEREF _Toc212641142 \h </w:instrText>
+              <w:instrText xml:space="preserve"> PAGEREF _Toc212710667 \h </w:instrText>
             </w:r>
             <w:r>
               <w:rPr>
@@ -1738,7 +1822,7 @@
                 <w:noProof/>
                 <w:webHidden/>
               </w:rPr>
-              <w:t>5</w:t>
+              <w:t>6</w:t>
             </w:r>
             <w:r>
               <w:rPr>
@@ -1766,7 +1850,7 @@
               <w14:ligatures w14:val="standardContextual"/>
             </w:rPr>
           </w:pPr>
-          <w:hyperlink w:anchor="_Toc212641143" w:history="1">
+          <w:hyperlink w:anchor="_Toc212710668" w:history="1">
             <w:r>
               <w:rPr>
                 <w:rStyle w:val="Hyperlink"/>
@@ -1812,7 +1896,7 @@
                 <w:noProof/>
                 <w:webHidden/>
               </w:rPr>
-              <w:instrText xml:space="preserve"> PAGEREF _Toc212641143 \h </w:instrText>
+              <w:instrText xml:space="preserve"> PAGEREF _Toc212710668 \h </w:instrText>
             </w:r>
             <w:r>
               <w:rPr>
@@ -1832,7 +1916,7 @@
                 <w:noProof/>
                 <w:webHidden/>
               </w:rPr>
-              <w:t>7</w:t>
+              <w:t>8</w:t>
             </w:r>
             <w:r>
               <w:rPr>
@@ -1860,7 +1944,7 @@
               <w14:ligatures w14:val="standardContextual"/>
             </w:rPr>
           </w:pPr>
-          <w:hyperlink w:anchor="_Toc212641144" w:history="1">
+          <w:hyperlink w:anchor="_Toc212710669" w:history="1">
             <w:r>
               <w:rPr>
                 <w:rStyle w:val="Hyperlink"/>
@@ -1906,7 +1990,7 @@
                 <w:noProof/>
                 <w:webHidden/>
               </w:rPr>
-              <w:instrText xml:space="preserve"> PAGEREF _Toc212641144 \h </w:instrText>
+              <w:instrText xml:space="preserve"> PAGEREF _Toc212710669 \h </w:instrText>
             </w:r>
             <w:r>
               <w:rPr>
@@ -1926,7 +2010,7 @@
                 <w:noProof/>
                 <w:webHidden/>
               </w:rPr>
-              <w:t>7</w:t>
+              <w:t>8</w:t>
             </w:r>
             <w:r>
               <w:rPr>
@@ -1954,7 +2038,7 @@
               <w14:ligatures w14:val="standardContextual"/>
             </w:rPr>
           </w:pPr>
-          <w:hyperlink w:anchor="_Toc212641145" w:history="1">
+          <w:hyperlink w:anchor="_Toc212710670" w:history="1">
             <w:r>
               <w:rPr>
                 <w:rStyle w:val="Hyperlink"/>
@@ -2000,7 +2084,7 @@
                 <w:noProof/>
                 <w:webHidden/>
               </w:rPr>
-              <w:instrText xml:space="preserve"> PAGEREF _Toc212641145 \h </w:instrText>
+              <w:instrText xml:space="preserve"> PAGEREF _Toc212710670 \h </w:instrText>
             </w:r>
             <w:r>
               <w:rPr>
@@ -2020,7 +2104,7 @@
                 <w:noProof/>
                 <w:webHidden/>
               </w:rPr>
-              <w:t>8</w:t>
+              <w:t>9</w:t>
             </w:r>
             <w:r>
               <w:rPr>
@@ -2048,7 +2132,7 @@
               <w14:ligatures w14:val="standardContextual"/>
             </w:rPr>
           </w:pPr>
-          <w:hyperlink w:anchor="_Toc212641146" w:history="1">
+          <w:hyperlink w:anchor="_Toc212710671" w:history="1">
             <w:r>
               <w:rPr>
                 <w:rStyle w:val="Hyperlink"/>
@@ -2094,7 +2178,7 @@
                 <w:noProof/>
                 <w:webHidden/>
               </w:rPr>
-              <w:instrText xml:space="preserve"> PAGEREF _Toc212641146 \h </w:instrText>
+              <w:instrText xml:space="preserve"> PAGEREF _Toc212710671 \h </w:instrText>
             </w:r>
             <w:r>
               <w:rPr>
@@ -2114,7 +2198,7 @@
                 <w:noProof/>
                 <w:webHidden/>
               </w:rPr>
-              <w:t>13</w:t>
+              <w:t>14</w:t>
             </w:r>
             <w:r>
               <w:rPr>
@@ -2142,7 +2226,7 @@
               <w14:ligatures w14:val="standardContextual"/>
             </w:rPr>
           </w:pPr>
-          <w:hyperlink w:anchor="_Toc212641147" w:history="1">
+          <w:hyperlink w:anchor="_Toc212710672" w:history="1">
             <w:r>
               <w:rPr>
                 <w:rStyle w:val="Hyperlink"/>
@@ -2188,7 +2272,7 @@
                 <w:noProof/>
                 <w:webHidden/>
               </w:rPr>
-              <w:instrText xml:space="preserve"> PAGEREF _Toc212641147 \h </w:instrText>
+              <w:instrText xml:space="preserve"> PAGEREF _Toc212710672 \h </w:instrText>
             </w:r>
             <w:r>
               <w:rPr>
@@ -2208,7 +2292,7 @@
                 <w:noProof/>
                 <w:webHidden/>
               </w:rPr>
-              <w:t>13</w:t>
+              <w:t>14</w:t>
             </w:r>
             <w:r>
               <w:rPr>
@@ -2236,7 +2320,7 @@
               <w14:ligatures w14:val="standardContextual"/>
             </w:rPr>
           </w:pPr>
-          <w:hyperlink w:anchor="_Toc212641148" w:history="1">
+          <w:hyperlink w:anchor="_Toc212710673" w:history="1">
             <w:r>
               <w:rPr>
                 <w:rStyle w:val="Hyperlink"/>
@@ -2282,7 +2366,7 @@
                 <w:noProof/>
                 <w:webHidden/>
               </w:rPr>
-              <w:instrText xml:space="preserve"> PAGEREF _Toc212641148 \h </w:instrText>
+              <w:instrText xml:space="preserve"> PAGEREF _Toc212710673 \h </w:instrText>
             </w:r>
             <w:r>
               <w:rPr>
@@ -2302,7 +2386,7 @@
                 <w:noProof/>
                 <w:webHidden/>
               </w:rPr>
-              <w:t>13</w:t>
+              <w:t>14</w:t>
             </w:r>
             <w:r>
               <w:rPr>
@@ -2330,7 +2414,7 @@
               <w14:ligatures w14:val="standardContextual"/>
             </w:rPr>
           </w:pPr>
-          <w:hyperlink w:anchor="_Toc212641149" w:history="1">
+          <w:hyperlink w:anchor="_Toc212710674" w:history="1">
             <w:r>
               <w:rPr>
                 <w:rStyle w:val="Hyperlink"/>
@@ -2376,7 +2460,7 @@
                 <w:noProof/>
                 <w:webHidden/>
               </w:rPr>
-              <w:instrText xml:space="preserve"> PAGEREF _Toc212641149 \h </w:instrText>
+              <w:instrText xml:space="preserve"> PAGEREF _Toc212710674 \h </w:instrText>
             </w:r>
             <w:r>
               <w:rPr>
@@ -2396,7 +2480,7 @@
                 <w:noProof/>
                 <w:webHidden/>
               </w:rPr>
-              <w:t>14</w:t>
+              <w:t>15</w:t>
             </w:r>
             <w:r>
               <w:rPr>
@@ -2424,7 +2508,7 @@
               <w14:ligatures w14:val="standardContextual"/>
             </w:rPr>
           </w:pPr>
-          <w:hyperlink w:anchor="_Toc212641150" w:history="1">
+          <w:hyperlink w:anchor="_Toc212710675" w:history="1">
             <w:r>
               <w:rPr>
                 <w:rStyle w:val="Hyperlink"/>
@@ -2470,7 +2554,7 @@
                 <w:noProof/>
                 <w:webHidden/>
               </w:rPr>
-              <w:instrText xml:space="preserve"> PAGEREF _Toc212641150 \h </w:instrText>
+              <w:instrText xml:space="preserve"> PAGEREF _Toc212710675 \h </w:instrText>
             </w:r>
             <w:r>
               <w:rPr>
@@ -2490,7 +2574,7 @@
                 <w:noProof/>
                 <w:webHidden/>
               </w:rPr>
-              <w:t>14</w:t>
+              <w:t>15</w:t>
             </w:r>
             <w:r>
               <w:rPr>
@@ -2518,7 +2602,7 @@
               <w14:ligatures w14:val="standardContextual"/>
             </w:rPr>
           </w:pPr>
-          <w:hyperlink w:anchor="_Toc212641151" w:history="1">
+          <w:hyperlink w:anchor="_Toc212710676" w:history="1">
             <w:r>
               <w:rPr>
                 <w:rStyle w:val="Hyperlink"/>
@@ -2564,7 +2648,7 @@
                 <w:noProof/>
                 <w:webHidden/>
               </w:rPr>
-              <w:instrText xml:space="preserve"> PAGEREF _Toc212641151 \h </w:instrText>
+              <w:instrText xml:space="preserve"> PAGEREF _Toc212710676 \h </w:instrText>
             </w:r>
             <w:r>
               <w:rPr>
@@ -2584,7 +2668,7 @@
                 <w:noProof/>
                 <w:webHidden/>
               </w:rPr>
-              <w:t>14</w:t>
+              <w:t>15</w:t>
             </w:r>
             <w:r>
               <w:rPr>
@@ -2612,7 +2696,7 @@
               <w14:ligatures w14:val="standardContextual"/>
             </w:rPr>
           </w:pPr>
-          <w:hyperlink w:anchor="_Toc212641152" w:history="1">
+          <w:hyperlink w:anchor="_Toc212710677" w:history="1">
             <w:r>
               <w:rPr>
                 <w:rStyle w:val="Hyperlink"/>
@@ -2658,7 +2742,7 @@
                 <w:noProof/>
                 <w:webHidden/>
               </w:rPr>
-              <w:instrText xml:space="preserve"> PAGEREF _Toc212641152 \h </w:instrText>
+              <w:instrText xml:space="preserve"> PAGEREF _Toc212710677 \h </w:instrText>
             </w:r>
             <w:r>
               <w:rPr>
@@ -2678,7 +2762,7 @@
                 <w:noProof/>
                 <w:webHidden/>
               </w:rPr>
-              <w:t>15</w:t>
+              <w:t>16</w:t>
             </w:r>
             <w:r>
               <w:rPr>
@@ -2706,7 +2790,7 @@
               <w14:ligatures w14:val="standardContextual"/>
             </w:rPr>
           </w:pPr>
-          <w:hyperlink w:anchor="_Toc212641153" w:history="1">
+          <w:hyperlink w:anchor="_Toc212710678" w:history="1">
             <w:r>
               <w:rPr>
                 <w:rStyle w:val="Hyperlink"/>
@@ -2752,7 +2836,7 @@
                 <w:noProof/>
                 <w:webHidden/>
               </w:rPr>
-              <w:instrText xml:space="preserve"> PAGEREF _Toc212641153 \h </w:instrText>
+              <w:instrText xml:space="preserve"> PAGEREF _Toc212710678 \h </w:instrText>
             </w:r>
             <w:r>
               <w:rPr>
@@ -2772,7 +2856,7 @@
                 <w:noProof/>
                 <w:webHidden/>
               </w:rPr>
-              <w:t>17</w:t>
+              <w:t>18</w:t>
             </w:r>
             <w:r>
               <w:rPr>
@@ -2800,7 +2884,7 @@
               <w14:ligatures w14:val="standardContextual"/>
             </w:rPr>
           </w:pPr>
-          <w:hyperlink w:anchor="_Toc212641154" w:history="1">
+          <w:hyperlink w:anchor="_Toc212710679" w:history="1">
             <w:r>
               <w:rPr>
                 <w:rStyle w:val="Hyperlink"/>
@@ -2846,7 +2930,7 @@
                 <w:noProof/>
                 <w:webHidden/>
               </w:rPr>
-              <w:instrText xml:space="preserve"> PAGEREF _Toc212641154 \h </w:instrText>
+              <w:instrText xml:space="preserve"> PAGEREF _Toc212710679 \h </w:instrText>
             </w:r>
             <w:r>
               <w:rPr>
@@ -2866,7 +2950,7 @@
                 <w:noProof/>
                 <w:webHidden/>
               </w:rPr>
-              <w:t>18</w:t>
+              <w:t>19</w:t>
             </w:r>
             <w:r>
               <w:rPr>
@@ -2894,7 +2978,7 @@
               <w14:ligatures w14:val="standardContextual"/>
             </w:rPr>
           </w:pPr>
-          <w:hyperlink w:anchor="_Toc212641155" w:history="1">
+          <w:hyperlink w:anchor="_Toc212710680" w:history="1">
             <w:r>
               <w:rPr>
                 <w:rStyle w:val="Hyperlink"/>
@@ -2940,7 +3024,7 @@
                 <w:noProof/>
                 <w:webHidden/>
               </w:rPr>
-              <w:instrText xml:space="preserve"> PAGEREF _Toc212641155 \h </w:instrText>
+              <w:instrText xml:space="preserve"> PAGEREF _Toc212710680 \h </w:instrText>
             </w:r>
             <w:r>
               <w:rPr>
@@ -2960,7 +3044,7 @@
                 <w:noProof/>
                 <w:webHidden/>
               </w:rPr>
-              <w:t>18</w:t>
+              <w:t>19</w:t>
             </w:r>
             <w:r>
               <w:rPr>
@@ -2988,7 +3072,7 @@
               <w14:ligatures w14:val="standardContextual"/>
             </w:rPr>
           </w:pPr>
-          <w:hyperlink w:anchor="_Toc212641156" w:history="1">
+          <w:hyperlink w:anchor="_Toc212710681" w:history="1">
             <w:r>
               <w:rPr>
                 <w:rStyle w:val="Hyperlink"/>
@@ -3034,7 +3118,7 @@
                 <w:noProof/>
                 <w:webHidden/>
               </w:rPr>
-              <w:instrText xml:space="preserve"> PAGEREF _Toc212641156 \h </w:instrText>
+              <w:instrText xml:space="preserve"> PAGEREF _Toc212710681 \h </w:instrText>
             </w:r>
             <w:r>
               <w:rPr>
@@ -3054,7 +3138,7 @@
                 <w:noProof/>
                 <w:webHidden/>
               </w:rPr>
-              <w:t>18</w:t>
+              <w:t>19</w:t>
             </w:r>
             <w:r>
               <w:rPr>
@@ -3082,7 +3166,7 @@
               <w14:ligatures w14:val="standardContextual"/>
             </w:rPr>
           </w:pPr>
-          <w:hyperlink w:anchor="_Toc212641157" w:history="1">
+          <w:hyperlink w:anchor="_Toc212710682" w:history="1">
             <w:r>
               <w:rPr>
                 <w:rStyle w:val="Hyperlink"/>
@@ -3128,7 +3212,7 @@
                 <w:noProof/>
                 <w:webHidden/>
               </w:rPr>
-              <w:instrText xml:space="preserve"> PAGEREF _Toc212641157 \h </w:instrText>
+              <w:instrText xml:space="preserve"> PAGEREF _Toc212710682 \h </w:instrText>
             </w:r>
             <w:r>
               <w:rPr>
@@ -3148,7 +3232,7 @@
                 <w:noProof/>
                 <w:webHidden/>
               </w:rPr>
-              <w:t>19</w:t>
+              <w:t>20</w:t>
             </w:r>
             <w:r>
               <w:rPr>
@@ -3176,7 +3260,7 @@
               <w14:ligatures w14:val="standardContextual"/>
             </w:rPr>
           </w:pPr>
-          <w:hyperlink w:anchor="_Toc212641158" w:history="1">
+          <w:hyperlink w:anchor="_Toc212710683" w:history="1">
             <w:r>
               <w:rPr>
                 <w:rStyle w:val="Hyperlink"/>
@@ -3222,7 +3306,7 @@
                 <w:noProof/>
                 <w:webHidden/>
               </w:rPr>
-              <w:instrText xml:space="preserve"> PAGEREF _Toc212641158 \h </w:instrText>
+              <w:instrText xml:space="preserve"> PAGEREF _Toc212710683 \h </w:instrText>
             </w:r>
             <w:r>
               <w:rPr>
@@ -3242,7 +3326,7 @@
                 <w:noProof/>
                 <w:webHidden/>
               </w:rPr>
-              <w:t>25</w:t>
+              <w:t>26</w:t>
             </w:r>
             <w:r>
               <w:rPr>
@@ -3270,7 +3354,7 @@
               <w14:ligatures w14:val="standardContextual"/>
             </w:rPr>
           </w:pPr>
-          <w:hyperlink w:anchor="_Toc212641159" w:history="1">
+          <w:hyperlink w:anchor="_Toc212710684" w:history="1">
             <w:r>
               <w:rPr>
                 <w:rStyle w:val="Hyperlink"/>
@@ -3316,7 +3400,7 @@
                 <w:noProof/>
                 <w:webHidden/>
               </w:rPr>
-              <w:instrText xml:space="preserve"> PAGEREF _Toc212641159 \h </w:instrText>
+              <w:instrText xml:space="preserve"> PAGEREF _Toc212710684 \h </w:instrText>
             </w:r>
             <w:r>
               <w:rPr>
@@ -3336,7 +3420,7 @@
                 <w:noProof/>
                 <w:webHidden/>
               </w:rPr>
-              <w:t>25</w:t>
+              <w:t>26</w:t>
             </w:r>
             <w:r>
               <w:rPr>
@@ -3364,7 +3448,7 @@
               <w14:ligatures w14:val="standardContextual"/>
             </w:rPr>
           </w:pPr>
-          <w:hyperlink w:anchor="_Toc212641160" w:history="1">
+          <w:hyperlink w:anchor="_Toc212710685" w:history="1">
             <w:r>
               <w:rPr>
                 <w:rStyle w:val="Hyperlink"/>
@@ -3410,7 +3494,7 @@
                 <w:noProof/>
                 <w:webHidden/>
               </w:rPr>
-              <w:instrText xml:space="preserve"> PAGEREF _Toc212641160 \h </w:instrText>
+              <w:instrText xml:space="preserve"> PAGEREF _Toc212710685 \h </w:instrText>
             </w:r>
             <w:r>
               <w:rPr>
@@ -3430,7 +3514,7 @@
                 <w:noProof/>
                 <w:webHidden/>
               </w:rPr>
-              <w:t>25</w:t>
+              <w:t>26</w:t>
             </w:r>
             <w:r>
               <w:rPr>
@@ -3458,7 +3542,7 @@
               <w14:ligatures w14:val="standardContextual"/>
             </w:rPr>
           </w:pPr>
-          <w:hyperlink w:anchor="_Toc212641161" w:history="1">
+          <w:hyperlink w:anchor="_Toc212710686" w:history="1">
             <w:r>
               <w:rPr>
                 <w:rStyle w:val="Hyperlink"/>
@@ -3504,7 +3588,7 @@
                 <w:noProof/>
                 <w:webHidden/>
               </w:rPr>
-              <w:instrText xml:space="preserve"> PAGEREF _Toc212641161 \h </w:instrText>
+              <w:instrText xml:space="preserve"> PAGEREF _Toc212710686 \h </w:instrText>
             </w:r>
             <w:r>
               <w:rPr>
@@ -3524,7 +3608,7 @@
                 <w:noProof/>
                 <w:webHidden/>
               </w:rPr>
-              <w:t>30</w:t>
+              <w:t>31</w:t>
             </w:r>
             <w:r>
               <w:rPr>
@@ -3552,7 +3636,7 @@
               <w14:ligatures w14:val="standardContextual"/>
             </w:rPr>
           </w:pPr>
-          <w:hyperlink w:anchor="_Toc212641162" w:history="1">
+          <w:hyperlink w:anchor="_Toc212710687" w:history="1">
             <w:r>
               <w:rPr>
                 <w:rStyle w:val="Hyperlink"/>
@@ -3598,7 +3682,7 @@
                 <w:noProof/>
                 <w:webHidden/>
               </w:rPr>
-              <w:instrText xml:space="preserve"> PAGEREF _Toc212641162 \h </w:instrText>
+              <w:instrText xml:space="preserve"> PAGEREF _Toc212710687 \h </w:instrText>
             </w:r>
             <w:r>
               <w:rPr>
@@ -3618,7 +3702,7 @@
                 <w:noProof/>
                 <w:webHidden/>
               </w:rPr>
-              <w:t>33</w:t>
+              <w:t>34</w:t>
             </w:r>
             <w:r>
               <w:rPr>
@@ -3646,7 +3730,7 @@
               <w14:ligatures w14:val="standardContextual"/>
             </w:rPr>
           </w:pPr>
-          <w:hyperlink w:anchor="_Toc212641163" w:history="1">
+          <w:hyperlink w:anchor="_Toc212710688" w:history="1">
             <w:r>
               <w:rPr>
                 <w:rStyle w:val="Hyperlink"/>
@@ -3692,7 +3776,7 @@
                 <w:noProof/>
                 <w:webHidden/>
               </w:rPr>
-              <w:instrText xml:space="preserve"> PAGEREF _Toc212641163 \h </w:instrText>
+              <w:instrText xml:space="preserve"> PAGEREF _Toc212710688 \h </w:instrText>
             </w:r>
             <w:r>
               <w:rPr>
@@ -3712,7 +3796,7 @@
                 <w:noProof/>
                 <w:webHidden/>
               </w:rPr>
-              <w:t>34</w:t>
+              <w:t>35</w:t>
             </w:r>
             <w:r>
               <w:rPr>
@@ -3740,7 +3824,7 @@
               <w14:ligatures w14:val="standardContextual"/>
             </w:rPr>
           </w:pPr>
-          <w:hyperlink w:anchor="_Toc212641164" w:history="1">
+          <w:hyperlink w:anchor="_Toc212710689" w:history="1">
             <w:r>
               <w:rPr>
                 <w:rStyle w:val="Hyperlink"/>
@@ -3786,7 +3870,7 @@
                 <w:noProof/>
                 <w:webHidden/>
               </w:rPr>
-              <w:instrText xml:space="preserve"> PAGEREF _Toc212641164 \h </w:instrText>
+              <w:instrText xml:space="preserve"> PAGEREF _Toc212710689 \h </w:instrText>
             </w:r>
             <w:r>
               <w:rPr>
@@ -3806,7 +3890,7 @@
                 <w:noProof/>
                 <w:webHidden/>
               </w:rPr>
-              <w:t>36</w:t>
+              <w:t>37</w:t>
             </w:r>
             <w:r>
               <w:rPr>
@@ -3834,7 +3918,7 @@
               <w14:ligatures w14:val="standardContextual"/>
             </w:rPr>
           </w:pPr>
-          <w:hyperlink w:anchor="_Toc212641165" w:history="1">
+          <w:hyperlink w:anchor="_Toc212710690" w:history="1">
             <w:r>
               <w:rPr>
                 <w:rStyle w:val="Hyperlink"/>
@@ -3880,7 +3964,7 @@
                 <w:noProof/>
                 <w:webHidden/>
               </w:rPr>
-              <w:instrText xml:space="preserve"> PAGEREF _Toc212641165 \h </w:instrText>
+              <w:instrText xml:space="preserve"> PAGEREF _Toc212710690 \h </w:instrText>
             </w:r>
             <w:r>
               <w:rPr>
@@ -3900,7 +3984,571 @@
                 <w:noProof/>
                 <w:webHidden/>
               </w:rPr>
-              <w:t>40</w:t>
+              <w:t>41</w:t>
+            </w:r>
+            <w:r>
+              <w:rPr>
+                <w:noProof/>
+                <w:webHidden/>
+              </w:rPr>
+              <w:fldChar w:fldCharType="end"/>
+            </w:r>
+          </w:hyperlink>
+        </w:p>
+        <w:p>
+          <w:pPr>
+            <w:pStyle w:val="TOC2"/>
+            <w:tabs>
+              <w:tab w:val="left" w:pos="660"/>
+              <w:tab w:val="right" w:leader="dot" w:pos="9016"/>
+            </w:tabs>
+            <w:rPr>
+              <w:rFonts w:eastAsiaTheme="minorEastAsia"/>
+              <w:noProof/>
+              <w:kern w:val="2"/>
+              <w:sz w:val="24"/>
+              <w:szCs w:val="24"/>
+              <w:lang w:val="fr-FR" w:eastAsia="fr-FR"/>
+              <w14:ligatures w14:val="standardContextual"/>
+            </w:rPr>
+          </w:pPr>
+          <w:hyperlink w:anchor="_Toc212710691" w:history="1">
+            <w:r>
+              <w:rPr>
+                <w:rStyle w:val="Hyperlink"/>
+                <w:noProof/>
+              </w:rPr>
+              <w:t>5.</w:t>
+            </w:r>
+            <w:r>
+              <w:rPr>
+                <w:rFonts w:eastAsiaTheme="minorEastAsia"/>
+                <w:noProof/>
+                <w:kern w:val="2"/>
+                <w:sz w:val="24"/>
+                <w:szCs w:val="24"/>
+                <w:lang w:val="fr-FR" w:eastAsia="fr-FR"/>
+                <w14:ligatures w14:val="standardContextual"/>
+              </w:rPr>
+              <w:tab/>
+            </w:r>
+            <w:r>
+              <w:rPr>
+                <w:rStyle w:val="Hyperlink"/>
+                <w:noProof/>
+              </w:rPr>
+              <w:t>NanoMQ Setup and Config files</w:t>
+            </w:r>
+            <w:r>
+              <w:rPr>
+                <w:noProof/>
+                <w:webHidden/>
+              </w:rPr>
+              <w:tab/>
+            </w:r>
+            <w:r>
+              <w:rPr>
+                <w:noProof/>
+                <w:webHidden/>
+              </w:rPr>
+              <w:fldChar w:fldCharType="begin"/>
+            </w:r>
+            <w:r>
+              <w:rPr>
+                <w:noProof/>
+                <w:webHidden/>
+              </w:rPr>
+              <w:instrText xml:space="preserve"> PAGEREF _Toc212710691 \h </w:instrText>
+            </w:r>
+            <w:r>
+              <w:rPr>
+                <w:noProof/>
+                <w:webHidden/>
+              </w:rPr>
+            </w:r>
+            <w:r>
+              <w:rPr>
+                <w:noProof/>
+                <w:webHidden/>
+              </w:rPr>
+              <w:fldChar w:fldCharType="separate"/>
+            </w:r>
+            <w:r>
+              <w:rPr>
+                <w:noProof/>
+                <w:webHidden/>
+              </w:rPr>
+              <w:t>47</w:t>
+            </w:r>
+            <w:r>
+              <w:rPr>
+                <w:noProof/>
+                <w:webHidden/>
+              </w:rPr>
+              <w:fldChar w:fldCharType="end"/>
+            </w:r>
+          </w:hyperlink>
+        </w:p>
+        <w:p>
+          <w:pPr>
+            <w:pStyle w:val="TOC3"/>
+            <w:tabs>
+              <w:tab w:val="left" w:pos="880"/>
+              <w:tab w:val="right" w:leader="dot" w:pos="9016"/>
+            </w:tabs>
+            <w:rPr>
+              <w:rFonts w:eastAsiaTheme="minorEastAsia"/>
+              <w:noProof/>
+              <w:kern w:val="2"/>
+              <w:sz w:val="24"/>
+              <w:szCs w:val="24"/>
+              <w:lang w:val="fr-FR" w:eastAsia="fr-FR"/>
+              <w14:ligatures w14:val="standardContextual"/>
+            </w:rPr>
+          </w:pPr>
+          <w:hyperlink w:anchor="_Toc212710692" w:history="1">
+            <w:r>
+              <w:rPr>
+                <w:rStyle w:val="Hyperlink"/>
+                <w:noProof/>
+              </w:rPr>
+              <w:t>1.</w:t>
+            </w:r>
+            <w:r>
+              <w:rPr>
+                <w:rFonts w:eastAsiaTheme="minorEastAsia"/>
+                <w:noProof/>
+                <w:kern w:val="2"/>
+                <w:sz w:val="24"/>
+                <w:szCs w:val="24"/>
+                <w:lang w:val="fr-FR" w:eastAsia="fr-FR"/>
+                <w14:ligatures w14:val="standardContextual"/>
+              </w:rPr>
+              <w:tab/>
+            </w:r>
+            <w:r>
+              <w:rPr>
+                <w:rStyle w:val="Hyperlink"/>
+                <w:noProof/>
+              </w:rPr>
+              <w:t>Download NanoMQ:</w:t>
+            </w:r>
+            <w:r>
+              <w:rPr>
+                <w:noProof/>
+                <w:webHidden/>
+              </w:rPr>
+              <w:tab/>
+            </w:r>
+            <w:r>
+              <w:rPr>
+                <w:noProof/>
+                <w:webHidden/>
+              </w:rPr>
+              <w:fldChar w:fldCharType="begin"/>
+            </w:r>
+            <w:r>
+              <w:rPr>
+                <w:noProof/>
+                <w:webHidden/>
+              </w:rPr>
+              <w:instrText xml:space="preserve"> PAGEREF _Toc212710692 \h </w:instrText>
+            </w:r>
+            <w:r>
+              <w:rPr>
+                <w:noProof/>
+                <w:webHidden/>
+              </w:rPr>
+            </w:r>
+            <w:r>
+              <w:rPr>
+                <w:noProof/>
+                <w:webHidden/>
+              </w:rPr>
+              <w:fldChar w:fldCharType="separate"/>
+            </w:r>
+            <w:r>
+              <w:rPr>
+                <w:noProof/>
+                <w:webHidden/>
+              </w:rPr>
+              <w:t>47</w:t>
+            </w:r>
+            <w:r>
+              <w:rPr>
+                <w:noProof/>
+                <w:webHidden/>
+              </w:rPr>
+              <w:fldChar w:fldCharType="end"/>
+            </w:r>
+          </w:hyperlink>
+        </w:p>
+        <w:p>
+          <w:pPr>
+            <w:pStyle w:val="TOC3"/>
+            <w:tabs>
+              <w:tab w:val="left" w:pos="880"/>
+              <w:tab w:val="right" w:leader="dot" w:pos="9016"/>
+            </w:tabs>
+            <w:rPr>
+              <w:rFonts w:eastAsiaTheme="minorEastAsia"/>
+              <w:noProof/>
+              <w:kern w:val="2"/>
+              <w:sz w:val="24"/>
+              <w:szCs w:val="24"/>
+              <w:lang w:val="fr-FR" w:eastAsia="fr-FR"/>
+              <w14:ligatures w14:val="standardContextual"/>
+            </w:rPr>
+          </w:pPr>
+          <w:hyperlink w:anchor="_Toc212710693" w:history="1">
+            <w:r>
+              <w:rPr>
+                <w:rStyle w:val="Hyperlink"/>
+                <w:noProof/>
+              </w:rPr>
+              <w:t>2.</w:t>
+            </w:r>
+            <w:r>
+              <w:rPr>
+                <w:rFonts w:eastAsiaTheme="minorEastAsia"/>
+                <w:noProof/>
+                <w:kern w:val="2"/>
+                <w:sz w:val="24"/>
+                <w:szCs w:val="24"/>
+                <w:lang w:val="fr-FR" w:eastAsia="fr-FR"/>
+                <w14:ligatures w14:val="standardContextual"/>
+              </w:rPr>
+              <w:tab/>
+            </w:r>
+            <w:r>
+              <w:rPr>
+                <w:rStyle w:val="Hyperlink"/>
+                <w:noProof/>
+              </w:rPr>
+              <w:t>Install NanoMQ</w:t>
+            </w:r>
+            <w:r>
+              <w:rPr>
+                <w:noProof/>
+                <w:webHidden/>
+              </w:rPr>
+              <w:tab/>
+            </w:r>
+            <w:r>
+              <w:rPr>
+                <w:noProof/>
+                <w:webHidden/>
+              </w:rPr>
+              <w:fldChar w:fldCharType="begin"/>
+            </w:r>
+            <w:r>
+              <w:rPr>
+                <w:noProof/>
+                <w:webHidden/>
+              </w:rPr>
+              <w:instrText xml:space="preserve"> PAGEREF _Toc212710693 \h </w:instrText>
+            </w:r>
+            <w:r>
+              <w:rPr>
+                <w:noProof/>
+                <w:webHidden/>
+              </w:rPr>
+            </w:r>
+            <w:r>
+              <w:rPr>
+                <w:noProof/>
+                <w:webHidden/>
+              </w:rPr>
+              <w:fldChar w:fldCharType="separate"/>
+            </w:r>
+            <w:r>
+              <w:rPr>
+                <w:noProof/>
+                <w:webHidden/>
+              </w:rPr>
+              <w:t>47</w:t>
+            </w:r>
+            <w:r>
+              <w:rPr>
+                <w:noProof/>
+                <w:webHidden/>
+              </w:rPr>
+              <w:fldChar w:fldCharType="end"/>
+            </w:r>
+          </w:hyperlink>
+        </w:p>
+        <w:p>
+          <w:pPr>
+            <w:pStyle w:val="TOC3"/>
+            <w:tabs>
+              <w:tab w:val="left" w:pos="880"/>
+              <w:tab w:val="right" w:leader="dot" w:pos="9016"/>
+            </w:tabs>
+            <w:rPr>
+              <w:rFonts w:eastAsiaTheme="minorEastAsia"/>
+              <w:noProof/>
+              <w:kern w:val="2"/>
+              <w:sz w:val="24"/>
+              <w:szCs w:val="24"/>
+              <w:lang w:val="fr-FR" w:eastAsia="fr-FR"/>
+              <w14:ligatures w14:val="standardContextual"/>
+            </w:rPr>
+          </w:pPr>
+          <w:hyperlink w:anchor="_Toc212710694" w:history="1">
+            <w:r>
+              <w:rPr>
+                <w:rStyle w:val="Hyperlink"/>
+                <w:noProof/>
+              </w:rPr>
+              <w:t>3.</w:t>
+            </w:r>
+            <w:r>
+              <w:rPr>
+                <w:rFonts w:eastAsiaTheme="minorEastAsia"/>
+                <w:noProof/>
+                <w:kern w:val="2"/>
+                <w:sz w:val="24"/>
+                <w:szCs w:val="24"/>
+                <w:lang w:val="fr-FR" w:eastAsia="fr-FR"/>
+                <w14:ligatures w14:val="standardContextual"/>
+              </w:rPr>
+              <w:tab/>
+            </w:r>
+            <w:r>
+              <w:rPr>
+                <w:rStyle w:val="Hyperlink"/>
+                <w:noProof/>
+              </w:rPr>
+              <w:t>Add NanoMQ to the “Path” of the System:</w:t>
+            </w:r>
+            <w:r>
+              <w:rPr>
+                <w:noProof/>
+                <w:webHidden/>
+              </w:rPr>
+              <w:tab/>
+            </w:r>
+            <w:r>
+              <w:rPr>
+                <w:noProof/>
+                <w:webHidden/>
+              </w:rPr>
+              <w:fldChar w:fldCharType="begin"/>
+            </w:r>
+            <w:r>
+              <w:rPr>
+                <w:noProof/>
+                <w:webHidden/>
+              </w:rPr>
+              <w:instrText xml:space="preserve"> PAGEREF _Toc212710694 \h </w:instrText>
+            </w:r>
+            <w:r>
+              <w:rPr>
+                <w:noProof/>
+                <w:webHidden/>
+              </w:rPr>
+            </w:r>
+            <w:r>
+              <w:rPr>
+                <w:noProof/>
+                <w:webHidden/>
+              </w:rPr>
+              <w:fldChar w:fldCharType="separate"/>
+            </w:r>
+            <w:r>
+              <w:rPr>
+                <w:noProof/>
+                <w:webHidden/>
+              </w:rPr>
+              <w:t>48</w:t>
+            </w:r>
+            <w:r>
+              <w:rPr>
+                <w:noProof/>
+                <w:webHidden/>
+              </w:rPr>
+              <w:fldChar w:fldCharType="end"/>
+            </w:r>
+          </w:hyperlink>
+        </w:p>
+        <w:p>
+          <w:pPr>
+            <w:pStyle w:val="TOC3"/>
+            <w:tabs>
+              <w:tab w:val="left" w:pos="880"/>
+              <w:tab w:val="right" w:leader="dot" w:pos="9016"/>
+            </w:tabs>
+            <w:rPr>
+              <w:rFonts w:eastAsiaTheme="minorEastAsia"/>
+              <w:noProof/>
+              <w:kern w:val="2"/>
+              <w:sz w:val="24"/>
+              <w:szCs w:val="24"/>
+              <w:lang w:val="fr-FR" w:eastAsia="fr-FR"/>
+              <w14:ligatures w14:val="standardContextual"/>
+            </w:rPr>
+          </w:pPr>
+          <w:hyperlink w:anchor="_Toc212710695" w:history="1">
+            <w:r>
+              <w:rPr>
+                <w:rStyle w:val="Hyperlink"/>
+                <w:noProof/>
+              </w:rPr>
+              <w:t>4.</w:t>
+            </w:r>
+            <w:r>
+              <w:rPr>
+                <w:rFonts w:eastAsiaTheme="minorEastAsia"/>
+                <w:noProof/>
+                <w:kern w:val="2"/>
+                <w:sz w:val="24"/>
+                <w:szCs w:val="24"/>
+                <w:lang w:val="fr-FR" w:eastAsia="fr-FR"/>
+                <w14:ligatures w14:val="standardContextual"/>
+              </w:rPr>
+              <w:tab/>
+            </w:r>
+            <w:r>
+              <w:rPr>
+                <w:rStyle w:val="Hyperlink"/>
+                <w:noProof/>
+              </w:rPr>
+              <w:t>NanoMQ launcher files:</w:t>
+            </w:r>
+            <w:r>
+              <w:rPr>
+                <w:noProof/>
+                <w:webHidden/>
+              </w:rPr>
+              <w:tab/>
+            </w:r>
+            <w:r>
+              <w:rPr>
+                <w:noProof/>
+                <w:webHidden/>
+              </w:rPr>
+              <w:fldChar w:fldCharType="begin"/>
+            </w:r>
+            <w:r>
+              <w:rPr>
+                <w:noProof/>
+                <w:webHidden/>
+              </w:rPr>
+              <w:instrText xml:space="preserve"> PAGEREF _Toc212710695 \h </w:instrText>
+            </w:r>
+            <w:r>
+              <w:rPr>
+                <w:noProof/>
+                <w:webHidden/>
+              </w:rPr>
+            </w:r>
+            <w:r>
+              <w:rPr>
+                <w:noProof/>
+                <w:webHidden/>
+              </w:rPr>
+              <w:fldChar w:fldCharType="separate"/>
+            </w:r>
+            <w:r>
+              <w:rPr>
+                <w:noProof/>
+                <w:webHidden/>
+              </w:rPr>
+              <w:t>52</w:t>
+            </w:r>
+            <w:r>
+              <w:rPr>
+                <w:noProof/>
+                <w:webHidden/>
+              </w:rPr>
+              <w:fldChar w:fldCharType="end"/>
+            </w:r>
+          </w:hyperlink>
+        </w:p>
+        <w:p>
+          <w:pPr>
+            <w:pStyle w:val="TOC3"/>
+            <w:tabs>
+              <w:tab w:val="left" w:pos="880"/>
+              <w:tab w:val="right" w:leader="dot" w:pos="9016"/>
+            </w:tabs>
+            <w:rPr>
+              <w:rFonts w:eastAsiaTheme="minorEastAsia"/>
+              <w:noProof/>
+              <w:kern w:val="2"/>
+              <w:sz w:val="24"/>
+              <w:szCs w:val="24"/>
+              <w:lang w:val="fr-FR" w:eastAsia="fr-FR"/>
+              <w14:ligatures w14:val="standardContextual"/>
+            </w:rPr>
+          </w:pPr>
+          <w:hyperlink w:anchor="_Toc212710696" w:history="1">
+            <w:r>
+              <w:rPr>
+                <w:rStyle w:val="Hyperlink"/>
+                <w:noProof/>
+              </w:rPr>
+              <w:t>5.</w:t>
+            </w:r>
+            <w:r>
+              <w:rPr>
+                <w:rFonts w:eastAsiaTheme="minorEastAsia"/>
+                <w:noProof/>
+                <w:kern w:val="2"/>
+                <w:sz w:val="24"/>
+                <w:szCs w:val="24"/>
+                <w:lang w:val="fr-FR" w:eastAsia="fr-FR"/>
+                <w14:ligatures w14:val="standardContextual"/>
+              </w:rPr>
+              <w:tab/>
+            </w:r>
+            <w:r>
+              <w:rPr>
+                <w:rStyle w:val="Hyperlink"/>
+                <w:noProof/>
+              </w:rPr>
+              <w:t>Launching NanoMQ</w:t>
+            </w:r>
+            <w:r>
+              <w:rPr>
+                <w:noProof/>
+                <w:webHidden/>
+              </w:rPr>
+              <w:tab/>
+            </w:r>
+            <w:r>
+              <w:rPr>
+                <w:noProof/>
+                <w:webHidden/>
+              </w:rPr>
+              <w:fldChar w:fldCharType="begin"/>
+            </w:r>
+            <w:r>
+              <w:rPr>
+                <w:noProof/>
+                <w:webHidden/>
+              </w:rPr>
+              <w:instrText xml:space="preserve"> PAGEREF _Toc212710696 \h </w:instrText>
+            </w:r>
+            <w:r>
+              <w:rPr>
+                <w:noProof/>
+                <w:webHidden/>
+              </w:rPr>
+            </w:r>
+            <w:r>
+              <w:rPr>
+                <w:noProof/>
+                <w:webHidden/>
+              </w:rPr>
+              <w:fldChar w:fldCharType="separate"/>
+            </w:r>
+            <w:r>
+              <w:rPr>
+                <w:noProof/>
+                <w:webHidden/>
+              </w:rPr>
+              <w:t>52</w:t>
             </w:r>
             <w:r>
               <w:rPr>
@@ -3925,35 +4573,9 @@
     </w:sdt>
     <w:p>
       <w:pPr>
-        <w:rPr>
-          <w:b/>
-          <w:bCs/>
-          <w:noProof/>
-        </w:rPr>
-      </w:pPr>
-    </w:p>
-    <w:p>
-      <w:pPr>
-        <w:rPr>
-          <w:b/>
-          <w:bCs/>
-          <w:noProof/>
-        </w:rPr>
-      </w:pPr>
-      <w:r>
-        <w:rPr>
-          <w:b/>
-          <w:bCs/>
-          <w:noProof/>
-        </w:rPr>
-        <w:br w:type="page"/>
-      </w:r>
-    </w:p>
-    <w:p>
-      <w:pPr>
         <w:pStyle w:val="Heading1"/>
       </w:pPr>
-      <w:bookmarkStart w:id="0" w:name="_Toc212641139"/>
+      <w:bookmarkStart w:id="0" w:name="_Toc212710664"/>
       <w:r>
         <w:lastRenderedPageBreak/>
         <w:t>EULA</w:t>
@@ -4038,10 +4660,10 @@
             <v:path o:extrusionok="f" gradientshapeok="t" o:connecttype="rect"/>
             <o:lock v:ext="edit" aspectratio="t"/>
           </v:shapetype>
-          <v:shape id="_x0000_i1025" type="#_x0000_t75" style="width:77.25pt;height:49.5pt" o:ole="">
+          <v:shape id="_x0000_i1025" type="#_x0000_t75" style="width:77.3pt;height:49.5pt" o:ole="">
             <v:imagedata r:id="rId7" o:title=""/>
           </v:shape>
-          <o:OLEObject Type="Embed" ProgID="Package" ShapeID="_x0000_i1025" DrawAspect="Icon" ObjectID="_1823253881" r:id="rId8"/>
+          <o:OLEObject Type="Embed" ProgID="Package" ShapeID="_x0000_i1025" DrawAspect="Icon" ObjectID="_1823323954" r:id="rId8"/>
         </w:object>
       </w:r>
     </w:p>
@@ -4069,7 +4691,7 @@
       <w:pPr>
         <w:pStyle w:val="Heading1"/>
       </w:pPr>
-      <w:bookmarkStart w:id="1" w:name="_Toc212641140"/>
+      <w:bookmarkStart w:id="1" w:name="_Toc212710665"/>
       <w:r>
         <w:t>Overview</w:t>
       </w:r>
@@ -4231,7 +4853,7 @@
       <w:pPr>
         <w:pStyle w:val="Heading2"/>
       </w:pPr>
-      <w:bookmarkStart w:id="2" w:name="_Toc212641141"/>
+      <w:bookmarkStart w:id="2" w:name="_Toc212710666"/>
       <w:r>
         <w:lastRenderedPageBreak/>
         <w:t>Availability</w:t>
@@ -4260,7 +4882,7 @@
       <w:pPr>
         <w:pStyle w:val="Heading2"/>
       </w:pPr>
-      <w:bookmarkStart w:id="3" w:name="_Toc212641142"/>
+      <w:bookmarkStart w:id="3" w:name="_Toc212710667"/>
       <w:r>
         <w:t>Architecture</w:t>
       </w:r>
@@ -5185,15 +5807,7 @@
     </w:p>
     <w:p>
       <w:r>
-        <w:t xml:space="preserve">The system can work with multiple </w:t>
-      </w:r>
-      <w:proofErr w:type="gramStart"/>
-      <w:r>
-        <w:t>apps</w:t>
-      </w:r>
-      <w:proofErr w:type="gramEnd"/>
-      <w:r>
-        <w:t xml:space="preserve"> but it is advised to use a single app for FXP20 control.</w:t>
+        <w:t>The system can work with multiple apps but it is advised to use a single app for FXP20 control.</w:t>
       </w:r>
     </w:p>
     <w:p>
@@ -6405,7 +7019,7 @@
       <w:pPr>
         <w:pStyle w:val="Heading2"/>
       </w:pPr>
-      <w:bookmarkStart w:id="4" w:name="_Toc212641143"/>
+      <w:bookmarkStart w:id="4" w:name="_Toc212710668"/>
       <w:r>
         <w:lastRenderedPageBreak/>
         <w:t>Pre-requisites</w:t>
@@ -6433,15 +7047,7 @@
         <w:t>A</w:t>
       </w:r>
       <w:r>
-        <w:t xml:space="preserve"> PC with </w:t>
-      </w:r>
-      <w:proofErr w:type="spellStart"/>
-      <w:r>
-        <w:t>usb</w:t>
-      </w:r>
-      <w:proofErr w:type="spellEnd"/>
-      <w:r>
-        <w:t xml:space="preserve"> </w:t>
+        <w:t xml:space="preserve"> PC with usb </w:t>
       </w:r>
       <w:r>
         <w:t xml:space="preserve">&gt;= </w:t>
@@ -6515,7 +7121,16 @@
         <w:t>Mosquito</w:t>
       </w:r>
       <w:r>
-        <w:t xml:space="preserve"> MQTT Broker version 2.0.20 has been tested successfully </w:t>
+        <w:t xml:space="preserve"> MQTT Broker version 2.0.20 has been tested successfully</w:t>
+      </w:r>
+      <w:r>
+        <w:t xml:space="preserve">. The NanoMQ </w:t>
+      </w:r>
+      <w:r>
+        <w:t>0.24.5</w:t>
+      </w:r>
+      <w:r>
+        <w:t xml:space="preserve"> has been tested successfully.</w:t>
       </w:r>
     </w:p>
     <w:p>
@@ -6527,7 +7142,7 @@
       <w:pPr>
         <w:pStyle w:val="Heading2"/>
       </w:pPr>
-      <w:bookmarkStart w:id="5" w:name="_Toc212641144"/>
+      <w:bookmarkStart w:id="5" w:name="_Toc212710669"/>
       <w:r>
         <w:t>Installation</w:t>
       </w:r>
@@ -6578,23 +7193,13 @@
     </w:p>
     <w:p>
       <w:r>
-        <w:t xml:space="preserve">Sample config file and launcher for </w:t>
-      </w:r>
-      <w:proofErr w:type="spellStart"/>
-      <w:r>
-        <w:t>Mosquitto</w:t>
-      </w:r>
-      <w:proofErr w:type="spellEnd"/>
-      <w:r>
-        <w:t xml:space="preserve"> MQTT Broker are provided in the </w:t>
-      </w:r>
-      <w:proofErr w:type="spellStart"/>
-      <w:r>
-        <w:t>appendice</w:t>
-      </w:r>
-      <w:proofErr w:type="spellEnd"/>
-      <w:r>
-        <w:t xml:space="preserve"> section of this document.</w:t>
+        <w:t xml:space="preserve">Sample config file and launcher for Mosquitto MQTT Broker </w:t>
+      </w:r>
+      <w:r>
+        <w:t xml:space="preserve">and NanoMQ </w:t>
+      </w:r>
+      <w:r>
+        <w:t>are provided in the appendice section of this document.</w:t>
       </w:r>
     </w:p>
     <w:p>
@@ -6613,7 +7218,7 @@
       <w:r>
         <w:br w:type="page"/>
       </w:r>
-      <w:bookmarkStart w:id="6" w:name="_Toc212641145"/>
+      <w:bookmarkStart w:id="6" w:name="_Toc212710670"/>
       <w:r>
         <w:lastRenderedPageBreak/>
         <w:t>Graphical User Interface</w:t>
@@ -6691,15 +7296,7 @@
           </w:tcPr>
           <w:p>
             <w:r>
-              <w:t xml:space="preserve">A drop-down list that contains all the names of the windows that are </w:t>
-            </w:r>
-            <w:proofErr w:type="gramStart"/>
-            <w:r>
-              <w:t>actually opened</w:t>
-            </w:r>
-            <w:proofErr w:type="gramEnd"/>
-            <w:r>
-              <w:t xml:space="preserve"> in the operating system.</w:t>
+              <w:t>A drop-down list that contains all the names of the windows that are actually opened in the operating system.</w:t>
             </w:r>
           </w:p>
           <w:p>
@@ -6789,7 +7386,6 @@
           </w:tcPr>
           <w:p>
             <w:r>
-              <w:lastRenderedPageBreak/>
               <w:t>3</w:t>
             </w:r>
           </w:p>
@@ -6805,15 +7401,7 @@
           </w:p>
           <w:p>
             <w:r>
-              <w:t xml:space="preserve">If many FXP20 are connected to the same computer, the list will </w:t>
-            </w:r>
-            <w:proofErr w:type="gramStart"/>
-            <w:r>
-              <w:t>contains</w:t>
-            </w:r>
-            <w:proofErr w:type="gramEnd"/>
-            <w:r>
-              <w:t xml:space="preserve"> </w:t>
+              <w:t xml:space="preserve">If many FXP20 are connected to the same computer, the list will contains </w:t>
             </w:r>
             <w:r>
               <w:t>all the COM ports associated with each FXP20.</w:t>
@@ -6843,15 +7431,7 @@
           </w:tcPr>
           <w:p>
             <w:r>
-              <w:t xml:space="preserve">The speed of the connection </w:t>
-            </w:r>
-            <w:proofErr w:type="spellStart"/>
-            <w:r>
-              <w:t>wit</w:t>
-            </w:r>
-            <w:proofErr w:type="spellEnd"/>
-            <w:r>
-              <w:t xml:space="preserve"> the FXP20.</w:t>
+              <w:t>The speed of the connection wit the FXP20.</w:t>
             </w:r>
           </w:p>
           <w:p>
@@ -7027,11 +7607,9 @@
                 <w:numId w:val="11"/>
               </w:numPr>
             </w:pPr>
-            <w:proofErr w:type="spellStart"/>
             <w:r>
               <w:t>RFMode</w:t>
             </w:r>
-            <w:proofErr w:type="spellEnd"/>
           </w:p>
           <w:p>
             <w:pPr>
@@ -7119,7 +7697,6 @@
           </w:tcPr>
           <w:p>
             <w:r>
-              <w:lastRenderedPageBreak/>
               <w:t>6</w:t>
             </w:r>
           </w:p>
@@ -7236,11 +7813,9 @@
                 <w:numId w:val="12"/>
               </w:numPr>
             </w:pPr>
-            <w:proofErr w:type="spellStart"/>
             <w:r>
               <w:t>SLFlags</w:t>
             </w:r>
-            <w:proofErr w:type="spellEnd"/>
           </w:p>
           <w:p>
             <w:pPr>
@@ -7261,15 +7836,7 @@
           </w:p>
           <w:p>
             <w:r>
-              <w:t xml:space="preserve">Please note that the reader MUST </w:t>
-            </w:r>
-            <w:proofErr w:type="gramStart"/>
-            <w:r>
-              <w:t>be connected with</w:t>
-            </w:r>
-            <w:proofErr w:type="gramEnd"/>
-            <w:r>
-              <w:t xml:space="preserve"> the Connect Button (16) to be able to change these parameters.</w:t>
+              <w:t>Please note that the reader MUST be connected with the Connect Button (16) to be able to change these parameters.</w:t>
             </w:r>
           </w:p>
           <w:p>
@@ -7310,15 +7877,7 @@
           </w:tcPr>
           <w:p>
             <w:r>
-              <w:t xml:space="preserve">Load config button. This button loads the config from the Config.xml file that </w:t>
-            </w:r>
-            <w:proofErr w:type="gramStart"/>
-            <w:r>
-              <w:t>is located in</w:t>
-            </w:r>
-            <w:proofErr w:type="gramEnd"/>
-            <w:r>
-              <w:t xml:space="preserve"> the folder of the FXP20 application (see Config.xml section for more details).</w:t>
+              <w:t>Load config button. This button loads the config from the Config.xml file that is located in the folder of the FXP20 application (see Config.xml section for more details).</w:t>
             </w:r>
           </w:p>
         </w:tc>
@@ -7457,14 +8016,12 @@
               <w:br/>
               <w:t xml:space="preserve">See </w:t>
             </w:r>
-            <w:proofErr w:type="spellStart"/>
             <w:r>
               <w:rPr>
                 <w:lang w:val="fr-FR"/>
               </w:rPr>
               <w:t>ClipboardPasteDelay</w:t>
             </w:r>
-            <w:proofErr w:type="spellEnd"/>
             <w:r>
               <w:rPr>
                 <w:lang w:val="fr-FR"/>
@@ -7492,13 +8049,8 @@
                 <w:numId w:val="13"/>
               </w:numPr>
             </w:pPr>
-            <w:proofErr w:type="gramStart"/>
-            <w:r>
-              <w:t>MQTT :</w:t>
-            </w:r>
-            <w:proofErr w:type="gramEnd"/>
-            <w:r>
-              <w:t xml:space="preserve"> This is the best protocol to retrieve EPCs read by the FXP20, see the MQTT messaging section of this document for more information.</w:t>
+            <w:r>
+              <w:t>MQTT : This is the best protocol to retrieve EPCs read by the FXP20, see the MQTT messaging section of this document for more information.</w:t>
             </w:r>
           </w:p>
         </w:tc>
@@ -7510,7 +8062,6 @@
           </w:tcPr>
           <w:p>
             <w:r>
-              <w:lastRenderedPageBreak/>
               <w:t>10</w:t>
             </w:r>
           </w:p>
@@ -7746,15 +8297,7 @@
           </w:tcPr>
           <w:p>
             <w:r>
-              <w:t xml:space="preserve">Status. A label that indicates the </w:t>
-            </w:r>
-            <w:proofErr w:type="gramStart"/>
-            <w:r>
-              <w:t>current status</w:t>
-            </w:r>
-            <w:proofErr w:type="gramEnd"/>
-            <w:r>
-              <w:t xml:space="preserve"> of the application.</w:t>
+              <w:t>Status. A label that indicates the current status of the application.</w:t>
             </w:r>
           </w:p>
         </w:tc>
@@ -7776,23 +8319,7 @@
           </w:tcPr>
           <w:p>
             <w:r>
-              <w:t xml:space="preserve">NB Tags Processed. This label indicates the number of tags that have been processed since the application has been launched. It </w:t>
-            </w:r>
-            <w:proofErr w:type="spellStart"/>
-            <w:r>
-              <w:t>can not</w:t>
-            </w:r>
-            <w:proofErr w:type="spellEnd"/>
-            <w:r>
-              <w:t xml:space="preserve"> be reset (you </w:t>
-            </w:r>
-            <w:proofErr w:type="gramStart"/>
-            <w:r>
-              <w:t>have to</w:t>
-            </w:r>
-            <w:proofErr w:type="gramEnd"/>
-            <w:r>
-              <w:t xml:space="preserve"> quit the application to reset it).</w:t>
+              <w:t>NB Tags Processed. This label indicates the number of tags that have been processed since the application has been launched. It can not be reset (you have to quit the application to reset it).</w:t>
             </w:r>
           </w:p>
         </w:tc>
@@ -7858,15 +8385,7 @@
           </w:tcPr>
           <w:p>
             <w:r>
-              <w:t xml:space="preserve">Show EPC Sent. If </w:t>
-            </w:r>
-            <w:proofErr w:type="gramStart"/>
-            <w:r>
-              <w:t>checked,</w:t>
-            </w:r>
-            <w:proofErr w:type="gramEnd"/>
-            <w:r>
-              <w:t xml:space="preserve"> every time an EPC is read, the app will show it in the Last EPC Read (22) and add it to the list of EPC Sent (23).</w:t>
+              <w:t>Show EPC Sent. If checked, every time an EPC is read, the app will show it in the Last EPC Read (22) and add it to the list of EPC Sent (23).</w:t>
             </w:r>
           </w:p>
         </w:tc>
@@ -7943,41 +8462,13 @@
               <w:rPr>
                 <w:lang w:val="en-US"/>
               </w:rPr>
-              <w:t xml:space="preserve">his button will send all the text contained in the Text </w:t>
-            </w:r>
-            <w:proofErr w:type="gramStart"/>
+              <w:t>his button will send all the text contained in the Text To Send field</w:t>
+            </w:r>
             <w:r>
               <w:rPr>
                 <w:lang w:val="en-US"/>
               </w:rPr>
-              <w:t>To</w:t>
-            </w:r>
-            <w:proofErr w:type="gramEnd"/>
-            <w:r>
-              <w:rPr>
-                <w:lang w:val="en-US"/>
-              </w:rPr>
-              <w:t xml:space="preserve"> Send </w:t>
-            </w:r>
-            <w:proofErr w:type="gramStart"/>
-            <w:r>
-              <w:rPr>
-                <w:lang w:val="en-US"/>
-              </w:rPr>
-              <w:t>field</w:t>
-            </w:r>
-            <w:r>
-              <w:rPr>
-                <w:lang w:val="en-US"/>
-              </w:rPr>
-              <w:t xml:space="preserve">  (</w:t>
-            </w:r>
-            <w:proofErr w:type="gramEnd"/>
-            <w:r>
-              <w:rPr>
-                <w:lang w:val="en-US"/>
-              </w:rPr>
-              <w:t>26) using Key Injection method. Use this for debugging purposes.</w:t>
+              <w:t xml:space="preserve">  (26) using Key Injection method. Use this for debugging purposes.</w:t>
             </w:r>
           </w:p>
         </w:tc>
@@ -7999,15 +8490,7 @@
           </w:tcPr>
           <w:p>
             <w:r>
-              <w:t xml:space="preserve">Send Clipboard. This button will send all the text contained in the Text </w:t>
-            </w:r>
-            <w:proofErr w:type="gramStart"/>
-            <w:r>
-              <w:t>To</w:t>
-            </w:r>
-            <w:proofErr w:type="gramEnd"/>
-            <w:r>
-              <w:t xml:space="preserve"> Send field (26) using Clipboard Paste emulation.</w:t>
+              <w:t>Send Clipboard. This button will send all the text contained in the Text To Send field (26) using Clipboard Paste emulation.</w:t>
             </w:r>
           </w:p>
         </w:tc>
@@ -8023,7 +8506,7 @@
       <w:r>
         <w:br w:type="page"/>
       </w:r>
-      <w:bookmarkStart w:id="7" w:name="_Toc212641146"/>
+      <w:bookmarkStart w:id="7" w:name="_Toc212710671"/>
       <w:r>
         <w:lastRenderedPageBreak/>
         <w:t>Setup</w:t>
@@ -8038,7 +8521,7 @@
           <w:numId w:val="5"/>
         </w:numPr>
       </w:pPr>
-      <w:bookmarkStart w:id="8" w:name="_Toc212641147"/>
+      <w:bookmarkStart w:id="8" w:name="_Toc212710672"/>
       <w:r>
         <w:t xml:space="preserve">Configuration </w:t>
       </w:r>
@@ -8064,15 +8547,7 @@
     </w:p>
     <w:p>
       <w:r>
-        <w:t xml:space="preserve">If the configuration is changed, it </w:t>
-      </w:r>
-      <w:proofErr w:type="gramStart"/>
-      <w:r>
-        <w:t>has to</w:t>
-      </w:r>
-      <w:proofErr w:type="gramEnd"/>
-      <w:r>
-        <w:t xml:space="preserve"> be saved manually to update the file using the button “save config”.</w:t>
+        <w:t>If the configuration is changed, it has to be saved manually to update the file using the button “save config”.</w:t>
       </w:r>
     </w:p>
     <w:p>
@@ -8098,7 +8573,7 @@
           <w:numId w:val="5"/>
         </w:numPr>
       </w:pPr>
-      <w:bookmarkStart w:id="9" w:name="_Toc212641148"/>
+      <w:bookmarkStart w:id="9" w:name="_Toc212710673"/>
       <w:r>
         <w:t>Connection configuration</w:t>
       </w:r>
@@ -8184,15 +8659,7 @@
         <w:t xml:space="preserve">The COM port can be set manually inside the config.xml file with the element </w:t>
       </w:r>
       <w:r>
-        <w:t>&lt;</w:t>
-      </w:r>
-      <w:proofErr w:type="spellStart"/>
-      <w:r>
-        <w:t>ComPort</w:t>
-      </w:r>
-      <w:proofErr w:type="spellEnd"/>
-      <w:r>
-        <w:t>&gt;</w:t>
+        <w:t>&lt;ComPort&gt;</w:t>
       </w:r>
       <w:r>
         <w:t>.</w:t>
@@ -8200,15 +8667,7 @@
     </w:p>
     <w:p>
       <w:r>
-        <w:t xml:space="preserve">The COM port is specified using the format </w:t>
-      </w:r>
-      <w:proofErr w:type="spellStart"/>
-      <w:r>
-        <w:t>COMx</w:t>
-      </w:r>
-      <w:proofErr w:type="spellEnd"/>
-      <w:r>
-        <w:t>, where x is the number of the port</w:t>
+        <w:t>The COM port is specified using the format COMx, where x is the number of the port</w:t>
       </w:r>
       <w:r>
         <w:t xml:space="preserve"> used by the FXP20.</w:t>
@@ -8226,15 +8685,7 @@
     </w:p>
     <w:p>
       <w:r>
-        <w:t>If can be set manually inside the Config.xml file by changing the &lt;</w:t>
-      </w:r>
-      <w:proofErr w:type="spellStart"/>
-      <w:r>
-        <w:t>BaudRate</w:t>
-      </w:r>
-      <w:proofErr w:type="spellEnd"/>
-      <w:r>
-        <w:t>&gt; element.</w:t>
+        <w:t>If can be set manually inside the Config.xml file by changing the &lt;BaudRate&gt; element.</w:t>
       </w:r>
     </w:p>
     <w:p>
@@ -8253,11 +8704,9 @@
       <w:r>
         <w:t>if the &lt;</w:t>
       </w:r>
-      <w:proofErr w:type="spellStart"/>
       <w:r>
         <w:t>AutoConnect</w:t>
       </w:r>
-      <w:proofErr w:type="spellEnd"/>
       <w:r>
         <w:t>&gt; element is set to true in the configuration file.</w:t>
       </w:r>
@@ -8272,11 +8721,9 @@
       <w:r>
         <w:t>if the &lt;</w:t>
       </w:r>
-      <w:proofErr w:type="spellStart"/>
       <w:r>
         <w:t>AutoStartReading</w:t>
       </w:r>
-      <w:proofErr w:type="spellEnd"/>
       <w:r>
         <w:t>&gt; element is set to true in the configuration file.</w:t>
       </w:r>
@@ -8287,7 +8734,7 @@
         <w:pStyle w:val="Heading2"/>
       </w:pPr>
       <w:bookmarkStart w:id="10" w:name="_URL_Format"/>
-      <w:bookmarkStart w:id="11" w:name="_Toc212641149"/>
+      <w:bookmarkStart w:id="11" w:name="_Toc212710674"/>
       <w:bookmarkEnd w:id="10"/>
       <w:r>
         <w:t>Send protocol</w:t>
@@ -8372,13 +8819,11 @@
       <w:pPr>
         <w:pStyle w:val="Heading3"/>
       </w:pPr>
-      <w:bookmarkStart w:id="12" w:name="_Toc212641150"/>
-      <w:proofErr w:type="spellStart"/>
+      <w:bookmarkStart w:id="12" w:name="_Toc212710675"/>
       <w:r>
         <w:t>KeyInjection</w:t>
       </w:r>
       <w:bookmarkEnd w:id="12"/>
-      <w:proofErr w:type="spellEnd"/>
     </w:p>
     <w:p>
       <w:r>
@@ -8418,7 +8863,7 @@
       <w:pPr>
         <w:pStyle w:val="Heading3"/>
       </w:pPr>
-      <w:bookmarkStart w:id="13" w:name="_Toc212641151"/>
+      <w:bookmarkStart w:id="13" w:name="_Toc212710676"/>
       <w:r>
         <w:t>CLIPBOARDPASTE</w:t>
       </w:r>
@@ -8467,11 +8912,9 @@
       <w:r>
         <w:t xml:space="preserve">This delay can be configured with the element </w:t>
       </w:r>
-      <w:proofErr w:type="spellStart"/>
       <w:r>
         <w:t>ClipboardPasteDelay</w:t>
       </w:r>
-      <w:proofErr w:type="spellEnd"/>
       <w:r>
         <w:t xml:space="preserve"> in the Config.xml file.</w:t>
       </w:r>
@@ -8501,7 +8944,7 @@
       <w:pPr>
         <w:pStyle w:val="Heading3"/>
       </w:pPr>
-      <w:bookmarkStart w:id="14" w:name="_Toc212641152"/>
+      <w:bookmarkStart w:id="14" w:name="_Toc212710677"/>
       <w:r>
         <w:lastRenderedPageBreak/>
         <w:t>Target Window</w:t>
@@ -8710,7 +9153,7 @@
           <w:szCs w:val="26"/>
         </w:rPr>
       </w:pPr>
-      <w:bookmarkStart w:id="15" w:name="_Toc212641153"/>
+      <w:bookmarkStart w:id="15" w:name="_Toc212710678"/>
       <w:r>
         <w:lastRenderedPageBreak/>
         <w:t>MQTT</w:t>
@@ -8786,13 +9229,8 @@
           <w:szCs w:val="26"/>
         </w:rPr>
       </w:pPr>
-      <w:proofErr w:type="spellStart"/>
-      <w:r>
-        <w:t>MQTTServer</w:t>
-      </w:r>
-      <w:proofErr w:type="spellEnd"/>
-      <w:r>
-        <w:t>: the IP address of the MQTT Broker server</w:t>
+      <w:r>
+        <w:t>MQTTServer: the IP address of the MQTT Broker server</w:t>
       </w:r>
     </w:p>
     <w:p>
@@ -8808,18 +9246,8 @@
           <w:szCs w:val="26"/>
         </w:rPr>
       </w:pPr>
-      <w:proofErr w:type="spellStart"/>
-      <w:proofErr w:type="gramStart"/>
-      <w:r>
-        <w:t>MQTTPort</w:t>
-      </w:r>
-      <w:proofErr w:type="spellEnd"/>
-      <w:r>
-        <w:t xml:space="preserve"> :</w:t>
-      </w:r>
-      <w:proofErr w:type="gramEnd"/>
-      <w:r>
-        <w:t xml:space="preserve"> the port of the server</w:t>
+      <w:r>
+        <w:t>MQTTPort : the port of the server</w:t>
       </w:r>
     </w:p>
     <w:p>
@@ -8835,29 +9263,11 @@
           <w:szCs w:val="26"/>
         </w:rPr>
       </w:pPr>
-      <w:proofErr w:type="spellStart"/>
-      <w:proofErr w:type="gramStart"/>
-      <w:r>
-        <w:t>MQTTUser</w:t>
-      </w:r>
-      <w:proofErr w:type="spellEnd"/>
-      <w:r>
-        <w:t xml:space="preserve"> :</w:t>
-      </w:r>
-      <w:proofErr w:type="gramEnd"/>
-      <w:r>
-        <w:t xml:space="preserve"> </w:t>
-      </w:r>
-      <w:r>
-        <w:t xml:space="preserve">the </w:t>
-      </w:r>
-      <w:proofErr w:type="gramStart"/>
-      <w:r>
-        <w:t>user name</w:t>
-      </w:r>
-      <w:proofErr w:type="gramEnd"/>
-      <w:r>
-        <w:t xml:space="preserve"> to connect on the MQTT server</w:t>
+      <w:r>
+        <w:t xml:space="preserve">MQTTUser : </w:t>
+      </w:r>
+      <w:r>
+        <w:t>the user name to connect on the MQTT server</w:t>
       </w:r>
     </w:p>
     <w:p>
@@ -8873,18 +9283,8 @@
           <w:szCs w:val="26"/>
         </w:rPr>
       </w:pPr>
-      <w:proofErr w:type="spellStart"/>
-      <w:proofErr w:type="gramStart"/>
-      <w:r>
-        <w:t>MQTTPassword</w:t>
-      </w:r>
-      <w:proofErr w:type="spellEnd"/>
-      <w:r>
-        <w:t xml:space="preserve"> :</w:t>
-      </w:r>
-      <w:proofErr w:type="gramEnd"/>
-      <w:r>
-        <w:t xml:space="preserve"> the password of the MQTT server</w:t>
+      <w:r>
+        <w:t>MQTTPassword : the password of the MQTT server</w:t>
       </w:r>
     </w:p>
     <w:p>
@@ -8900,18 +9300,8 @@
           <w:szCs w:val="26"/>
         </w:rPr>
       </w:pPr>
-      <w:proofErr w:type="spellStart"/>
-      <w:proofErr w:type="gramStart"/>
-      <w:r>
-        <w:t>MQTTSendTopic</w:t>
-      </w:r>
-      <w:proofErr w:type="spellEnd"/>
-      <w:r>
-        <w:t xml:space="preserve"> :</w:t>
-      </w:r>
-      <w:proofErr w:type="gramEnd"/>
-      <w:r>
-        <w:t xml:space="preserve"> the topic that will be used to send the EPC read data</w:t>
+      <w:r>
+        <w:t>MQTTSendTopic : the topic that will be used to send the EPC read data</w:t>
       </w:r>
     </w:p>
     <w:p>
@@ -8922,18 +9312,8 @@
           <w:numId w:val="8"/>
         </w:numPr>
       </w:pPr>
-      <w:proofErr w:type="spellStart"/>
-      <w:proofErr w:type="gramStart"/>
-      <w:r>
-        <w:t>MQTTControlTopic</w:t>
-      </w:r>
-      <w:proofErr w:type="spellEnd"/>
-      <w:r>
-        <w:t xml:space="preserve"> :</w:t>
-      </w:r>
-      <w:proofErr w:type="gramEnd"/>
-      <w:r>
-        <w:t xml:space="preserve"> the topic that will be used to control the application behaviour</w:t>
+      <w:r>
+        <w:t>MQTTControlTopic : the topic that will be used to control the application behaviour</w:t>
       </w:r>
     </w:p>
     <w:p/>
@@ -8955,7 +9335,7 @@
       <w:pPr>
         <w:pStyle w:val="Heading2"/>
       </w:pPr>
-      <w:bookmarkStart w:id="16" w:name="_Toc212641154"/>
+      <w:bookmarkStart w:id="16" w:name="_Toc212710679"/>
       <w:r>
         <w:lastRenderedPageBreak/>
         <w:t>MQTT messaging.</w:t>
@@ -8971,7 +9351,7 @@
           <w:numId w:val="7"/>
         </w:numPr>
       </w:pPr>
-      <w:bookmarkStart w:id="17" w:name="_Toc212641155"/>
+      <w:bookmarkStart w:id="17" w:name="_Toc212710680"/>
       <w:r>
         <w:t xml:space="preserve">Receiving </w:t>
       </w:r>
@@ -8991,15 +9371,7 @@
         <w:t>must</w:t>
       </w:r>
       <w:r>
-        <w:t xml:space="preserve"> connect to the Broker, then register itself to the topic defined in the </w:t>
-      </w:r>
-      <w:proofErr w:type="spellStart"/>
-      <w:r>
-        <w:t>MQTTSendTopic</w:t>
-      </w:r>
-      <w:proofErr w:type="spellEnd"/>
-      <w:r>
-        <w:t xml:space="preserve"> configuration.</w:t>
+        <w:t xml:space="preserve"> connect to the Broker, then register itself to the topic defined in the MQTTSendTopic configuration.</w:t>
       </w:r>
     </w:p>
     <w:p>
@@ -9011,7 +9383,7 @@
       <w:pPr>
         <w:pStyle w:val="Heading3"/>
       </w:pPr>
-      <w:bookmarkStart w:id="18" w:name="_Toc212641156"/>
+      <w:bookmarkStart w:id="18" w:name="_Toc212710681"/>
       <w:r>
         <w:t>Controlling the FXP20</w:t>
       </w:r>
@@ -9020,15 +9392,7 @@
     <w:p/>
     <w:p>
       <w:r>
-        <w:t xml:space="preserve">Once launched the FXP20 Key Injector application will register itself to the </w:t>
-      </w:r>
-      <w:proofErr w:type="spellStart"/>
-      <w:r>
-        <w:t>MQTTControlTopic</w:t>
-      </w:r>
-      <w:proofErr w:type="spellEnd"/>
-      <w:r>
-        <w:t xml:space="preserve"> topic defined in the config.xml file.</w:t>
+        <w:t>Once launched the FXP20 Key Injector application will register itself to the MQTTControlTopic topic defined in the config.xml file.</w:t>
       </w:r>
     </w:p>
     <w:p>
@@ -9039,15 +9403,7 @@
         <w:t>l</w:t>
       </w:r>
       <w:r>
-        <w:t xml:space="preserve"> listen to the </w:t>
-      </w:r>
-      <w:proofErr w:type="spellStart"/>
-      <w:r>
-        <w:t>MQTTControlTopic</w:t>
-      </w:r>
-      <w:proofErr w:type="spellEnd"/>
-      <w:r>
-        <w:t xml:space="preserve"> for the following text payloads:</w:t>
+        <w:t xml:space="preserve"> listen to the MQTTControlTopic for the following text payloads:</w:t>
       </w:r>
     </w:p>
     <w:p>
@@ -9058,21 +9414,8 @@
           <w:numId w:val="9"/>
         </w:numPr>
       </w:pPr>
-      <w:proofErr w:type="gramStart"/>
-      <w:r>
-        <w:t>Connect :</w:t>
-      </w:r>
-      <w:proofErr w:type="gramEnd"/>
-      <w:r>
-        <w:t xml:space="preserve"> this will launch a FXP20 connection command. It will act as if the user </w:t>
-      </w:r>
-      <w:proofErr w:type="gramStart"/>
-      <w:r>
-        <w:t>click</w:t>
-      </w:r>
-      <w:proofErr w:type="gramEnd"/>
-      <w:r>
-        <w:t xml:space="preserve"> on the “Connect” button from the GUI.</w:t>
+      <w:r>
+        <w:t>Connect : this will launch a FXP20 connection command. It will act as if the user click on the “Connect” button from the GUI.</w:t>
       </w:r>
     </w:p>
     <w:p>
@@ -9083,13 +9426,8 @@
           <w:numId w:val="9"/>
         </w:numPr>
       </w:pPr>
-      <w:proofErr w:type="gramStart"/>
-      <w:r>
-        <w:t>Disconnect :</w:t>
-      </w:r>
-      <w:proofErr w:type="gramEnd"/>
-      <w:r>
-        <w:t xml:space="preserve"> this will disconnect the FXP20 Key Injector from the FXP20 hardware.</w:t>
+      <w:r>
+        <w:t>Disconnect : this will disconnect the FXP20 Key Injector from the FXP20 hardware.</w:t>
       </w:r>
     </w:p>
     <w:p>
@@ -9100,18 +9438,8 @@
           <w:numId w:val="9"/>
         </w:numPr>
       </w:pPr>
-      <w:proofErr w:type="spellStart"/>
-      <w:proofErr w:type="gramStart"/>
-      <w:r>
-        <w:t>StartReading</w:t>
-      </w:r>
-      <w:proofErr w:type="spellEnd"/>
-      <w:r>
-        <w:t xml:space="preserve"> :</w:t>
-      </w:r>
-      <w:proofErr w:type="gramEnd"/>
-      <w:r>
-        <w:t xml:space="preserve"> this wil</w:t>
+      <w:r>
+        <w:t>StartReading : this wil</w:t>
       </w:r>
       <w:r>
         <w:t>l set the FXP20 to read EPC tags. The FXP20 Key Injector must be connected to the FXP20 to start reading tags.</w:t>
@@ -9125,18 +9453,8 @@
           <w:numId w:val="9"/>
         </w:numPr>
       </w:pPr>
-      <w:proofErr w:type="spellStart"/>
-      <w:proofErr w:type="gramStart"/>
-      <w:r>
-        <w:t>StopReading</w:t>
-      </w:r>
-      <w:proofErr w:type="spellEnd"/>
-      <w:r>
-        <w:t xml:space="preserve"> :</w:t>
-      </w:r>
-      <w:proofErr w:type="gramEnd"/>
-      <w:r>
-        <w:t xml:space="preserve"> this will stop the user from reading Tags.</w:t>
+      <w:r>
+        <w:t>StopReading : this will stop the user from reading Tags.</w:t>
       </w:r>
     </w:p>
     <w:p>
@@ -9147,13 +9465,8 @@
           <w:numId w:val="9"/>
         </w:numPr>
       </w:pPr>
-      <w:proofErr w:type="gramStart"/>
-      <w:r>
-        <w:t>Beep :</w:t>
-      </w:r>
-      <w:proofErr w:type="gramEnd"/>
-      <w:r>
-        <w:t xml:space="preserve"> will perform a Beep using the configuration defined in the Config.xml file (see appendix for the elements that configure the beep)</w:t>
+      <w:r>
+        <w:t>Beep : will perform a Beep using the configuration defined in the Config.xml file (see appendix for the elements that configure the beep)</w:t>
       </w:r>
     </w:p>
     <w:p>
@@ -9164,13 +9477,8 @@
           <w:numId w:val="9"/>
         </w:numPr>
       </w:pPr>
-      <w:proofErr w:type="spellStart"/>
-      <w:r>
-        <w:t>UnBeep</w:t>
-      </w:r>
-      <w:proofErr w:type="spellEnd"/>
-      <w:r>
-        <w:t>: will force the reader to stop beeping.</w:t>
+      <w:r>
+        <w:t>UnBeep: will force the reader to stop beeping.</w:t>
       </w:r>
     </w:p>
     <w:p/>
@@ -9197,7 +9505,7 @@
       <w:pPr>
         <w:pStyle w:val="Heading1"/>
       </w:pPr>
-      <w:bookmarkStart w:id="19" w:name="_Toc212641157"/>
+      <w:bookmarkStart w:id="19" w:name="_Toc212710682"/>
       <w:r>
         <w:lastRenderedPageBreak/>
         <w:t>Config.xml file</w:t>
@@ -9327,11 +9635,9 @@
             <w:tcW w:w="3565" w:type="dxa"/>
           </w:tcPr>
           <w:p>
-            <w:proofErr w:type="spellStart"/>
             <w:r>
               <w:t>TargetWindowFilter</w:t>
             </w:r>
-            <w:proofErr w:type="spellEnd"/>
           </w:p>
         </w:tc>
         <w:tc>
@@ -9371,11 +9677,9 @@
             <w:tcW w:w="3565" w:type="dxa"/>
           </w:tcPr>
           <w:p>
-            <w:proofErr w:type="spellStart"/>
             <w:r>
               <w:t>ComPort</w:t>
             </w:r>
-            <w:proofErr w:type="spellEnd"/>
           </w:p>
         </w:tc>
         <w:tc>
@@ -9393,13 +9697,8 @@
             <w:tcW w:w="2950" w:type="dxa"/>
           </w:tcPr>
           <w:p>
-            <w:proofErr w:type="spellStart"/>
-            <w:r>
-              <w:t>COMx</w:t>
-            </w:r>
-            <w:proofErr w:type="spellEnd"/>
-            <w:r>
-              <w:t xml:space="preserve"> with x an integer number</w:t>
+            <w:r>
+              <w:t>COMx with x an integer number</w:t>
             </w:r>
           </w:p>
         </w:tc>
@@ -9430,11 +9729,9 @@
             <w:tcW w:w="3565" w:type="dxa"/>
           </w:tcPr>
           <w:p>
-            <w:proofErr w:type="spellStart"/>
             <w:r>
               <w:t>BaudRate</w:t>
             </w:r>
-            <w:proofErr w:type="spellEnd"/>
           </w:p>
         </w:tc>
         <w:tc>
@@ -9564,11 +9861,9 @@
             <w:tcW w:w="3565" w:type="dxa"/>
           </w:tcPr>
           <w:p>
-            <w:proofErr w:type="spellStart"/>
             <w:r>
               <w:t>MQTTServer</w:t>
             </w:r>
-            <w:proofErr w:type="spellEnd"/>
           </w:p>
         </w:tc>
         <w:tc>
@@ -9587,15 +9882,7 @@
           </w:tcPr>
           <w:p>
             <w:r>
-              <w:t xml:space="preserve">An </w:t>
-            </w:r>
-            <w:proofErr w:type="spellStart"/>
-            <w:r>
-              <w:t>ip</w:t>
-            </w:r>
-            <w:proofErr w:type="spellEnd"/>
-            <w:r>
-              <w:t xml:space="preserve"> address.</w:t>
+              <w:t>An ip address.</w:t>
             </w:r>
           </w:p>
         </w:tc>
@@ -9620,15 +9907,7 @@
           </w:p>
           <w:p>
             <w:r>
-              <w:t xml:space="preserve">If not, contact the SE who gave you access to this software </w:t>
-            </w:r>
-            <w:proofErr w:type="gramStart"/>
-            <w:r>
-              <w:t>in order to</w:t>
-            </w:r>
-            <w:proofErr w:type="gramEnd"/>
-            <w:r>
-              <w:t xml:space="preserve"> report the issue to the developer of the software.</w:t>
+              <w:t>If not, contact the SE who gave you access to this software in order to report the issue to the developer of the software.</w:t>
             </w:r>
           </w:p>
         </w:tc>
@@ -9639,11 +9918,9 @@
             <w:tcW w:w="3565" w:type="dxa"/>
           </w:tcPr>
           <w:p>
-            <w:proofErr w:type="spellStart"/>
             <w:r>
               <w:t>MQTTPort</w:t>
             </w:r>
-            <w:proofErr w:type="spellEnd"/>
           </w:p>
         </w:tc>
         <w:tc>
@@ -9688,11 +9965,9 @@
             <w:tcW w:w="3565" w:type="dxa"/>
           </w:tcPr>
           <w:p>
-            <w:proofErr w:type="spellStart"/>
             <w:r>
               <w:t>MQTTUser</w:t>
             </w:r>
-            <w:proofErr w:type="spellEnd"/>
           </w:p>
         </w:tc>
         <w:tc>
@@ -9711,15 +9986,7 @@
           </w:tcPr>
           <w:p>
             <w:r>
-              <w:t xml:space="preserve">A </w:t>
-            </w:r>
-            <w:proofErr w:type="gramStart"/>
-            <w:r>
-              <w:t>user name</w:t>
-            </w:r>
-            <w:proofErr w:type="gramEnd"/>
-            <w:r>
-              <w:t xml:space="preserve"> / login</w:t>
+              <w:t>A user name / login</w:t>
             </w:r>
           </w:p>
         </w:tc>
@@ -9729,28 +9996,12 @@
           </w:tcPr>
           <w:p>
             <w:r>
-              <w:t xml:space="preserve">Contains the </w:t>
-            </w:r>
-            <w:proofErr w:type="gramStart"/>
-            <w:r>
-              <w:t>user name</w:t>
-            </w:r>
-            <w:proofErr w:type="gramEnd"/>
-            <w:r>
-              <w:t xml:space="preserve"> that will be used to connect to the MQTT server.</w:t>
-            </w:r>
-          </w:p>
-          <w:p>
-            <w:r>
-              <w:t xml:space="preserve">It is mandatory that the server is setup with a user / password </w:t>
-            </w:r>
-            <w:proofErr w:type="gramStart"/>
-            <w:r>
-              <w:t>requirements</w:t>
-            </w:r>
-            <w:proofErr w:type="gramEnd"/>
-            <w:r>
-              <w:t>.</w:t>
+              <w:t>Contains the user name that will be used to connect to the MQTT server.</w:t>
+            </w:r>
+          </w:p>
+          <w:p>
+            <w:r>
+              <w:t>It is mandatory that the server is setup with a user / password requirements.</w:t>
             </w:r>
           </w:p>
         </w:tc>
@@ -9761,11 +10012,9 @@
             <w:tcW w:w="3565" w:type="dxa"/>
           </w:tcPr>
           <w:p>
-            <w:proofErr w:type="spellStart"/>
             <w:r>
               <w:t>MQTTPassword</w:t>
             </w:r>
-            <w:proofErr w:type="spellEnd"/>
           </w:p>
         </w:tc>
         <w:tc>
@@ -9800,15 +10049,7 @@
           <w:p>
             <w:r>
               <w:lastRenderedPageBreak/>
-              <w:t xml:space="preserve">It is </w:t>
-            </w:r>
-            <w:proofErr w:type="gramStart"/>
-            <w:r>
-              <w:t>actually displayed</w:t>
-            </w:r>
-            <w:proofErr w:type="gramEnd"/>
-            <w:r>
-              <w:t xml:space="preserve"> in plain text.</w:t>
+              <w:t>It is actually displayed in plain text.</w:t>
             </w:r>
           </w:p>
           <w:p>
@@ -9824,12 +10065,9 @@
             <w:tcW w:w="3565" w:type="dxa"/>
           </w:tcPr>
           <w:p>
-            <w:proofErr w:type="spellStart"/>
-            <w:r>
-              <w:lastRenderedPageBreak/>
+            <w:r>
               <w:t>MQTTSendTopic</w:t>
             </w:r>
-            <w:proofErr w:type="spellEnd"/>
           </w:p>
         </w:tc>
         <w:tc>
@@ -9866,15 +10104,7 @@
           </w:p>
           <w:p>
             <w:r>
-              <w:t xml:space="preserve">Your client application must register to this topic </w:t>
-            </w:r>
-            <w:proofErr w:type="gramStart"/>
-            <w:r>
-              <w:t>in order to</w:t>
-            </w:r>
-            <w:proofErr w:type="gramEnd"/>
-            <w:r>
-              <w:t xml:space="preserve"> receive the EPC that are read by the FXP20.</w:t>
+              <w:t>Your client application must register to this topic in order to receive the EPC that are read by the FXP20.</w:t>
             </w:r>
           </w:p>
         </w:tc>
@@ -9885,11 +10115,9 @@
             <w:tcW w:w="3565" w:type="dxa"/>
           </w:tcPr>
           <w:p>
-            <w:proofErr w:type="spellStart"/>
             <w:r>
               <w:t>MQTTControlTopic</w:t>
             </w:r>
-            <w:proofErr w:type="spellEnd"/>
           </w:p>
         </w:tc>
         <w:tc>
@@ -9948,11 +10176,9 @@
             <w:tcW w:w="3565" w:type="dxa"/>
           </w:tcPr>
           <w:p>
-            <w:proofErr w:type="spellStart"/>
             <w:r>
               <w:t>MQTTReconnectAutomatically</w:t>
             </w:r>
-            <w:proofErr w:type="spellEnd"/>
           </w:p>
         </w:tc>
         <w:tc>
@@ -10002,15 +10228,7 @@
           </w:tcPr>
           <w:p>
             <w:r>
-              <w:t xml:space="preserve">Auto reconnect to the </w:t>
-            </w:r>
-            <w:proofErr w:type="spellStart"/>
-            <w:r>
-              <w:t>MQTTBroker</w:t>
-            </w:r>
-            <w:proofErr w:type="spellEnd"/>
-            <w:r>
-              <w:t xml:space="preserve"> if it was disconnected or not available.</w:t>
+              <w:t>Auto reconnect to the MQTTBroker if it was disconnected or not available.</w:t>
             </w:r>
           </w:p>
           <w:p>
@@ -10107,14 +10325,12 @@
             <w:tcW w:w="3565" w:type="dxa"/>
           </w:tcPr>
           <w:p>
-            <w:proofErr w:type="spellStart"/>
             <w:r>
               <w:rPr>
                 <w:lang w:val="fr-FR"/>
               </w:rPr>
               <w:t>ClipboardPasteDelay</w:t>
             </w:r>
-            <w:proofErr w:type="spellEnd"/>
           </w:p>
         </w:tc>
         <w:tc>
@@ -10143,15 +10359,7 @@
           </w:tcPr>
           <w:p>
             <w:r>
-              <w:t>The delay in milliseconds that will be applied between each clip board paste to let the system process the “</w:t>
-            </w:r>
-            <w:proofErr w:type="spellStart"/>
-            <w:r>
-              <w:t>Ctrl+V</w:t>
-            </w:r>
-            <w:proofErr w:type="spellEnd"/>
-            <w:r>
-              <w:t>” key event sent to paste the data.</w:t>
+              <w:t>The delay in milliseconds that will be applied between each clip board paste to let the system process the “Ctrl+V” key event sent to paste the data.</w:t>
             </w:r>
           </w:p>
           <w:p>
@@ -10181,11 +10389,9 @@
             <w:tcW w:w="3565" w:type="dxa"/>
           </w:tcPr>
           <w:p>
-            <w:proofErr w:type="spellStart"/>
             <w:r>
               <w:t>AutoConnect</w:t>
             </w:r>
-            <w:proofErr w:type="spellEnd"/>
           </w:p>
         </w:tc>
         <w:tc>
@@ -10235,15 +10441,7 @@
           </w:tcPr>
           <w:p>
             <w:r>
-              <w:t xml:space="preserve">If set to true, the application will automatically connect to the reader when launched using the port defined in the </w:t>
-            </w:r>
-            <w:proofErr w:type="spellStart"/>
-            <w:r>
-              <w:t>ComPort</w:t>
-            </w:r>
-            <w:proofErr w:type="spellEnd"/>
-            <w:r>
-              <w:t xml:space="preserve"> element.</w:t>
+              <w:t>If set to true, the application will automatically connect to the reader when launched using the port defined in the ComPort element.</w:t>
             </w:r>
           </w:p>
           <w:p>
@@ -10260,12 +10458,10 @@
             <w:tcW w:w="3565" w:type="dxa"/>
           </w:tcPr>
           <w:p>
-            <w:proofErr w:type="spellStart"/>
             <w:r>
               <w:lastRenderedPageBreak/>
               <w:t>AutoStartReading</w:t>
             </w:r>
-            <w:proofErr w:type="spellEnd"/>
           </w:p>
         </w:tc>
         <w:tc>
@@ -10332,11 +10528,9 @@
             <w:tcW w:w="3565" w:type="dxa"/>
           </w:tcPr>
           <w:p>
-            <w:proofErr w:type="spellStart"/>
             <w:r>
               <w:t>AutoReconnectReader</w:t>
             </w:r>
-            <w:proofErr w:type="spellEnd"/>
           </w:p>
         </w:tc>
         <w:tc>
@@ -10397,11 +10591,9 @@
             <w:tcW w:w="3565" w:type="dxa"/>
           </w:tcPr>
           <w:p>
-            <w:proofErr w:type="spellStart"/>
             <w:r>
               <w:t>StartMinimized</w:t>
             </w:r>
-            <w:proofErr w:type="spellEnd"/>
           </w:p>
         </w:tc>
         <w:tc>
@@ -10464,21 +10656,11 @@
             <w:r>
               <w:t xml:space="preserve">If </w:t>
             </w:r>
-            <w:proofErr w:type="spellStart"/>
             <w:r>
               <w:t>AutoConnect</w:t>
             </w:r>
-            <w:proofErr w:type="spellEnd"/>
-            <w:r>
-              <w:t xml:space="preserve"> is set to true, you may see the application form appears for a limited time (this is </w:t>
-            </w:r>
-            <w:proofErr w:type="gramStart"/>
-            <w:r>
-              <w:t>a</w:t>
-            </w:r>
-            <w:proofErr w:type="gramEnd"/>
-            <w:r>
-              <w:t xml:space="preserve"> SDK limitation), don’t worry, it will minimize itself once the connexion is made.</w:t>
+            <w:r>
+              <w:t xml:space="preserve"> is set to true, you may see the application form appears for a limited time (this is a SDK limitation), don’t worry, it will minimize itself once the connexion is made.</w:t>
             </w:r>
           </w:p>
         </w:tc>
@@ -10489,11 +10671,9 @@
             <w:tcW w:w="3565" w:type="dxa"/>
           </w:tcPr>
           <w:p>
-            <w:proofErr w:type="spellStart"/>
             <w:r>
               <w:t>AddCSVSeparator</w:t>
             </w:r>
-            <w:proofErr w:type="spellEnd"/>
           </w:p>
         </w:tc>
         <w:tc>
@@ -10560,11 +10740,9 @@
             <w:tcW w:w="3565" w:type="dxa"/>
           </w:tcPr>
           <w:p>
-            <w:proofErr w:type="spellStart"/>
             <w:r>
               <w:t>AddCR</w:t>
             </w:r>
-            <w:proofErr w:type="spellEnd"/>
           </w:p>
         </w:tc>
         <w:tc>
@@ -10625,11 +10803,9 @@
             <w:tcW w:w="3565" w:type="dxa"/>
           </w:tcPr>
           <w:p>
-            <w:proofErr w:type="spellStart"/>
             <w:r>
               <w:t>AddLF</w:t>
             </w:r>
-            <w:proofErr w:type="spellEnd"/>
           </w:p>
         </w:tc>
         <w:tc>
@@ -10696,11 +10872,9 @@
             <w:tcW w:w="3565" w:type="dxa"/>
           </w:tcPr>
           <w:p>
-            <w:proofErr w:type="spellStart"/>
             <w:r>
               <w:t>BeepOnRead</w:t>
             </w:r>
-            <w:proofErr w:type="spellEnd"/>
           </w:p>
         </w:tc>
         <w:tc>
@@ -10761,11 +10935,9 @@
             <w:tcW w:w="3565" w:type="dxa"/>
           </w:tcPr>
           <w:p>
-            <w:proofErr w:type="spellStart"/>
             <w:r>
               <w:t>nbBeeps</w:t>
             </w:r>
-            <w:proofErr w:type="spellEnd"/>
           </w:p>
         </w:tc>
         <w:tc>
@@ -10805,11 +10977,9 @@
             <w:tcW w:w="3565" w:type="dxa"/>
           </w:tcPr>
           <w:p>
-            <w:proofErr w:type="spellStart"/>
             <w:r>
               <w:t>beepSleepTime</w:t>
             </w:r>
-            <w:proofErr w:type="spellEnd"/>
           </w:p>
         </w:tc>
         <w:tc>
@@ -10867,23 +11037,7 @@
             </w:r>
             <w:r>
               <w:lastRenderedPageBreak/>
-              <w:t xml:space="preserve">should be placed in a call pipe </w:t>
-            </w:r>
-            <w:proofErr w:type="gramStart"/>
-            <w:r>
-              <w:t>FIFO</w:t>
-            </w:r>
-            <w:proofErr w:type="gramEnd"/>
-            <w:r>
-              <w:t xml:space="preserve"> and each beep should </w:t>
-            </w:r>
-            <w:proofErr w:type="gramStart"/>
-            <w:r>
-              <w:t>occurs</w:t>
-            </w:r>
-            <w:proofErr w:type="gramEnd"/>
-            <w:r>
-              <w:t>.</w:t>
+              <w:t>should be placed in a call pipe FIFO and each beep should occurs.</w:t>
             </w:r>
           </w:p>
           <w:p>
@@ -10903,12 +11057,9 @@
             <w:tcW w:w="3565" w:type="dxa"/>
           </w:tcPr>
           <w:p>
-            <w:proofErr w:type="spellStart"/>
-            <w:r>
-              <w:lastRenderedPageBreak/>
+            <w:r>
               <w:t>BatchSize</w:t>
             </w:r>
-            <w:proofErr w:type="spellEnd"/>
           </w:p>
         </w:tc>
         <w:tc>
@@ -10963,11 +11114,9 @@
             <w:tcW w:w="3565" w:type="dxa"/>
           </w:tcPr>
           <w:p>
-            <w:proofErr w:type="spellStart"/>
             <w:r>
               <w:t>HookKeyboardToStartReading</w:t>
             </w:r>
-            <w:proofErr w:type="spellEnd"/>
           </w:p>
         </w:tc>
         <w:tc>
@@ -11031,29 +11180,17 @@
           </w:p>
           <w:p>
             <w:r>
-              <w:t xml:space="preserve">If it </w:t>
-            </w:r>
-            <w:proofErr w:type="gramStart"/>
-            <w:r>
-              <w:t>intercept</w:t>
-            </w:r>
-            <w:proofErr w:type="gramEnd"/>
-            <w:r>
-              <w:t xml:space="preserve"> a key corresponding to the value of the element </w:t>
-            </w:r>
-            <w:proofErr w:type="spellStart"/>
+              <w:t xml:space="preserve">If it intercept a key corresponding to the value of the element </w:t>
+            </w:r>
             <w:r>
               <w:t>HookKeyboardKey</w:t>
             </w:r>
-            <w:proofErr w:type="spellEnd"/>
             <w:r>
               <w:t xml:space="preserve">, it will start reading tags for the duration defined in the element </w:t>
             </w:r>
-            <w:proofErr w:type="spellStart"/>
             <w:r>
               <w:t>HookKeyboardReadingDurationInMs</w:t>
             </w:r>
-            <w:proofErr w:type="spellEnd"/>
             <w:r>
               <w:t>.</w:t>
             </w:r>
@@ -11066,11 +11203,9 @@
             <w:tcW w:w="3565" w:type="dxa"/>
           </w:tcPr>
           <w:p>
-            <w:proofErr w:type="spellStart"/>
             <w:r>
               <w:t>HookKeyboardKey</w:t>
             </w:r>
-            <w:proofErr w:type="spellEnd"/>
           </w:p>
         </w:tc>
         <w:tc>
@@ -11104,11 +11239,9 @@
             <w:r>
               <w:t xml:space="preserve">This parameter contains the ASCII value of printable characters that will be checked by the </w:t>
             </w:r>
-            <w:proofErr w:type="spellStart"/>
             <w:r>
               <w:t>HookKeyboardToStartReading</w:t>
             </w:r>
-            <w:proofErr w:type="spellEnd"/>
             <w:r>
               <w:t xml:space="preserve"> mechanism.</w:t>
             </w:r>
@@ -11131,11 +11264,9 @@
             <w:tcW w:w="3565" w:type="dxa"/>
           </w:tcPr>
           <w:p>
-            <w:proofErr w:type="spellStart"/>
             <w:r>
               <w:t>HookKeyboardReadingDurationInMs</w:t>
             </w:r>
-            <w:proofErr w:type="spellEnd"/>
           </w:p>
         </w:tc>
         <w:tc>
@@ -11166,19 +11297,15 @@
             <w:r>
               <w:t xml:space="preserve">The duration of the reading that is executed when the user hit the </w:t>
             </w:r>
-            <w:proofErr w:type="spellStart"/>
             <w:r>
               <w:t>HookKeyboardKey</w:t>
             </w:r>
-            <w:proofErr w:type="spellEnd"/>
             <w:r>
               <w:t xml:space="preserve"> when the </w:t>
             </w:r>
-            <w:proofErr w:type="spellStart"/>
             <w:r>
               <w:t>HookKeyboardToStartReading</w:t>
             </w:r>
-            <w:proofErr w:type="spellEnd"/>
             <w:r>
               <w:t xml:space="preserve"> is set to true.</w:t>
             </w:r>
@@ -11191,11 +11318,9 @@
             <w:tcW w:w="3565" w:type="dxa"/>
           </w:tcPr>
           <w:p>
-            <w:proofErr w:type="spellStart"/>
             <w:r>
               <w:t>AntennasConfig</w:t>
             </w:r>
-            <w:proofErr w:type="spellEnd"/>
           </w:p>
         </w:tc>
         <w:tc>
@@ -11206,11 +11331,9 @@
             <w:r>
               <w:t xml:space="preserve">Array of </w:t>
             </w:r>
-            <w:proofErr w:type="spellStart"/>
             <w:r>
               <w:t>antennaConfig</w:t>
             </w:r>
-            <w:proofErr w:type="spellEnd"/>
           </w:p>
         </w:tc>
         <w:tc>
@@ -11231,11 +11354,9 @@
             <w:r>
               <w:t xml:space="preserve">The start element that contains an array of </w:t>
             </w:r>
-            <w:proofErr w:type="spellStart"/>
             <w:r>
               <w:t>antennaConfig</w:t>
             </w:r>
-            <w:proofErr w:type="spellEnd"/>
             <w:r>
               <w:t xml:space="preserve"> elements.</w:t>
             </w:r>
@@ -11253,15 +11374,7 @@
           </w:p>
           <w:p>
             <w:r>
-              <w:t xml:space="preserve">It is mandatory to have one configuration for each antenna with the right </w:t>
-            </w:r>
-            <w:proofErr w:type="spellStart"/>
-            <w:r>
-              <w:t>Antenna_ID</w:t>
-            </w:r>
-            <w:proofErr w:type="spellEnd"/>
-            <w:r>
-              <w:t xml:space="preserve"> element value.</w:t>
+              <w:t>It is mandatory to have one configuration for each antenna with the right Antenna_ID element value.</w:t>
             </w:r>
           </w:p>
           <w:p>
@@ -11286,12 +11399,9 @@
             <w:tcW w:w="3565" w:type="dxa"/>
           </w:tcPr>
           <w:p>
-            <w:proofErr w:type="spellStart"/>
-            <w:r>
-              <w:lastRenderedPageBreak/>
+            <w:r>
               <w:t>antennaConfig</w:t>
             </w:r>
-            <w:proofErr w:type="spellEnd"/>
           </w:p>
         </w:tc>
         <w:tc>
@@ -11336,11 +11446,9 @@
             <w:tcW w:w="3565" w:type="dxa"/>
           </w:tcPr>
           <w:p>
-            <w:proofErr w:type="spellStart"/>
             <w:r>
               <w:t>Antenna_ID</w:t>
             </w:r>
-            <w:proofErr w:type="spellEnd"/>
           </w:p>
         </w:tc>
         <w:tc>
@@ -11398,15 +11506,7 @@
               </w:numPr>
             </w:pPr>
             <w:r>
-              <w:t xml:space="preserve">2 to </w:t>
-            </w:r>
-            <w:proofErr w:type="gramStart"/>
-            <w:r>
-              <w:t>4 :</w:t>
-            </w:r>
-            <w:proofErr w:type="gramEnd"/>
-            <w:r>
-              <w:t xml:space="preserve"> the external antennas.</w:t>
+              <w:t>2 to 4 : the external antennas.</w:t>
             </w:r>
           </w:p>
         </w:tc>
@@ -11417,11 +11517,9 @@
             <w:tcW w:w="3565" w:type="dxa"/>
           </w:tcPr>
           <w:p>
-            <w:proofErr w:type="spellStart"/>
             <w:r>
               <w:t>RFMode_Tari</w:t>
             </w:r>
-            <w:proofErr w:type="spellEnd"/>
           </w:p>
         </w:tc>
         <w:tc>
@@ -11461,11 +11559,9 @@
             <w:tcW w:w="3565" w:type="dxa"/>
           </w:tcPr>
           <w:p>
-            <w:proofErr w:type="spellStart"/>
             <w:r>
               <w:t>RFMode_TableIndex</w:t>
             </w:r>
-            <w:proofErr w:type="spellEnd"/>
           </w:p>
         </w:tc>
         <w:tc>
@@ -11494,15 +11590,7 @@
           </w:tcPr>
           <w:p>
             <w:r>
-              <w:t xml:space="preserve">The </w:t>
-            </w:r>
-            <w:proofErr w:type="spellStart"/>
-            <w:r>
-              <w:t>RFMode</w:t>
-            </w:r>
-            <w:proofErr w:type="spellEnd"/>
-            <w:r>
-              <w:t xml:space="preserve"> value for the selected antenna.</w:t>
+              <w:t>The RFMode value for the selected antenna.</w:t>
             </w:r>
           </w:p>
         </w:tc>
@@ -11513,11 +11601,9 @@
             <w:tcW w:w="3565" w:type="dxa"/>
           </w:tcPr>
           <w:p>
-            <w:proofErr w:type="spellStart"/>
             <w:r>
               <w:t>ReceiveSensitivityIndex</w:t>
             </w:r>
-            <w:proofErr w:type="spellEnd"/>
           </w:p>
         </w:tc>
         <w:tc>
@@ -11558,11 +11644,9 @@
             <w:tcW w:w="3565" w:type="dxa"/>
           </w:tcPr>
           <w:p>
-            <w:proofErr w:type="spellStart"/>
             <w:r>
               <w:t>TransmitPowerIndex</w:t>
             </w:r>
-            <w:proofErr w:type="spellEnd"/>
           </w:p>
         </w:tc>
         <w:tc>
@@ -11602,11 +11686,9 @@
             <w:tcW w:w="3565" w:type="dxa"/>
           </w:tcPr>
           <w:p>
-            <w:proofErr w:type="spellStart"/>
             <w:r>
               <w:t>TransmitFrequencyIndex</w:t>
             </w:r>
-            <w:proofErr w:type="spellEnd"/>
           </w:p>
         </w:tc>
         <w:tc>
@@ -11639,28 +11721,12 @@
             </w:r>
             <w:r>
               <w:br/>
-              <w:t xml:space="preserve">On the FXP20 there is only one index reported by the </w:t>
-            </w:r>
-            <w:proofErr w:type="gramStart"/>
-            <w:r>
-              <w:t>SDK :</w:t>
-            </w:r>
-            <w:proofErr w:type="gramEnd"/>
-            <w:r>
-              <w:t xml:space="preserve"> 1</w:t>
-            </w:r>
-          </w:p>
-          <w:p>
-            <w:r>
-              <w:t xml:space="preserve">This index contains the </w:t>
-            </w:r>
-            <w:proofErr w:type="gramStart"/>
-            <w:r>
-              <w:t>frequencies :</w:t>
-            </w:r>
-            <w:proofErr w:type="gramEnd"/>
-            <w:r>
-              <w:t xml:space="preserve"> </w:t>
+              <w:t>On the FXP20 there is only one index reported by the SDK : 1</w:t>
+            </w:r>
+          </w:p>
+          <w:p>
+            <w:r>
+              <w:t xml:space="preserve">This index contains the frequencies : </w:t>
             </w:r>
           </w:p>
           <w:p>
@@ -11719,11 +11785,9 @@
             <w:tcW w:w="3565" w:type="dxa"/>
           </w:tcPr>
           <w:p>
-            <w:proofErr w:type="spellStart"/>
             <w:r>
               <w:t>SingulationControl_Session</w:t>
             </w:r>
-            <w:proofErr w:type="spellEnd"/>
           </w:p>
         </w:tc>
         <w:tc>
@@ -11810,11 +11874,9 @@
             <w:tcW w:w="3565" w:type="dxa"/>
           </w:tcPr>
           <w:p>
-            <w:proofErr w:type="spellStart"/>
             <w:r>
               <w:t>SingulationControl_TagPopulation</w:t>
             </w:r>
-            <w:proofErr w:type="spellEnd"/>
           </w:p>
         </w:tc>
         <w:tc>
@@ -11854,11 +11916,9 @@
             <w:tcW w:w="3565" w:type="dxa"/>
           </w:tcPr>
           <w:p>
-            <w:proofErr w:type="spellStart"/>
             <w:r>
               <w:t>SingulationControl_TagTransitTime</w:t>
             </w:r>
-            <w:proofErr w:type="spellEnd"/>
           </w:p>
         </w:tc>
         <w:tc>
@@ -11898,21 +11958,14 @@
             <w:tcW w:w="3565" w:type="dxa"/>
           </w:tcPr>
           <w:p>
-            <w:proofErr w:type="spellStart"/>
-            <w:r>
-              <w:t>SingulationControl</w:t>
-            </w:r>
-            <w:proofErr w:type="spellEnd"/>
-            <w:r>
-              <w:t>_</w:t>
-            </w:r>
-          </w:p>
-          <w:p>
-            <w:proofErr w:type="spellStart"/>
+            <w:r>
+              <w:t>SingulationControl_</w:t>
+            </w:r>
+          </w:p>
+          <w:p>
             <w:r>
               <w:t>PerformStateAwareSingulationAction</w:t>
             </w:r>
-            <w:proofErr w:type="spellEnd"/>
           </w:p>
         </w:tc>
         <w:tc>
@@ -11974,21 +12027,14 @@
             <w:tcW w:w="3565" w:type="dxa"/>
           </w:tcPr>
           <w:p>
-            <w:proofErr w:type="spellStart"/>
-            <w:r>
-              <w:t>SingulationControl</w:t>
-            </w:r>
-            <w:proofErr w:type="spellEnd"/>
-            <w:r>
-              <w:t>_</w:t>
-            </w:r>
-          </w:p>
-          <w:p>
-            <w:proofErr w:type="spellStart"/>
+            <w:r>
+              <w:t>SingulationControl_</w:t>
+            </w:r>
+          </w:p>
+          <w:p>
             <w:r>
               <w:t>Sl_Flag</w:t>
             </w:r>
-            <w:proofErr w:type="spellEnd"/>
           </w:p>
         </w:tc>
         <w:tc>
@@ -12071,21 +12117,14 @@
             <w:tcW w:w="3565" w:type="dxa"/>
           </w:tcPr>
           <w:p>
-            <w:proofErr w:type="spellStart"/>
-            <w:r>
-              <w:t>SingulationControl</w:t>
-            </w:r>
-            <w:proofErr w:type="spellEnd"/>
-            <w:r>
-              <w:t>_</w:t>
-            </w:r>
-          </w:p>
-          <w:p>
-            <w:proofErr w:type="spellStart"/>
+            <w:r>
+              <w:t>SingulationControl_</w:t>
+            </w:r>
+          </w:p>
+          <w:p>
             <w:r>
               <w:t>InventoryState</w:t>
             </w:r>
-            <w:proofErr w:type="spellEnd"/>
           </w:p>
         </w:tc>
         <w:tc>
@@ -12176,7 +12215,6 @@
             <w:tcW w:w="3565" w:type="dxa"/>
           </w:tcPr>
           <w:p>
-            <w:proofErr w:type="spellStart"/>
             <w:r>
               <w:rPr>
                 <w:lang w:val="fr-FR"/>
@@ -12184,7 +12222,6 @@
               <w:lastRenderedPageBreak/>
               <w:t>PerformReadingWithGPIO</w:t>
             </w:r>
-            <w:proofErr w:type="spellEnd"/>
           </w:p>
         </w:tc>
         <w:tc>
@@ -12248,15 +12285,7 @@
           </w:p>
           <w:p>
             <w:r>
-              <w:t xml:space="preserve">Note that a </w:t>
-            </w:r>
-            <w:proofErr w:type="spellStart"/>
-            <w:r>
-              <w:t>StartReading</w:t>
-            </w:r>
-            <w:proofErr w:type="spellEnd"/>
-            <w:r>
-              <w:t xml:space="preserve"> must have been performed</w:t>
+              <w:t>Note that a StartReading must have been performed</w:t>
             </w:r>
             <w:r>
               <w:t xml:space="preserve"> for this mechanism to work by clicking on its button or sending a MQTT command.</w:t>
@@ -12266,14 +12295,12 @@
             <w:r>
               <w:t xml:space="preserve">No reading will be done until the setup </w:t>
             </w:r>
-            <w:proofErr w:type="spellStart"/>
             <w:r>
               <w:rPr>
                 <w:lang w:val="en-US"/>
               </w:rPr>
               <w:t>PerformReadingGPIOPort</w:t>
             </w:r>
-            <w:proofErr w:type="spellEnd"/>
             <w:r>
               <w:t xml:space="preserve"> </w:t>
             </w:r>
@@ -12302,14 +12329,12 @@
             <w:r>
               <w:t xml:space="preserve">for </w:t>
             </w:r>
-            <w:proofErr w:type="spellStart"/>
             <w:r>
               <w:rPr>
                 <w:lang w:val="en-US"/>
               </w:rPr>
               <w:t>PerformReadingDuration</w:t>
             </w:r>
-            <w:proofErr w:type="spellEnd"/>
             <w:r>
               <w:rPr>
                 <w:lang w:val="en-US"/>
@@ -12327,29 +12352,7 @@
               <w:rPr>
                 <w:lang w:val="en-US"/>
               </w:rPr>
-              <w:t xml:space="preserve">To quit this mode, </w:t>
-            </w:r>
-            <w:proofErr w:type="gramStart"/>
-            <w:r>
-              <w:rPr>
-                <w:lang w:val="en-US"/>
-              </w:rPr>
-              <w:t xml:space="preserve">the </w:t>
-            </w:r>
-            <w:proofErr w:type="spellStart"/>
-            <w:r>
-              <w:rPr>
-                <w:lang w:val="en-US"/>
-              </w:rPr>
-              <w:t>StopReading</w:t>
-            </w:r>
-            <w:proofErr w:type="spellEnd"/>
-            <w:proofErr w:type="gramEnd"/>
-            <w:r>
-              <w:rPr>
-                <w:lang w:val="en-US"/>
-              </w:rPr>
-              <w:t xml:space="preserve"> must be clicked or sent through MQTT.</w:t>
+              <w:t>To quit this mode, the StopReading must be clicked or sent through MQTT.</w:t>
             </w:r>
           </w:p>
         </w:tc>
@@ -12360,14 +12363,12 @@
             <w:tcW w:w="3565" w:type="dxa"/>
           </w:tcPr>
           <w:p>
-            <w:proofErr w:type="spellStart"/>
             <w:r>
               <w:rPr>
                 <w:lang w:val="fr-FR"/>
               </w:rPr>
               <w:t>PerformReadingGPIOPort</w:t>
             </w:r>
-            <w:proofErr w:type="spellEnd"/>
           </w:p>
         </w:tc>
         <w:tc>
@@ -12417,14 +12418,12 @@
             <w:tcW w:w="3565" w:type="dxa"/>
           </w:tcPr>
           <w:p>
-            <w:proofErr w:type="spellStart"/>
             <w:r>
               <w:rPr>
                 <w:lang w:val="fr-FR"/>
               </w:rPr>
               <w:t>PerformReadingDuration</w:t>
             </w:r>
-            <w:proofErr w:type="spellEnd"/>
           </w:p>
         </w:tc>
         <w:tc>
@@ -12432,11 +12431,9 @@
             <w:tcW w:w="1527" w:type="dxa"/>
           </w:tcPr>
           <w:p>
-            <w:proofErr w:type="spellStart"/>
             <w:r>
               <w:t>Uint</w:t>
             </w:r>
-            <w:proofErr w:type="spellEnd"/>
           </w:p>
         </w:tc>
         <w:tc>
@@ -12519,14 +12516,12 @@
             <w:tcW w:w="3565" w:type="dxa"/>
           </w:tcPr>
           <w:p>
-            <w:proofErr w:type="spellStart"/>
             <w:r>
               <w:rPr>
                 <w:lang w:val="fr-FR"/>
               </w:rPr>
               <w:t>RemoveDuplicates</w:t>
             </w:r>
-            <w:proofErr w:type="spellEnd"/>
           </w:p>
         </w:tc>
         <w:tc>
@@ -12581,29 +12576,20 @@
               </w:rPr>
             </w:pPr>
             <w:r>
-              <w:t xml:space="preserve">This option works for </w:t>
-            </w:r>
-            <w:proofErr w:type="gramStart"/>
-            <w:r>
-              <w:t xml:space="preserve">the  </w:t>
-            </w:r>
-            <w:proofErr w:type="spellStart"/>
+              <w:t xml:space="preserve">This option works for the  </w:t>
+            </w:r>
             <w:r>
               <w:t>HookKeyboardToStartReading</w:t>
             </w:r>
-            <w:proofErr w:type="spellEnd"/>
-            <w:proofErr w:type="gramEnd"/>
             <w:r>
               <w:t xml:space="preserve"> and </w:t>
             </w:r>
-            <w:proofErr w:type="spellStart"/>
             <w:r>
               <w:rPr>
                 <w:lang w:val="en-US"/>
               </w:rPr>
               <w:t>PerformReadingWithGPIO</w:t>
             </w:r>
-            <w:proofErr w:type="spellEnd"/>
             <w:r>
               <w:rPr>
                 <w:lang w:val="en-US"/>
@@ -12634,38 +12620,20 @@
               <w:rPr>
                 <w:lang w:val="en-US"/>
               </w:rPr>
-              <w:t xml:space="preserve">It means that if you have set the reader in Session S0, when the same tag is read multiple </w:t>
-            </w:r>
-            <w:proofErr w:type="gramStart"/>
+              <w:t xml:space="preserve">It means that if you have set the reader in Session S0, when the same tag is read multiple time, only one EPC will be processed for the time of the reading session defined by </w:t>
+            </w:r>
+            <w:r>
+              <w:t>HookKeyboardReadingDurationInMs</w:t>
+            </w:r>
+            <w:r>
+              <w:t xml:space="preserve"> or </w:t>
+            </w:r>
             <w:r>
               <w:rPr>
                 <w:lang w:val="en-US"/>
               </w:rPr>
-              <w:t>time</w:t>
-            </w:r>
-            <w:proofErr w:type="gramEnd"/>
-            <w:r>
-              <w:rPr>
-                <w:lang w:val="en-US"/>
-              </w:rPr>
-              <w:t xml:space="preserve">, only one EPC will be processed for the time of the reading session defined by </w:t>
-            </w:r>
-            <w:proofErr w:type="spellStart"/>
-            <w:r>
-              <w:t>HookKeyboardReadingDurationInMs</w:t>
-            </w:r>
-            <w:proofErr w:type="spellEnd"/>
-            <w:r>
-              <w:t xml:space="preserve"> or </w:t>
-            </w:r>
-            <w:proofErr w:type="spellStart"/>
-            <w:r>
-              <w:rPr>
-                <w:lang w:val="en-US"/>
-              </w:rPr>
               <w:t>PerformReadingDuration</w:t>
             </w:r>
-            <w:proofErr w:type="spellEnd"/>
           </w:p>
         </w:tc>
       </w:tr>
@@ -12689,7 +12657,7 @@
       <w:pPr>
         <w:pStyle w:val="Heading1"/>
       </w:pPr>
-      <w:bookmarkStart w:id="20" w:name="_Toc212641158"/>
+      <w:bookmarkStart w:id="20" w:name="_Toc212710683"/>
       <w:r>
         <w:lastRenderedPageBreak/>
         <w:t>Appendix</w:t>
@@ -12704,7 +12672,7 @@
           <w:numId w:val="16"/>
         </w:numPr>
       </w:pPr>
-      <w:bookmarkStart w:id="21" w:name="_Toc212641159"/>
+      <w:bookmarkStart w:id="21" w:name="_Toc212710684"/>
       <w:r>
         <w:t>Auto-Start application</w:t>
       </w:r>
@@ -12723,7 +12691,7 @@
           <w:numId w:val="24"/>
         </w:numPr>
       </w:pPr>
-      <w:bookmarkStart w:id="22" w:name="_Toc212641160"/>
+      <w:bookmarkStart w:id="22" w:name="_Toc212710685"/>
       <w:r>
         <w:t>Start the application when the user logs on</w:t>
       </w:r>
@@ -12735,13 +12703,9 @@
       </w:r>
     </w:p>
     <w:p>
-      <w:proofErr w:type="spellStart"/>
-      <w:proofErr w:type="gramStart"/>
       <w:r>
         <w:t>shell:startup</w:t>
       </w:r>
-      <w:proofErr w:type="spellEnd"/>
-      <w:proofErr w:type="gramEnd"/>
     </w:p>
     <w:p>
       <w:r>
@@ -12834,15 +12798,7 @@
     </w:p>
     <w:p>
       <w:r>
-        <w:t xml:space="preserve">Simply add a shortcut to FXP20KeyInjector in this folder to make it run automatically when the user </w:t>
-      </w:r>
-      <w:proofErr w:type="gramStart"/>
-      <w:r>
-        <w:t>log</w:t>
-      </w:r>
-      <w:proofErr w:type="gramEnd"/>
-      <w:r>
-        <w:t xml:space="preserve"> on.</w:t>
+        <w:t>Simply add a shortcut to FXP20KeyInjector in this folder to make it run automatically when the user log on.</w:t>
       </w:r>
     </w:p>
     <w:p>
@@ -12897,28 +12853,12 @@
     <w:p>
       <w:r>
         <w:lastRenderedPageBreak/>
-        <w:t xml:space="preserve">If you use this </w:t>
-      </w:r>
-      <w:proofErr w:type="gramStart"/>
-      <w:r>
-        <w:t>method</w:t>
-      </w:r>
-      <w:proofErr w:type="gramEnd"/>
-      <w:r>
-        <w:t xml:space="preserve"> you may want to reduce the startup delay of windows.</w:t>
-      </w:r>
-    </w:p>
-    <w:p>
-      <w:r>
-        <w:t xml:space="preserve">Hit Windows + </w:t>
-      </w:r>
-      <w:proofErr w:type="gramStart"/>
-      <w:r>
-        <w:t>R, and</w:t>
-      </w:r>
-      <w:proofErr w:type="gramEnd"/>
-      <w:r>
-        <w:t xml:space="preserve"> start the registry editor.</w:t>
+        <w:t>If you use this method you may want to reduce the startup delay of windows.</w:t>
+      </w:r>
+    </w:p>
+    <w:p>
+      <w:r>
+        <w:t>Hit Windows + R, and start the registry editor.</w:t>
       </w:r>
     </w:p>
     <w:p>
@@ -13194,21 +13134,11 @@
     </w:p>
     <w:p>
       <w:r>
-        <w:t xml:space="preserve">Name </w:t>
-      </w:r>
-      <w:proofErr w:type="gramStart"/>
-      <w:r>
-        <w:t>it :</w:t>
-      </w:r>
-      <w:proofErr w:type="gramEnd"/>
-      <w:r>
-        <w:t xml:space="preserve"> </w:t>
-      </w:r>
-      <w:proofErr w:type="spellStart"/>
+        <w:t xml:space="preserve">Name it : </w:t>
+      </w:r>
       <w:r>
         <w:t>StartupDelayInMSec</w:t>
       </w:r>
-      <w:proofErr w:type="spellEnd"/>
     </w:p>
     <w:p>
       <w:r>
@@ -13316,7 +13246,7 @@
       <w:pPr>
         <w:pStyle w:val="Heading3"/>
       </w:pPr>
-      <w:bookmarkStart w:id="23" w:name="_Toc212641161"/>
+      <w:bookmarkStart w:id="23" w:name="_Toc212710686"/>
       <w:r>
         <w:lastRenderedPageBreak/>
         <w:t xml:space="preserve">Start the application </w:t>
@@ -13732,7 +13662,7 @@
       <w:pPr>
         <w:pStyle w:val="Heading3"/>
       </w:pPr>
-      <w:bookmarkStart w:id="24" w:name="_Toc212641162"/>
+      <w:bookmarkStart w:id="24" w:name="_Toc212710687"/>
       <w:r>
         <w:t>Manage the FXP20 Startup parameters</w:t>
       </w:r>
@@ -13751,35 +13681,14 @@
           <w:numId w:val="9"/>
         </w:numPr>
       </w:pPr>
-      <w:proofErr w:type="spellStart"/>
-      <w:r>
-        <w:t>StartMinimized</w:t>
-      </w:r>
-      <w:proofErr w:type="spellEnd"/>
-      <w:r>
-        <w:t xml:space="preserve"> element will make the application start in minimized form</w:t>
+      <w:r>
+        <w:t>StartMinimized element will make the application start in minimized form</w:t>
       </w:r>
       <w:r>
         <w:br/>
       </w:r>
       <w:r>
-        <w:t>&lt;</w:t>
-      </w:r>
-      <w:proofErr w:type="spellStart"/>
-      <w:r>
-        <w:t>StartMinimized</w:t>
-      </w:r>
-      <w:proofErr w:type="spellEnd"/>
-      <w:r>
-        <w:t>&gt;true&lt;/</w:t>
-      </w:r>
-      <w:proofErr w:type="spellStart"/>
-      <w:r>
-        <w:t>StartMinimized</w:t>
-      </w:r>
-      <w:proofErr w:type="spellEnd"/>
-      <w:r>
-        <w:t>&gt;</w:t>
+        <w:t>&lt;StartMinimized&gt;true&lt;/StartMinimized&gt;</w:t>
       </w:r>
     </w:p>
     <w:p>
@@ -13790,13 +13699,8 @@
           <w:numId w:val="9"/>
         </w:numPr>
       </w:pPr>
-      <w:proofErr w:type="spellStart"/>
-      <w:r>
-        <w:t>AutoConnect</w:t>
-      </w:r>
-      <w:proofErr w:type="spellEnd"/>
-      <w:r>
-        <w:t xml:space="preserve"> will connect the app to the reader automatically using the COM port defined in the Config.xml. Please ensure that you configured this option correctly otherwise the </w:t>
+      <w:r>
+        <w:t xml:space="preserve">AutoConnect will connect the app to the reader automatically using the COM port defined in the Config.xml. Please ensure that you configured this option correctly otherwise the </w:t>
       </w:r>
       <w:r>
         <w:lastRenderedPageBreak/>
@@ -13806,23 +13710,7 @@
         <w:br/>
       </w:r>
       <w:r>
-        <w:t>&lt;</w:t>
-      </w:r>
-      <w:proofErr w:type="spellStart"/>
-      <w:r>
-        <w:t>AutoConnect</w:t>
-      </w:r>
-      <w:proofErr w:type="spellEnd"/>
-      <w:r>
-        <w:t>&gt;true&lt;/</w:t>
-      </w:r>
-      <w:proofErr w:type="spellStart"/>
-      <w:r>
-        <w:t>AutoConnect</w:t>
-      </w:r>
-      <w:proofErr w:type="spellEnd"/>
-      <w:r>
-        <w:t>&gt;</w:t>
+        <w:t>&lt;AutoConnect&gt;true&lt;/AutoConnect&gt;</w:t>
       </w:r>
     </w:p>
     <w:p>
@@ -13836,47 +13724,21 @@
       <w:r>
         <w:t xml:space="preserve">You can start reading automatically on connection to with the element: </w:t>
       </w:r>
-      <w:proofErr w:type="spellStart"/>
       <w:r>
         <w:t>AutoStartReading</w:t>
       </w:r>
-      <w:proofErr w:type="spellEnd"/>
       <w:r>
         <w:t>.</w:t>
       </w:r>
       <w:r>
         <w:br/>
-        <w:t xml:space="preserve">Used in with </w:t>
-      </w:r>
-      <w:proofErr w:type="spellStart"/>
-      <w:r>
-        <w:t>Autoconnect</w:t>
-      </w:r>
-      <w:proofErr w:type="spellEnd"/>
-      <w:r>
-        <w:t>, this will ensure that the reader automatically start reading when the application is launched.</w:t>
+        <w:t>Used in with Autoconnect, this will ensure that the reader automatically start reading when the application is launched.</w:t>
       </w:r>
       <w:r>
         <w:br/>
       </w:r>
       <w:r>
-        <w:t>&lt;</w:t>
-      </w:r>
-      <w:proofErr w:type="spellStart"/>
-      <w:r>
-        <w:t>AutoStartReading</w:t>
-      </w:r>
-      <w:proofErr w:type="spellEnd"/>
-      <w:r>
-        <w:t>&gt;true&lt;/</w:t>
-      </w:r>
-      <w:proofErr w:type="spellStart"/>
-      <w:r>
-        <w:t>AutoStartReading</w:t>
-      </w:r>
-      <w:proofErr w:type="spellEnd"/>
-      <w:r>
-        <w:t>&gt;</w:t>
+        <w:t>&lt;AutoStartReading&gt;true&lt;/AutoStartReading&gt;</w:t>
       </w:r>
     </w:p>
     <w:p>
@@ -13895,7 +13757,7 @@
           <w:numId w:val="16"/>
         </w:numPr>
       </w:pPr>
-      <w:bookmarkStart w:id="25" w:name="_Toc212641163"/>
+      <w:bookmarkStart w:id="25" w:name="_Toc212710688"/>
       <w:r>
         <w:t>ASCII Printable Characters</w:t>
       </w:r>
@@ -13917,29 +13779,13 @@
           <w:bCs/>
           <w:lang w:val="fr-FR"/>
         </w:rPr>
-        <w:t>0-</w:t>
-      </w:r>
-      <w:proofErr w:type="gramStart"/>
-      <w:r>
-        <w:rPr>
-          <w:b/>
-          <w:bCs/>
-          <w:lang w:val="fr-FR"/>
-        </w:rPr>
-        <w:t>9</w:t>
+        <w:t>0-9</w:t>
       </w:r>
       <w:r>
         <w:rPr>
           <w:lang w:val="fr-FR"/>
         </w:rPr>
-        <w:t>:</w:t>
-      </w:r>
-      <w:proofErr w:type="gramEnd"/>
-      <w:r>
-        <w:rPr>
-          <w:lang w:val="fr-FR"/>
-        </w:rPr>
-        <w:t xml:space="preserve"> ‘0’ to ‘9’ are 48 to 57</w:t>
+        <w:t>: ‘0’ to ‘9’ are 48 to 57</w:t>
       </w:r>
     </w:p>
     <w:p>
@@ -13958,29 +13804,13 @@
           <w:bCs/>
           <w:lang w:val="en-US"/>
         </w:rPr>
-        <w:t>A-</w:t>
-      </w:r>
-      <w:proofErr w:type="gramStart"/>
-      <w:r>
-        <w:rPr>
-          <w:b/>
-          <w:bCs/>
-          <w:lang w:val="en-US"/>
-        </w:rPr>
-        <w:t>Z</w:t>
+        <w:t>A-Z</w:t>
       </w:r>
       <w:r>
         <w:rPr>
           <w:lang w:val="en-US"/>
         </w:rPr>
-        <w:t>: ‘</w:t>
-      </w:r>
-      <w:proofErr w:type="gramEnd"/>
-      <w:r>
-        <w:rPr>
-          <w:lang w:val="en-US"/>
-        </w:rPr>
-        <w:t>A’ to ‘Z’ are 65 to 90</w:t>
+        <w:t>: ‘A’ to ‘Z’ are 65 to 90</w:t>
       </w:r>
     </w:p>
     <w:p>
@@ -13999,29 +13829,13 @@
           <w:bCs/>
           <w:lang w:val="en-US"/>
         </w:rPr>
-        <w:t>a-</w:t>
-      </w:r>
-      <w:proofErr w:type="gramStart"/>
-      <w:r>
-        <w:rPr>
-          <w:b/>
-          <w:bCs/>
-          <w:lang w:val="en-US"/>
-        </w:rPr>
-        <w:t>z</w:t>
+        <w:t>a-z</w:t>
       </w:r>
       <w:r>
         <w:rPr>
           <w:lang w:val="en-US"/>
         </w:rPr>
-        <w:t>: ‘</w:t>
-      </w:r>
-      <w:proofErr w:type="gramEnd"/>
-      <w:r>
-        <w:rPr>
-          <w:lang w:val="en-US"/>
-        </w:rPr>
-        <w:t>a’ to ‘z’ are 97 to 122</w:t>
+        <w:t>: ‘a’ to ‘z’ are 97 to 122</w:t>
       </w:r>
     </w:p>
     <w:p>
@@ -14040,26 +13854,14 @@
           <w:bCs/>
           <w:lang w:val="fr-FR"/>
         </w:rPr>
-        <w:t xml:space="preserve">Common </w:t>
-      </w:r>
-      <w:proofErr w:type="spellStart"/>
-      <w:proofErr w:type="gramStart"/>
-      <w:r>
-        <w:rPr>
-          <w:b/>
-          <w:bCs/>
-          <w:lang w:val="fr-FR"/>
-        </w:rPr>
-        <w:t>Symbols</w:t>
-      </w:r>
-      <w:proofErr w:type="spellEnd"/>
+        <w:t>Common Symbols</w:t>
+      </w:r>
       <w:r>
         <w:rPr>
           <w:lang w:val="fr-FR"/>
         </w:rPr>
         <w:t>:</w:t>
       </w:r>
-      <w:proofErr w:type="gramEnd"/>
     </w:p>
     <w:p>
       <w:pPr>
@@ -14071,27 +13873,11 @@
           <w:lang w:val="fr-FR"/>
         </w:rPr>
       </w:pPr>
-      <w:proofErr w:type="spellStart"/>
-      <w:proofErr w:type="gramStart"/>
       <w:r>
         <w:rPr>
           <w:lang w:val="fr-FR"/>
         </w:rPr>
-        <w:t>Space</w:t>
-      </w:r>
-      <w:proofErr w:type="spellEnd"/>
-      <w:r>
-        <w:rPr>
-          <w:lang w:val="fr-FR"/>
-        </w:rPr>
-        <w:t>:</w:t>
-      </w:r>
-      <w:proofErr w:type="gramEnd"/>
-      <w:r>
-        <w:rPr>
-          <w:lang w:val="fr-FR"/>
-        </w:rPr>
-        <w:t xml:space="preserve"> 32</w:t>
+        <w:t>Space: 32</w:t>
       </w:r>
     </w:p>
     <w:p>
@@ -14108,21 +13894,7 @@
         <w:rPr>
           <w:lang w:val="fr-FR"/>
         </w:rPr>
-        <w:t>Exclamation Mark </w:t>
-      </w:r>
-      <w:proofErr w:type="gramStart"/>
-      <w:r>
-        <w:rPr>
-          <w:lang w:val="fr-FR"/>
-        </w:rPr>
-        <w:t>(!):</w:t>
-      </w:r>
-      <w:proofErr w:type="gramEnd"/>
-      <w:r>
-        <w:rPr>
-          <w:lang w:val="fr-FR"/>
-        </w:rPr>
-        <w:t xml:space="preserve"> 33</w:t>
+        <w:t>Exclamation Mark (!): 33</w:t>
       </w:r>
     </w:p>
     <w:p>
@@ -14139,35 +13911,7 @@
         <w:rPr>
           <w:lang w:val="fr-FR"/>
         </w:rPr>
-        <w:t xml:space="preserve">Double </w:t>
-      </w:r>
-      <w:proofErr w:type="spellStart"/>
-      <w:r>
-        <w:rPr>
-          <w:lang w:val="fr-FR"/>
-        </w:rPr>
-        <w:t>Quote</w:t>
-      </w:r>
-      <w:proofErr w:type="spellEnd"/>
-      <w:r>
-        <w:rPr>
-          <w:lang w:val="fr-FR"/>
-        </w:rPr>
-        <w:t> ("</w:t>
-      </w:r>
-      <w:proofErr w:type="gramStart"/>
-      <w:r>
-        <w:rPr>
-          <w:lang w:val="fr-FR"/>
-        </w:rPr>
-        <w:t>):</w:t>
-      </w:r>
-      <w:proofErr w:type="gramEnd"/>
-      <w:r>
-        <w:rPr>
-          <w:lang w:val="fr-FR"/>
-        </w:rPr>
-        <w:t xml:space="preserve"> 34</w:t>
+        <w:t>Double Quote ("): 34</w:t>
       </w:r>
     </w:p>
     <w:p>
@@ -14180,33 +13924,11 @@
           <w:lang w:val="fr-FR"/>
         </w:rPr>
       </w:pPr>
-      <w:proofErr w:type="gramStart"/>
       <w:r>
         <w:rPr>
           <w:lang w:val="fr-FR"/>
         </w:rPr>
-        <w:t>Hashtag</w:t>
-      </w:r>
-      <w:proofErr w:type="gramEnd"/>
-      <w:r>
-        <w:rPr>
-          <w:lang w:val="fr-FR"/>
-        </w:rPr>
-        <w:t> (#</w:t>
-      </w:r>
-      <w:proofErr w:type="gramStart"/>
-      <w:r>
-        <w:rPr>
-          <w:lang w:val="fr-FR"/>
-        </w:rPr>
-        <w:t>):</w:t>
-      </w:r>
-      <w:proofErr w:type="gramEnd"/>
-      <w:r>
-        <w:rPr>
-          <w:lang w:val="fr-FR"/>
-        </w:rPr>
-        <w:t xml:space="preserve"> 35</w:t>
+        <w:t>Hashtag (#): 35</w:t>
       </w:r>
     </w:p>
     <w:p>
@@ -14223,35 +13945,7 @@
         <w:rPr>
           <w:lang w:val="fr-FR"/>
         </w:rPr>
-        <w:t xml:space="preserve">Dollar </w:t>
-      </w:r>
-      <w:proofErr w:type="spellStart"/>
-      <w:r>
-        <w:rPr>
-          <w:lang w:val="fr-FR"/>
-        </w:rPr>
-        <w:t>Sign</w:t>
-      </w:r>
-      <w:proofErr w:type="spellEnd"/>
-      <w:r>
-        <w:rPr>
-          <w:lang w:val="fr-FR"/>
-        </w:rPr>
-        <w:t> ($</w:t>
-      </w:r>
-      <w:proofErr w:type="gramStart"/>
-      <w:r>
-        <w:rPr>
-          <w:lang w:val="fr-FR"/>
-        </w:rPr>
-        <w:t>):</w:t>
-      </w:r>
-      <w:proofErr w:type="gramEnd"/>
-      <w:r>
-        <w:rPr>
-          <w:lang w:val="fr-FR"/>
-        </w:rPr>
-        <w:t xml:space="preserve"> 36</w:t>
+        <w:t>Dollar Sign ($): 36</w:t>
       </w:r>
     </w:p>
     <w:p>
@@ -14268,21 +13962,7 @@
         <w:rPr>
           <w:lang w:val="fr-FR"/>
         </w:rPr>
-        <w:t>Percent (%</w:t>
-      </w:r>
-      <w:proofErr w:type="gramStart"/>
-      <w:r>
-        <w:rPr>
-          <w:lang w:val="fr-FR"/>
-        </w:rPr>
-        <w:t>):</w:t>
-      </w:r>
-      <w:proofErr w:type="gramEnd"/>
-      <w:r>
-        <w:rPr>
-          <w:lang w:val="fr-FR"/>
-        </w:rPr>
-        <w:t xml:space="preserve"> 37</w:t>
+        <w:t>Percent (%): 37</w:t>
       </w:r>
     </w:p>
     <w:p>
@@ -14295,33 +13975,11 @@
           <w:lang w:val="fr-FR"/>
         </w:rPr>
       </w:pPr>
-      <w:proofErr w:type="spellStart"/>
       <w:r>
         <w:rPr>
           <w:lang w:val="fr-FR"/>
         </w:rPr>
-        <w:t>Ampersand</w:t>
-      </w:r>
-      <w:proofErr w:type="spellEnd"/>
-      <w:r>
-        <w:rPr>
-          <w:lang w:val="fr-FR"/>
-        </w:rPr>
-        <w:t> (&amp;</w:t>
-      </w:r>
-      <w:proofErr w:type="gramStart"/>
-      <w:r>
-        <w:rPr>
-          <w:lang w:val="fr-FR"/>
-        </w:rPr>
-        <w:t>):</w:t>
-      </w:r>
-      <w:proofErr w:type="gramEnd"/>
-      <w:r>
-        <w:rPr>
-          <w:lang w:val="fr-FR"/>
-        </w:rPr>
-        <w:t xml:space="preserve"> 38</w:t>
+        <w:t>Ampersand (&amp;): 38</w:t>
       </w:r>
     </w:p>
     <w:p>
@@ -14338,35 +13996,7 @@
         <w:rPr>
           <w:lang w:val="fr-FR"/>
         </w:rPr>
-        <w:t xml:space="preserve">Single </w:t>
-      </w:r>
-      <w:proofErr w:type="spellStart"/>
-      <w:r>
-        <w:rPr>
-          <w:lang w:val="fr-FR"/>
-        </w:rPr>
-        <w:t>Quote</w:t>
-      </w:r>
-      <w:proofErr w:type="spellEnd"/>
-      <w:r>
-        <w:rPr>
-          <w:lang w:val="fr-FR"/>
-        </w:rPr>
-        <w:t> ('</w:t>
-      </w:r>
-      <w:proofErr w:type="gramStart"/>
-      <w:r>
-        <w:rPr>
-          <w:lang w:val="fr-FR"/>
-        </w:rPr>
-        <w:t>):</w:t>
-      </w:r>
-      <w:proofErr w:type="gramEnd"/>
-      <w:r>
-        <w:rPr>
-          <w:lang w:val="fr-FR"/>
-        </w:rPr>
-        <w:t xml:space="preserve"> 39</w:t>
+        <w:t>Single Quote ('): 39</w:t>
       </w:r>
     </w:p>
     <w:p>
@@ -14379,33 +14009,11 @@
           <w:lang w:val="fr-FR"/>
         </w:rPr>
       </w:pPr>
-      <w:proofErr w:type="spellStart"/>
       <w:r>
         <w:rPr>
           <w:lang w:val="fr-FR"/>
         </w:rPr>
-        <w:t>Left</w:t>
-      </w:r>
-      <w:proofErr w:type="spellEnd"/>
-      <w:r>
-        <w:rPr>
-          <w:lang w:val="fr-FR"/>
-        </w:rPr>
-        <w:t xml:space="preserve"> </w:t>
-      </w:r>
-      <w:proofErr w:type="spellStart"/>
-      <w:r>
-        <w:rPr>
-          <w:lang w:val="fr-FR"/>
-        </w:rPr>
-        <w:t>Parenthesis</w:t>
-      </w:r>
-      <w:proofErr w:type="spellEnd"/>
-      <w:r>
-        <w:rPr>
-          <w:lang w:val="fr-FR"/>
-        </w:rPr>
-        <w:t> (() : 40</w:t>
+        <w:t>Left Parenthesis (() : 40</w:t>
       </w:r>
     </w:p>
     <w:p>
@@ -14422,35 +14030,7 @@
         <w:rPr>
           <w:lang w:val="fr-FR"/>
         </w:rPr>
-        <w:t xml:space="preserve">Right </w:t>
-      </w:r>
-      <w:proofErr w:type="spellStart"/>
-      <w:r>
-        <w:rPr>
-          <w:lang w:val="fr-FR"/>
-        </w:rPr>
-        <w:t>Parenthesis</w:t>
-      </w:r>
-      <w:proofErr w:type="spellEnd"/>
-      <w:r>
-        <w:rPr>
-          <w:lang w:val="fr-FR"/>
-        </w:rPr>
-        <w:t> ()</w:t>
-      </w:r>
-      <w:proofErr w:type="gramStart"/>
-      <w:r>
-        <w:rPr>
-          <w:lang w:val="fr-FR"/>
-        </w:rPr>
-        <w:t>):</w:t>
-      </w:r>
-      <w:proofErr w:type="gramEnd"/>
-      <w:r>
-        <w:rPr>
-          <w:lang w:val="fr-FR"/>
-        </w:rPr>
-        <w:t xml:space="preserve"> 41</w:t>
+        <w:t>Right Parenthesis ()): 41</w:t>
       </w:r>
     </w:p>
     <w:p>
@@ -14463,33 +14043,11 @@
           <w:lang w:val="fr-FR"/>
         </w:rPr>
       </w:pPr>
-      <w:proofErr w:type="spellStart"/>
       <w:r>
         <w:rPr>
           <w:lang w:val="fr-FR"/>
         </w:rPr>
-        <w:t>Asterisk</w:t>
-      </w:r>
-      <w:proofErr w:type="spellEnd"/>
-      <w:r>
-        <w:rPr>
-          <w:lang w:val="fr-FR"/>
-        </w:rPr>
-        <w:t> (*</w:t>
-      </w:r>
-      <w:proofErr w:type="gramStart"/>
-      <w:r>
-        <w:rPr>
-          <w:lang w:val="fr-FR"/>
-        </w:rPr>
-        <w:t>):</w:t>
-      </w:r>
-      <w:proofErr w:type="gramEnd"/>
-      <w:r>
-        <w:rPr>
-          <w:lang w:val="fr-FR"/>
-        </w:rPr>
-        <w:t xml:space="preserve"> 42</w:t>
+        <w:t>Asterisk (*): 42</w:t>
       </w:r>
     </w:p>
     <w:p>
@@ -14506,21 +14064,7 @@
         <w:rPr>
           <w:lang w:val="fr-FR"/>
         </w:rPr>
-        <w:t>Plus (+</w:t>
-      </w:r>
-      <w:proofErr w:type="gramStart"/>
-      <w:r>
-        <w:rPr>
-          <w:lang w:val="fr-FR"/>
-        </w:rPr>
-        <w:t>):</w:t>
-      </w:r>
-      <w:proofErr w:type="gramEnd"/>
-      <w:r>
-        <w:rPr>
-          <w:lang w:val="fr-FR"/>
-        </w:rPr>
-        <w:t xml:space="preserve"> 43</w:t>
+        <w:t>Plus (+): 43</w:t>
       </w:r>
     </w:p>
     <w:p>
@@ -14537,21 +14081,7 @@
         <w:rPr>
           <w:lang w:val="fr-FR"/>
         </w:rPr>
-        <w:t>Comma (,</w:t>
-      </w:r>
-      <w:proofErr w:type="gramStart"/>
-      <w:r>
-        <w:rPr>
-          <w:lang w:val="fr-FR"/>
-        </w:rPr>
-        <w:t>):</w:t>
-      </w:r>
-      <w:proofErr w:type="gramEnd"/>
-      <w:r>
-        <w:rPr>
-          <w:lang w:val="fr-FR"/>
-        </w:rPr>
-        <w:t xml:space="preserve"> 44</w:t>
+        <w:t>Comma (,): 44</w:t>
       </w:r>
     </w:p>
     <w:p>
@@ -14568,21 +14098,7 @@
         <w:rPr>
           <w:lang w:val="fr-FR"/>
         </w:rPr>
-        <w:t>Minus (-</w:t>
-      </w:r>
-      <w:proofErr w:type="gramStart"/>
-      <w:r>
-        <w:rPr>
-          <w:lang w:val="fr-FR"/>
-        </w:rPr>
-        <w:t>):</w:t>
-      </w:r>
-      <w:proofErr w:type="gramEnd"/>
-      <w:r>
-        <w:rPr>
-          <w:lang w:val="fr-FR"/>
-        </w:rPr>
-        <w:t xml:space="preserve"> 45</w:t>
+        <w:t>Minus (-): 45</w:t>
       </w:r>
     </w:p>
     <w:p>
@@ -14595,33 +14111,11 @@
           <w:lang w:val="fr-FR"/>
         </w:rPr>
       </w:pPr>
-      <w:proofErr w:type="spellStart"/>
       <w:r>
         <w:rPr>
           <w:lang w:val="fr-FR"/>
         </w:rPr>
-        <w:t>Period</w:t>
-      </w:r>
-      <w:proofErr w:type="spellEnd"/>
-      <w:r>
-        <w:rPr>
-          <w:lang w:val="fr-FR"/>
-        </w:rPr>
-        <w:t> </w:t>
-      </w:r>
-      <w:proofErr w:type="gramStart"/>
-      <w:r>
-        <w:rPr>
-          <w:lang w:val="fr-FR"/>
-        </w:rPr>
-        <w:t>(.):</w:t>
-      </w:r>
-      <w:proofErr w:type="gramEnd"/>
-      <w:r>
-        <w:rPr>
-          <w:lang w:val="fr-FR"/>
-        </w:rPr>
-        <w:t xml:space="preserve"> 46</w:t>
+        <w:t>Period (.): 46</w:t>
       </w:r>
     </w:p>
     <w:p>
@@ -14638,21 +14132,7 @@
         <w:rPr>
           <w:lang w:val="fr-FR"/>
         </w:rPr>
-        <w:t>Slash (/</w:t>
-      </w:r>
-      <w:proofErr w:type="gramStart"/>
-      <w:r>
-        <w:rPr>
-          <w:lang w:val="fr-FR"/>
-        </w:rPr>
-        <w:t>):</w:t>
-      </w:r>
-      <w:proofErr w:type="gramEnd"/>
-      <w:r>
-        <w:rPr>
-          <w:lang w:val="fr-FR"/>
-        </w:rPr>
-        <w:t xml:space="preserve"> 47</w:t>
+        <w:t>Slash (/): 47</w:t>
       </w:r>
     </w:p>
     <w:p>
@@ -14669,21 +14149,7 @@
         <w:rPr>
           <w:lang w:val="fr-FR"/>
         </w:rPr>
-        <w:t>Colon (</w:t>
-      </w:r>
-      <w:proofErr w:type="gramStart"/>
-      <w:r>
-        <w:rPr>
-          <w:lang w:val="fr-FR"/>
-        </w:rPr>
-        <w:t>:):</w:t>
-      </w:r>
-      <w:proofErr w:type="gramEnd"/>
-      <w:r>
-        <w:rPr>
-          <w:lang w:val="fr-FR"/>
-        </w:rPr>
-        <w:t xml:space="preserve"> 58</w:t>
+        <w:t>Colon (:): 58</w:t>
       </w:r>
     </w:p>
     <w:p>
@@ -14696,33 +14162,11 @@
           <w:lang w:val="fr-FR"/>
         </w:rPr>
       </w:pPr>
-      <w:proofErr w:type="spellStart"/>
       <w:r>
         <w:rPr>
           <w:lang w:val="fr-FR"/>
         </w:rPr>
-        <w:t>Semicolon</w:t>
-      </w:r>
-      <w:proofErr w:type="spellEnd"/>
-      <w:r>
-        <w:rPr>
-          <w:lang w:val="fr-FR"/>
-        </w:rPr>
-        <w:t> (</w:t>
-      </w:r>
-      <w:proofErr w:type="gramStart"/>
-      <w:r>
-        <w:rPr>
-          <w:lang w:val="fr-FR"/>
-        </w:rPr>
-        <w:t>;):</w:t>
-      </w:r>
-      <w:proofErr w:type="gramEnd"/>
-      <w:r>
-        <w:rPr>
-          <w:lang w:val="fr-FR"/>
-        </w:rPr>
-        <w:t xml:space="preserve"> 59</w:t>
+        <w:t>Semicolon (;): 59</w:t>
       </w:r>
     </w:p>
     <w:p>
@@ -14735,47 +14179,11 @@
           <w:lang w:val="fr-FR"/>
         </w:rPr>
       </w:pPr>
-      <w:proofErr w:type="spellStart"/>
       <w:r>
         <w:rPr>
           <w:lang w:val="fr-FR"/>
         </w:rPr>
-        <w:t>Less</w:t>
-      </w:r>
-      <w:proofErr w:type="spellEnd"/>
-      <w:r>
-        <w:rPr>
-          <w:lang w:val="fr-FR"/>
-        </w:rPr>
-        <w:t xml:space="preserve"> </w:t>
-      </w:r>
-      <w:proofErr w:type="spellStart"/>
-      <w:r>
-        <w:rPr>
-          <w:lang w:val="fr-FR"/>
-        </w:rPr>
-        <w:t>Than</w:t>
-      </w:r>
-      <w:proofErr w:type="spellEnd"/>
-      <w:r>
-        <w:rPr>
-          <w:lang w:val="fr-FR"/>
-        </w:rPr>
-        <w:t> (&lt;</w:t>
-      </w:r>
-      <w:proofErr w:type="gramStart"/>
-      <w:r>
-        <w:rPr>
-          <w:lang w:val="fr-FR"/>
-        </w:rPr>
-        <w:t>):</w:t>
-      </w:r>
-      <w:proofErr w:type="gramEnd"/>
-      <w:r>
-        <w:rPr>
-          <w:lang w:val="fr-FR"/>
-        </w:rPr>
-        <w:t xml:space="preserve"> 60</w:t>
+        <w:t>Less Than (&lt;): 60</w:t>
       </w:r>
     </w:p>
     <w:p>
@@ -14788,33 +14196,11 @@
           <w:lang w:val="fr-FR"/>
         </w:rPr>
       </w:pPr>
-      <w:proofErr w:type="spellStart"/>
       <w:r>
         <w:rPr>
           <w:lang w:val="fr-FR"/>
         </w:rPr>
-        <w:t>Equals</w:t>
-      </w:r>
-      <w:proofErr w:type="spellEnd"/>
-      <w:r>
-        <w:rPr>
-          <w:lang w:val="fr-FR"/>
-        </w:rPr>
-        <w:t> (=</w:t>
-      </w:r>
-      <w:proofErr w:type="gramStart"/>
-      <w:r>
-        <w:rPr>
-          <w:lang w:val="fr-FR"/>
-        </w:rPr>
-        <w:t>):</w:t>
-      </w:r>
-      <w:proofErr w:type="gramEnd"/>
-      <w:r>
-        <w:rPr>
-          <w:lang w:val="fr-FR"/>
-        </w:rPr>
-        <w:t xml:space="preserve"> 61</w:t>
+        <w:t>Equals (=): 61</w:t>
       </w:r>
     </w:p>
     <w:p>
@@ -14827,48 +14213,12 @@
           <w:lang w:val="fr-FR"/>
         </w:rPr>
       </w:pPr>
-      <w:proofErr w:type="spellStart"/>
       <w:r>
         <w:rPr>
           <w:lang w:val="fr-FR"/>
         </w:rPr>
         <w:lastRenderedPageBreak/>
-        <w:t>Greater</w:t>
-      </w:r>
-      <w:proofErr w:type="spellEnd"/>
-      <w:r>
-        <w:rPr>
-          <w:lang w:val="fr-FR"/>
-        </w:rPr>
-        <w:t xml:space="preserve"> </w:t>
-      </w:r>
-      <w:proofErr w:type="spellStart"/>
-      <w:r>
-        <w:rPr>
-          <w:lang w:val="fr-FR"/>
-        </w:rPr>
-        <w:t>Than</w:t>
-      </w:r>
-      <w:proofErr w:type="spellEnd"/>
-      <w:r>
-        <w:rPr>
-          <w:lang w:val="fr-FR"/>
-        </w:rPr>
-        <w:t> (&gt;</w:t>
-      </w:r>
-      <w:proofErr w:type="gramStart"/>
-      <w:r>
-        <w:rPr>
-          <w:lang w:val="fr-FR"/>
-        </w:rPr>
-        <w:t>):</w:t>
-      </w:r>
-      <w:proofErr w:type="gramEnd"/>
-      <w:r>
-        <w:rPr>
-          <w:lang w:val="fr-FR"/>
-        </w:rPr>
-        <w:t xml:space="preserve"> 62</w:t>
+        <w:t>Greater Than (&gt;): 62</w:t>
       </w:r>
     </w:p>
     <w:p>
@@ -14885,21 +14235,7 @@
         <w:rPr>
           <w:lang w:val="fr-FR"/>
         </w:rPr>
-        <w:t>Question Mark </w:t>
-      </w:r>
-      <w:proofErr w:type="gramStart"/>
-      <w:r>
-        <w:rPr>
-          <w:lang w:val="fr-FR"/>
-        </w:rPr>
-        <w:t>(?):</w:t>
-      </w:r>
-      <w:proofErr w:type="gramEnd"/>
-      <w:r>
-        <w:rPr>
-          <w:lang w:val="fr-FR"/>
-        </w:rPr>
-        <w:t xml:space="preserve"> 63</w:t>
+        <w:t>Question Mark (?): 63</w:t>
       </w:r>
     </w:p>
     <w:p>
@@ -14916,21 +14252,7 @@
         <w:rPr>
           <w:lang w:val="fr-FR"/>
         </w:rPr>
-        <w:t>At (@</w:t>
-      </w:r>
-      <w:proofErr w:type="gramStart"/>
-      <w:r>
-        <w:rPr>
-          <w:lang w:val="fr-FR"/>
-        </w:rPr>
-        <w:t>):</w:t>
-      </w:r>
-      <w:proofErr w:type="gramEnd"/>
-      <w:r>
-        <w:rPr>
-          <w:lang w:val="fr-FR"/>
-        </w:rPr>
-        <w:t xml:space="preserve"> 64</w:t>
+        <w:t>At (@): 64</w:t>
       </w:r>
     </w:p>
     <w:p>
@@ -14943,47 +14265,11 @@
           <w:lang w:val="fr-FR"/>
         </w:rPr>
       </w:pPr>
-      <w:proofErr w:type="spellStart"/>
       <w:r>
         <w:rPr>
           <w:lang w:val="fr-FR"/>
         </w:rPr>
-        <w:t>Left</w:t>
-      </w:r>
-      <w:proofErr w:type="spellEnd"/>
-      <w:r>
-        <w:rPr>
-          <w:lang w:val="fr-FR"/>
-        </w:rPr>
-        <w:t xml:space="preserve"> </w:t>
-      </w:r>
-      <w:proofErr w:type="spellStart"/>
-      <w:r>
-        <w:rPr>
-          <w:lang w:val="fr-FR"/>
-        </w:rPr>
-        <w:t>Bracket</w:t>
-      </w:r>
-      <w:proofErr w:type="spellEnd"/>
-      <w:r>
-        <w:rPr>
-          <w:lang w:val="fr-FR"/>
-        </w:rPr>
-        <w:t> ([</w:t>
-      </w:r>
-      <w:proofErr w:type="gramStart"/>
-      <w:r>
-        <w:rPr>
-          <w:lang w:val="fr-FR"/>
-        </w:rPr>
-        <w:t>):</w:t>
-      </w:r>
-      <w:proofErr w:type="gramEnd"/>
-      <w:r>
-        <w:rPr>
-          <w:lang w:val="fr-FR"/>
-        </w:rPr>
-        <w:t xml:space="preserve"> 91</w:t>
+        <w:t>Left Bracket ([): 91</w:t>
       </w:r>
     </w:p>
     <w:p>
@@ -15000,21 +14286,7 @@
         <w:rPr>
           <w:lang w:val="fr-FR"/>
         </w:rPr>
-        <w:t>Backslash (</w:t>
-      </w:r>
-      <w:proofErr w:type="gramStart"/>
-      <w:r>
-        <w:rPr>
-          <w:lang w:val="fr-FR"/>
-        </w:rPr>
-        <w:t>):</w:t>
-      </w:r>
-      <w:proofErr w:type="gramEnd"/>
-      <w:r>
-        <w:rPr>
-          <w:lang w:val="fr-FR"/>
-        </w:rPr>
-        <w:t xml:space="preserve"> 92</w:t>
+        <w:t>Backslash (): 92</w:t>
       </w:r>
     </w:p>
     <w:p>
@@ -15031,35 +14303,7 @@
         <w:rPr>
           <w:lang w:val="fr-FR"/>
         </w:rPr>
-        <w:t xml:space="preserve">Right </w:t>
-      </w:r>
-      <w:proofErr w:type="spellStart"/>
-      <w:r>
-        <w:rPr>
-          <w:lang w:val="fr-FR"/>
-        </w:rPr>
-        <w:t>Bracket</w:t>
-      </w:r>
-      <w:proofErr w:type="spellEnd"/>
-      <w:r>
-        <w:rPr>
-          <w:lang w:val="fr-FR"/>
-        </w:rPr>
-        <w:t> (]</w:t>
-      </w:r>
-      <w:proofErr w:type="gramStart"/>
-      <w:r>
-        <w:rPr>
-          <w:lang w:val="fr-FR"/>
-        </w:rPr>
-        <w:t>):</w:t>
-      </w:r>
-      <w:proofErr w:type="gramEnd"/>
-      <w:r>
-        <w:rPr>
-          <w:lang w:val="fr-FR"/>
-        </w:rPr>
-        <w:t xml:space="preserve"> 93</w:t>
+        <w:t>Right Bracket (]): 93</w:t>
       </w:r>
     </w:p>
     <w:p>
@@ -15076,21 +14320,7 @@
         <w:rPr>
           <w:lang w:val="fr-FR"/>
         </w:rPr>
-        <w:t>Caret (^</w:t>
-      </w:r>
-      <w:proofErr w:type="gramStart"/>
-      <w:r>
-        <w:rPr>
-          <w:lang w:val="fr-FR"/>
-        </w:rPr>
-        <w:t>):</w:t>
-      </w:r>
-      <w:proofErr w:type="gramEnd"/>
-      <w:r>
-        <w:rPr>
-          <w:lang w:val="fr-FR"/>
-        </w:rPr>
-        <w:t xml:space="preserve"> 94</w:t>
+        <w:t>Caret (^): 94</w:t>
       </w:r>
     </w:p>
     <w:p>
@@ -15103,33 +14333,11 @@
           <w:lang w:val="fr-FR"/>
         </w:rPr>
       </w:pPr>
-      <w:proofErr w:type="spellStart"/>
       <w:r>
         <w:rPr>
           <w:lang w:val="fr-FR"/>
         </w:rPr>
-        <w:t>Underscore</w:t>
-      </w:r>
-      <w:proofErr w:type="spellEnd"/>
-      <w:r>
-        <w:rPr>
-          <w:lang w:val="fr-FR"/>
-        </w:rPr>
-        <w:t> (_</w:t>
-      </w:r>
-      <w:proofErr w:type="gramStart"/>
-      <w:r>
-        <w:rPr>
-          <w:lang w:val="fr-FR"/>
-        </w:rPr>
-        <w:t>):</w:t>
-      </w:r>
-      <w:proofErr w:type="gramEnd"/>
-      <w:r>
-        <w:rPr>
-          <w:lang w:val="fr-FR"/>
-        </w:rPr>
-        <w:t xml:space="preserve"> 95</w:t>
+        <w:t>Underscore (_): 95</w:t>
       </w:r>
     </w:p>
     <w:p>
@@ -15146,21 +14354,7 @@
         <w:rPr>
           <w:lang w:val="fr-FR"/>
         </w:rPr>
-        <w:t>Grave Accent (`</w:t>
-      </w:r>
-      <w:proofErr w:type="gramStart"/>
-      <w:r>
-        <w:rPr>
-          <w:lang w:val="fr-FR"/>
-        </w:rPr>
-        <w:t>):</w:t>
-      </w:r>
-      <w:proofErr w:type="gramEnd"/>
-      <w:r>
-        <w:rPr>
-          <w:lang w:val="fr-FR"/>
-        </w:rPr>
-        <w:t xml:space="preserve"> 96</w:t>
+        <w:t>Grave Accent (`): 96</w:t>
       </w:r>
     </w:p>
     <w:p>
@@ -15173,47 +14367,11 @@
           <w:lang w:val="fr-FR"/>
         </w:rPr>
       </w:pPr>
-      <w:proofErr w:type="spellStart"/>
       <w:r>
         <w:rPr>
           <w:lang w:val="fr-FR"/>
         </w:rPr>
-        <w:t>Left</w:t>
-      </w:r>
-      <w:proofErr w:type="spellEnd"/>
-      <w:r>
-        <w:rPr>
-          <w:lang w:val="fr-FR"/>
-        </w:rPr>
-        <w:t xml:space="preserve"> </w:t>
-      </w:r>
-      <w:proofErr w:type="spellStart"/>
-      <w:r>
-        <w:rPr>
-          <w:lang w:val="fr-FR"/>
-        </w:rPr>
-        <w:t>Brace</w:t>
-      </w:r>
-      <w:proofErr w:type="spellEnd"/>
-      <w:r>
-        <w:rPr>
-          <w:lang w:val="fr-FR"/>
-        </w:rPr>
-        <w:t> ({</w:t>
-      </w:r>
-      <w:proofErr w:type="gramStart"/>
-      <w:r>
-        <w:rPr>
-          <w:lang w:val="fr-FR"/>
-        </w:rPr>
-        <w:t>):</w:t>
-      </w:r>
-      <w:proofErr w:type="gramEnd"/>
-      <w:r>
-        <w:rPr>
-          <w:lang w:val="fr-FR"/>
-        </w:rPr>
-        <w:t xml:space="preserve"> 123</w:t>
+        <w:t>Left Brace ({): 123</w:t>
       </w:r>
     </w:p>
     <w:p>
@@ -15230,21 +14388,7 @@
         <w:rPr>
           <w:lang w:val="fr-FR"/>
         </w:rPr>
-        <w:t>Vertical Bar (|</w:t>
-      </w:r>
-      <w:proofErr w:type="gramStart"/>
-      <w:r>
-        <w:rPr>
-          <w:lang w:val="fr-FR"/>
-        </w:rPr>
-        <w:t>):</w:t>
-      </w:r>
-      <w:proofErr w:type="gramEnd"/>
-      <w:r>
-        <w:rPr>
-          <w:lang w:val="fr-FR"/>
-        </w:rPr>
-        <w:t xml:space="preserve"> 124</w:t>
+        <w:t>Vertical Bar (|): 124</w:t>
       </w:r>
     </w:p>
     <w:p>
@@ -15261,35 +14405,7 @@
         <w:rPr>
           <w:lang w:val="fr-FR"/>
         </w:rPr>
-        <w:t xml:space="preserve">Right </w:t>
-      </w:r>
-      <w:proofErr w:type="spellStart"/>
-      <w:r>
-        <w:rPr>
-          <w:lang w:val="fr-FR"/>
-        </w:rPr>
-        <w:t>Brace</w:t>
-      </w:r>
-      <w:proofErr w:type="spellEnd"/>
-      <w:r>
-        <w:rPr>
-          <w:lang w:val="fr-FR"/>
-        </w:rPr>
-        <w:t> (}</w:t>
-      </w:r>
-      <w:proofErr w:type="gramStart"/>
-      <w:r>
-        <w:rPr>
-          <w:lang w:val="fr-FR"/>
-        </w:rPr>
-        <w:t>):</w:t>
-      </w:r>
-      <w:proofErr w:type="gramEnd"/>
-      <w:r>
-        <w:rPr>
-          <w:lang w:val="fr-FR"/>
-        </w:rPr>
-        <w:t xml:space="preserve"> 125</w:t>
+        <w:t>Right Brace (}): 125</w:t>
       </w:r>
     </w:p>
     <w:p>
@@ -15306,21 +14422,7 @@
         <w:rPr>
           <w:lang w:val="fr-FR"/>
         </w:rPr>
-        <w:t>Tilde (~</w:t>
-      </w:r>
-      <w:proofErr w:type="gramStart"/>
-      <w:r>
-        <w:rPr>
-          <w:lang w:val="fr-FR"/>
-        </w:rPr>
-        <w:t>):</w:t>
-      </w:r>
-      <w:proofErr w:type="gramEnd"/>
-      <w:r>
-        <w:rPr>
-          <w:lang w:val="fr-FR"/>
-        </w:rPr>
-        <w:t xml:space="preserve"> 126</w:t>
+        <w:t>Tilde (~): 126</w:t>
       </w:r>
     </w:p>
     <w:p>
@@ -15340,16 +14442,8 @@
         <w:rPr>
           <w:lang w:val="fr-FR"/>
         </w:rPr>
-        <w:t xml:space="preserve">Virtual-Key </w:t>
-      </w:r>
-      <w:proofErr w:type="gramStart"/>
-      <w:r>
-        <w:rPr>
-          <w:lang w:val="fr-FR"/>
-        </w:rPr>
-        <w:t>Codes:</w:t>
-      </w:r>
-      <w:proofErr w:type="gramEnd"/>
+        <w:t>Virtual-Key Codes:</w:t>
+      </w:r>
     </w:p>
     <w:p>
       <w:pPr>
@@ -15363,78 +14457,12 @@
         </w:rPr>
         <w:t xml:space="preserve">In Windows, keys can also be represented by virtual-key codes, which are used for identifying keys in system-level programming. </w:t>
       </w:r>
-      <w:proofErr w:type="spellStart"/>
       <w:r>
         <w:rPr>
           <w:lang w:val="fr-FR"/>
         </w:rPr>
-        <w:t>Here’s</w:t>
-      </w:r>
-      <w:proofErr w:type="spellEnd"/>
-      <w:r>
-        <w:rPr>
-          <w:lang w:val="fr-FR"/>
-        </w:rPr>
-        <w:t xml:space="preserve"> a </w:t>
-      </w:r>
-      <w:proofErr w:type="spellStart"/>
-      <w:r>
-        <w:rPr>
-          <w:lang w:val="fr-FR"/>
-        </w:rPr>
-        <w:t>list</w:t>
-      </w:r>
-      <w:proofErr w:type="spellEnd"/>
-      <w:r>
-        <w:rPr>
-          <w:lang w:val="fr-FR"/>
-        </w:rPr>
-        <w:t xml:space="preserve"> of </w:t>
-      </w:r>
-      <w:proofErr w:type="spellStart"/>
-      <w:r>
-        <w:rPr>
-          <w:lang w:val="fr-FR"/>
-        </w:rPr>
-        <w:t>some</w:t>
-      </w:r>
-      <w:proofErr w:type="spellEnd"/>
-      <w:r>
-        <w:rPr>
-          <w:lang w:val="fr-FR"/>
-        </w:rPr>
-        <w:t xml:space="preserve"> of the </w:t>
-      </w:r>
-      <w:proofErr w:type="spellStart"/>
-      <w:r>
-        <w:rPr>
-          <w:lang w:val="fr-FR"/>
-        </w:rPr>
-        <w:t>common</w:t>
-      </w:r>
-      <w:proofErr w:type="spellEnd"/>
-      <w:r>
-        <w:rPr>
-          <w:lang w:val="fr-FR"/>
-        </w:rPr>
-        <w:t xml:space="preserve"> </w:t>
-      </w:r>
-      <w:proofErr w:type="spellStart"/>
-      <w:proofErr w:type="gramStart"/>
-      <w:r>
-        <w:rPr>
-          <w:lang w:val="fr-FR"/>
-        </w:rPr>
-        <w:t>ones</w:t>
-      </w:r>
-      <w:proofErr w:type="spellEnd"/>
-      <w:r>
-        <w:rPr>
-          <w:lang w:val="fr-FR"/>
-        </w:rPr>
-        <w:t>:</w:t>
-      </w:r>
-      <w:proofErr w:type="gramEnd"/>
+        <w:t>Here’s a list of some of the common ones:</w:t>
+      </w:r>
     </w:p>
     <w:p>
       <w:pPr>
@@ -15446,32 +14474,13 @@
           <w:lang w:val="fr-FR"/>
         </w:rPr>
       </w:pPr>
-      <w:proofErr w:type="spellStart"/>
       <w:r>
         <w:rPr>
           <w:b/>
           <w:bCs/>
           <w:lang w:val="fr-FR"/>
         </w:rPr>
-        <w:t>Function</w:t>
-      </w:r>
-      <w:proofErr w:type="spellEnd"/>
-      <w:r>
-        <w:rPr>
-          <w:b/>
-          <w:bCs/>
-          <w:lang w:val="fr-FR"/>
-        </w:rPr>
-        <w:t xml:space="preserve"> </w:t>
-      </w:r>
-      <w:proofErr w:type="gramStart"/>
-      <w:r>
-        <w:rPr>
-          <w:b/>
-          <w:bCs/>
-          <w:lang w:val="fr-FR"/>
-        </w:rPr>
-        <w:t>Keys</w:t>
+        <w:t>Function Keys</w:t>
       </w:r>
       <w:r>
         <w:rPr>
@@ -15479,7 +14488,6 @@
         </w:rPr>
         <w:t>:</w:t>
       </w:r>
-      <w:proofErr w:type="gramEnd"/>
     </w:p>
     <w:p>
       <w:pPr>
@@ -15495,21 +14503,7 @@
         <w:rPr>
           <w:lang w:val="fr-FR"/>
         </w:rPr>
-        <w:t>F</w:t>
-      </w:r>
-      <w:proofErr w:type="gramStart"/>
-      <w:r>
-        <w:rPr>
-          <w:lang w:val="fr-FR"/>
-        </w:rPr>
-        <w:t>1:</w:t>
-      </w:r>
-      <w:proofErr w:type="gramEnd"/>
-      <w:r>
-        <w:rPr>
-          <w:lang w:val="fr-FR"/>
-        </w:rPr>
-        <w:t xml:space="preserve"> 112</w:t>
+        <w:t>F1: 112</w:t>
       </w:r>
     </w:p>
     <w:p>
@@ -15526,21 +14520,7 @@
         <w:rPr>
           <w:lang w:val="fr-FR"/>
         </w:rPr>
-        <w:t>F</w:t>
-      </w:r>
-      <w:proofErr w:type="gramStart"/>
-      <w:r>
-        <w:rPr>
-          <w:lang w:val="fr-FR"/>
-        </w:rPr>
-        <w:t>2:</w:t>
-      </w:r>
-      <w:proofErr w:type="gramEnd"/>
-      <w:r>
-        <w:rPr>
-          <w:lang w:val="fr-FR"/>
-        </w:rPr>
-        <w:t xml:space="preserve"> 113</w:t>
+        <w:t>F2: 113</w:t>
       </w:r>
     </w:p>
     <w:p>
@@ -15557,21 +14537,7 @@
         <w:rPr>
           <w:lang w:val="fr-FR"/>
         </w:rPr>
-        <w:t>F</w:t>
-      </w:r>
-      <w:proofErr w:type="gramStart"/>
-      <w:r>
-        <w:rPr>
-          <w:lang w:val="fr-FR"/>
-        </w:rPr>
-        <w:t>3:</w:t>
-      </w:r>
-      <w:proofErr w:type="gramEnd"/>
-      <w:r>
-        <w:rPr>
-          <w:lang w:val="fr-FR"/>
-        </w:rPr>
-        <w:t xml:space="preserve"> 114</w:t>
+        <w:t>F3: 114</w:t>
       </w:r>
     </w:p>
     <w:p>
@@ -15605,21 +14571,7 @@
         <w:rPr>
           <w:lang w:val="fr-FR"/>
         </w:rPr>
-        <w:t>F</w:t>
-      </w:r>
-      <w:proofErr w:type="gramStart"/>
-      <w:r>
-        <w:rPr>
-          <w:lang w:val="fr-FR"/>
-        </w:rPr>
-        <w:t>12:</w:t>
-      </w:r>
-      <w:proofErr w:type="gramEnd"/>
-      <w:r>
-        <w:rPr>
-          <w:lang w:val="fr-FR"/>
-        </w:rPr>
-        <w:t xml:space="preserve"> 123</w:t>
+        <w:t>F12: 123</w:t>
       </w:r>
     </w:p>
     <w:p>
@@ -15638,16 +14590,7 @@
           <w:bCs/>
           <w:lang w:val="fr-FR"/>
         </w:rPr>
-        <w:t xml:space="preserve">Control </w:t>
-      </w:r>
-      <w:proofErr w:type="gramStart"/>
-      <w:r>
-        <w:rPr>
-          <w:b/>
-          <w:bCs/>
-          <w:lang w:val="fr-FR"/>
-        </w:rPr>
-        <w:t>Keys</w:t>
+        <w:t>Control Keys</w:t>
       </w:r>
       <w:r>
         <w:rPr>
@@ -15655,7 +14598,6 @@
         </w:rPr>
         <w:t>:</w:t>
       </w:r>
-      <w:proofErr w:type="gramEnd"/>
     </w:p>
     <w:p>
       <w:pPr>
@@ -15667,19 +14609,11 @@
           <w:lang w:val="fr-FR"/>
         </w:rPr>
       </w:pPr>
-      <w:proofErr w:type="gramStart"/>
       <w:r>
         <w:rPr>
           <w:lang w:val="fr-FR"/>
         </w:rPr>
-        <w:t>Enter:</w:t>
-      </w:r>
-      <w:proofErr w:type="gramEnd"/>
-      <w:r>
-        <w:rPr>
-          <w:lang w:val="fr-FR"/>
-        </w:rPr>
-        <w:t xml:space="preserve"> 13</w:t>
+        <w:t>Enter: 13</w:t>
       </w:r>
     </w:p>
     <w:p>
@@ -15692,27 +14626,11 @@
           <w:lang w:val="fr-FR"/>
         </w:rPr>
       </w:pPr>
-      <w:proofErr w:type="spellStart"/>
-      <w:proofErr w:type="gramStart"/>
       <w:r>
         <w:rPr>
           <w:lang w:val="fr-FR"/>
         </w:rPr>
-        <w:t>Backspace</w:t>
-      </w:r>
-      <w:proofErr w:type="spellEnd"/>
-      <w:r>
-        <w:rPr>
-          <w:lang w:val="fr-FR"/>
-        </w:rPr>
-        <w:t>:</w:t>
-      </w:r>
-      <w:proofErr w:type="gramEnd"/>
-      <w:r>
-        <w:rPr>
-          <w:lang w:val="fr-FR"/>
-        </w:rPr>
-        <w:t xml:space="preserve"> 8</w:t>
+        <w:t>Backspace: 8</w:t>
       </w:r>
     </w:p>
     <w:p>
@@ -15725,19 +14643,11 @@
           <w:lang w:val="fr-FR"/>
         </w:rPr>
       </w:pPr>
-      <w:proofErr w:type="gramStart"/>
       <w:r>
         <w:rPr>
           <w:lang w:val="fr-FR"/>
         </w:rPr>
-        <w:t>Tab:</w:t>
-      </w:r>
-      <w:proofErr w:type="gramEnd"/>
-      <w:r>
-        <w:rPr>
-          <w:lang w:val="fr-FR"/>
-        </w:rPr>
-        <w:t xml:space="preserve"> 9</w:t>
+        <w:t>Tab: 9</w:t>
       </w:r>
     </w:p>
     <w:p>
@@ -15750,19 +14660,11 @@
           <w:lang w:val="fr-FR"/>
         </w:rPr>
       </w:pPr>
-      <w:proofErr w:type="gramStart"/>
       <w:r>
         <w:rPr>
           <w:lang w:val="fr-FR"/>
         </w:rPr>
-        <w:t>Shift:</w:t>
-      </w:r>
-      <w:proofErr w:type="gramEnd"/>
-      <w:r>
-        <w:rPr>
-          <w:lang w:val="fr-FR"/>
-        </w:rPr>
-        <w:t xml:space="preserve"> 16</w:t>
+        <w:t>Shift: 16</w:t>
       </w:r>
     </w:p>
     <w:p>
@@ -15775,19 +14677,11 @@
           <w:lang w:val="fr-FR"/>
         </w:rPr>
       </w:pPr>
-      <w:proofErr w:type="gramStart"/>
       <w:r>
         <w:rPr>
           <w:lang w:val="fr-FR"/>
         </w:rPr>
-        <w:t>Control:</w:t>
-      </w:r>
-      <w:proofErr w:type="gramEnd"/>
-      <w:r>
-        <w:rPr>
-          <w:lang w:val="fr-FR"/>
-        </w:rPr>
-        <w:t xml:space="preserve"> 17</w:t>
+        <w:t>Control: 17</w:t>
       </w:r>
     </w:p>
     <w:p>
@@ -15800,19 +14694,11 @@
           <w:lang w:val="fr-FR"/>
         </w:rPr>
       </w:pPr>
-      <w:proofErr w:type="gramStart"/>
       <w:r>
         <w:rPr>
           <w:lang w:val="fr-FR"/>
         </w:rPr>
-        <w:t>Alt:</w:t>
-      </w:r>
-      <w:proofErr w:type="gramEnd"/>
-      <w:r>
-        <w:rPr>
-          <w:lang w:val="fr-FR"/>
-        </w:rPr>
-        <w:t xml:space="preserve"> 18</w:t>
+        <w:t>Alt: 18</w:t>
       </w:r>
     </w:p>
     <w:p>
@@ -15825,19 +14711,11 @@
           <w:lang w:val="fr-FR"/>
         </w:rPr>
       </w:pPr>
-      <w:proofErr w:type="gramStart"/>
       <w:r>
         <w:rPr>
           <w:lang w:val="fr-FR"/>
         </w:rPr>
-        <w:t>Escape:</w:t>
-      </w:r>
-      <w:proofErr w:type="gramEnd"/>
-      <w:r>
-        <w:rPr>
-          <w:lang w:val="fr-FR"/>
-        </w:rPr>
-        <w:t xml:space="preserve"> 27</w:t>
+        <w:t>Escape: 27</w:t>
       </w:r>
     </w:p>
     <w:p>
@@ -15850,27 +14728,11 @@
           <w:lang w:val="fr-FR"/>
         </w:rPr>
       </w:pPr>
-      <w:proofErr w:type="spellStart"/>
-      <w:proofErr w:type="gramStart"/>
       <w:r>
         <w:rPr>
           <w:lang w:val="fr-FR"/>
         </w:rPr>
-        <w:t>Delete</w:t>
-      </w:r>
-      <w:proofErr w:type="spellEnd"/>
-      <w:r>
-        <w:rPr>
-          <w:lang w:val="fr-FR"/>
-        </w:rPr>
-        <w:t>:</w:t>
-      </w:r>
-      <w:proofErr w:type="gramEnd"/>
-      <w:r>
-        <w:rPr>
-          <w:lang w:val="fr-FR"/>
-        </w:rPr>
-        <w:t xml:space="preserve"> 46</w:t>
+        <w:t>Delete: 46</w:t>
       </w:r>
     </w:p>
     <w:p>
@@ -15888,16 +14750,8 @@
           <w:lang w:val="fr-FR"/>
         </w:rPr>
         <w:lastRenderedPageBreak/>
-        <w:t xml:space="preserve">Arrow </w:t>
-      </w:r>
-      <w:proofErr w:type="gramStart"/>
-      <w:r>
-        <w:rPr>
-          <w:lang w:val="fr-FR"/>
-        </w:rPr>
-        <w:t>Keys:</w:t>
-      </w:r>
-      <w:proofErr w:type="gramEnd"/>
+        <w:t>Arrow Keys:</w:t>
+      </w:r>
     </w:p>
     <w:p>
       <w:pPr>
@@ -15909,33 +14763,11 @@
           <w:lang w:val="fr-FR"/>
         </w:rPr>
       </w:pPr>
-      <w:proofErr w:type="spellStart"/>
       <w:r>
         <w:rPr>
           <w:lang w:val="fr-FR"/>
         </w:rPr>
-        <w:t>Left</w:t>
-      </w:r>
-      <w:proofErr w:type="spellEnd"/>
-      <w:r>
-        <w:rPr>
-          <w:lang w:val="fr-FR"/>
-        </w:rPr>
-        <w:t xml:space="preserve"> </w:t>
-      </w:r>
-      <w:proofErr w:type="gramStart"/>
-      <w:r>
-        <w:rPr>
-          <w:lang w:val="fr-FR"/>
-        </w:rPr>
-        <w:t>Arrow:</w:t>
-      </w:r>
-      <w:proofErr w:type="gramEnd"/>
-      <w:r>
-        <w:rPr>
-          <w:lang w:val="fr-FR"/>
-        </w:rPr>
-        <w:t xml:space="preserve"> 37</w:t>
+        <w:t>Left Arrow: 37</w:t>
       </w:r>
     </w:p>
     <w:p>
@@ -15952,21 +14784,7 @@
         <w:rPr>
           <w:lang w:val="fr-FR"/>
         </w:rPr>
-        <w:t xml:space="preserve">Up </w:t>
-      </w:r>
-      <w:proofErr w:type="gramStart"/>
-      <w:r>
-        <w:rPr>
-          <w:lang w:val="fr-FR"/>
-        </w:rPr>
-        <w:t>Arrow:</w:t>
-      </w:r>
-      <w:proofErr w:type="gramEnd"/>
-      <w:r>
-        <w:rPr>
-          <w:lang w:val="fr-FR"/>
-        </w:rPr>
-        <w:t xml:space="preserve"> 38</w:t>
+        <w:t>Up Arrow: 38</w:t>
       </w:r>
     </w:p>
     <w:p>
@@ -15983,21 +14801,7 @@
         <w:rPr>
           <w:lang w:val="fr-FR"/>
         </w:rPr>
-        <w:t xml:space="preserve">Right </w:t>
-      </w:r>
-      <w:proofErr w:type="gramStart"/>
-      <w:r>
-        <w:rPr>
-          <w:lang w:val="fr-FR"/>
-        </w:rPr>
-        <w:t>Arrow:</w:t>
-      </w:r>
-      <w:proofErr w:type="gramEnd"/>
-      <w:r>
-        <w:rPr>
-          <w:lang w:val="fr-FR"/>
-        </w:rPr>
-        <w:t xml:space="preserve"> 39</w:t>
+        <w:t>Right Arrow: 39</w:t>
       </w:r>
     </w:p>
     <w:p>
@@ -16014,28 +14818,14 @@
         <w:rPr>
           <w:lang w:val="fr-FR"/>
         </w:rPr>
-        <w:t xml:space="preserve">Down </w:t>
-      </w:r>
-      <w:proofErr w:type="gramStart"/>
-      <w:r>
-        <w:rPr>
-          <w:lang w:val="fr-FR"/>
-        </w:rPr>
-        <w:t>Arrow:</w:t>
-      </w:r>
-      <w:proofErr w:type="gramEnd"/>
-      <w:r>
-        <w:rPr>
-          <w:lang w:val="fr-FR"/>
-        </w:rPr>
-        <w:t xml:space="preserve"> 40</w:t>
+        <w:t>Down Arrow: 40</w:t>
       </w:r>
     </w:p>
     <w:p>
       <w:pPr>
         <w:pStyle w:val="Heading2"/>
       </w:pPr>
-      <w:bookmarkStart w:id="26" w:name="_Toc212641164"/>
+      <w:bookmarkStart w:id="26" w:name="_Toc212710689"/>
       <w:r>
         <w:t>Transmit Power Index</w:t>
       </w:r>
@@ -21565,55 +20355,26 @@
       <w:pPr>
         <w:pStyle w:val="Heading2"/>
       </w:pPr>
-      <w:bookmarkStart w:id="27" w:name="_Toc212641165"/>
-      <w:proofErr w:type="spellStart"/>
+      <w:bookmarkStart w:id="27" w:name="_Toc212710690"/>
       <w:r>
         <w:lastRenderedPageBreak/>
-        <w:t>Mosquitto</w:t>
-      </w:r>
-      <w:proofErr w:type="spellEnd"/>
-      <w:r>
-        <w:t xml:space="preserve"> MQTT setup and sample files</w:t>
+        <w:t>Mosquitto MQTT setup and sample files</w:t>
       </w:r>
       <w:bookmarkEnd w:id="27"/>
     </w:p>
     <w:p>
       <w:r>
-        <w:t xml:space="preserve">If you plan to use the MQTT feature, it is advised to use </w:t>
-      </w:r>
-      <w:proofErr w:type="spellStart"/>
-      <w:r>
-        <w:t>Mosquitto</w:t>
-      </w:r>
-      <w:proofErr w:type="spellEnd"/>
-      <w:r>
-        <w:t xml:space="preserve"> MQTT Server as it is one of the best options you’ll find on the market.</w:t>
-      </w:r>
-    </w:p>
-    <w:p>
-      <w:r>
-        <w:t xml:space="preserve">This guide will help you setup </w:t>
-      </w:r>
-      <w:proofErr w:type="spellStart"/>
-      <w:r>
-        <w:t>Mosquitto</w:t>
-      </w:r>
-      <w:proofErr w:type="spellEnd"/>
-      <w:r>
-        <w:t xml:space="preserve"> MQTT to work with FXP20KeyInjector when using a PC with Windows 10/11/Server.</w:t>
-      </w:r>
-    </w:p>
-    <w:p>
-      <w:r>
-        <w:t xml:space="preserve">The first step is to download the latest version of </w:t>
-      </w:r>
-      <w:proofErr w:type="spellStart"/>
-      <w:r>
-        <w:t>Mosquitto</w:t>
-      </w:r>
-      <w:proofErr w:type="spellEnd"/>
-      <w:r>
-        <w:t xml:space="preserve"> MQTT Server:</w:t>
+        <w:t>If you plan to use the MQTT feature, it is advised to use Mosquitto MQTT Server as it is one of the best options you’ll find on the market.</w:t>
+      </w:r>
+    </w:p>
+    <w:p>
+      <w:r>
+        <w:t>This guide will help you setup Mosquitto MQTT to work with FXP20KeyInjector when using a PC with Windows 10/11/Server.</w:t>
+      </w:r>
+    </w:p>
+    <w:p>
+      <w:r>
+        <w:t>The first step is to download the latest version of Mosquitto MQTT Server:</w:t>
       </w:r>
     </w:p>
     <w:p>
@@ -21633,15 +20394,7 @@
     </w:p>
     <w:p>
       <w:r>
-        <w:t xml:space="preserve">It is strongly recommended to add the </w:t>
-      </w:r>
-      <w:proofErr w:type="spellStart"/>
-      <w:r>
-        <w:t>Mosquitto</w:t>
-      </w:r>
-      <w:proofErr w:type="spellEnd"/>
-      <w:r>
-        <w:t xml:space="preserve"> binary location to the path of your computer.</w:t>
+        <w:t>It is strongly recommended to add the Mosquitto binary location to the path of your computer.</w:t>
       </w:r>
     </w:p>
     <w:p>
@@ -21841,15 +20594,7 @@
     </w:p>
     <w:p>
       <w:r>
-        <w:t xml:space="preserve">Now you can add the path of your </w:t>
-      </w:r>
-      <w:proofErr w:type="spellStart"/>
-      <w:r>
-        <w:t>Mosquitto</w:t>
-      </w:r>
-      <w:proofErr w:type="spellEnd"/>
-      <w:r>
-        <w:t xml:space="preserve"> installation to the system Path:</w:t>
+        <w:t>Now you can add the path of your Mosquitto installation to the system Path:</w:t>
       </w:r>
     </w:p>
     <w:p>
@@ -21903,11 +20648,9 @@
       <w:r>
         <w:t xml:space="preserve">Let’s name it </w:t>
       </w:r>
-      <w:proofErr w:type="spellStart"/>
       <w:r>
         <w:t>MQTTBrokerLauncher</w:t>
       </w:r>
-      <w:proofErr w:type="spellEnd"/>
       <w:r>
         <w:t>.</w:t>
       </w:r>
@@ -21962,21 +20705,8 @@
     </w:p>
     <w:p>
       <w:r>
-        <w:t xml:space="preserve">Then type </w:t>
-      </w:r>
-      <w:proofErr w:type="spellStart"/>
-      <w:r>
-        <w:t>cmd</w:t>
-      </w:r>
-      <w:proofErr w:type="spellEnd"/>
-      <w:r>
-        <w:t xml:space="preserve"> in the file path input </w:t>
-      </w:r>
-      <w:proofErr w:type="gramStart"/>
-      <w:r>
-        <w:t>control :</w:t>
-      </w:r>
-      <w:proofErr w:type="gramEnd"/>
+        <w:t>Then type cmd in the file path input control :</w:t>
+      </w:r>
     </w:p>
     <w:p>
       <w:r>
@@ -22070,46 +20800,17 @@
     </w:p>
     <w:p>
       <w:r>
-        <w:t xml:space="preserve">Then you can create a </w:t>
-      </w:r>
-      <w:proofErr w:type="spellStart"/>
-      <w:r>
-        <w:t>Mosquitto</w:t>
-      </w:r>
-      <w:proofErr w:type="spellEnd"/>
-      <w:r>
-        <w:t xml:space="preserve"> passwd file containing a user login and password.</w:t>
-      </w:r>
-    </w:p>
-    <w:p>
-      <w:r>
-        <w:t xml:space="preserve">To create this file for </w:t>
-      </w:r>
-      <w:proofErr w:type="gramStart"/>
-      <w:r>
-        <w:t>a the</w:t>
-      </w:r>
-      <w:proofErr w:type="gramEnd"/>
-      <w:r>
-        <w:t xml:space="preserve"> username “user” just </w:t>
-      </w:r>
-      <w:proofErr w:type="gramStart"/>
-      <w:r>
-        <w:t>enter</w:t>
-      </w:r>
-      <w:proofErr w:type="gramEnd"/>
-      <w:r>
-        <w:t xml:space="preserve"> the following command:</w:t>
-      </w:r>
-    </w:p>
-    <w:p>
-      <w:proofErr w:type="spellStart"/>
-      <w:r>
-        <w:t>mosquitto_passwd</w:t>
-      </w:r>
-      <w:proofErr w:type="spellEnd"/>
-      <w:r>
-        <w:t xml:space="preserve"> -c passwd user</w:t>
+        <w:t>Then you can create a Mosquitto passwd file containing a user login and password.</w:t>
+      </w:r>
+    </w:p>
+    <w:p>
+      <w:r>
+        <w:t>To create this file for a the username “user” just enter the following command:</w:t>
+      </w:r>
+    </w:p>
+    <w:p>
+      <w:r>
+        <w:t>mosquitto_passwd -c passwd user</w:t>
       </w:r>
     </w:p>
     <w:p>
@@ -22161,15 +20862,7 @@
     </w:p>
     <w:p>
       <w:r>
-        <w:t>Let’s use the password “</w:t>
-      </w:r>
-      <w:proofErr w:type="spellStart"/>
-      <w:r>
-        <w:t>sko</w:t>
-      </w:r>
-      <w:proofErr w:type="spellEnd"/>
-      <w:r>
-        <w:t>” (as it is the default password for the config.xml file)</w:t>
+        <w:t>Let’s use the password “sko” (as it is the default password for the config.xml file)</w:t>
       </w:r>
     </w:p>
     <w:p>
@@ -22222,15 +20915,7 @@
     </w:p>
     <w:p>
       <w:r>
-        <w:t xml:space="preserve">You can now add a </w:t>
-      </w:r>
-      <w:proofErr w:type="spellStart"/>
-      <w:r>
-        <w:t>mosquito.conf</w:t>
-      </w:r>
-      <w:proofErr w:type="spellEnd"/>
-      <w:r>
-        <w:t xml:space="preserve"> file to your folder.</w:t>
+        <w:t>You can now add a mosquito.conf file to your folder.</w:t>
       </w:r>
     </w:p>
     <w:p>
@@ -22239,21 +20924,13 @@
           <v:shape id="_x0000_i1026" type="#_x0000_t75" style="width:76.5pt;height:49.5pt" o:ole="">
             <v:imagedata r:id="rId47" o:title=""/>
           </v:shape>
-          <o:OLEObject Type="Embed" ProgID="Package" ShapeID="_x0000_i1026" DrawAspect="Icon" ObjectID="_1823253882" r:id="rId48"/>
+          <o:OLEObject Type="Embed" ProgID="Package" ShapeID="_x0000_i1026" DrawAspect="Icon" ObjectID="_1823323955" r:id="rId48"/>
         </w:object>
       </w:r>
     </w:p>
     <w:p>
       <w:r>
-        <w:t xml:space="preserve">This file contains the necessary configuration to run </w:t>
-      </w:r>
-      <w:proofErr w:type="spellStart"/>
-      <w:r>
-        <w:t>Mosquitto</w:t>
-      </w:r>
-      <w:proofErr w:type="spellEnd"/>
-      <w:r>
-        <w:t xml:space="preserve"> server with username and password.</w:t>
+        <w:t>This file contains the necessary configuration to run Mosquitto server with username and password.</w:t>
       </w:r>
     </w:p>
     <w:p>
@@ -22301,64 +20978,22 @@
     <w:p>
       <w:r>
         <w:lastRenderedPageBreak/>
-        <w:t xml:space="preserve">This file will setup </w:t>
-      </w:r>
-      <w:proofErr w:type="spellStart"/>
-      <w:r>
-        <w:t>Mosquitto</w:t>
-      </w:r>
-      <w:proofErr w:type="spellEnd"/>
-      <w:r>
-        <w:t xml:space="preserve"> server to use the passwd file you created previously and set the listening port to 1883.</w:t>
-      </w:r>
-    </w:p>
-    <w:p>
-      <w:r>
-        <w:t xml:space="preserve">You can directly add this file to your folder as we will use it to run the </w:t>
-      </w:r>
-      <w:proofErr w:type="spellStart"/>
-      <w:r>
-        <w:t>Mosquitto</w:t>
-      </w:r>
-      <w:proofErr w:type="spellEnd"/>
-      <w:r>
-        <w:t xml:space="preserve"> server.</w:t>
-      </w:r>
-    </w:p>
-    <w:p>
-      <w:r>
-        <w:t xml:space="preserve">To run the </w:t>
-      </w:r>
-      <w:proofErr w:type="spellStart"/>
-      <w:r>
-        <w:t>Mosquitto</w:t>
-      </w:r>
-      <w:proofErr w:type="spellEnd"/>
-      <w:r>
-        <w:t xml:space="preserve"> server, just create a batch file (ex: runMosquitto.bat) and copy/paste the following command into </w:t>
-      </w:r>
-      <w:proofErr w:type="gramStart"/>
-      <w:r>
-        <w:t>it :</w:t>
-      </w:r>
-      <w:proofErr w:type="gramEnd"/>
-    </w:p>
-    <w:p>
-      <w:proofErr w:type="spellStart"/>
-      <w:r>
-        <w:t>mosquitto</w:t>
-      </w:r>
-      <w:proofErr w:type="spellEnd"/>
-      <w:r>
-        <w:t xml:space="preserve"> -v -c "</w:t>
-      </w:r>
-      <w:proofErr w:type="spellStart"/>
-      <w:r>
-        <w:t>mosquitto.conf</w:t>
-      </w:r>
-      <w:proofErr w:type="spellEnd"/>
-      <w:r>
-        <w:t>"</w:t>
+        <w:t>This file will setup Mosquitto server to use the passwd file you created previously and set the listening port to 1883.</w:t>
+      </w:r>
+    </w:p>
+    <w:p>
+      <w:r>
+        <w:t>You can directly add this file to your folder as we will use it to run the Mosquitto server.</w:t>
+      </w:r>
+    </w:p>
+    <w:p>
+      <w:r>
+        <w:t>To run the Mosquitto server, just create a batch file (ex: runMosquitto.bat) and copy/paste the following command into it :</w:t>
+      </w:r>
+    </w:p>
+    <w:p>
+      <w:r>
+        <w:t>mosquitto -v -c "mosquitto.conf"</w:t>
       </w:r>
     </w:p>
     <w:p>
@@ -22367,37 +21002,13 @@
           <v:shape id="_x0000_i1027" type="#_x0000_t75" style="width:76.5pt;height:49.5pt" o:ole="">
             <v:imagedata r:id="rId50" o:title=""/>
           </v:shape>
-          <o:OLEObject Type="Embed" ProgID="Package" ShapeID="_x0000_i1027" DrawAspect="Icon" ObjectID="_1823253883" r:id="rId51"/>
+          <o:OLEObject Type="Embed" ProgID="Package" ShapeID="_x0000_i1027" DrawAspect="Icon" ObjectID="_1823323956" r:id="rId51"/>
         </w:object>
       </w:r>
     </w:p>
     <w:p>
       <w:r>
-        <w:t xml:space="preserve">You have now a batch file that will run the </w:t>
-      </w:r>
-      <w:proofErr w:type="spellStart"/>
-      <w:r>
-        <w:t>Mosquitto</w:t>
-      </w:r>
-      <w:proofErr w:type="spellEnd"/>
-      <w:r>
-        <w:t xml:space="preserve"> server with the specified login/</w:t>
-      </w:r>
-      <w:proofErr w:type="gramStart"/>
-      <w:r>
-        <w:t>password :</w:t>
-      </w:r>
-      <w:proofErr w:type="gramEnd"/>
-      <w:r>
-        <w:t xml:space="preserve"> user/</w:t>
-      </w:r>
-      <w:proofErr w:type="spellStart"/>
-      <w:r>
-        <w:t>sko</w:t>
-      </w:r>
-      <w:proofErr w:type="spellEnd"/>
-      <w:r>
-        <w:t xml:space="preserve"> in localhost mode.</w:t>
+        <w:t>You have now a batch file that will run the Mosquitto server with the specified login/password : user/sko in localhost mode.</w:t>
       </w:r>
     </w:p>
     <w:p>
@@ -22413,6 +21024,964 @@
         <w:t>You can use it to manage the reader through the control topic.</w:t>
       </w:r>
     </w:p>
+    <w:p/>
+    <w:p>
+      <w:pPr>
+        <w:pStyle w:val="Heading2"/>
+      </w:pPr>
+      <w:bookmarkStart w:id="28" w:name="_Toc212710691"/>
+      <w:r>
+        <w:t>NanoMQ</w:t>
+      </w:r>
+      <w:r>
+        <w:t xml:space="preserve"> Setup and Config files</w:t>
+      </w:r>
+      <w:bookmarkEnd w:id="28"/>
+    </w:p>
+    <w:p/>
+    <w:p>
+      <w:r>
+        <w:t>If you can not use MosquittoMQTT because it needs administrator privileges to install, you can use NanoMQ as a MQTT Broker.</w:t>
+      </w:r>
+    </w:p>
+    <w:p>
+      <w:r>
+        <w:t>It is a lightweight MQTT Broker that runs as a simple exe file.</w:t>
+      </w:r>
+    </w:p>
+    <w:p>
+      <w:pPr>
+        <w:pStyle w:val="Heading3"/>
+        <w:numPr>
+          <w:ilvl w:val="0"/>
+          <w:numId w:val="26"/>
+        </w:numPr>
+      </w:pPr>
+      <w:bookmarkStart w:id="29" w:name="_Toc212710692"/>
+      <w:r>
+        <w:t>Download NanoMQ:</w:t>
+      </w:r>
+      <w:bookmarkEnd w:id="29"/>
+    </w:p>
+    <w:p>
+      <w:r>
+        <w:t>First, download the latest version on the NanoMQ website:</w:t>
+      </w:r>
+    </w:p>
+    <w:p>
+      <w:hyperlink r:id="rId52" w:history="1">
+        <w:r>
+          <w:rPr>
+            <w:rStyle w:val="Hyperlink"/>
+          </w:rPr>
+          <w:t>https://nanomq.io/downloads</w:t>
+        </w:r>
+      </w:hyperlink>
+    </w:p>
+    <w:p>
+      <w:pPr>
+        <w:pStyle w:val="Heading3"/>
+      </w:pPr>
+      <w:bookmarkStart w:id="30" w:name="_Toc212710693"/>
+      <w:r>
+        <w:t>Install NanoMQ</w:t>
+      </w:r>
+      <w:bookmarkEnd w:id="30"/>
+    </w:p>
+    <w:p>
+      <w:r>
+        <w:t>Once you have downloaded the Windows archive, unzip it in a folder:</w:t>
+      </w:r>
+    </w:p>
+    <w:p>
+      <w:r>
+        <w:drawing>
+          <wp:inline distT="0" distB="0" distL="0" distR="0" wp14:anchorId="28B0E342" wp14:editId="067885C6">
+            <wp:extent cx="4495800" cy="2456602"/>
+            <wp:effectExtent l="0" t="0" r="0" b="1270"/>
+            <wp:docPr id="960727654" name="Picture 1" descr="A screenshot of a computer&#10;&#10;AI-generated content may be incorrect."/>
+            <wp:cNvGraphicFramePr>
+              <a:graphicFrameLocks xmlns:a="http://schemas.openxmlformats.org/drawingml/2006/main" noChangeAspect="1"/>
+            </wp:cNvGraphicFramePr>
+            <a:graphic xmlns:a="http://schemas.openxmlformats.org/drawingml/2006/main">
+              <a:graphicData uri="http://schemas.openxmlformats.org/drawingml/2006/picture">
+                <pic:pic xmlns:pic="http://schemas.openxmlformats.org/drawingml/2006/picture">
+                  <pic:nvPicPr>
+                    <pic:cNvPr id="960727654" name="Picture 1" descr="A screenshot of a computer&#10;&#10;AI-generated content may be incorrect."/>
+                    <pic:cNvPicPr/>
+                  </pic:nvPicPr>
+                  <pic:blipFill>
+                    <a:blip r:embed="rId53"/>
+                    <a:stretch>
+                      <a:fillRect/>
+                    </a:stretch>
+                  </pic:blipFill>
+                  <pic:spPr>
+                    <a:xfrm>
+                      <a:off x="0" y="0"/>
+                      <a:ext cx="4504396" cy="2461299"/>
+                    </a:xfrm>
+                    <a:prstGeom prst="rect">
+                      <a:avLst/>
+                    </a:prstGeom>
+                  </pic:spPr>
+                </pic:pic>
+              </a:graphicData>
+            </a:graphic>
+          </wp:inline>
+        </w:drawing>
+      </w:r>
+    </w:p>
+    <w:p/>
+    <w:p>
+      <w:pPr>
+        <w:pStyle w:val="Heading3"/>
+      </w:pPr>
+      <w:bookmarkStart w:id="31" w:name="_Toc212710694"/>
+      <w:r>
+        <w:lastRenderedPageBreak/>
+        <w:t>Add NanoMQ to the “Path” of the System:</w:t>
+      </w:r>
+      <w:bookmarkEnd w:id="31"/>
+    </w:p>
+    <w:p>
+      <w:r>
+        <w:t>Now open an explorer and right click on “This PC” and select “Properties”:</w:t>
+      </w:r>
+    </w:p>
+    <w:p>
+      <w:r>
+        <w:drawing>
+          <wp:inline distT="0" distB="0" distL="0" distR="0" wp14:anchorId="0D53CF56" wp14:editId="58BC79AE">
+            <wp:extent cx="2170490" cy="3476625"/>
+            <wp:effectExtent l="0" t="0" r="1270" b="0"/>
+            <wp:docPr id="2038417898" name="Picture 1" descr="A screenshot of a computer&#10;&#10;AI-generated content may be incorrect."/>
+            <wp:cNvGraphicFramePr>
+              <a:graphicFrameLocks xmlns:a="http://schemas.openxmlformats.org/drawingml/2006/main" noChangeAspect="1"/>
+            </wp:cNvGraphicFramePr>
+            <a:graphic xmlns:a="http://schemas.openxmlformats.org/drawingml/2006/main">
+              <a:graphicData uri="http://schemas.openxmlformats.org/drawingml/2006/picture">
+                <pic:pic xmlns:pic="http://schemas.openxmlformats.org/drawingml/2006/picture">
+                  <pic:nvPicPr>
+                    <pic:cNvPr id="2038417898" name="Picture 1" descr="A screenshot of a computer&#10;&#10;AI-generated content may be incorrect."/>
+                    <pic:cNvPicPr/>
+                  </pic:nvPicPr>
+                  <pic:blipFill>
+                    <a:blip r:embed="rId54"/>
+                    <a:stretch>
+                      <a:fillRect/>
+                    </a:stretch>
+                  </pic:blipFill>
+                  <pic:spPr>
+                    <a:xfrm>
+                      <a:off x="0" y="0"/>
+                      <a:ext cx="2175499" cy="3484648"/>
+                    </a:xfrm>
+                    <a:prstGeom prst="rect">
+                      <a:avLst/>
+                    </a:prstGeom>
+                  </pic:spPr>
+                </pic:pic>
+              </a:graphicData>
+            </a:graphic>
+          </wp:inline>
+        </w:drawing>
+      </w:r>
+    </w:p>
+    <w:p>
+      <w:r>
+        <w:t>This window will open:</w:t>
+      </w:r>
+    </w:p>
+    <w:p>
+      <w:r>
+        <w:drawing>
+          <wp:inline distT="0" distB="0" distL="0" distR="0" wp14:anchorId="13C9ECD2" wp14:editId="306F9ED1">
+            <wp:extent cx="5731510" cy="3964940"/>
+            <wp:effectExtent l="0" t="0" r="2540" b="0"/>
+            <wp:docPr id="1675242763" name="Picture 1" descr="A screenshot of a computer&#10;&#10;AI-generated content may be incorrect."/>
+            <wp:cNvGraphicFramePr>
+              <a:graphicFrameLocks xmlns:a="http://schemas.openxmlformats.org/drawingml/2006/main" noChangeAspect="1"/>
+            </wp:cNvGraphicFramePr>
+            <a:graphic xmlns:a="http://schemas.openxmlformats.org/drawingml/2006/main">
+              <a:graphicData uri="http://schemas.openxmlformats.org/drawingml/2006/picture">
+                <pic:pic xmlns:pic="http://schemas.openxmlformats.org/drawingml/2006/picture">
+                  <pic:nvPicPr>
+                    <pic:cNvPr id="1675242763" name="Picture 1" descr="A screenshot of a computer&#10;&#10;AI-generated content may be incorrect."/>
+                    <pic:cNvPicPr/>
+                  </pic:nvPicPr>
+                  <pic:blipFill>
+                    <a:blip r:embed="rId55"/>
+                    <a:stretch>
+                      <a:fillRect/>
+                    </a:stretch>
+                  </pic:blipFill>
+                  <pic:spPr>
+                    <a:xfrm>
+                      <a:off x="0" y="0"/>
+                      <a:ext cx="5731510" cy="3964940"/>
+                    </a:xfrm>
+                    <a:prstGeom prst="rect">
+                      <a:avLst/>
+                    </a:prstGeom>
+                  </pic:spPr>
+                </pic:pic>
+              </a:graphicData>
+            </a:graphic>
+          </wp:inline>
+        </w:drawing>
+      </w:r>
+    </w:p>
+    <w:p>
+      <w:r>
+        <w:br w:type="page"/>
+      </w:r>
+    </w:p>
+    <w:p>
+      <w:r>
+        <w:lastRenderedPageBreak/>
+        <w:t>Click on “Advanced System Properties” in the “Related Settings Section”:</w:t>
+      </w:r>
+    </w:p>
+    <w:p>
+      <w:r>
+        <w:drawing>
+          <wp:inline distT="0" distB="0" distL="0" distR="0" wp14:anchorId="3751CA31" wp14:editId="64B15C36">
+            <wp:extent cx="2045335" cy="2847908"/>
+            <wp:effectExtent l="0" t="0" r="0" b="0"/>
+            <wp:docPr id="791128941" name="Picture 1"/>
+            <wp:cNvGraphicFramePr>
+              <a:graphicFrameLocks xmlns:a="http://schemas.openxmlformats.org/drawingml/2006/main" noChangeAspect="1"/>
+            </wp:cNvGraphicFramePr>
+            <a:graphic xmlns:a="http://schemas.openxmlformats.org/drawingml/2006/main">
+              <a:graphicData uri="http://schemas.openxmlformats.org/drawingml/2006/picture">
+                <pic:pic xmlns:pic="http://schemas.openxmlformats.org/drawingml/2006/picture">
+                  <pic:nvPicPr>
+                    <pic:cNvPr id="791128941" name=""/>
+                    <pic:cNvPicPr/>
+                  </pic:nvPicPr>
+                  <pic:blipFill rotWithShape="1">
+                    <a:blip r:embed="rId56"/>
+                    <a:srcRect t="18971"/>
+                    <a:stretch>
+                      <a:fillRect/>
+                    </a:stretch>
+                  </pic:blipFill>
+                  <pic:spPr bwMode="auto">
+                    <a:xfrm>
+                      <a:off x="0" y="0"/>
+                      <a:ext cx="2051059" cy="2855878"/>
+                    </a:xfrm>
+                    <a:prstGeom prst="rect">
+                      <a:avLst/>
+                    </a:prstGeom>
+                    <a:ln>
+                      <a:noFill/>
+                    </a:ln>
+                    <a:extLst>
+                      <a:ext uri="{53640926-AAD7-44D8-BBD7-CCE9431645EC}">
+                        <a14:shadowObscured xmlns:a14="http://schemas.microsoft.com/office/drawing/2010/main"/>
+                      </a:ext>
+                    </a:extLst>
+                  </pic:spPr>
+                </pic:pic>
+              </a:graphicData>
+            </a:graphic>
+          </wp:inline>
+        </w:drawing>
+      </w:r>
+    </w:p>
+    <w:p>
+      <w:r>
+        <w:t>In the “Advance Settings” window, select “Environment Variables”:</w:t>
+      </w:r>
+    </w:p>
+    <w:p>
+      <w:r>
+        <w:drawing>
+          <wp:inline distT="0" distB="0" distL="0" distR="0" wp14:anchorId="78C94199" wp14:editId="30A15EAC">
+            <wp:extent cx="2649741" cy="3009900"/>
+            <wp:effectExtent l="0" t="0" r="0" b="0"/>
+            <wp:docPr id="1561416602" name="Picture 1" descr="A screenshot of a computer program&#10;&#10;AI-generated content may be incorrect."/>
+            <wp:cNvGraphicFramePr>
+              <a:graphicFrameLocks xmlns:a="http://schemas.openxmlformats.org/drawingml/2006/main" noChangeAspect="1"/>
+            </wp:cNvGraphicFramePr>
+            <a:graphic xmlns:a="http://schemas.openxmlformats.org/drawingml/2006/main">
+              <a:graphicData uri="http://schemas.openxmlformats.org/drawingml/2006/picture">
+                <pic:pic xmlns:pic="http://schemas.openxmlformats.org/drawingml/2006/picture">
+                  <pic:nvPicPr>
+                    <pic:cNvPr id="1561416602" name="Picture 1" descr="A screenshot of a computer program&#10;&#10;AI-generated content may be incorrect."/>
+                    <pic:cNvPicPr/>
+                  </pic:nvPicPr>
+                  <pic:blipFill>
+                    <a:blip r:embed="rId57"/>
+                    <a:stretch>
+                      <a:fillRect/>
+                    </a:stretch>
+                  </pic:blipFill>
+                  <pic:spPr>
+                    <a:xfrm>
+                      <a:off x="0" y="0"/>
+                      <a:ext cx="2655208" cy="3016110"/>
+                    </a:xfrm>
+                    <a:prstGeom prst="rect">
+                      <a:avLst/>
+                    </a:prstGeom>
+                  </pic:spPr>
+                </pic:pic>
+              </a:graphicData>
+            </a:graphic>
+          </wp:inline>
+        </w:drawing>
+      </w:r>
+    </w:p>
+    <w:p>
+      <w:r>
+        <w:br w:type="page"/>
+      </w:r>
+    </w:p>
+    <w:p>
+      <w:r>
+        <w:lastRenderedPageBreak/>
+        <w:t>In the “Environment Variables” System Variables, open the “Path” variable by double clicking it:</w:t>
+      </w:r>
+    </w:p>
+    <w:p>
+      <w:r>
+        <w:drawing>
+          <wp:inline distT="0" distB="0" distL="0" distR="0" wp14:anchorId="1A11CA06" wp14:editId="3FC67651">
+            <wp:extent cx="3771900" cy="3570476"/>
+            <wp:effectExtent l="0" t="0" r="0" b="0"/>
+            <wp:docPr id="1135806555" name="Picture 1"/>
+            <wp:cNvGraphicFramePr>
+              <a:graphicFrameLocks xmlns:a="http://schemas.openxmlformats.org/drawingml/2006/main" noChangeAspect="1"/>
+            </wp:cNvGraphicFramePr>
+            <a:graphic xmlns:a="http://schemas.openxmlformats.org/drawingml/2006/main">
+              <a:graphicData uri="http://schemas.openxmlformats.org/drawingml/2006/picture">
+                <pic:pic xmlns:pic="http://schemas.openxmlformats.org/drawingml/2006/picture">
+                  <pic:nvPicPr>
+                    <pic:cNvPr id="1135806555" name=""/>
+                    <pic:cNvPicPr/>
+                  </pic:nvPicPr>
+                  <pic:blipFill>
+                    <a:blip r:embed="rId58"/>
+                    <a:stretch>
+                      <a:fillRect/>
+                    </a:stretch>
+                  </pic:blipFill>
+                  <pic:spPr>
+                    <a:xfrm>
+                      <a:off x="0" y="0"/>
+                      <a:ext cx="3777240" cy="3575531"/>
+                    </a:xfrm>
+                    <a:prstGeom prst="rect">
+                      <a:avLst/>
+                    </a:prstGeom>
+                  </pic:spPr>
+                </pic:pic>
+              </a:graphicData>
+            </a:graphic>
+          </wp:inline>
+        </w:drawing>
+      </w:r>
+    </w:p>
+    <w:p>
+      <w:r>
+        <w:t>Select “Browse”:</w:t>
+      </w:r>
+    </w:p>
+    <w:p>
+      <w:r>
+        <w:drawing>
+          <wp:inline distT="0" distB="0" distL="0" distR="0" wp14:anchorId="7BFD88D7" wp14:editId="3E83912F">
+            <wp:extent cx="3086100" cy="2933844"/>
+            <wp:effectExtent l="0" t="0" r="0" b="0"/>
+            <wp:docPr id="1016731296" name="Picture 1" descr="A screenshot of a computer program&#10;&#10;AI-generated content may be incorrect."/>
+            <wp:cNvGraphicFramePr>
+              <a:graphicFrameLocks xmlns:a="http://schemas.openxmlformats.org/drawingml/2006/main" noChangeAspect="1"/>
+            </wp:cNvGraphicFramePr>
+            <a:graphic xmlns:a="http://schemas.openxmlformats.org/drawingml/2006/main">
+              <a:graphicData uri="http://schemas.openxmlformats.org/drawingml/2006/picture">
+                <pic:pic xmlns:pic="http://schemas.openxmlformats.org/drawingml/2006/picture">
+                  <pic:nvPicPr>
+                    <pic:cNvPr id="1016731296" name="Picture 1" descr="A screenshot of a computer program&#10;&#10;AI-generated content may be incorrect."/>
+                    <pic:cNvPicPr/>
+                  </pic:nvPicPr>
+                  <pic:blipFill>
+                    <a:blip r:embed="rId59"/>
+                    <a:stretch>
+                      <a:fillRect/>
+                    </a:stretch>
+                  </pic:blipFill>
+                  <pic:spPr>
+                    <a:xfrm>
+                      <a:off x="0" y="0"/>
+                      <a:ext cx="3094270" cy="2941611"/>
+                    </a:xfrm>
+                    <a:prstGeom prst="rect">
+                      <a:avLst/>
+                    </a:prstGeom>
+                  </pic:spPr>
+                </pic:pic>
+              </a:graphicData>
+            </a:graphic>
+          </wp:inline>
+        </w:drawing>
+      </w:r>
+    </w:p>
+    <w:p>
+      <w:r>
+        <w:br w:type="page"/>
+      </w:r>
+    </w:p>
+    <w:p>
+      <w:r>
+        <w:lastRenderedPageBreak/>
+        <w:t>Then add the “Bin” folder of the “NanoMQ” decompressed folder to the path:</w:t>
+      </w:r>
+    </w:p>
+    <w:p>
+      <w:r>
+        <w:drawing>
+          <wp:inline distT="0" distB="0" distL="0" distR="0" wp14:anchorId="7786D7FD" wp14:editId="5B72A96F">
+            <wp:extent cx="3048425" cy="3639058"/>
+            <wp:effectExtent l="0" t="0" r="0" b="0"/>
+            <wp:docPr id="1862454273" name="Picture 1" descr="A screenshot of a computer&#10;&#10;AI-generated content may be incorrect."/>
+            <wp:cNvGraphicFramePr>
+              <a:graphicFrameLocks xmlns:a="http://schemas.openxmlformats.org/drawingml/2006/main" noChangeAspect="1"/>
+            </wp:cNvGraphicFramePr>
+            <a:graphic xmlns:a="http://schemas.openxmlformats.org/drawingml/2006/main">
+              <a:graphicData uri="http://schemas.openxmlformats.org/drawingml/2006/picture">
+                <pic:pic xmlns:pic="http://schemas.openxmlformats.org/drawingml/2006/picture">
+                  <pic:nvPicPr>
+                    <pic:cNvPr id="1862454273" name="Picture 1" descr="A screenshot of a computer&#10;&#10;AI-generated content may be incorrect."/>
+                    <pic:cNvPicPr/>
+                  </pic:nvPicPr>
+                  <pic:blipFill>
+                    <a:blip r:embed="rId60"/>
+                    <a:stretch>
+                      <a:fillRect/>
+                    </a:stretch>
+                  </pic:blipFill>
+                  <pic:spPr>
+                    <a:xfrm>
+                      <a:off x="0" y="0"/>
+                      <a:ext cx="3048425" cy="3639058"/>
+                    </a:xfrm>
+                    <a:prstGeom prst="rect">
+                      <a:avLst/>
+                    </a:prstGeom>
+                  </pic:spPr>
+                </pic:pic>
+              </a:graphicData>
+            </a:graphic>
+          </wp:inline>
+        </w:drawing>
+      </w:r>
+    </w:p>
+    <w:p>
+      <w:r>
+        <w:t>You should see something like this:</w:t>
+      </w:r>
+    </w:p>
+    <w:p>
+      <w:r>
+        <w:drawing>
+          <wp:inline distT="0" distB="0" distL="0" distR="0" wp14:anchorId="690E4723" wp14:editId="3E01F271">
+            <wp:extent cx="3819525" cy="3631085"/>
+            <wp:effectExtent l="0" t="0" r="0" b="7620"/>
+            <wp:docPr id="1505728817" name="Picture 1" descr="A screenshot of a computer program&#10;&#10;AI-generated content may be incorrect."/>
+            <wp:cNvGraphicFramePr>
+              <a:graphicFrameLocks xmlns:a="http://schemas.openxmlformats.org/drawingml/2006/main" noChangeAspect="1"/>
+            </wp:cNvGraphicFramePr>
+            <a:graphic xmlns:a="http://schemas.openxmlformats.org/drawingml/2006/main">
+              <a:graphicData uri="http://schemas.openxmlformats.org/drawingml/2006/picture">
+                <pic:pic xmlns:pic="http://schemas.openxmlformats.org/drawingml/2006/picture">
+                  <pic:nvPicPr>
+                    <pic:cNvPr id="1505728817" name="Picture 1" descr="A screenshot of a computer program&#10;&#10;AI-generated content may be incorrect."/>
+                    <pic:cNvPicPr/>
+                  </pic:nvPicPr>
+                  <pic:blipFill>
+                    <a:blip r:embed="rId61"/>
+                    <a:stretch>
+                      <a:fillRect/>
+                    </a:stretch>
+                  </pic:blipFill>
+                  <pic:spPr>
+                    <a:xfrm>
+                      <a:off x="0" y="0"/>
+                      <a:ext cx="3824243" cy="3635570"/>
+                    </a:xfrm>
+                    <a:prstGeom prst="rect">
+                      <a:avLst/>
+                    </a:prstGeom>
+                  </pic:spPr>
+                </pic:pic>
+              </a:graphicData>
+            </a:graphic>
+          </wp:inline>
+        </w:drawing>
+      </w:r>
+    </w:p>
+    <w:p>
+      <w:r>
+        <w:t>Validate all the forms with OK and close the Settings Window.</w:t>
+      </w:r>
+    </w:p>
+    <w:p>
+      <w:r>
+        <w:t xml:space="preserve">Now </w:t>
+      </w:r>
+      <w:r>
+        <w:t xml:space="preserve">that </w:t>
+      </w:r>
+      <w:r>
+        <w:t>the “Bin”</w:t>
+      </w:r>
+      <w:r>
+        <w:t xml:space="preserve"> folder has been added to the Path, nanomq exe can be accessed from any command prompt.</w:t>
+      </w:r>
+    </w:p>
+    <w:p>
+      <w:pPr>
+        <w:pStyle w:val="Heading3"/>
+      </w:pPr>
+      <w:bookmarkStart w:id="32" w:name="_Toc212710695"/>
+      <w:r>
+        <w:lastRenderedPageBreak/>
+        <w:t>NanoMQ launcher files:</w:t>
+      </w:r>
+      <w:bookmarkEnd w:id="32"/>
+    </w:p>
+    <w:p>
+      <w:r>
+        <w:t>To launch NanoMQ you’ll need some configuration file and a launcher file.</w:t>
+      </w:r>
+    </w:p>
+    <w:p>
+      <w:r>
+        <w:t>Create a new folder named “NanoMQ Launcher”.</w:t>
+      </w:r>
+    </w:p>
+    <w:p>
+      <w:r>
+        <w:t>Create a “log” folder inside the “NanoMQ Launcher” folder, then copy the following files inside the folder:</w:t>
+      </w:r>
+    </w:p>
+    <w:p>
+      <w:r>
+        <w:object w:dxaOrig="1538" w:dyaOrig="993" w14:anchorId="3D9EF87C">
+          <v:shape id="_x0000_i1030" type="#_x0000_t75" style="width:77.25pt;height:49.5pt" o:ole="">
+            <v:imagedata r:id="rId62" o:title=""/>
+          </v:shape>
+          <o:OLEObject Type="Embed" ProgID="Package" ShapeID="_x0000_i1030" DrawAspect="Icon" ObjectID="_1823323957" r:id="rId63"/>
+        </w:object>
+      </w:r>
+      <w:r>
+        <w:object w:dxaOrig="1538" w:dyaOrig="993" w14:anchorId="67F3A73A">
+          <v:shape id="_x0000_i1029" type="#_x0000_t75" style="width:77.25pt;height:49.5pt" o:ole="">
+            <v:imagedata r:id="rId64" o:title=""/>
+          </v:shape>
+          <o:OLEObject Type="Embed" ProgID="Package" ShapeID="_x0000_i1029" DrawAspect="Icon" ObjectID="_1823323958" r:id="rId65"/>
+        </w:object>
+      </w:r>
+      <w:r>
+        <w:object w:dxaOrig="1538" w:dyaOrig="993" w14:anchorId="4DD39A8B">
+          <v:shape id="_x0000_i1028" type="#_x0000_t75" style="width:77.25pt;height:49.5pt" o:ole="">
+            <v:imagedata r:id="rId66" o:title=""/>
+          </v:shape>
+          <o:OLEObject Type="Embed" ProgID="Package" ShapeID="_x0000_i1028" DrawAspect="Icon" ObjectID="_1823323959" r:id="rId67"/>
+        </w:object>
+      </w:r>
+    </w:p>
+    <w:p>
+      <w:r>
+        <w:t>The folder should look like this:</w:t>
+      </w:r>
+    </w:p>
+    <w:p>
+      <w:r>
+        <w:drawing>
+          <wp:inline distT="0" distB="0" distL="0" distR="0" wp14:anchorId="280156D5" wp14:editId="23780503">
+            <wp:extent cx="5731510" cy="2327275"/>
+            <wp:effectExtent l="0" t="0" r="2540" b="0"/>
+            <wp:docPr id="691682251" name="Picture 1"/>
+            <wp:cNvGraphicFramePr>
+              <a:graphicFrameLocks xmlns:a="http://schemas.openxmlformats.org/drawingml/2006/main" noChangeAspect="1"/>
+            </wp:cNvGraphicFramePr>
+            <a:graphic xmlns:a="http://schemas.openxmlformats.org/drawingml/2006/main">
+              <a:graphicData uri="http://schemas.openxmlformats.org/drawingml/2006/picture">
+                <pic:pic xmlns:pic="http://schemas.openxmlformats.org/drawingml/2006/picture">
+                  <pic:nvPicPr>
+                    <pic:cNvPr id="691682251" name=""/>
+                    <pic:cNvPicPr/>
+                  </pic:nvPicPr>
+                  <pic:blipFill>
+                    <a:blip r:embed="rId68"/>
+                    <a:stretch>
+                      <a:fillRect/>
+                    </a:stretch>
+                  </pic:blipFill>
+                  <pic:spPr>
+                    <a:xfrm>
+                      <a:off x="0" y="0"/>
+                      <a:ext cx="5731510" cy="2327275"/>
+                    </a:xfrm>
+                    <a:prstGeom prst="rect">
+                      <a:avLst/>
+                    </a:prstGeom>
+                  </pic:spPr>
+                </pic:pic>
+              </a:graphicData>
+            </a:graphic>
+          </wp:inline>
+        </w:drawing>
+      </w:r>
+    </w:p>
+    <w:p>
+      <w:pPr>
+        <w:pStyle w:val="Heading3"/>
+      </w:pPr>
+      <w:bookmarkStart w:id="33" w:name="_Toc212710696"/>
+      <w:r>
+        <w:t>Launching NanoMQ</w:t>
+      </w:r>
+      <w:bookmarkEnd w:id="33"/>
+    </w:p>
+    <w:p>
+      <w:r>
+        <w:t>Select the Path tool bar of the explorer window of “NanoMQ Launcher” folder:</w:t>
+      </w:r>
+    </w:p>
+    <w:p>
+      <w:r>
+        <w:drawing>
+          <wp:inline distT="0" distB="0" distL="0" distR="0" wp14:anchorId="51C7565D" wp14:editId="3816A1DF">
+            <wp:extent cx="5731510" cy="2327275"/>
+            <wp:effectExtent l="0" t="0" r="2540" b="0"/>
+            <wp:docPr id="1903672343" name="Picture 1" descr="A screenshot of a computer&#10;&#10;AI-generated content may be incorrect."/>
+            <wp:cNvGraphicFramePr>
+              <a:graphicFrameLocks xmlns:a="http://schemas.openxmlformats.org/drawingml/2006/main" noChangeAspect="1"/>
+            </wp:cNvGraphicFramePr>
+            <a:graphic xmlns:a="http://schemas.openxmlformats.org/drawingml/2006/main">
+              <a:graphicData uri="http://schemas.openxmlformats.org/drawingml/2006/picture">
+                <pic:pic xmlns:pic="http://schemas.openxmlformats.org/drawingml/2006/picture">
+                  <pic:nvPicPr>
+                    <pic:cNvPr id="1903672343" name="Picture 1" descr="A screenshot of a computer&#10;&#10;AI-generated content may be incorrect."/>
+                    <pic:cNvPicPr/>
+                  </pic:nvPicPr>
+                  <pic:blipFill>
+                    <a:blip r:embed="rId69"/>
+                    <a:stretch>
+                      <a:fillRect/>
+                    </a:stretch>
+                  </pic:blipFill>
+                  <pic:spPr>
+                    <a:xfrm>
+                      <a:off x="0" y="0"/>
+                      <a:ext cx="5731510" cy="2327275"/>
+                    </a:xfrm>
+                    <a:prstGeom prst="rect">
+                      <a:avLst/>
+                    </a:prstGeom>
+                  </pic:spPr>
+                </pic:pic>
+              </a:graphicData>
+            </a:graphic>
+          </wp:inline>
+        </w:drawing>
+      </w:r>
+    </w:p>
+    <w:p>
+      <w:r>
+        <w:br w:type="page"/>
+      </w:r>
+    </w:p>
+    <w:p>
+      <w:r>
+        <w:lastRenderedPageBreak/>
+        <w:t>And type cmd inside of it:</w:t>
+      </w:r>
+    </w:p>
+    <w:p>
+      <w:r>
+        <w:drawing>
+          <wp:inline distT="0" distB="0" distL="0" distR="0" wp14:anchorId="7B8C51D3" wp14:editId="35EBBDD9">
+            <wp:extent cx="5731510" cy="2327275"/>
+            <wp:effectExtent l="0" t="0" r="2540" b="0"/>
+            <wp:docPr id="1654045091" name="Picture 1" descr="A screenshot of a computer&#10;&#10;AI-generated content may be incorrect."/>
+            <wp:cNvGraphicFramePr>
+              <a:graphicFrameLocks xmlns:a="http://schemas.openxmlformats.org/drawingml/2006/main" noChangeAspect="1"/>
+            </wp:cNvGraphicFramePr>
+            <a:graphic xmlns:a="http://schemas.openxmlformats.org/drawingml/2006/main">
+              <a:graphicData uri="http://schemas.openxmlformats.org/drawingml/2006/picture">
+                <pic:pic xmlns:pic="http://schemas.openxmlformats.org/drawingml/2006/picture">
+                  <pic:nvPicPr>
+                    <pic:cNvPr id="1654045091" name="Picture 1" descr="A screenshot of a computer&#10;&#10;AI-generated content may be incorrect."/>
+                    <pic:cNvPicPr/>
+                  </pic:nvPicPr>
+                  <pic:blipFill>
+                    <a:blip r:embed="rId70"/>
+                    <a:stretch>
+                      <a:fillRect/>
+                    </a:stretch>
+                  </pic:blipFill>
+                  <pic:spPr>
+                    <a:xfrm>
+                      <a:off x="0" y="0"/>
+                      <a:ext cx="5731510" cy="2327275"/>
+                    </a:xfrm>
+                    <a:prstGeom prst="rect">
+                      <a:avLst/>
+                    </a:prstGeom>
+                  </pic:spPr>
+                </pic:pic>
+              </a:graphicData>
+            </a:graphic>
+          </wp:inline>
+        </w:drawing>
+      </w:r>
+    </w:p>
+    <w:p>
+      <w:r>
+        <w:t>Hit enter to open a command prompt directly inside the “NanoMQ Launcher” folder:</w:t>
+      </w:r>
+    </w:p>
+    <w:p>
+      <w:r>
+        <w:drawing>
+          <wp:inline distT="0" distB="0" distL="0" distR="0" wp14:anchorId="681AE434" wp14:editId="3FC97B99">
+            <wp:extent cx="5731510" cy="2949575"/>
+            <wp:effectExtent l="0" t="0" r="2540" b="3175"/>
+            <wp:docPr id="381682774" name="Picture 1" descr="A computer screen shot of a black screen&#10;&#10;AI-generated content may be incorrect."/>
+            <wp:cNvGraphicFramePr>
+              <a:graphicFrameLocks xmlns:a="http://schemas.openxmlformats.org/drawingml/2006/main" noChangeAspect="1"/>
+            </wp:cNvGraphicFramePr>
+            <a:graphic xmlns:a="http://schemas.openxmlformats.org/drawingml/2006/main">
+              <a:graphicData uri="http://schemas.openxmlformats.org/drawingml/2006/picture">
+                <pic:pic xmlns:pic="http://schemas.openxmlformats.org/drawingml/2006/picture">
+                  <pic:nvPicPr>
+                    <pic:cNvPr id="381682774" name="Picture 1" descr="A computer screen shot of a black screen&#10;&#10;AI-generated content may be incorrect."/>
+                    <pic:cNvPicPr/>
+                  </pic:nvPicPr>
+                  <pic:blipFill>
+                    <a:blip r:embed="rId71"/>
+                    <a:stretch>
+                      <a:fillRect/>
+                    </a:stretch>
+                  </pic:blipFill>
+                  <pic:spPr>
+                    <a:xfrm>
+                      <a:off x="0" y="0"/>
+                      <a:ext cx="5731510" cy="2949575"/>
+                    </a:xfrm>
+                    <a:prstGeom prst="rect">
+                      <a:avLst/>
+                    </a:prstGeom>
+                  </pic:spPr>
+                </pic:pic>
+              </a:graphicData>
+            </a:graphic>
+          </wp:inline>
+        </w:drawing>
+      </w:r>
+    </w:p>
+    <w:p>
+      <w:r>
+        <w:br w:type="page"/>
+      </w:r>
+    </w:p>
+    <w:p>
+      <w:r>
+        <w:lastRenderedPageBreak/>
+        <w:t>Type “launchNanoMQ.bat”, hit enter and NanoMQ should start:</w:t>
+      </w:r>
+    </w:p>
+    <w:p>
+      <w:r>
+        <w:drawing>
+          <wp:inline distT="0" distB="0" distL="0" distR="0" wp14:anchorId="0C01631C" wp14:editId="4F25660E">
+            <wp:extent cx="5731510" cy="2949575"/>
+            <wp:effectExtent l="0" t="0" r="2540" b="3175"/>
+            <wp:docPr id="1432231472" name="Picture 1" descr="A screenshot of a computer&#10;&#10;AI-generated content may be incorrect."/>
+            <wp:cNvGraphicFramePr>
+              <a:graphicFrameLocks xmlns:a="http://schemas.openxmlformats.org/drawingml/2006/main" noChangeAspect="1"/>
+            </wp:cNvGraphicFramePr>
+            <a:graphic xmlns:a="http://schemas.openxmlformats.org/drawingml/2006/main">
+              <a:graphicData uri="http://schemas.openxmlformats.org/drawingml/2006/picture">
+                <pic:pic xmlns:pic="http://schemas.openxmlformats.org/drawingml/2006/picture">
+                  <pic:nvPicPr>
+                    <pic:cNvPr id="1432231472" name="Picture 1" descr="A screenshot of a computer&#10;&#10;AI-generated content may be incorrect."/>
+                    <pic:cNvPicPr/>
+                  </pic:nvPicPr>
+                  <pic:blipFill>
+                    <a:blip r:embed="rId72"/>
+                    <a:stretch>
+                      <a:fillRect/>
+                    </a:stretch>
+                  </pic:blipFill>
+                  <pic:spPr>
+                    <a:xfrm>
+                      <a:off x="0" y="0"/>
+                      <a:ext cx="5731510" cy="2949575"/>
+                    </a:xfrm>
+                    <a:prstGeom prst="rect">
+                      <a:avLst/>
+                    </a:prstGeom>
+                  </pic:spPr>
+                </pic:pic>
+              </a:graphicData>
+            </a:graphic>
+          </wp:inline>
+        </w:drawing>
+      </w:r>
+    </w:p>
+    <w:p>
+      <w:r>
+        <w:t>If you connect FXP20KeyInjector, you should see the following line in the command prompt:</w:t>
+      </w:r>
+    </w:p>
+    <w:p>
+      <w:r>
+        <w:rPr>
+          <w:noProof/>
+        </w:rPr>
+        <mc:AlternateContent>
+          <mc:Choice Requires="wps">
+            <w:drawing>
+              <wp:anchor distT="45720" distB="45720" distL="114300" distR="114300" simplePos="0" relativeHeight="251688960" behindDoc="0" locked="0" layoutInCell="1" allowOverlap="1" wp14:anchorId="3C4BE678" wp14:editId="4C98F009">
+                <wp:simplePos x="0" y="0"/>
+                <wp:positionH relativeFrom="margin">
+                  <wp:align>right</wp:align>
+                </wp:positionH>
+                <wp:positionV relativeFrom="paragraph">
+                  <wp:posOffset>2209165</wp:posOffset>
+                </wp:positionV>
+                <wp:extent cx="5686425" cy="1404620"/>
+                <wp:effectExtent l="0" t="0" r="28575" b="14605"/>
+                <wp:wrapSquare wrapText="bothSides"/>
+                <wp:docPr id="217" name="Text Box 2"/>
+                <wp:cNvGraphicFramePr>
+                  <a:graphicFrameLocks xmlns:a="http://schemas.openxmlformats.org/drawingml/2006/main"/>
+                </wp:cNvGraphicFramePr>
+                <a:graphic xmlns:a="http://schemas.openxmlformats.org/drawingml/2006/main">
+                  <a:graphicData uri="http://schemas.microsoft.com/office/word/2010/wordprocessingShape">
+                    <wps:wsp>
+                      <wps:cNvSpPr txBox="1">
+                        <a:spLocks noChangeArrowheads="1"/>
+                      </wps:cNvSpPr>
+                      <wps:spPr bwMode="auto">
+                        <a:xfrm>
+                          <a:off x="0" y="0"/>
+                          <a:ext cx="5686425" cy="1404620"/>
+                        </a:xfrm>
+                        <a:prstGeom prst="rect">
+                          <a:avLst/>
+                        </a:prstGeom>
+                        <a:solidFill>
+                          <a:schemeClr val="tx1"/>
+                        </a:solidFill>
+                        <a:ln w="9525">
+                          <a:solidFill>
+                            <a:srgbClr val="000000"/>
+                          </a:solidFill>
+                          <a:miter lim="800000"/>
+                          <a:headEnd/>
+                          <a:tailEnd/>
+                        </a:ln>
+                      </wps:spPr>
+                      <wps:txbx>
+                        <w:txbxContent>
+                          <w:p>
+                            <w:r>
+                              <w:t>2025-10-30 09:53:34 [40264] WARN  D:\a\nanomq\nanomq\nng\src\sp\protocol\mqtt\mqtt_parser.c:1334 nano_msg_notify: 4a53d43fce3b4601875e60925dec1251 online!</w:t>
+                            </w:r>
+                          </w:p>
+                          <w:p>
+                            <w:r>
+                              <w:t>2025-10-30 09:53:34 [40264] INFO  D:\a\nanomq\nanomq\nanomq\sub_handler.c:96 decode_sub_msg: topic: [FXP20/Control] len: [13] pid [1]</w:t>
+                            </w:r>
+                          </w:p>
+                        </w:txbxContent>
+                      </wps:txbx>
+                      <wps:bodyPr rot="0" vert="horz" wrap="square" lIns="91440" tIns="45720" rIns="91440" bIns="45720" anchor="t" anchorCtr="0">
+                        <a:spAutoFit/>
+                      </wps:bodyPr>
+                    </wps:wsp>
+                  </a:graphicData>
+                </a:graphic>
+                <wp14:sizeRelH relativeFrom="margin">
+                  <wp14:pctWidth>0</wp14:pctWidth>
+                </wp14:sizeRelH>
+                <wp14:sizeRelV relativeFrom="margin">
+                  <wp14:pctHeight>20000</wp14:pctHeight>
+                </wp14:sizeRelV>
+              </wp:anchor>
+            </w:drawing>
+          </mc:Choice>
+          <mc:Fallback>
+            <w:pict>
+              <v:shape w14:anchorId="3C4BE678" id="Text Box 2" o:spid="_x0000_s1064" type="#_x0000_t202" style="position:absolute;margin-left:396.55pt;margin-top:173.95pt;width:447.75pt;height:110.6pt;z-index:251688960;visibility:visible;mso-wrap-style:square;mso-width-percent:0;mso-height-percent:200;mso-wrap-distance-left:9pt;mso-wrap-distance-top:3.6pt;mso-wrap-distance-right:9pt;mso-wrap-distance-bottom:3.6pt;mso-position-horizontal:right;mso-position-horizontal-relative:margin;mso-position-vertical:absolute;mso-position-vertical-relative:text;mso-width-percent:0;mso-height-percent:200;mso-width-relative:margin;mso-height-relative:margin;v-text-anchor:top" o:gfxdata="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" fillcolor="black [3213]">
+                <v:textbox style="mso-fit-shape-to-text:t">
+                  <w:txbxContent>
+                    <w:p>
+                      <w:r>
+                        <w:t>2025-10-30 09:53:34 [40264] WARN  D:\a\nanomq\nanomq\nng\src\sp\protocol\mqtt\mqtt_parser.c:1334 nano_msg_notify: 4a53d43fce3b4601875e60925dec1251 online!</w:t>
+                      </w:r>
+                    </w:p>
+                    <w:p>
+                      <w:r>
+                        <w:t>2025-10-30 09:53:34 [40264] INFO  D:\a\nanomq\nanomq\nanomq\sub_handler.c:96 decode_sub_msg: topic: [FXP20/Control] len: [13] pid [1]</w:t>
+                      </w:r>
+                    </w:p>
+                  </w:txbxContent>
+                </v:textbox>
+                <w10:wrap type="square" anchorx="margin"/>
+              </v:shape>
+            </w:pict>
+          </mc:Fallback>
+        </mc:AlternateContent>
+      </w:r>
+      <w:r>
+        <w:drawing>
+          <wp:inline distT="0" distB="0" distL="0" distR="0" wp14:anchorId="1DD07584" wp14:editId="38A1F0A4">
+            <wp:extent cx="5731510" cy="1907540"/>
+            <wp:effectExtent l="0" t="0" r="2540" b="0"/>
+            <wp:docPr id="360737308" name="Picture 1" descr="A screen shot of a computer&#10;&#10;AI-generated content may be incorrect."/>
+            <wp:cNvGraphicFramePr>
+              <a:graphicFrameLocks xmlns:a="http://schemas.openxmlformats.org/drawingml/2006/main" noChangeAspect="1"/>
+            </wp:cNvGraphicFramePr>
+            <a:graphic xmlns:a="http://schemas.openxmlformats.org/drawingml/2006/main">
+              <a:graphicData uri="http://schemas.openxmlformats.org/drawingml/2006/picture">
+                <pic:pic xmlns:pic="http://schemas.openxmlformats.org/drawingml/2006/picture">
+                  <pic:nvPicPr>
+                    <pic:cNvPr id="360737308" name="Picture 1" descr="A screen shot of a computer&#10;&#10;AI-generated content may be incorrect."/>
+                    <pic:cNvPicPr/>
+                  </pic:nvPicPr>
+                  <pic:blipFill>
+                    <a:blip r:embed="rId73"/>
+                    <a:stretch>
+                      <a:fillRect/>
+                    </a:stretch>
+                  </pic:blipFill>
+                  <pic:spPr>
+                    <a:xfrm>
+                      <a:off x="0" y="0"/>
+                      <a:ext cx="5731510" cy="1907540"/>
+                    </a:xfrm>
+                    <a:prstGeom prst="rect">
+                      <a:avLst/>
+                    </a:prstGeom>
+                  </pic:spPr>
+                </pic:pic>
+              </a:graphicData>
+            </a:graphic>
+          </wp:inline>
+        </w:drawing>
+      </w:r>
+    </w:p>
+    <w:p/>
+    <w:p/>
     <w:sectPr>
       <w:pgSz w:w="11906" w:h="16838"/>
       <w:pgMar w:top="1440" w:right="1440" w:bottom="1440" w:left="1440" w:header="708" w:footer="708" w:gutter="0"/>
@@ -24806,6 +24375,42 @@
     <w:abstractNumId w:val="6"/>
   </w:num>
   <w:num w:numId="24" w16cid:durableId="1435436526">
+    <w:abstractNumId w:val="5"/>
+    <w:lvlOverride w:ilvl="0">
+      <w:startOverride w:val="1"/>
+    </w:lvlOverride>
+  </w:num>
+  <w:num w:numId="25" w16cid:durableId="116293224">
+    <w:abstractNumId w:val="2"/>
+    <w:lvlOverride w:ilvl="0">
+      <w:startOverride w:val="1"/>
+    </w:lvlOverride>
+    <w:lvlOverride w:ilvl="1">
+      <w:startOverride w:val="1"/>
+    </w:lvlOverride>
+    <w:lvlOverride w:ilvl="2">
+      <w:startOverride w:val="1"/>
+    </w:lvlOverride>
+    <w:lvlOverride w:ilvl="3">
+      <w:startOverride w:val="1"/>
+    </w:lvlOverride>
+    <w:lvlOverride w:ilvl="4">
+      <w:startOverride w:val="1"/>
+    </w:lvlOverride>
+    <w:lvlOverride w:ilvl="5">
+      <w:startOverride w:val="1"/>
+    </w:lvlOverride>
+    <w:lvlOverride w:ilvl="6">
+      <w:startOverride w:val="1"/>
+    </w:lvlOverride>
+    <w:lvlOverride w:ilvl="7">
+      <w:startOverride w:val="1"/>
+    </w:lvlOverride>
+    <w:lvlOverride w:ilvl="8">
+      <w:startOverride w:val="1"/>
+    </w:lvlOverride>
+  </w:num>
+  <w:num w:numId="26" w16cid:durableId="159539746">
     <w:abstractNumId w:val="5"/>
     <w:lvlOverride w:ilvl="0">
       <w:startOverride w:val="1"/>
